--- a/docs/PROJECT_REPORT.docx
+++ b/docs/PROJECT_REPORT.docx
@@ -5155,7 +5155,94 @@
           <w:rFonts w:ascii="Calibri" w:hAnsi="Calibri" w:cs="Calibri" w:eastAsia="Calibri"/>
           <w:sz w:val="22"/>
         </w:rPr>
-        <w:t>numeric feature pool, masked above the diagonal.</w:t>
+        <w:t xml:space="preserve">numeric feature pool, masked above the diagonal. Pearson correlation for two variables </w:t>
+      </w:r>
+      <w:r>
+        <w:rPr>
+          <w:rFonts w:ascii="Consolas" w:hAnsi="Consolas" w:cs="Consolas" w:eastAsia="Consolas"/>
+          <w:sz w:val="20"/>
+        </w:rPr>
+        <w:t>x</w:t>
+      </w:r>
+      <w:r>
+        <w:rPr>
+          <w:rFonts w:ascii="Calibri" w:hAnsi="Calibri" w:cs="Calibri" w:eastAsia="Calibri"/>
+          <w:sz w:val="22"/>
+        </w:rPr>
+        <w:t xml:space="preserve"> and </w:t>
+      </w:r>
+      <w:r>
+        <w:rPr>
+          <w:rFonts w:ascii="Consolas" w:hAnsi="Consolas" w:cs="Consolas" w:eastAsia="Consolas"/>
+          <w:sz w:val="20"/>
+        </w:rPr>
+        <w:t>y</w:t>
+      </w:r>
+      <w:r>
+        <w:rPr>
+          <w:rFonts w:ascii="Calibri" w:hAnsi="Calibri" w:cs="Calibri" w:eastAsia="Calibri"/>
+          <w:sz w:val="22"/>
+        </w:rPr>
+        <w:t xml:space="preserve"> is</w:t>
+      </w:r>
+    </w:p>
+    <w:p>
+      <w:pPr>
+        <w:spacing w:before="0" w:after="0"/>
+        <w:ind w:left="340"/>
+      </w:pPr>
+      <w:r>
+        <w:rPr>
+          <w:rFonts w:ascii="Consolas" w:hAnsi="Consolas" w:cs="Consolas" w:eastAsia="Consolas"/>
+          <w:color w:val="222222"/>
+          <w:sz w:val="19"/>
+        </w:rPr>
+        <w:t xml:space="preserve">  r = sum((xi - x_mean) * (yi - y_mean))</w:t>
+      </w:r>
+    </w:p>
+    <w:p>
+      <w:pPr>
+        <w:spacing w:before="0" w:after="0"/>
+        <w:ind w:left="340"/>
+      </w:pPr>
+      <w:r>
+        <w:rPr>
+          <w:rFonts w:ascii="Consolas" w:hAnsi="Consolas" w:cs="Consolas" w:eastAsia="Consolas"/>
+          <w:color w:val="222222"/>
+          <w:sz w:val="19"/>
+        </w:rPr>
+        <w:t xml:space="preserve">      / sqrt(sum((xi - x_mean)^2) * sum((yi - y_mean)^2))</w:t>
+      </w:r>
+    </w:p>
+    <w:p>
+      <w:pPr>
+        <w:spacing w:after="120"/>
+      </w:pPr>
+    </w:p>
+    <w:p>
+      <w:pPr>
+        <w:spacing w:after="160"/>
+      </w:pPr>
+      <w:r>
+        <w:rPr>
+          <w:rFonts w:ascii="Calibri" w:hAnsi="Calibri" w:cs="Calibri" w:eastAsia="Calibri"/>
+          <w:sz w:val="22"/>
+        </w:rPr>
+        <w:t xml:space="preserve">computed pairwise by </w:t>
+      </w:r>
+      <w:r>
+        <w:rPr>
+          <w:rFonts w:ascii="Consolas" w:hAnsi="Consolas" w:cs="Consolas" w:eastAsia="Consolas"/>
+          <w:sz w:val="20"/>
+        </w:rPr>
+        <w:t>pandas.DataFrame.corr(method='pearson')</w:t>
+      </w:r>
+      <w:r>
+        <w:rPr>
+          <w:rFonts w:ascii="Calibri" w:hAnsi="Calibri" w:cs="Calibri" w:eastAsia="Calibri"/>
+          <w:sz w:val="22"/>
+        </w:rPr>
+        <w:t>.</w:t>
       </w:r>
     </w:p>
     <w:p>
@@ -5238,6 +5325,77 @@
           <w:sz w:val="22"/>
         </w:rPr>
         <w:t xml:space="preserve"> at significance threshold p &lt; 0.05.</w:t>
+      </w:r>
+    </w:p>
+    <w:p>
+      <w:pPr>
+        <w:spacing w:after="160"/>
+      </w:pPr>
+      <w:r>
+        <w:rPr>
+          <w:rFonts w:ascii="Calibri" w:hAnsi="Calibri" w:cs="Calibri" w:eastAsia="Calibri"/>
+          <w:sz w:val="22"/>
+        </w:rPr>
+        <w:t>The Pearson chi-square statistic is</w:t>
+      </w:r>
+    </w:p>
+    <w:p>
+      <w:pPr>
+        <w:spacing w:before="0" w:after="0"/>
+        <w:ind w:left="340"/>
+      </w:pPr>
+      <w:r>
+        <w:rPr>
+          <w:rFonts w:ascii="Consolas" w:hAnsi="Consolas" w:cs="Consolas" w:eastAsia="Consolas"/>
+          <w:color w:val="222222"/>
+          <w:sz w:val="19"/>
+        </w:rPr>
+        <w:t>chi2 = sum_over_cells((observed - expected)^2 / expected)</w:t>
+      </w:r>
+    </w:p>
+    <w:p>
+      <w:pPr>
+        <w:spacing w:after="120"/>
+      </w:pPr>
+    </w:p>
+    <w:p>
+      <w:pPr>
+        <w:spacing w:after="160"/>
+      </w:pPr>
+      <w:r>
+        <w:rPr>
+          <w:rFonts w:ascii="Calibri" w:hAnsi="Calibri" w:cs="Calibri" w:eastAsia="Calibri"/>
+          <w:sz w:val="22"/>
+        </w:rPr>
+        <w:t xml:space="preserve">where </w:t>
+      </w:r>
+      <w:r>
+        <w:rPr>
+          <w:rFonts w:ascii="Consolas" w:hAnsi="Consolas" w:cs="Consolas" w:eastAsia="Consolas"/>
+          <w:sz w:val="20"/>
+        </w:rPr>
+        <w:t>expected_ij = row_total_i * col_total_j / grand_total</w:t>
+      </w:r>
+      <w:r>
+        <w:rPr>
+          <w:rFonts w:ascii="Calibri" w:hAnsi="Calibri" w:cs="Calibri" w:eastAsia="Calibri"/>
+          <w:sz w:val="22"/>
+        </w:rPr>
+        <w:t xml:space="preserve">, evaluated against the chi-square distribution with </w:t>
+      </w:r>
+      <w:r>
+        <w:rPr>
+          <w:rFonts w:ascii="Consolas" w:hAnsi="Consolas" w:cs="Consolas" w:eastAsia="Consolas"/>
+          <w:sz w:val="20"/>
+        </w:rPr>
+        <w:t>(rows - 1) * (cols - 1)</w:t>
+      </w:r>
+      <w:r>
+        <w:rPr>
+          <w:rFonts w:ascii="Calibri" w:hAnsi="Calibri" w:cs="Calibri" w:eastAsia="Calibri"/>
+          <w:sz w:val="22"/>
+        </w:rPr>
+        <w:t xml:space="preserve"> degrees of freedom. For our 2 x 3 tables the degrees of freedom is 2.</w:t>
       </w:r>
     </w:p>
     <w:tbl>
@@ -5749,6 +5907,122 @@
           <w:sz w:val="22"/>
         </w:rPr>
         <w:t xml:space="preserve"> fit with discomfort as outcome and the following predictors: workload_score, age_ord, job_duration_ord, fatigue_score, income_ord, education_ord, deliveries_num, work_hours_num, vehicle_rank, carrying_contact_rank, gender_rank.</w:t>
+      </w:r>
+    </w:p>
+    <w:p>
+      <w:pPr>
+        <w:spacing w:after="160"/>
+      </w:pPr>
+      <w:r>
+        <w:rPr>
+          <w:rFonts w:ascii="Calibri" w:hAnsi="Calibri" w:cs="Calibri" w:eastAsia="Calibri"/>
+          <w:sz w:val="22"/>
+        </w:rPr>
+        <w:t>The logistic model is</w:t>
+      </w:r>
+    </w:p>
+    <w:p>
+      <w:pPr>
+        <w:spacing w:before="0" w:after="0"/>
+        <w:ind w:left="340"/>
+      </w:pPr>
+      <w:r>
+        <w:rPr>
+          <w:rFonts w:ascii="Consolas" w:hAnsi="Consolas" w:cs="Consolas" w:eastAsia="Consolas"/>
+          <w:color w:val="222222"/>
+          <w:sz w:val="19"/>
+        </w:rPr>
+        <w:t>P(discomfort = 1 | X) = 1 / (1 + exp(-(b0 + b1*x1 + b2*x2 + ... + bk*xk)))</w:t>
+      </w:r>
+    </w:p>
+    <w:p>
+      <w:pPr>
+        <w:spacing w:after="120"/>
+      </w:pPr>
+    </w:p>
+    <w:p>
+      <w:pPr>
+        <w:spacing w:after="160"/>
+      </w:pPr>
+      <w:r>
+        <w:rPr>
+          <w:rFonts w:ascii="Calibri" w:hAnsi="Calibri" w:cs="Calibri" w:eastAsia="Calibri"/>
+          <w:sz w:val="22"/>
+        </w:rPr>
+        <w:t>equivalently</w:t>
+      </w:r>
+    </w:p>
+    <w:p>
+      <w:pPr>
+        <w:spacing w:before="0" w:after="0"/>
+        <w:ind w:left="340"/>
+      </w:pPr>
+      <w:r>
+        <w:rPr>
+          <w:rFonts w:ascii="Consolas" w:hAnsi="Consolas" w:cs="Consolas" w:eastAsia="Consolas"/>
+          <w:color w:val="222222"/>
+          <w:sz w:val="19"/>
+        </w:rPr>
+        <w:t>logit(P) = log(P / (1 - P)) = b0 + b1*x1 + b2*x2 + ... + bk*xk</w:t>
+      </w:r>
+    </w:p>
+    <w:p>
+      <w:pPr>
+        <w:spacing w:after="120"/>
+      </w:pPr>
+    </w:p>
+    <w:p>
+      <w:pPr>
+        <w:spacing w:after="160"/>
+      </w:pPr>
+      <w:r>
+        <w:rPr>
+          <w:rFonts w:ascii="Calibri" w:hAnsi="Calibri" w:cs="Calibri" w:eastAsia="Calibri"/>
+          <w:sz w:val="22"/>
+        </w:rPr>
+        <w:t xml:space="preserve">with maximum-likelihood fitting via the Newton-Raphson iterations that statsmodels uses by default. The odds ratio for predictor </w:t>
+      </w:r>
+      <w:r>
+        <w:rPr>
+          <w:rFonts w:ascii="Consolas" w:hAnsi="Consolas" w:cs="Consolas" w:eastAsia="Consolas"/>
+          <w:sz w:val="20"/>
+        </w:rPr>
+        <w:t>j</w:t>
+      </w:r>
+      <w:r>
+        <w:rPr>
+          <w:rFonts w:ascii="Calibri" w:hAnsi="Calibri" w:cs="Calibri" w:eastAsia="Calibri"/>
+          <w:sz w:val="22"/>
+        </w:rPr>
+        <w:t xml:space="preserve"> is </w:t>
+      </w:r>
+      <w:r>
+        <w:rPr>
+          <w:rFonts w:ascii="Consolas" w:hAnsi="Consolas" w:cs="Consolas" w:eastAsia="Consolas"/>
+          <w:sz w:val="20"/>
+        </w:rPr>
+        <w:t>exp(bj)</w:t>
+      </w:r>
+      <w:r>
+        <w:rPr>
+          <w:rFonts w:ascii="Calibri" w:hAnsi="Calibri" w:cs="Calibri" w:eastAsia="Calibri"/>
+          <w:sz w:val="22"/>
+        </w:rPr>
+        <w:t xml:space="preserve">, and the 95% confidence interval for the OR is </w:t>
+      </w:r>
+      <w:r>
+        <w:rPr>
+          <w:rFonts w:ascii="Consolas" w:hAnsi="Consolas" w:cs="Consolas" w:eastAsia="Consolas"/>
+          <w:sz w:val="20"/>
+        </w:rPr>
+        <w:t>exp(bj +/- 1.96 * SE(bj))</w:t>
+      </w:r>
+      <w:r>
+        <w:rPr>
+          <w:rFonts w:ascii="Calibri" w:hAnsi="Calibri" w:cs="Calibri" w:eastAsia="Calibri"/>
+          <w:sz w:val="22"/>
+        </w:rPr>
+        <w:t>.</w:t>
       </w:r>
     </w:p>
     <w:p>
@@ -8201,7 +8475,66 @@
           <w:rFonts w:ascii="Calibri" w:hAnsi="Calibri" w:cs="Calibri" w:eastAsia="Calibri"/>
           <w:sz w:val="22"/>
         </w:rPr>
-        <w:t xml:space="preserve">SMOTE (Synthetic Minority Over-sampling Technique) generates synthetic training examples for minority classes by linearly interpolating between an existing minority sample and one of its k nearest minority neighbours. We use </w:t>
+        <w:t xml:space="preserve">SMOTE (Synthetic Minority Over-sampling Technique) generates synthetic training examples for minority classes by linearly interpolating between an existing minority sample and one of its k nearest minority neighbours. For a minority sample </w:t>
+      </w:r>
+      <w:r>
+        <w:rPr>
+          <w:rFonts w:ascii="Consolas" w:hAnsi="Consolas" w:cs="Consolas" w:eastAsia="Consolas"/>
+          <w:sz w:val="20"/>
+        </w:rPr>
+        <w:t>x_i</w:t>
+      </w:r>
+      <w:r>
+        <w:rPr>
+          <w:rFonts w:ascii="Calibri" w:hAnsi="Calibri" w:cs="Calibri" w:eastAsia="Calibri"/>
+          <w:sz w:val="22"/>
+        </w:rPr>
+        <w:t xml:space="preserve"> and one of its k nearest minority neighbours </w:t>
+      </w:r>
+      <w:r>
+        <w:rPr>
+          <w:rFonts w:ascii="Consolas" w:hAnsi="Consolas" w:cs="Consolas" w:eastAsia="Consolas"/>
+          <w:sz w:val="20"/>
+        </w:rPr>
+        <w:t>x_nn</w:t>
+      </w:r>
+      <w:r>
+        <w:rPr>
+          <w:rFonts w:ascii="Calibri" w:hAnsi="Calibri" w:cs="Calibri" w:eastAsia="Calibri"/>
+          <w:sz w:val="22"/>
+        </w:rPr>
+        <w:t xml:space="preserve"> chosen at random, the synthetic sample is</w:t>
+      </w:r>
+    </w:p>
+    <w:p>
+      <w:pPr>
+        <w:spacing w:before="0" w:after="0"/>
+        <w:ind w:left="340"/>
+      </w:pPr>
+      <w:r>
+        <w:rPr>
+          <w:rFonts w:ascii="Consolas" w:hAnsi="Consolas" w:cs="Consolas" w:eastAsia="Consolas"/>
+          <w:color w:val="222222"/>
+          <w:sz w:val="19"/>
+        </w:rPr>
+        <w:t>x_new = x_i + lambda * (x_nn - x_i)        with lambda ~ Uniform(0, 1)</w:t>
+      </w:r>
+    </w:p>
+    <w:p>
+      <w:pPr>
+        <w:spacing w:after="120"/>
+      </w:pPr>
+    </w:p>
+    <w:p>
+      <w:pPr>
+        <w:spacing w:after="160"/>
+      </w:pPr>
+      <w:r>
+        <w:rPr>
+          <w:rFonts w:ascii="Calibri" w:hAnsi="Calibri" w:cs="Calibri" w:eastAsia="Calibri"/>
+          <w:sz w:val="22"/>
+        </w:rPr>
+        <w:t xml:space="preserve">The k nearest neighbours are computed in the original (un-rescaled) feature space using Euclidean distance. We use </w:t>
       </w:r>
       <w:r>
         <w:rPr>
@@ -9302,7 +9635,7 @@
           <w:color w:val="2E86AB"/>
           <w:sz w:val="24"/>
         </w:rPr>
-        <w:t>11.1 Confusion matrices</w:t>
+        <w:t>11.1 Metric definitions</w:t>
       </w:r>
     </w:p>
     <w:p>
@@ -9311,38 +9644,227 @@
       </w:pPr>
       <w:r>
         <w:rPr>
+          <w:rFonts w:ascii="Calibri" w:hAnsi="Calibri" w:cs="Calibri" w:eastAsia="Calibri"/>
+          <w:sz w:val="22"/>
+        </w:rPr>
+        <w:t xml:space="preserve">For each class </w:t>
+      </w:r>
+      <w:r>
+        <w:rPr>
           <w:rFonts w:ascii="Consolas" w:hAnsi="Consolas" w:cs="Consolas" w:eastAsia="Consolas"/>
           <w:sz w:val="20"/>
         </w:rPr>
-        <w:t>sklearn.metrics.confusion_matrix(y_true, y_pred, labels=present_codes)</w:t>
-      </w:r>
-      <w:r>
-        <w:rPr>
-          <w:rFonts w:ascii="Calibri" w:hAnsi="Calibri" w:cs="Calibri" w:eastAsia="Calibri"/>
-          <w:sz w:val="22"/>
-        </w:rPr>
-        <w:t xml:space="preserve"> produces a square matrix. Rows are true classes, columns are predicted classes. The figure </w:t>
+        <w:t>c</w:t>
+      </w:r>
+      <w:r>
+        <w:rPr>
+          <w:rFonts w:ascii="Calibri" w:hAnsi="Calibri" w:cs="Calibri" w:eastAsia="Calibri"/>
+          <w:sz w:val="22"/>
+        </w:rPr>
+        <w:t xml:space="preserve"> in a target with the multi-class confusion matrix counts (TP, FP, FN, TN computed in a one-vs-rest sense):</w:t>
+      </w:r>
+    </w:p>
+    <w:p>
+      <w:pPr>
+        <w:spacing w:before="0" w:after="0"/>
+        <w:ind w:left="340"/>
+      </w:pPr>
+      <w:r>
+        <w:rPr>
+          <w:rFonts w:ascii="Consolas" w:hAnsi="Consolas" w:cs="Consolas" w:eastAsia="Consolas"/>
+          <w:color w:val="222222"/>
+          <w:sz w:val="19"/>
+        </w:rPr>
+        <w:t>precision_c = TP_c / (TP_c + FP_c)</w:t>
+      </w:r>
+    </w:p>
+    <w:p>
+      <w:pPr>
+        <w:spacing w:before="0" w:after="0"/>
+        <w:ind w:left="340"/>
+      </w:pPr>
+      <w:r>
+        <w:rPr>
+          <w:rFonts w:ascii="Consolas" w:hAnsi="Consolas" w:cs="Consolas" w:eastAsia="Consolas"/>
+          <w:color w:val="222222"/>
+          <w:sz w:val="19"/>
+        </w:rPr>
+        <w:t>recall_c    = TP_c / (TP_c + FN_c)</w:t>
+      </w:r>
+    </w:p>
+    <w:p>
+      <w:pPr>
+        <w:spacing w:before="0" w:after="0"/>
+        <w:ind w:left="340"/>
+      </w:pPr>
+      <w:r>
+        <w:rPr>
+          <w:rFonts w:ascii="Consolas" w:hAnsi="Consolas" w:cs="Consolas" w:eastAsia="Consolas"/>
+          <w:color w:val="222222"/>
+          <w:sz w:val="19"/>
+        </w:rPr>
+        <w:t>F1_c        = 2 * precision_c * recall_c / (precision_c + recall_c)</w:t>
+      </w:r>
+    </w:p>
+    <w:p>
+      <w:pPr>
+        <w:spacing w:after="120"/>
+      </w:pPr>
+    </w:p>
+    <w:p>
+      <w:pPr>
+        <w:spacing w:after="160"/>
+      </w:pPr>
+      <w:r>
+        <w:rPr>
+          <w:rFonts w:ascii="Calibri" w:hAnsi="Calibri" w:cs="Calibri" w:eastAsia="Calibri"/>
+          <w:sz w:val="22"/>
+        </w:rPr>
+        <w:t>Macro-averaged scores treat each class equally:</w:t>
+      </w:r>
+    </w:p>
+    <w:p>
+      <w:pPr>
+        <w:spacing w:before="0" w:after="0"/>
+        <w:ind w:left="340"/>
+      </w:pPr>
+      <w:r>
+        <w:rPr>
+          <w:rFonts w:ascii="Consolas" w:hAnsi="Consolas" w:cs="Consolas" w:eastAsia="Consolas"/>
+          <w:color w:val="222222"/>
+          <w:sz w:val="19"/>
+        </w:rPr>
+        <w:t>precision_macro = mean over c of precision_c</w:t>
+      </w:r>
+    </w:p>
+    <w:p>
+      <w:pPr>
+        <w:spacing w:before="0" w:after="0"/>
+        <w:ind w:left="340"/>
+      </w:pPr>
+      <w:r>
+        <w:rPr>
+          <w:rFonts w:ascii="Consolas" w:hAnsi="Consolas" w:cs="Consolas" w:eastAsia="Consolas"/>
+          <w:color w:val="222222"/>
+          <w:sz w:val="19"/>
+        </w:rPr>
+        <w:t>recall_macro    = mean over c of recall_c</w:t>
+      </w:r>
+    </w:p>
+    <w:p>
+      <w:pPr>
+        <w:spacing w:before="0" w:after="0"/>
+        <w:ind w:left="340"/>
+      </w:pPr>
+      <w:r>
+        <w:rPr>
+          <w:rFonts w:ascii="Consolas" w:hAnsi="Consolas" w:cs="Consolas" w:eastAsia="Consolas"/>
+          <w:color w:val="222222"/>
+          <w:sz w:val="19"/>
+        </w:rPr>
+        <w:t>F1_macro        = mean over c of F1_c</w:t>
+      </w:r>
+    </w:p>
+    <w:p>
+      <w:pPr>
+        <w:spacing w:after="120"/>
+      </w:pPr>
+    </w:p>
+    <w:p>
+      <w:pPr>
+        <w:spacing w:after="160"/>
+      </w:pPr>
+      <w:r>
+        <w:rPr>
+          <w:rFonts w:ascii="Calibri" w:hAnsi="Calibri" w:cs="Calibri" w:eastAsia="Calibri"/>
+          <w:sz w:val="22"/>
+        </w:rPr>
+        <w:t xml:space="preserve">Macro-averaged scoring is what </w:t>
       </w:r>
       <w:r>
         <w:rPr>
           <w:rFonts w:ascii="Consolas" w:hAnsi="Consolas" w:cs="Consolas" w:eastAsia="Consolas"/>
           <w:sz w:val="20"/>
         </w:rPr>
-        <w:t>outputs/figures/confusion_matrices.png</w:t>
-      </w:r>
-      <w:r>
-        <w:rPr>
-          <w:rFonts w:ascii="Calibri" w:hAnsi="Calibri" w:cs="Calibri" w:eastAsia="Calibri"/>
-          <w:sz w:val="22"/>
-        </w:rPr>
-        <w:t xml:space="preserve"> arranges the six matrices in a 2x3 grid with one matrix per target. The long-form data is saved to </w:t>
-      </w:r>
+        <w:t>GridSearchCV</w:t>
+      </w:r>
+      <w:r>
+        <w:rPr>
+          <w:rFonts w:ascii="Calibri" w:hAnsi="Calibri" w:cs="Calibri" w:eastAsia="Calibri"/>
+          <w:sz w:val="22"/>
+        </w:rPr>
+        <w:t xml:space="preserve"> optimises here so a model that ignores the minority classes is penalised even if its raw accuracy is high.</w:t>
+      </w:r>
+    </w:p>
+    <w:p>
+      <w:pPr>
+        <w:spacing w:after="160"/>
+      </w:pPr>
+      <w:r>
+        <w:rPr>
+          <w:rFonts w:ascii="Calibri" w:hAnsi="Calibri" w:cs="Calibri" w:eastAsia="Calibri"/>
+          <w:sz w:val="22"/>
+        </w:rPr>
+        <w:t>Raw accuracy is</w:t>
+      </w:r>
+    </w:p>
+    <w:p>
+      <w:pPr>
+        <w:spacing w:before="0" w:after="0"/>
+        <w:ind w:left="340"/>
+      </w:pPr>
+      <w:r>
+        <w:rPr>
+          <w:rFonts w:ascii="Consolas" w:hAnsi="Consolas" w:cs="Consolas" w:eastAsia="Consolas"/>
+          <w:color w:val="222222"/>
+          <w:sz w:val="19"/>
+        </w:rPr>
+        <w:t>accuracy = correct_predictions / total_predictions</w:t>
+      </w:r>
+    </w:p>
+    <w:p>
+      <w:pPr>
+        <w:spacing w:after="120"/>
+      </w:pPr>
+    </w:p>
+    <w:p>
+      <w:pPr>
+        <w:spacing w:after="160"/>
+      </w:pPr>
       <w:r>
         <w:rPr>
           <w:rFonts w:ascii="Consolas" w:hAnsi="Consolas" w:cs="Consolas" w:eastAsia="Consolas"/>
           <w:sz w:val="20"/>
         </w:rPr>
-        <w:t>outputs/tables/confusion_matrices.csv</w:t>
+        <w:t>overfit_gap = train_accuracy - cv_accuracy</w:t>
+      </w:r>
+      <w:r>
+        <w:rPr>
+          <w:rFonts w:ascii="Calibri" w:hAnsi="Calibri" w:cs="Calibri" w:eastAsia="Calibri"/>
+          <w:sz w:val="22"/>
+        </w:rPr>
+        <w:t xml:space="preserve"> flags models that generalise poorly; we mark any factor with </w:t>
+      </w:r>
+      <w:r>
+        <w:rPr>
+          <w:rFonts w:ascii="Consolas" w:hAnsi="Consolas" w:cs="Consolas" w:eastAsia="Consolas"/>
+          <w:sz w:val="20"/>
+        </w:rPr>
+        <w:t>overfit_gap &gt; 0.15</w:t>
+      </w:r>
+      <w:r>
+        <w:rPr>
+          <w:rFonts w:ascii="Calibri" w:hAnsi="Calibri" w:cs="Calibri" w:eastAsia="Calibri"/>
+          <w:sz w:val="22"/>
+        </w:rPr>
+        <w:t xml:space="preserve"> in </w:t>
+      </w:r>
+      <w:r>
+        <w:rPr>
+          <w:rFonts w:ascii="Consolas" w:hAnsi="Consolas" w:cs="Consolas" w:eastAsia="Consolas"/>
+          <w:sz w:val="20"/>
+        </w:rPr>
+        <w:t>phase6_summary.csv</w:t>
       </w:r>
       <w:r>
         <w:rPr>
@@ -9350,6 +9872,18 @@
           <w:sz w:val="22"/>
         </w:rPr>
         <w:t>.</w:t>
+      </w:r>
+    </w:p>
+    <w:p>
+      <w:pPr>
+        <w:spacing w:after="160"/>
+      </w:pPr>
+      <w:r>
+        <w:rPr>
+          <w:rFonts w:ascii="Calibri" w:hAnsi="Calibri" w:cs="Calibri" w:eastAsia="Calibri"/>
+          <w:sz w:val="22"/>
+        </w:rPr>
+        <w:t>ROC-AUC (Area Under the Receiver Operating Characteristic Curve) for a single class is the probability that a randomly chosen positive instance is ranked higher by the model's predicted score than a randomly chosen negative instance. The Mann-Whitney U statistic provides a closed-form equivalent. Per-class AUC is computed one-vs-rest; macro AUC is the unweighted mean across classes.</w:t>
       </w:r>
     </w:p>
     <w:p>
@@ -9364,7 +9898,69 @@
           <w:color w:val="2E86AB"/>
           <w:sz w:val="24"/>
         </w:rPr>
-        <w:t>11.2 Classification reports</w:t>
+        <w:t>11.2 Confusion matrices</w:t>
+      </w:r>
+    </w:p>
+    <w:p>
+      <w:pPr>
+        <w:spacing w:after="160"/>
+      </w:pPr>
+      <w:r>
+        <w:rPr>
+          <w:rFonts w:ascii="Consolas" w:hAnsi="Consolas" w:cs="Consolas" w:eastAsia="Consolas"/>
+          <w:sz w:val="20"/>
+        </w:rPr>
+        <w:t>sklearn.metrics.confusion_matrix(y_true, y_pred, labels=present_codes)</w:t>
+      </w:r>
+      <w:r>
+        <w:rPr>
+          <w:rFonts w:ascii="Calibri" w:hAnsi="Calibri" w:cs="Calibri" w:eastAsia="Calibri"/>
+          <w:sz w:val="22"/>
+        </w:rPr>
+        <w:t xml:space="preserve"> produces a square matrix. Rows are true classes, columns are predicted classes. The figure </w:t>
+      </w:r>
+      <w:r>
+        <w:rPr>
+          <w:rFonts w:ascii="Consolas" w:hAnsi="Consolas" w:cs="Consolas" w:eastAsia="Consolas"/>
+          <w:sz w:val="20"/>
+        </w:rPr>
+        <w:t>outputs/figures/confusion_matrices.png</w:t>
+      </w:r>
+      <w:r>
+        <w:rPr>
+          <w:rFonts w:ascii="Calibri" w:hAnsi="Calibri" w:cs="Calibri" w:eastAsia="Calibri"/>
+          <w:sz w:val="22"/>
+        </w:rPr>
+        <w:t xml:space="preserve"> arranges the six matrices in a 2x3 grid with one matrix per target. The long-form data is saved to </w:t>
+      </w:r>
+      <w:r>
+        <w:rPr>
+          <w:rFonts w:ascii="Consolas" w:hAnsi="Consolas" w:cs="Consolas" w:eastAsia="Consolas"/>
+          <w:sz w:val="20"/>
+        </w:rPr>
+        <w:t>outputs/tables/confusion_matrices.csv</w:t>
+      </w:r>
+      <w:r>
+        <w:rPr>
+          <w:rFonts w:ascii="Calibri" w:hAnsi="Calibri" w:cs="Calibri" w:eastAsia="Calibri"/>
+          <w:sz w:val="22"/>
+        </w:rPr>
+        <w:t>.</w:t>
+      </w:r>
+    </w:p>
+    <w:p>
+      <w:pPr>
+        <w:keepNext/>
+        <w:spacing w:before="240" w:after="80"/>
+      </w:pPr>
+      <w:r>
+        <w:rPr>
+          <w:rFonts w:ascii="Calibri" w:hAnsi="Calibri" w:cs="Calibri" w:eastAsia="Calibri"/>
+          <w:b/>
+          <w:color w:val="2E86AB"/>
+          <w:sz w:val="24"/>
+        </w:rPr>
+        <w:t>11.3 Classification reports</w:t>
       </w:r>
     </w:p>
     <w:p>

--- a/docs/PROJECT_REPORT.docx
+++ b/docs/PROJECT_REPORT.docx
@@ -620,46 +620,6 @@
           <w:sz w:val="22"/>
         </w:rPr>
         <w:t>feature importance plots</w:t>
-      </w:r>
-    </w:p>
-    <w:p>
-      <w:pPr>
-        <w:spacing w:after="160"/>
-      </w:pPr>
-      <w:r>
-        <w:rPr>
-          <w:rFonts w:ascii="Calibri" w:hAnsi="Calibri" w:cs="Calibri" w:eastAsia="Calibri"/>
-          <w:sz w:val="22"/>
-        </w:rPr>
-        <w:t xml:space="preserve">Two helper scripts produce polished outputs. </w:t>
-      </w:r>
-      <w:r>
-        <w:rPr>
-          <w:rFonts w:ascii="Consolas" w:hAnsi="Consolas" w:cs="Consolas" w:eastAsia="Consolas"/>
-          <w:sz w:val="20"/>
-        </w:rPr>
-        <w:t>src/build_results_deck.py</w:t>
-      </w:r>
-      <w:r>
-        <w:rPr>
-          <w:rFonts w:ascii="Calibri" w:hAnsi="Calibri" w:cs="Calibri" w:eastAsia="Calibri"/>
-          <w:sz w:val="22"/>
-        </w:rPr>
-        <w:t xml:space="preserve"> appends the Phase 4-7 figures and result tables onto the original presentation deck. </w:t>
-      </w:r>
-      <w:r>
-        <w:rPr>
-          <w:rFonts w:ascii="Consolas" w:hAnsi="Consolas" w:cs="Consolas" w:eastAsia="Consolas"/>
-          <w:sz w:val="20"/>
-        </w:rPr>
-        <w:t>src/build_project_doc.py</w:t>
-      </w:r>
-      <w:r>
-        <w:rPr>
-          <w:rFonts w:ascii="Calibri" w:hAnsi="Calibri" w:cs="Calibri" w:eastAsia="Calibri"/>
-          <w:sz w:val="22"/>
-        </w:rPr>
-        <w:t xml:space="preserve"> builds the Word version of this report.</w:t>
       </w:r>
     </w:p>
     <w:p>
@@ -12595,34 +12555,6 @@
     </w:p>
     <w:p>
       <w:pPr>
-        <w:spacing w:before="0" w:after="0"/>
-        <w:ind w:left="340"/>
-      </w:pPr>
-      <w:r>
-        <w:rPr>
-          <w:rFonts w:ascii="Consolas" w:hAnsi="Consolas" w:cs="Consolas" w:eastAsia="Consolas"/>
-          <w:color w:val="222222"/>
-          <w:sz w:val="19"/>
-        </w:rPr>
-        <w:t>python src/build_results_deck.py</w:t>
-      </w:r>
-    </w:p>
-    <w:p>
-      <w:pPr>
-        <w:spacing w:before="0" w:after="0"/>
-        <w:ind w:left="340"/>
-      </w:pPr>
-      <w:r>
-        <w:rPr>
-          <w:rFonts w:ascii="Consolas" w:hAnsi="Consolas" w:cs="Consolas" w:eastAsia="Consolas"/>
-          <w:color w:val="222222"/>
-          <w:sz w:val="19"/>
-        </w:rPr>
-        <w:t>python src/build_project_doc.py</w:t>
-      </w:r>
-    </w:p>
-    <w:p>
-      <w:pPr>
         <w:spacing w:after="120"/>
       </w:pPr>
     </w:p>
@@ -12635,7 +12567,7 @@
           <w:rFonts w:ascii="Calibri" w:hAnsi="Calibri" w:cs="Calibri" w:eastAsia="Calibri"/>
           <w:sz w:val="22"/>
         </w:rPr>
-        <w:t>All saved artefacts (CSV tables, PNG figures, PKL models, the PPTX deck, the DOCX write-up) are regenerated bit-identically on re-run (modulo PNG metadata timestamps inserted by matplotlib).</w:t>
+        <w:t>All saved artefacts (CSV tables, PNG figures, PKL models) are regenerated bit-identically on re-run (modulo PNG metadata timestamps inserted by matplotlib).</w:t>
       </w:r>
     </w:p>
     <w:p>
@@ -13239,7 +13171,7 @@
           <w:color w:val="222222"/>
           <w:sz w:val="19"/>
         </w:rPr>
-        <w:t xml:space="preserve">    development_plan.md             original execution plan</w:t>
+        <w:t xml:space="preserve">  data/</w:t>
       </w:r>
     </w:p>
     <w:p>
@@ -13253,7 +13185,7 @@
           <w:color w:val="222222"/>
           <w:sz w:val="19"/>
         </w:rPr>
-        <w:t xml:space="preserve">  data/</w:t>
+        <w:t xml:space="preserve">    raw/                            delivery_rider_survey.csv, posture_data.xlsx</w:t>
       </w:r>
     </w:p>
     <w:p>
@@ -13267,7 +13199,7 @@
           <w:color w:val="222222"/>
           <w:sz w:val="19"/>
         </w:rPr>
-        <w:t xml:space="preserve">    raw/                            delivery_rider_survey.csv, posture_data.xlsx</w:t>
+        <w:t xml:space="preserve">    processed/                      cleaned.csv, model_ready.csv, risk_profile.csv</w:t>
       </w:r>
     </w:p>
     <w:p>
@@ -13281,7 +13213,7 @@
           <w:color w:val="222222"/>
           <w:sz w:val="19"/>
         </w:rPr>
-        <w:t xml:space="preserve">    processed/                      cleaned.csv, model_ready.csv, risk_profile.csv</w:t>
+        <w:t xml:space="preserve">    example_rider.json</w:t>
       </w:r>
     </w:p>
     <w:p>
@@ -13295,7 +13227,7 @@
           <w:color w:val="222222"/>
           <w:sz w:val="19"/>
         </w:rPr>
-        <w:t xml:space="preserve">    example_rider.json</w:t>
+        <w:t xml:space="preserve">  notebooks/                        01..07 (the seven phases)</w:t>
       </w:r>
     </w:p>
     <w:p>
@@ -13309,7 +13241,7 @@
           <w:color w:val="222222"/>
           <w:sz w:val="19"/>
         </w:rPr>
-        <w:t xml:space="preserve">  notebooks/                        01..07 (the seven phases)</w:t>
+        <w:t xml:space="preserve">  src/</w:t>
       </w:r>
     </w:p>
     <w:p>
@@ -13323,7 +13255,7 @@
           <w:color w:val="222222"/>
           <w:sz w:val="19"/>
         </w:rPr>
-        <w:t xml:space="preserve">  src/</w:t>
+        <w:t xml:space="preserve">    predict.py                      command-line predictor</w:t>
       </w:r>
     </w:p>
     <w:p>
@@ -13337,7 +13269,7 @@
           <w:color w:val="222222"/>
           <w:sz w:val="19"/>
         </w:rPr>
-        <w:t xml:space="preserve">    predict.py                      command-line predictor</w:t>
+        <w:t xml:space="preserve">  app/streamlit_app.py              interactive demo</w:t>
       </w:r>
     </w:p>
     <w:p>
@@ -13351,49 +13283,7 @@
           <w:color w:val="222222"/>
           <w:sz w:val="19"/>
         </w:rPr>
-        <w:t xml:space="preserve">    build_results_deck.py           builds the WITH_RESULTS PowerPoint</w:t>
-      </w:r>
-    </w:p>
-    <w:p>
-      <w:pPr>
-        <w:spacing w:before="0" w:after="0"/>
-        <w:ind w:left="340"/>
-      </w:pPr>
-      <w:r>
-        <w:rPr>
-          <w:rFonts w:ascii="Consolas" w:hAnsi="Consolas" w:cs="Consolas" w:eastAsia="Consolas"/>
-          <w:color w:val="222222"/>
-          <w:sz w:val="19"/>
-        </w:rPr>
-        <w:t xml:space="preserve">    build_project_doc.py            builds this Word doc</w:t>
-      </w:r>
-    </w:p>
-    <w:p>
-      <w:pPr>
-        <w:spacing w:before="0" w:after="0"/>
-        <w:ind w:left="340"/>
-      </w:pPr>
-      <w:r>
-        <w:rPr>
-          <w:rFonts w:ascii="Consolas" w:hAnsi="Consolas" w:cs="Consolas" w:eastAsia="Consolas"/>
-          <w:color w:val="222222"/>
-          <w:sz w:val="19"/>
-        </w:rPr>
-        <w:t xml:space="preserve">  app/streamlit_app.py              interactive demo</w:t>
-      </w:r>
-    </w:p>
-    <w:p>
-      <w:pPr>
-        <w:spacing w:before="0" w:after="0"/>
-        <w:ind w:left="340"/>
-      </w:pPr>
-      <w:r>
-        <w:rPr>
-          <w:rFonts w:ascii="Consolas" w:hAnsi="Consolas" w:cs="Consolas" w:eastAsia="Consolas"/>
-          <w:color w:val="222222"/>
-          <w:sz w:val="19"/>
-        </w:rPr>
-        <w:t xml:space="preserve">  deck/                             Final.pptx and WITH_RESULTS.pptx</w:t>
+        <w:t xml:space="preserve">  deck/                             presentation slides</w:t>
       </w:r>
     </w:p>
     <w:p>

--- a/docs/PROJECT_REPORT.docx
+++ b/docs/PROJECT_REPORT.docx
@@ -1692,7 +1692,7 @@
           <w:rFonts w:ascii="Calibri" w:hAnsi="Calibri" w:cs="Calibri" w:eastAsia="Calibri"/>
           <w:sz w:val="22"/>
         </w:rPr>
-        <w:t>Categorical bins that have a natural order get integer codes:</w:t>
+        <w:t>A machine-learning model cannot work directly with text answers like "25-35" or "Degree". We convert each ordered category into a number, preserving the order. For example, the age band gets a code from 0 (under 25) to 3 (46 or older), and similar codes are assigned to education, income, job duration, hours per day, days per week, deliveries per day, and rest-break duration:</w:t>
       </w:r>
     </w:p>
     <w:p>
@@ -2323,7 +2323,7 @@
           <w:rFonts w:ascii="Calibri" w:hAnsi="Calibri" w:cs="Calibri" w:eastAsia="Calibri"/>
           <w:sz w:val="22"/>
         </w:rPr>
-        <w:t>Phase 2 Step 5b adds seven additional ranks:</w:t>
+        <w:t>The same idea is applied to the remaining demographic and lifestyle items in Step 5b. Each category is given a numeric rank in the order that makes physical sense:</w:t>
       </w:r>
     </w:p>
     <w:p>
@@ -2705,7 +2705,7 @@
           <w:rFonts w:ascii="Calibri" w:hAnsi="Calibri" w:cs="Calibri" w:eastAsia="Calibri"/>
           <w:sz w:val="22"/>
         </w:rPr>
-        <w:t>Bin ranges that need a number for an arithmetic formula get a sensible midpoint:</w:t>
+        <w:t>Some bins need to be used in arithmetic later (for example, computing deliveries per hour). For those, we assign each bin a sensible midpoint value rather than just an order code. A rider in the "6-8 hours" band is treated as working 7 hours, the "11-20 deliveries" band as 15 deliveries, and so on:</w:t>
       </w:r>
     </w:p>
     <w:p>
@@ -3039,6 +3039,18 @@
     </w:p>
     <w:p>
       <w:pPr>
+        <w:spacing w:after="160"/>
+      </w:pPr>
+      <w:r>
+        <w:rPr>
+          <w:rFonts w:ascii="Calibri" w:hAnsi="Calibri" w:cs="Calibri" w:eastAsia="Calibri"/>
+          <w:sz w:val="22"/>
+        </w:rPr>
+        <w:t>Vehicle type and the way a rider carries packages both affect ergonomic exposure, so each is given a rank. Motorbikes vibrate more than scooters; a handheld bag stays in contact with the body more than a fitted bike-storage box:</w:t>
+      </w:r>
+    </w:p>
+    <w:p>
+      <w:pPr>
         <w:pStyle w:val="ListBullet"/>
         <w:spacing w:after="40"/>
       </w:pPr>
@@ -3082,19 +3094,7 @@
           <w:rFonts w:ascii="Calibri" w:hAnsi="Calibri" w:cs="Calibri" w:eastAsia="Calibri"/>
           <w:sz w:val="22"/>
         </w:rPr>
-        <w:t xml:space="preserve"> -&gt; 2 (motorbikes</w:t>
-      </w:r>
-    </w:p>
-    <w:p>
-      <w:pPr>
-        <w:spacing w:after="160"/>
-      </w:pPr>
-      <w:r>
-        <w:rPr>
-          <w:rFonts w:ascii="Calibri" w:hAnsi="Calibri" w:cs="Calibri" w:eastAsia="Calibri"/>
-          <w:sz w:val="22"/>
-        </w:rPr>
-        <w:t>transmit more vibration than scooters)</w:t>
+        <w:t xml:space="preserve"> -&gt; 2</w:t>
       </w:r>
     </w:p>
     <w:p>
@@ -3175,7 +3175,7 @@
           <w:rFonts w:ascii="Calibri" w:hAnsi="Calibri" w:cs="Calibri" w:eastAsia="Calibri"/>
           <w:sz w:val="22"/>
         </w:rPr>
-        <w:t xml:space="preserve"> -&gt; 4 (ordered from least to most body contact)</w:t>
+        <w:t xml:space="preserve"> -&gt; 4</w:t>
       </w:r>
     </w:p>
     <w:p>
@@ -3202,7 +3202,7 @@
           <w:rFonts w:ascii="Calibri" w:hAnsi="Calibri" w:cs="Calibri" w:eastAsia="Calibri"/>
           <w:sz w:val="22"/>
         </w:rPr>
-        <w:t>Phase 2 Step 4b creates short-named copies of the 18 Yes/No survey items so the feature pool remains readable:</w:t>
+        <w:t>The survey contains 18 Yes/No items: 9 NMQ 12-month pain items, 4 seven-day discomfort items, and 5 follow-up questions. Their original column names are long (the full survey question text). Step 4b makes short-named copies of each so later code stays readable:</w:t>
       </w:r>
     </w:p>
     <w:p>
@@ -3486,6 +3486,18 @@
       <w:r>
         <w:rPr>
           <w:rFonts w:ascii="Calibri" w:hAnsi="Calibri" w:cs="Calibri" w:eastAsia="Calibri"/>
+          <w:sz w:val="22"/>
+        </w:rPr>
+        <w:t>Four single numbers summarise heavy chunks of the survey. Combining related items into one composite score makes the downstream models easier to interpret and reduces noise.</w:t>
+      </w:r>
+    </w:p>
+    <w:p>
+      <w:pPr>
+        <w:spacing w:after="160"/>
+      </w:pPr>
+      <w:r>
+        <w:rPr>
+          <w:rFonts w:ascii="Calibri" w:hAnsi="Calibri" w:cs="Calibri" w:eastAsia="Calibri"/>
           <w:b/>
           <w:sz w:val="22"/>
         </w:rPr>
@@ -3496,7 +3508,7 @@
           <w:rFonts w:ascii="Calibri" w:hAnsi="Calibri" w:cs="Calibri" w:eastAsia="Calibri"/>
           <w:sz w:val="22"/>
         </w:rPr>
-        <w:t xml:space="preserve"> Mean of the six NASA-TLX items, with the satisfaction item (Q28) reversed so that 100 always means heavy load:</w:t>
+        <w:t xml:space="preserve"> The six NASA-TLX items are averaged into one overall workload measure. The satisfaction item (Q28) is reversed first, because a higher satisfaction score actually means lower mental load:</w:t>
       </w:r>
     </w:p>
     <w:p>
@@ -3575,7 +3587,7 @@
           <w:rFonts w:ascii="Calibri" w:hAnsi="Calibri" w:cs="Calibri" w:eastAsia="Calibri"/>
           <w:sz w:val="22"/>
         </w:rPr>
-        <w:t xml:space="preserve"> Simple mean of the six Borg CR10 items:</w:t>
+        <w:t xml:space="preserve"> The six Borg CR10 items are similarly averaged into a single physical-fatigue measure. No reversal is needed because all six items already point the same way (higher means harder):</w:t>
       </w:r>
     </w:p>
     <w:p>
@@ -3628,7 +3640,7 @@
           <w:rFonts w:ascii="Calibri" w:hAnsi="Calibri" w:cs="Calibri" w:eastAsia="Calibri"/>
           <w:sz w:val="22"/>
         </w:rPr>
-        <w:t xml:space="preserve"> The Borg lifting/carrying item by itself:</w:t>
+        <w:t xml:space="preserve"> Phase 3 needs a separate force measurement (the Borg lifting/carrying item) to compute the Force risk level, so we pull that single item out as its own feature:</w:t>
       </w:r>
     </w:p>
     <w:p>
@@ -3667,7 +3679,7 @@
           <w:rFonts w:ascii="Calibri" w:hAnsi="Calibri" w:cs="Calibri" w:eastAsia="Calibri"/>
           <w:sz w:val="22"/>
         </w:rPr>
-        <w:t xml:space="preserve"> Vehicle type times working hours:</w:t>
+        <w:t xml:space="preserve"> Without an actual vibration sensor, we approximate exposure by multiplying the vehicle type (scooters vibrate less than motorbikes) by working hours per day:</w:t>
       </w:r>
     </w:p>
     <w:p>
@@ -3725,7 +3737,7 @@
           <w:rFonts w:ascii="Calibri" w:hAnsi="Calibri" w:cs="Calibri" w:eastAsia="Calibri"/>
           <w:sz w:val="22"/>
         </w:rPr>
-        <w:t>Five product-form interactions are added so tree models can pick up non-additive effects:</w:t>
+        <w:t>Sometimes the effect of two factors together is bigger than either one alone. An older rider with high workload is at extra risk on top of what age and workload would each suggest separately. We add five features that capture these combinations by multiplying the relevant inputs:</w:t>
       </w:r>
     </w:p>
     <w:p>
@@ -3850,6 +3862,18 @@
     </w:p>
     <w:p>
       <w:pPr>
+        <w:spacing w:after="160"/>
+      </w:pPr>
+      <w:r>
+        <w:rPr>
+          <w:rFonts w:ascii="Calibri" w:hAnsi="Calibri" w:cs="Calibri" w:eastAsia="Calibri"/>
+          <w:sz w:val="22"/>
+        </w:rPr>
+        <w:t>The Phase 5 statistical analysis needs a single Yes/No outcome to compare against. We define "discomfort" as 1 if the rider reported pain in any of the 9 NMQ body areas in the last 12 months, otherwise 0:</w:t>
+      </w:r>
+    </w:p>
+    <w:p>
+      <w:pPr>
         <w:spacing w:before="0" w:after="0"/>
         <w:ind w:left="340"/>
       </w:pPr>
@@ -3876,7 +3900,7 @@
           <w:rFonts w:ascii="Calibri" w:hAnsi="Calibri" w:cs="Calibri" w:eastAsia="Calibri"/>
           <w:sz w:val="22"/>
         </w:rPr>
-        <w:t>This is the binary outcome used by Phase 5 (chi-square, logistic regression). It is not used as an input to any of the six Stage-2 classifiers.</w:t>
+        <w:t>This is only used as the outcome inside the statistical models. It is not fed as an input to any of the six Stage-2 risk classifiers, because those predict the Stage-1 risk labels, not discomfort.</w:t>
       </w:r>
     </w:p>
     <w:p>
@@ -3903,7 +3927,19 @@
           <w:rFonts w:ascii="Calibri" w:hAnsi="Calibri" w:cs="Calibri" w:eastAsia="Calibri"/>
           <w:sz w:val="22"/>
         </w:rPr>
-        <w:t>The posture observations do not carry rider IDs. Phase 2 Step 8 performs a rank-to-rank merge:</w:t>
+        <w:t>The posture xlsx file contains 182 RULA and QEC observation records, but they do not carry any rider identifier. There is no direct way to say "this observation belongs to rider 57". Phase 2 Step 8 handles this with a severity-rank merge. The idea is simple: the rider who looks the most strained based on the survey is paired with the observation that has the worst RULA score, and so on down the list.</w:t>
+      </w:r>
+    </w:p>
+    <w:p>
+      <w:pPr>
+        <w:spacing w:after="160"/>
+      </w:pPr>
+      <w:r>
+        <w:rPr>
+          <w:rFonts w:ascii="Calibri" w:hAnsi="Calibri" w:cs="Calibri" w:eastAsia="Calibri"/>
+          <w:sz w:val="22"/>
+        </w:rPr>
+        <w:t>The five steps:</w:t>
       </w:r>
     </w:p>
     <w:p>
@@ -3916,7 +3952,19 @@
           <w:rFonts w:ascii="Calibri" w:hAnsi="Calibri" w:cs="Calibri" w:eastAsia="Calibri"/>
           <w:sz w:val="22"/>
         </w:rPr>
-        <w:t>Compute a per-rider exposure-severity score:</w:t>
+        <w:t>Compute an exposure-severity score for each rider. It combines</w:t>
+      </w:r>
+    </w:p>
+    <w:p>
+      <w:pPr>
+        <w:spacing w:after="160"/>
+      </w:pPr>
+      <w:r>
+        <w:rPr>
+          <w:rFonts w:ascii="Calibri" w:hAnsi="Calibri" w:cs="Calibri" w:eastAsia="Calibri"/>
+          <w:sz w:val="22"/>
+        </w:rPr>
+        <w:t>reported pain count, fatigue score, and working hours per day, each normalised to its maximum so they contribute on the same scale:</w:t>
       </w:r>
     </w:p>
     <w:p>
@@ -4002,28 +4050,7 @@
           <w:rFonts w:ascii="Calibri" w:hAnsi="Calibri" w:cs="Calibri" w:eastAsia="Calibri"/>
           <w:sz w:val="22"/>
         </w:rPr>
-        <w:t xml:space="preserve">Rank riders by </w:t>
-      </w:r>
-      <w:r>
-        <w:rPr>
-          <w:rFonts w:ascii="Consolas" w:hAnsi="Consolas" w:cs="Consolas" w:eastAsia="Consolas"/>
-          <w:sz w:val="20"/>
-        </w:rPr>
-        <w:t>exposure_severity</w:t>
-      </w:r>
-      <w:r>
-        <w:rPr>
-          <w:rFonts w:ascii="Calibri" w:hAnsi="Calibri" w:cs="Calibri" w:eastAsia="Calibri"/>
-          <w:sz w:val="22"/>
-        </w:rPr>
-        <w:t xml:space="preserve"> descending (</w:t>
-      </w:r>
-      <w:r>
-        <w:rPr>
-          <w:rFonts w:ascii="Consolas" w:hAnsi="Consolas" w:cs="Consolas" w:eastAsia="Consolas"/>
-          <w:sz w:val="20"/>
-        </w:rPr>
-        <w:t>method='first'</w:t>
+        <w:t>Sort riders by their severity score from most to least severe.</w:t>
       </w:r>
     </w:p>
     <w:p>
@@ -4035,7 +4062,7 @@
           <w:rFonts w:ascii="Calibri" w:hAnsi="Calibri" w:cs="Calibri" w:eastAsia="Calibri"/>
           <w:sz w:val="22"/>
         </w:rPr>
-        <w:t>for tie-breaking), giving each rider a rank 1 to 182.</w:t>
+        <w:t>The most-strained rider gets rank 1, the least gets rank 182.</w:t>
       </w:r>
     </w:p>
     <w:p>
@@ -4048,7 +4075,7 @@
           <w:rFonts w:ascii="Calibri" w:hAnsi="Calibri" w:cs="Calibri" w:eastAsia="Calibri"/>
           <w:sz w:val="22"/>
         </w:rPr>
-        <w:t>Concatenate the posture xlsx sheets and drop any rows where</w:t>
+        <w:t>Read and concatenate the posture xlsx sheets. Drop any rows that</w:t>
       </w:r>
     </w:p>
     <w:p>
@@ -4057,17 +4084,10 @@
       </w:pPr>
       <w:r>
         <w:rPr>
-          <w:rFonts w:ascii="Consolas" w:hAnsi="Consolas" w:cs="Consolas" w:eastAsia="Consolas"/>
-          <w:sz w:val="20"/>
-        </w:rPr>
-        <w:t>rula_table_c</w:t>
-      </w:r>
-      <w:r>
-        <w:rPr>
-          <w:rFonts w:ascii="Calibri" w:hAnsi="Calibri" w:cs="Calibri" w:eastAsia="Calibri"/>
-          <w:sz w:val="22"/>
-        </w:rPr>
-        <w:t xml:space="preserve"> is missing. Fill remaining NaN cells in the muscle/force columns with 0 (the "no static or repetitive component" default for the standard worksheet).</w:t>
+          <w:rFonts w:ascii="Calibri" w:hAnsi="Calibri" w:cs="Calibri" w:eastAsia="Calibri"/>
+          <w:sz w:val="22"/>
+        </w:rPr>
+        <w:t>have no RULA Table C value. Fill any blank muscle/force cells with 0, which is the standard worksheet's default for "no static or repetitive component".</w:t>
       </w:r>
     </w:p>
     <w:p>
@@ -4080,21 +4100,7 @@
           <w:rFonts w:ascii="Calibri" w:hAnsi="Calibri" w:cs="Calibri" w:eastAsia="Calibri"/>
           <w:sz w:val="22"/>
         </w:rPr>
-        <w:t xml:space="preserve">Sort the posture rows by </w:t>
-      </w:r>
-      <w:r>
-        <w:rPr>
-          <w:rFonts w:ascii="Consolas" w:hAnsi="Consolas" w:cs="Consolas" w:eastAsia="Consolas"/>
-          <w:sz w:val="20"/>
-        </w:rPr>
-        <w:t>rula_table_c</w:t>
-      </w:r>
-      <w:r>
-        <w:rPr>
-          <w:rFonts w:ascii="Calibri" w:hAnsi="Calibri" w:cs="Calibri" w:eastAsia="Calibri"/>
-          <w:sz w:val="22"/>
-        </w:rPr>
-        <w:t xml:space="preserve"> descending and assign</w:t>
+        <w:t>Sort the posture rows by RULA Table C from highest (worst) to</w:t>
       </w:r>
     </w:p>
     <w:p>
@@ -4106,7 +4112,7 @@
           <w:rFonts w:ascii="Calibri" w:hAnsi="Calibri" w:cs="Calibri" w:eastAsia="Calibri"/>
           <w:sz w:val="22"/>
         </w:rPr>
-        <w:t>posture rank 1 to 182.</w:t>
+        <w:t>lowest (best). The worst observation gets rank 1, the mildest gets rank 182.</w:t>
       </w:r>
     </w:p>
     <w:p>
@@ -4119,7 +4125,7 @@
           <w:rFonts w:ascii="Calibri" w:hAnsi="Calibri" w:cs="Calibri" w:eastAsia="Calibri"/>
           <w:sz w:val="22"/>
         </w:rPr>
-        <w:t>Inner-join survey rows and posture rows on the shared rank</w:t>
+        <w:t>Match rank 1 to rank 1, rank 2 to rank 2, and so on. Every rider</w:t>
       </w:r>
     </w:p>
     <w:p>
@@ -4131,7 +4137,7 @@
           <w:rFonts w:ascii="Calibri" w:hAnsi="Calibri" w:cs="Calibri" w:eastAsia="Calibri"/>
           <w:sz w:val="22"/>
         </w:rPr>
-        <w:t>column. Every rider ends up paired with one posture observation.</w:t>
+        <w:t>ends up paired with one posture observation.</w:t>
       </w:r>
     </w:p>
     <w:p>
@@ -4143,7 +4149,7 @@
           <w:rFonts w:ascii="Calibri" w:hAnsi="Calibri" w:cs="Calibri" w:eastAsia="Calibri"/>
           <w:sz w:val="22"/>
         </w:rPr>
-        <w:t>The implication: a rider's "own" RULA score is approximate, not a direct measurement of that specific rider. This is discussed under Limitations.</w:t>
+        <w:t>The honest implication is that a rider's "own" RULA score is approximate, not a direct measurement of that specific person. This is discussed under Limitations.</w:t>
       </w:r>
     </w:p>
     <w:p>
@@ -4338,7 +4344,7 @@
           <w:rFonts w:ascii="Calibri" w:hAnsi="Calibri" w:cs="Calibri" w:eastAsia="Calibri"/>
           <w:sz w:val="22"/>
         </w:rPr>
-        <w:t>Deliveries per hour:</w:t>
+        <w:t>The Repetition factor is about how fast a rider works: how many deliveries they make per hour:</w:t>
       </w:r>
     </w:p>
     <w:p>
@@ -4369,7 +4375,7 @@
           <w:rFonts w:ascii="Calibri" w:hAnsi="Calibri" w:cs="Calibri" w:eastAsia="Calibri"/>
           <w:sz w:val="22"/>
         </w:rPr>
-        <w:t xml:space="preserve">Earlier versions used </w:t>
+        <w:t xml:space="preserve">The first version of the binning split the riders into three equal- sized groups (using </w:t>
       </w:r>
       <w:r>
         <w:rPr>
@@ -4383,7 +4389,7 @@
           <w:rFonts w:ascii="Calibri" w:hAnsi="Calibri" w:cs="Calibri" w:eastAsia="Calibri"/>
           <w:sz w:val="22"/>
         </w:rPr>
-        <w:t xml:space="preserve">. The 66.7th percentile fell on 3.889 dph (the worst real combination, 35 deliveries over 9 hours), and 55 of 182 riders tied at that value. </w:t>
+        <w:t xml:space="preserve">). That ran into a real problem. The boundary between the Medium and High groups landed on the value 3.889 deliveries per hour, which happens to be exactly 35 deliveries over 9 hours. 55 of the 182 riders worked at that pace. Because of how </w:t>
       </w:r>
       <w:r>
         <w:rPr>
@@ -4397,7 +4403,7 @@
           <w:rFonts w:ascii="Calibri" w:hAnsi="Calibri" w:cs="Calibri" w:eastAsia="Calibri"/>
           <w:sz w:val="22"/>
         </w:rPr>
-        <w:t xml:space="preserve"> is right-inclusive at the upper edge, so all 55 tied riders landed in Medium. The Stage-2 model could not predict High for the worst real combination no matter what features it was given. Phase 3 now uses fixed cuts:</w:t>
+        <w:t xml:space="preserve"> resolves boundaries, all 55 of them fell into the Medium group. The model never saw a High example that matched the busiest real schedule and so could never predict High for that rider. Phase 3 now uses fixed cuts instead of equal- sized groups:</w:t>
       </w:r>
     </w:p>
     <w:p>
@@ -5270,7 +5276,19 @@
           <w:rFonts w:ascii="Calibri" w:hAnsi="Calibri" w:cs="Calibri" w:eastAsia="Calibri"/>
           <w:sz w:val="22"/>
         </w:rPr>
-        <w:t xml:space="preserve">For each of the six risk factors, a 2 x 3 contingency table is built (discomfort = 0/1 vs risk = Low/Medium/High) and the chi-square test of independence is run with </w:t>
+        <w:t>The chi-square test asks a simple question: are riders in the High band of this risk factor more likely to report discomfort than riders in the Low band, beyond what random chance would explain?</w:t>
+      </w:r>
+    </w:p>
+    <w:p>
+      <w:pPr>
+        <w:spacing w:after="160"/>
+      </w:pPr>
+      <w:r>
+        <w:rPr>
+          <w:rFonts w:ascii="Calibri" w:hAnsi="Calibri" w:cs="Calibri" w:eastAsia="Calibri"/>
+          <w:sz w:val="22"/>
+        </w:rPr>
+        <w:t>For each of the six risk factors, we build a small 2 by 3 table counting how many riders reported discomfort and how many did not, broken down by Low / Medium / High. The chi-square test of independence (</w:t>
       </w:r>
       <w:r>
         <w:rPr>
@@ -5284,7 +5302,7 @@
           <w:rFonts w:ascii="Calibri" w:hAnsi="Calibri" w:cs="Calibri" w:eastAsia="Calibri"/>
           <w:sz w:val="22"/>
         </w:rPr>
-        <w:t xml:space="preserve"> at significance threshold p &lt; 0.05.</w:t>
+        <w:t>) compares the observed counts against the counts we would expect if discomfort and risk were unrelated. We treat p &lt; 0.05 as significant.</w:t>
       </w:r>
     </w:p>
     <w:p>
@@ -5296,7 +5314,7 @@
           <w:rFonts w:ascii="Calibri" w:hAnsi="Calibri" w:cs="Calibri" w:eastAsia="Calibri"/>
           <w:sz w:val="22"/>
         </w:rPr>
-        <w:t>The Pearson chi-square statistic is</w:t>
+        <w:t>The Pearson chi-square statistic adds up the squared differences between observed and expected, scaled by expected:</w:t>
       </w:r>
     </w:p>
     <w:p>
@@ -5856,6 +5874,25 @@
       </w:pPr>
       <w:r>
         <w:rPr>
+          <w:rFonts w:ascii="Calibri" w:hAnsi="Calibri" w:cs="Calibri" w:eastAsia="Calibri"/>
+          <w:sz w:val="22"/>
+        </w:rPr>
+        <w:t>A chi-square test treats one factor at a time. Logistic regression goes one step further: it estimates the effect of each predictor while controlling for the others, so we can tell whether (say) age is still a significant predictor of discomfort after accounting for work hours and workload.</w:t>
+      </w:r>
+    </w:p>
+    <w:p>
+      <w:pPr>
+        <w:spacing w:after="160"/>
+      </w:pPr>
+      <w:r>
+        <w:rPr>
+          <w:rFonts w:ascii="Calibri" w:hAnsi="Calibri" w:cs="Calibri" w:eastAsia="Calibri"/>
+          <w:sz w:val="22"/>
+        </w:rPr>
+        <w:t>We fit a logistic regression (</w:t>
+      </w:r>
+      <w:r>
+        <w:rPr>
           <w:rFonts w:ascii="Consolas" w:hAnsi="Consolas" w:cs="Consolas" w:eastAsia="Consolas"/>
           <w:sz w:val="20"/>
         </w:rPr>
@@ -5866,7 +5903,7 @@
           <w:rFonts w:ascii="Calibri" w:hAnsi="Calibri" w:cs="Calibri" w:eastAsia="Calibri"/>
           <w:sz w:val="22"/>
         </w:rPr>
-        <w:t xml:space="preserve"> fit with discomfort as outcome and the following predictors: workload_score, age_ord, job_duration_ord, fatigue_score, income_ord, education_ord, deliveries_num, work_hours_num, vehicle_rank, carrying_contact_rank, gender_rank.</w:t>
+        <w:t>) with discomfort as the outcome and these predictors: workload_score, age_ord, job_duration_ord, fatigue_score, income_ord, education_ord, deliveries_num, work_hours_num, vehicle_rank, carrying_contact_rank, gender_rank.</w:t>
       </w:r>
     </w:p>
     <w:p>
@@ -5878,7 +5915,7 @@
           <w:rFonts w:ascii="Calibri" w:hAnsi="Calibri" w:cs="Calibri" w:eastAsia="Calibri"/>
           <w:sz w:val="22"/>
         </w:rPr>
-        <w:t>The logistic model is</w:t>
+        <w:t>The model itself estimates the probability that a rider reports discomfort as a function of their profile:</w:t>
       </w:r>
     </w:p>
     <w:p>
@@ -5940,21 +5977,21 @@
           <w:rFonts w:ascii="Calibri" w:hAnsi="Calibri" w:cs="Calibri" w:eastAsia="Calibri"/>
           <w:sz w:val="22"/>
         </w:rPr>
-        <w:t xml:space="preserve">with maximum-likelihood fitting via the Newton-Raphson iterations that statsmodels uses by default. The odds ratio for predictor </w:t>
+        <w:t xml:space="preserve">The coefficients </w:t>
       </w:r>
       <w:r>
         <w:rPr>
           <w:rFonts w:ascii="Consolas" w:hAnsi="Consolas" w:cs="Consolas" w:eastAsia="Consolas"/>
           <w:sz w:val="20"/>
         </w:rPr>
-        <w:t>j</w:t>
-      </w:r>
-      <w:r>
-        <w:rPr>
-          <w:rFonts w:ascii="Calibri" w:hAnsi="Calibri" w:cs="Calibri" w:eastAsia="Calibri"/>
-          <w:sz w:val="22"/>
-        </w:rPr>
-        <w:t xml:space="preserve"> is </w:t>
+        <w:t>bj</w:t>
+      </w:r>
+      <w:r>
+        <w:rPr>
+          <w:rFonts w:ascii="Calibri" w:hAnsi="Calibri" w:cs="Calibri" w:eastAsia="Calibri"/>
+          <w:sz w:val="22"/>
+        </w:rPr>
+        <w:t xml:space="preserve"> are fit by maximum likelihood (Newton-Raphson iterations under the hood). The result for each predictor is typically reported as an odds ratio. An odds ratio of 2 means that each one-unit increase in that predictor doubles the odds of reporting discomfort. The odds ratio is </w:t>
       </w:r>
       <w:r>
         <w:rPr>
@@ -5968,7 +6005,7 @@
           <w:rFonts w:ascii="Calibri" w:hAnsi="Calibri" w:cs="Calibri" w:eastAsia="Calibri"/>
           <w:sz w:val="22"/>
         </w:rPr>
-        <w:t xml:space="preserve">, and the 95% confidence interval for the OR is </w:t>
+        <w:t xml:space="preserve">, and the 95 percent confidence interval is </w:t>
       </w:r>
       <w:r>
         <w:rPr>
@@ -5982,7 +6019,21 @@
           <w:rFonts w:ascii="Calibri" w:hAnsi="Calibri" w:cs="Calibri" w:eastAsia="Calibri"/>
           <w:sz w:val="22"/>
         </w:rPr>
-        <w:t>.</w:t>
+        <w:t xml:space="preserve"> where </w:t>
+      </w:r>
+      <w:r>
+        <w:rPr>
+          <w:rFonts w:ascii="Consolas" w:hAnsi="Consolas" w:cs="Consolas" w:eastAsia="Consolas"/>
+          <w:sz w:val="20"/>
+        </w:rPr>
+        <w:t>SE(bj)</w:t>
+      </w:r>
+      <w:r>
+        <w:rPr>
+          <w:rFonts w:ascii="Calibri" w:hAnsi="Calibri" w:cs="Calibri" w:eastAsia="Calibri"/>
+          <w:sz w:val="22"/>
+        </w:rPr>
+        <w:t xml:space="preserve"> is the standard error of the coefficient.</w:t>
       </w:r>
     </w:p>
     <w:p>
@@ -6601,7 +6652,7 @@
           <w:rFonts w:ascii="Calibri" w:hAnsi="Calibri" w:cs="Calibri" w:eastAsia="Calibri"/>
           <w:sz w:val="22"/>
         </w:rPr>
-        <w:t>The survey feature pool used by all six targets has 44 features:</w:t>
+        <w:t>A "feature pool" is the full list of inputs the model is allowed to look at. All five survey-based factors share the same starting pool of 44 features, which is everything we engineered in Phase 2 minus the items unique to the observation worksheets:</w:t>
       </w:r>
     </w:p>
     <w:p>
@@ -6856,7 +6907,7 @@
           <w:rFonts w:ascii="Calibri" w:hAnsi="Calibri" w:cs="Calibri" w:eastAsia="Calibri"/>
           <w:sz w:val="22"/>
         </w:rPr>
-        <w:t>Posture additionally receives 11 RULA components and 8 QEC scores:</w:t>
+        <w:t>The Posture model is special. On top of the 44 survey features, it also gets the 11 RULA components and the 8 QEC scores. These are the real ergonomic observation inputs:</w:t>
       </w:r>
     </w:p>
     <w:p>
@@ -7014,7 +7065,7 @@
           <w:rFonts w:ascii="Calibri" w:hAnsi="Calibri" w:cs="Calibri" w:eastAsia="Calibri"/>
           <w:sz w:val="22"/>
         </w:rPr>
-        <w:t>To avoid trivial label leakage, each target excludes the inputs that define its own Stage-1 rule:</w:t>
+        <w:t>There is one important fairness rule. Phase 3 uses certain survey inputs directly to decide the Low/Medium/High label. If we then let a model see those same inputs, it would just memorise the rule instead of learning to predict. This is called label leakage. To prevent it, each target removes the inputs that define its own Stage-1 rule before training:</w:t>
       </w:r>
     </w:p>
     <w:tbl>
@@ -7477,6 +7528,13 @@
       </w:pPr>
       <w:r>
         <w:rPr>
+          <w:rFonts w:ascii="Calibri" w:hAnsi="Calibri" w:cs="Calibri" w:eastAsia="Calibri"/>
+          <w:sz w:val="22"/>
+        </w:rPr>
+        <w:t xml:space="preserve">A note on Duration: </w:t>
+      </w:r>
+      <w:r>
+        <w:rPr>
           <w:rFonts w:ascii="Consolas" w:hAnsi="Consolas" w:cs="Consolas" w:eastAsia="Consolas"/>
           <w:sz w:val="20"/>
         </w:rPr>
@@ -7487,13 +7545,27 @@
           <w:rFonts w:ascii="Calibri" w:hAnsi="Calibri" w:cs="Calibri" w:eastAsia="Calibri"/>
           <w:sz w:val="22"/>
         </w:rPr>
-        <w:t xml:space="preserve"> had to be added to the Duration exclusion list after an earlier run reported 100 percent CV accuracy. The trees were reconstructing </w:t>
+        <w:t xml:space="preserve"> had to be added to its exclusion list after an earlier run reported a suspicious 100 percent accuracy. The decision trees had figured out that </w:t>
       </w:r>
       <w:r>
         <w:rPr>
           <w:rFonts w:ascii="Consolas" w:hAnsi="Consolas" w:cs="Consolas" w:eastAsia="Consolas"/>
           <w:sz w:val="20"/>
         </w:rPr>
+        <w:t>vibration_index = vehicle_rank * work_hours_num</w:t>
+      </w:r>
+      <w:r>
+        <w:rPr>
+          <w:rFonts w:ascii="Calibri" w:hAnsi="Calibri" w:cs="Calibri" w:eastAsia="Calibri"/>
+          <w:sz w:val="22"/>
+        </w:rPr>
+        <w:t xml:space="preserve">, so they were recovering </w:t>
+      </w:r>
+      <w:r>
+        <w:rPr>
+          <w:rFonts w:ascii="Consolas" w:hAnsi="Consolas" w:cs="Consolas" w:eastAsia="Consolas"/>
+          <w:sz w:val="20"/>
+        </w:rPr>
         <w:t>work_hours_num</w:t>
       </w:r>
       <w:r>
@@ -7501,53 +7573,25 @@
           <w:rFonts w:ascii="Calibri" w:hAnsi="Calibri" w:cs="Calibri" w:eastAsia="Calibri"/>
           <w:sz w:val="22"/>
         </w:rPr>
-        <w:t xml:space="preserve"> from </w:t>
+        <w:t xml:space="preserve"> indirectly even though we had blocked it directly. The fix is documented in the Limitations section.</w:t>
+      </w:r>
+    </w:p>
+    <w:p>
+      <w:pPr>
+        <w:spacing w:after="160"/>
+      </w:pPr>
+      <w:r>
+        <w:rPr>
+          <w:rFonts w:ascii="Calibri" w:hAnsi="Calibri" w:cs="Calibri" w:eastAsia="Calibri"/>
+          <w:sz w:val="22"/>
+        </w:rPr>
+        <w:t xml:space="preserve">For Posture, the derived RULA Table A, B, and C scores are also left out, even though they sit in the same xlsx file. The Posture Stage-1 label is just </w:t>
       </w:r>
       <w:r>
         <w:rPr>
           <w:rFonts w:ascii="Consolas" w:hAnsi="Consolas" w:cs="Consolas" w:eastAsia="Consolas"/>
           <w:sz w:val="20"/>
         </w:rPr>
-        <w:t>vibration_index = vehicle_rank * work_hours_num</w:t>
-      </w:r>
-      <w:r>
-        <w:rPr>
-          <w:rFonts w:ascii="Calibri" w:hAnsi="Calibri" w:cs="Calibri" w:eastAsia="Calibri"/>
-          <w:sz w:val="22"/>
-        </w:rPr>
-        <w:t>. The fix and result are documented in the Limitations section.</w:t>
-      </w:r>
-    </w:p>
-    <w:p>
-      <w:pPr>
-        <w:spacing w:after="160"/>
-      </w:pPr>
-      <w:r>
-        <w:rPr>
-          <w:rFonts w:ascii="Calibri" w:hAnsi="Calibri" w:cs="Calibri" w:eastAsia="Calibri"/>
-          <w:sz w:val="22"/>
-        </w:rPr>
-        <w:t xml:space="preserve">For Posture, the derived RULA Table A, B, and C scores are NOT included because </w:t>
-      </w:r>
-      <w:r>
-        <w:rPr>
-          <w:rFonts w:ascii="Consolas" w:hAnsi="Consolas" w:cs="Consolas" w:eastAsia="Consolas"/>
-          <w:sz w:val="20"/>
-        </w:rPr>
-        <w:t>posture_risk</w:t>
-      </w:r>
-      <w:r>
-        <w:rPr>
-          <w:rFonts w:ascii="Calibri" w:hAnsi="Calibri" w:cs="Calibri" w:eastAsia="Calibri"/>
-          <w:sz w:val="22"/>
-        </w:rPr>
-        <w:t xml:space="preserve"> is computed by binning </w:t>
-      </w:r>
-      <w:r>
-        <w:rPr>
-          <w:rFonts w:ascii="Consolas" w:hAnsi="Consolas" w:cs="Consolas" w:eastAsia="Consolas"/>
-          <w:sz w:val="20"/>
-        </w:rPr>
         <w:t>rula_table_c</w:t>
       </w:r>
       <w:r>
@@ -7555,7 +7599,7 @@
           <w:rFonts w:ascii="Calibri" w:hAnsi="Calibri" w:cs="Calibri" w:eastAsia="Calibri"/>
           <w:sz w:val="22"/>
         </w:rPr>
-        <w:t>. Including any of them would be direct leakage. The 11 components and 8 QEC scores are included because they are the raw inputs the observer recorded; the model has to learn the lookup relationships between them and the Stage-1 label.</w:t>
+        <w:t xml:space="preserve"> divided into bands, so handing that column to the model would be like giving it the answer key. The 11 raw components and 8 QEC scores are fine, because the model has to learn the lookup relationship between them and the final band.</w:t>
       </w:r>
     </w:p>
     <w:p>
@@ -7582,7 +7626,7 @@
           <w:rFonts w:ascii="Calibri" w:hAnsi="Calibri" w:cs="Calibri" w:eastAsia="Calibri"/>
           <w:sz w:val="22"/>
         </w:rPr>
-        <w:t>For each of the six targets we evaluate seven algorithms and pick the best by F1 macro.</w:t>
+        <w:t>We do not commit to a single algorithm up front. For each of the six targets, we train seven different classifiers and pick whichever one performs best (measured by F1 macro, defined later). The seven candidates cover a wide range of model families:</w:t>
       </w:r>
     </w:p>
     <w:p>
@@ -7616,7 +7660,7 @@
           <w:rFonts w:ascii="Calibri" w:hAnsi="Calibri" w:cs="Calibri" w:eastAsia="Calibri"/>
           <w:sz w:val="22"/>
         </w:rPr>
-        <w:t xml:space="preserve">). Linear model that fits log-odds of class membership via maximum likelihood with L2 regularisation by default. Configuration: </w:t>
+        <w:t xml:space="preserve">). The simplest of the seven. It draws a straight (linear) boundary between classes and is the same family as the statistical model in Phase 5. We configure it with </w:t>
       </w:r>
       <w:r>
         <w:rPr>
@@ -7630,7 +7674,7 @@
           <w:rFonts w:ascii="Calibri" w:hAnsi="Calibri" w:cs="Calibri" w:eastAsia="Calibri"/>
           <w:sz w:val="22"/>
         </w:rPr>
-        <w:t xml:space="preserve"> to weight minority classes inversely to their frequency, </w:t>
+        <w:t xml:space="preserve"> so minority classes are not ignored, </w:t>
       </w:r>
       <w:r>
         <w:rPr>
@@ -7644,7 +7688,7 @@
           <w:rFonts w:ascii="Calibri" w:hAnsi="Calibri" w:cs="Calibri" w:eastAsia="Calibri"/>
           <w:sz w:val="22"/>
         </w:rPr>
-        <w:t xml:space="preserve"> to ensure convergence on this dataset, </w:t>
+        <w:t xml:space="preserve"> so it has enough iterations to settle on a final fit, and </w:t>
       </w:r>
       <w:r>
         <w:rPr>
@@ -7658,7 +7702,7 @@
           <w:rFonts w:ascii="Calibri" w:hAnsi="Calibri" w:cs="Calibri" w:eastAsia="Calibri"/>
           <w:sz w:val="22"/>
         </w:rPr>
-        <w:t xml:space="preserve">. The tuned hyperparameter is the inverse regularisation strength </w:t>
+        <w:t xml:space="preserve">. The one hyperparameter we tune is the regularisation strength </w:t>
       </w:r>
       <w:r>
         <w:rPr>
@@ -7672,6 +7716,68 @@
           <w:rFonts w:ascii="Calibri" w:hAnsi="Calibri" w:cs="Calibri" w:eastAsia="Calibri"/>
           <w:sz w:val="22"/>
         </w:rPr>
+        <w:t xml:space="preserve"> across </w:t>
+      </w:r>
+      <w:r>
+        <w:rPr>
+          <w:rFonts w:ascii="Consolas" w:hAnsi="Consolas" w:cs="Consolas" w:eastAsia="Consolas"/>
+          <w:sz w:val="20"/>
+        </w:rPr>
+        <w:t>{0.1, 1.0, 10.0}</w:t>
+      </w:r>
+      <w:r>
+        <w:rPr>
+          <w:rFonts w:ascii="Calibri" w:hAnsi="Calibri" w:cs="Calibri" w:eastAsia="Calibri"/>
+          <w:sz w:val="22"/>
+        </w:rPr>
+        <w:t>, which controls how much the model is penalised for using large coefficients.</w:t>
+      </w:r>
+    </w:p>
+    <w:p>
+      <w:pPr>
+        <w:spacing w:after="160"/>
+      </w:pPr>
+      <w:r>
+        <w:rPr>
+          <w:rFonts w:ascii="Calibri" w:hAnsi="Calibri" w:cs="Calibri" w:eastAsia="Calibri"/>
+          <w:b/>
+          <w:sz w:val="22"/>
+        </w:rPr>
+        <w:t>DecisionTreeClassifier</w:t>
+      </w:r>
+      <w:r>
+        <w:rPr>
+          <w:rFonts w:ascii="Calibri" w:hAnsi="Calibri" w:cs="Calibri" w:eastAsia="Calibri"/>
+          <w:sz w:val="22"/>
+        </w:rPr>
+        <w:t xml:space="preserve"> (</w:t>
+      </w:r>
+      <w:r>
+        <w:rPr>
+          <w:rFonts w:ascii="Consolas" w:hAnsi="Consolas" w:cs="Consolas" w:eastAsia="Consolas"/>
+          <w:sz w:val="20"/>
+        </w:rPr>
+        <w:t>sklearn.tree</w:t>
+      </w:r>
+      <w:r>
+        <w:rPr>
+          <w:rFonts w:ascii="Calibri" w:hAnsi="Calibri" w:cs="Calibri" w:eastAsia="Calibri"/>
+          <w:sz w:val="22"/>
+        </w:rPr>
+        <w:t xml:space="preserve">). A single tree that asks a series of Yes/No questions about the features and lands the rider in a leaf with a predicted class. With only 182 rows the tree can easily memorise the data, so we tune </w:t>
+      </w:r>
+      <w:r>
+        <w:rPr>
+          <w:rFonts w:ascii="Consolas" w:hAnsi="Consolas" w:cs="Consolas" w:eastAsia="Consolas"/>
+          <w:sz w:val="20"/>
+        </w:rPr>
+        <w:t>max_depth</w:t>
+      </w:r>
+      <w:r>
+        <w:rPr>
+          <w:rFonts w:ascii="Calibri" w:hAnsi="Calibri" w:cs="Calibri" w:eastAsia="Calibri"/>
+          <w:sz w:val="22"/>
+        </w:rPr>
         <w:t xml:space="preserve"> over </w:t>
       </w:r>
       <w:r>
@@ -7679,14 +7785,42 @@
           <w:rFonts w:ascii="Consolas" w:hAnsi="Consolas" w:cs="Consolas" w:eastAsia="Consolas"/>
           <w:sz w:val="20"/>
         </w:rPr>
-        <w:t>{0.1, 1.0, 10.0}</w:t>
-      </w:r>
-      <w:r>
-        <w:rPr>
-          <w:rFonts w:ascii="Calibri" w:hAnsi="Calibri" w:cs="Calibri" w:eastAsia="Calibri"/>
-          <w:sz w:val="22"/>
-        </w:rPr>
-        <w:t>.</w:t>
+        <w:t>{3, 5, 7}</w:t>
+      </w:r>
+      <w:r>
+        <w:rPr>
+          <w:rFonts w:ascii="Calibri" w:hAnsi="Calibri" w:cs="Calibri" w:eastAsia="Calibri"/>
+          <w:sz w:val="22"/>
+        </w:rPr>
+        <w:t xml:space="preserve"> to limit how many questions deep it can go and </w:t>
+      </w:r>
+      <w:r>
+        <w:rPr>
+          <w:rFonts w:ascii="Consolas" w:hAnsi="Consolas" w:cs="Consolas" w:eastAsia="Consolas"/>
+          <w:sz w:val="20"/>
+        </w:rPr>
+        <w:t>min_samples_leaf</w:t>
+      </w:r>
+      <w:r>
+        <w:rPr>
+          <w:rFonts w:ascii="Calibri" w:hAnsi="Calibri" w:cs="Calibri" w:eastAsia="Calibri"/>
+          <w:sz w:val="22"/>
+        </w:rPr>
+        <w:t xml:space="preserve"> over </w:t>
+      </w:r>
+      <w:r>
+        <w:rPr>
+          <w:rFonts w:ascii="Consolas" w:hAnsi="Consolas" w:cs="Consolas" w:eastAsia="Consolas"/>
+          <w:sz w:val="20"/>
+        </w:rPr>
+        <w:t>{1, 3, 5}</w:t>
+      </w:r>
+      <w:r>
+        <w:rPr>
+          <w:rFonts w:ascii="Calibri" w:hAnsi="Calibri" w:cs="Calibri" w:eastAsia="Calibri"/>
+          <w:sz w:val="22"/>
+        </w:rPr>
+        <w:t xml:space="preserve"> to require each leaf to cover at least a few riders. Class balance and random seed are the same as Logistic Regression.</w:t>
       </w:r>
     </w:p>
     <w:p>
@@ -7699,7 +7833,7 @@
           <w:b/>
           <w:sz w:val="22"/>
         </w:rPr>
-        <w:t>DecisionTreeClassifier</w:t>
+        <w:t>RandomForestClassifier</w:t>
       </w:r>
       <w:r>
         <w:rPr>
@@ -7713,21 +7847,283 @@
           <w:rFonts w:ascii="Consolas" w:hAnsi="Consolas" w:cs="Consolas" w:eastAsia="Consolas"/>
           <w:sz w:val="20"/>
         </w:rPr>
-        <w:t>sklearn.tree</w:t>
-      </w:r>
-      <w:r>
-        <w:rPr>
-          <w:rFonts w:ascii="Calibri" w:hAnsi="Calibri" w:cs="Calibri" w:eastAsia="Calibri"/>
-          <w:sz w:val="22"/>
-        </w:rPr>
-        <w:t xml:space="preserve">). A single CART tree that recursively splits the feature space to maximise child-node purity (Gini impurity by default). Configuration: </w:t>
+        <w:t>sklearn.ensemble</w:t>
+      </w:r>
+      <w:r>
+        <w:rPr>
+          <w:rFonts w:ascii="Calibri" w:hAnsi="Calibri" w:cs="Calibri" w:eastAsia="Calibri"/>
+          <w:sz w:val="22"/>
+        </w:rPr>
+        <w:t xml:space="preserve">). A forest of many trees, each trained on a slightly different random subsample of the data and looking at a random subset of features at each split. The final prediction is the most-voted class across the forest. This averaging usually makes the forest more accurate and more stable than any single tree. Tuned: </w:t>
       </w:r>
       <w:r>
         <w:rPr>
           <w:rFonts w:ascii="Consolas" w:hAnsi="Consolas" w:cs="Consolas" w:eastAsia="Consolas"/>
           <w:sz w:val="20"/>
         </w:rPr>
-        <w:t>class_weight='balanced'</w:t>
+        <w:t>n_estimators</w:t>
+      </w:r>
+      <w:r>
+        <w:rPr>
+          <w:rFonts w:ascii="Calibri" w:hAnsi="Calibri" w:cs="Calibri" w:eastAsia="Calibri"/>
+          <w:sz w:val="22"/>
+        </w:rPr>
+        <w:t xml:space="preserve"> (300 or 500 trees) and </w:t>
+      </w:r>
+      <w:r>
+        <w:rPr>
+          <w:rFonts w:ascii="Consolas" w:hAnsi="Consolas" w:cs="Consolas" w:eastAsia="Consolas"/>
+          <w:sz w:val="20"/>
+        </w:rPr>
+        <w:t>max_depth</w:t>
+      </w:r>
+      <w:r>
+        <w:rPr>
+          <w:rFonts w:ascii="Calibri" w:hAnsi="Calibri" w:cs="Calibri" w:eastAsia="Calibri"/>
+          <w:sz w:val="22"/>
+        </w:rPr>
+        <w:t xml:space="preserve"> (5, 10, or unlimited).</w:t>
+      </w:r>
+    </w:p>
+    <w:p>
+      <w:pPr>
+        <w:spacing w:after="160"/>
+      </w:pPr>
+      <w:r>
+        <w:rPr>
+          <w:rFonts w:ascii="Calibri" w:hAnsi="Calibri" w:cs="Calibri" w:eastAsia="Calibri"/>
+          <w:b/>
+          <w:sz w:val="22"/>
+        </w:rPr>
+        <w:t>ExtraTreesClassifier</w:t>
+      </w:r>
+      <w:r>
+        <w:rPr>
+          <w:rFonts w:ascii="Calibri" w:hAnsi="Calibri" w:cs="Calibri" w:eastAsia="Calibri"/>
+          <w:sz w:val="22"/>
+        </w:rPr>
+        <w:t xml:space="preserve"> (</w:t>
+      </w:r>
+      <w:r>
+        <w:rPr>
+          <w:rFonts w:ascii="Consolas" w:hAnsi="Consolas" w:cs="Consolas" w:eastAsia="Consolas"/>
+          <w:sz w:val="20"/>
+        </w:rPr>
+        <w:t>sklearn.ensemble</w:t>
+      </w:r>
+      <w:r>
+        <w:rPr>
+          <w:rFonts w:ascii="Calibri" w:hAnsi="Calibri" w:cs="Calibri" w:eastAsia="Calibri"/>
+          <w:sz w:val="22"/>
+        </w:rPr>
+        <w:t>). A close cousin of Random Forest, but each split point inside a tree is chosen randomly instead of being optimised. The extra randomness reduces variance further and often helps on small samples like ours. Configuration and tuned hyperparameter grid are identical to Random Forest.</w:t>
+      </w:r>
+    </w:p>
+    <w:p>
+      <w:pPr>
+        <w:spacing w:after="160"/>
+      </w:pPr>
+      <w:r>
+        <w:rPr>
+          <w:rFonts w:ascii="Calibri" w:hAnsi="Calibri" w:cs="Calibri" w:eastAsia="Calibri"/>
+          <w:b/>
+          <w:sz w:val="22"/>
+        </w:rPr>
+        <w:t>HistGradientBoostingClassifier</w:t>
+      </w:r>
+      <w:r>
+        <w:rPr>
+          <w:rFonts w:ascii="Calibri" w:hAnsi="Calibri" w:cs="Calibri" w:eastAsia="Calibri"/>
+          <w:sz w:val="22"/>
+        </w:rPr>
+        <w:t xml:space="preserve"> (</w:t>
+      </w:r>
+      <w:r>
+        <w:rPr>
+          <w:rFonts w:ascii="Consolas" w:hAnsi="Consolas" w:cs="Consolas" w:eastAsia="Consolas"/>
+          <w:sz w:val="20"/>
+        </w:rPr>
+        <w:t>sklearn.ensemble</w:t>
+      </w:r>
+      <w:r>
+        <w:rPr>
+          <w:rFonts w:ascii="Calibri" w:hAnsi="Calibri" w:cs="Calibri" w:eastAsia="Calibri"/>
+          <w:sz w:val="22"/>
+        </w:rPr>
+        <w:t xml:space="preserve">). Boosting builds trees one after the other, with each new tree trying to fix the mistakes the previous trees made. The "Hist" version groups similar values into bins for speed and works very well on tabular data like ours. Tuned: </w:t>
+      </w:r>
+      <w:r>
+        <w:rPr>
+          <w:rFonts w:ascii="Consolas" w:hAnsi="Consolas" w:cs="Consolas" w:eastAsia="Consolas"/>
+          <w:sz w:val="20"/>
+        </w:rPr>
+        <w:t>max_depth</w:t>
+      </w:r>
+      <w:r>
+        <w:rPr>
+          <w:rFonts w:ascii="Calibri" w:hAnsi="Calibri" w:cs="Calibri" w:eastAsia="Calibri"/>
+          <w:sz w:val="22"/>
+        </w:rPr>
+        <w:t xml:space="preserve"> (3, 5, or unlimited) and </w:t>
+      </w:r>
+      <w:r>
+        <w:rPr>
+          <w:rFonts w:ascii="Consolas" w:hAnsi="Consolas" w:cs="Consolas" w:eastAsia="Consolas"/>
+          <w:sz w:val="20"/>
+        </w:rPr>
+        <w:t>learning_rate</w:t>
+      </w:r>
+      <w:r>
+        <w:rPr>
+          <w:rFonts w:ascii="Calibri" w:hAnsi="Calibri" w:cs="Calibri" w:eastAsia="Calibri"/>
+          <w:sz w:val="22"/>
+        </w:rPr>
+        <w:t xml:space="preserve"> (0.05 or 0.1), which controls how much each new tree is allowed to change the running prediction.</w:t>
+      </w:r>
+    </w:p>
+    <w:p>
+      <w:pPr>
+        <w:spacing w:after="160"/>
+      </w:pPr>
+      <w:r>
+        <w:rPr>
+          <w:rFonts w:ascii="Calibri" w:hAnsi="Calibri" w:cs="Calibri" w:eastAsia="Calibri"/>
+          <w:b/>
+          <w:sz w:val="22"/>
+        </w:rPr>
+        <w:t>XGBClassifier</w:t>
+      </w:r>
+      <w:r>
+        <w:rPr>
+          <w:rFonts w:ascii="Calibri" w:hAnsi="Calibri" w:cs="Calibri" w:eastAsia="Calibri"/>
+          <w:sz w:val="22"/>
+        </w:rPr>
+        <w:t xml:space="preserve"> (</w:t>
+      </w:r>
+      <w:r>
+        <w:rPr>
+          <w:rFonts w:ascii="Consolas" w:hAnsi="Consolas" w:cs="Consolas" w:eastAsia="Consolas"/>
+          <w:sz w:val="20"/>
+        </w:rPr>
+        <w:t>xgboost</w:t>
+      </w:r>
+      <w:r>
+        <w:rPr>
+          <w:rFonts w:ascii="Calibri" w:hAnsi="Calibri" w:cs="Calibri" w:eastAsia="Calibri"/>
+          <w:sz w:val="22"/>
+        </w:rPr>
+        <w:t>). Another boosted-trees implementation that adds an extra regularisation term, often topping leaderboards on tabular problems. We track multi-class log-loss during fitting (</w:t>
+      </w:r>
+      <w:r>
+        <w:rPr>
+          <w:rFonts w:ascii="Consolas" w:hAnsi="Consolas" w:cs="Consolas" w:eastAsia="Consolas"/>
+          <w:sz w:val="20"/>
+        </w:rPr>
+        <w:t>eval_metric='mlogloss'</w:t>
+      </w:r>
+      <w:r>
+        <w:rPr>
+          <w:rFonts w:ascii="Calibri" w:hAnsi="Calibri" w:cs="Calibri" w:eastAsia="Calibri"/>
+          <w:sz w:val="22"/>
+        </w:rPr>
+        <w:t>), keep the console quiet (</w:t>
+      </w:r>
+      <w:r>
+        <w:rPr>
+          <w:rFonts w:ascii="Consolas" w:hAnsi="Consolas" w:cs="Consolas" w:eastAsia="Consolas"/>
+          <w:sz w:val="20"/>
+        </w:rPr>
+        <w:t>verbosity=0</w:t>
+      </w:r>
+      <w:r>
+        <w:rPr>
+          <w:rFonts w:ascii="Calibri" w:hAnsi="Calibri" w:cs="Calibri" w:eastAsia="Calibri"/>
+          <w:sz w:val="22"/>
+        </w:rPr>
+        <w:t xml:space="preserve">), and fix the random seed. Tuned: </w:t>
+      </w:r>
+      <w:r>
+        <w:rPr>
+          <w:rFonts w:ascii="Consolas" w:hAnsi="Consolas" w:cs="Consolas" w:eastAsia="Consolas"/>
+          <w:sz w:val="20"/>
+        </w:rPr>
+        <w:t>n_estimators</w:t>
+      </w:r>
+      <w:r>
+        <w:rPr>
+          <w:rFonts w:ascii="Calibri" w:hAnsi="Calibri" w:cs="Calibri" w:eastAsia="Calibri"/>
+          <w:sz w:val="22"/>
+        </w:rPr>
+        <w:t xml:space="preserve"> (200 or 400 trees), </w:t>
+      </w:r>
+      <w:r>
+        <w:rPr>
+          <w:rFonts w:ascii="Consolas" w:hAnsi="Consolas" w:cs="Consolas" w:eastAsia="Consolas"/>
+          <w:sz w:val="20"/>
+        </w:rPr>
+        <w:t>max_depth</w:t>
+      </w:r>
+      <w:r>
+        <w:rPr>
+          <w:rFonts w:ascii="Calibri" w:hAnsi="Calibri" w:cs="Calibri" w:eastAsia="Calibri"/>
+          <w:sz w:val="22"/>
+        </w:rPr>
+        <w:t xml:space="preserve"> (3, 4, or 6), </w:t>
+      </w:r>
+      <w:r>
+        <w:rPr>
+          <w:rFonts w:ascii="Consolas" w:hAnsi="Consolas" w:cs="Consolas" w:eastAsia="Consolas"/>
+          <w:sz w:val="20"/>
+        </w:rPr>
+        <w:t>learning_rate</w:t>
+      </w:r>
+      <w:r>
+        <w:rPr>
+          <w:rFonts w:ascii="Calibri" w:hAnsi="Calibri" w:cs="Calibri" w:eastAsia="Calibri"/>
+          <w:sz w:val="22"/>
+        </w:rPr>
+        <w:t xml:space="preserve"> (0.05 or 0.1).</w:t>
+      </w:r>
+    </w:p>
+    <w:p>
+      <w:pPr>
+        <w:spacing w:after="160"/>
+      </w:pPr>
+      <w:r>
+        <w:rPr>
+          <w:rFonts w:ascii="Calibri" w:hAnsi="Calibri" w:cs="Calibri" w:eastAsia="Calibri"/>
+          <w:b/>
+          <w:sz w:val="22"/>
+        </w:rPr>
+        <w:t>StackingClassifier</w:t>
+      </w:r>
+      <w:r>
+        <w:rPr>
+          <w:rFonts w:ascii="Calibri" w:hAnsi="Calibri" w:cs="Calibri" w:eastAsia="Calibri"/>
+          <w:sz w:val="22"/>
+        </w:rPr>
+        <w:t xml:space="preserve"> (</w:t>
+      </w:r>
+      <w:r>
+        <w:rPr>
+          <w:rFonts w:ascii="Consolas" w:hAnsi="Consolas" w:cs="Consolas" w:eastAsia="Consolas"/>
+          <w:sz w:val="20"/>
+        </w:rPr>
+        <w:t>sklearn.ensemble</w:t>
+      </w:r>
+      <w:r>
+        <w:rPr>
+          <w:rFonts w:ascii="Calibri" w:hAnsi="Calibri" w:cs="Calibri" w:eastAsia="Calibri"/>
+          <w:sz w:val="22"/>
+        </w:rPr>
+        <w:t>). The most complex of the seven. Stacking takes the predictions of several base models and feeds them into a final model that learns the best way to combine them. We use four base models: a Random Forest (</w:t>
+      </w:r>
+      <w:r>
+        <w:rPr>
+          <w:rFonts w:ascii="Consolas" w:hAnsi="Consolas" w:cs="Consolas" w:eastAsia="Consolas"/>
+          <w:sz w:val="20"/>
+        </w:rPr>
+        <w:t>n_estimators=300</w:t>
       </w:r>
       <w:r>
         <w:rPr>
@@ -7741,624 +8137,76 @@
           <w:rFonts w:ascii="Consolas" w:hAnsi="Consolas" w:cs="Consolas" w:eastAsia="Consolas"/>
           <w:sz w:val="20"/>
         </w:rPr>
-        <w:t>random_state=42</w:t>
-      </w:r>
-      <w:r>
-        <w:rPr>
-          <w:rFonts w:ascii="Calibri" w:hAnsi="Calibri" w:cs="Calibri" w:eastAsia="Calibri"/>
-          <w:sz w:val="22"/>
-        </w:rPr>
-        <w:t xml:space="preserve">. Tuned: </w:t>
+        <w:t>max_depth=8</w:t>
+      </w:r>
+      <w:r>
+        <w:rPr>
+          <w:rFonts w:ascii="Calibri" w:hAnsi="Calibri" w:cs="Calibri" w:eastAsia="Calibri"/>
+          <w:sz w:val="22"/>
+        </w:rPr>
+        <w:t>), an Extra Trees with the same settings, an XGBoost (</w:t>
       </w:r>
       <w:r>
         <w:rPr>
           <w:rFonts w:ascii="Consolas" w:hAnsi="Consolas" w:cs="Consolas" w:eastAsia="Consolas"/>
           <w:sz w:val="20"/>
         </w:rPr>
-        <w:t>max_depth</w:t>
-      </w:r>
-      <w:r>
-        <w:rPr>
-          <w:rFonts w:ascii="Calibri" w:hAnsi="Calibri" w:cs="Calibri" w:eastAsia="Calibri"/>
-          <w:sz w:val="22"/>
-        </w:rPr>
-        <w:t xml:space="preserve"> over </w:t>
+        <w:t>n_estimators=300</w:t>
+      </w:r>
+      <w:r>
+        <w:rPr>
+          <w:rFonts w:ascii="Calibri" w:hAnsi="Calibri" w:cs="Calibri" w:eastAsia="Calibri"/>
+          <w:sz w:val="22"/>
+        </w:rPr>
+        <w:t xml:space="preserve">, </w:t>
       </w:r>
       <w:r>
         <w:rPr>
           <w:rFonts w:ascii="Consolas" w:hAnsi="Consolas" w:cs="Consolas" w:eastAsia="Consolas"/>
           <w:sz w:val="20"/>
         </w:rPr>
-        <w:t>{3, 5, 7}</w:t>
-      </w:r>
-      <w:r>
-        <w:rPr>
-          <w:rFonts w:ascii="Calibri" w:hAnsi="Calibri" w:cs="Calibri" w:eastAsia="Calibri"/>
-          <w:sz w:val="22"/>
-        </w:rPr>
-        <w:t xml:space="preserve"> and </w:t>
+        <w:t>max_depth=4</w:t>
+      </w:r>
+      <w:r>
+        <w:rPr>
+          <w:rFonts w:ascii="Calibri" w:hAnsi="Calibri" w:cs="Calibri" w:eastAsia="Calibri"/>
+          <w:sz w:val="22"/>
+        </w:rPr>
+        <w:t xml:space="preserve">, </w:t>
       </w:r>
       <w:r>
         <w:rPr>
           <w:rFonts w:ascii="Consolas" w:hAnsi="Consolas" w:cs="Consolas" w:eastAsia="Consolas"/>
           <w:sz w:val="20"/>
         </w:rPr>
-        <w:t>min_samples_leaf</w:t>
-      </w:r>
-      <w:r>
-        <w:rPr>
-          <w:rFonts w:ascii="Calibri" w:hAnsi="Calibri" w:cs="Calibri" w:eastAsia="Calibri"/>
-          <w:sz w:val="22"/>
-        </w:rPr>
-        <w:t xml:space="preserve"> over </w:t>
+        <w:t>learning_rate=0.1</w:t>
+      </w:r>
+      <w:r>
+        <w:rPr>
+          <w:rFonts w:ascii="Calibri" w:hAnsi="Calibri" w:cs="Calibri" w:eastAsia="Calibri"/>
+          <w:sz w:val="22"/>
+        </w:rPr>
+        <w:t>), and a Hist Gradient Boosting (</w:t>
       </w:r>
       <w:r>
         <w:rPr>
           <w:rFonts w:ascii="Consolas" w:hAnsi="Consolas" w:cs="Consolas" w:eastAsia="Consolas"/>
           <w:sz w:val="20"/>
         </w:rPr>
-        <w:t>{1, 3, 5}</w:t>
-      </w:r>
-      <w:r>
-        <w:rPr>
-          <w:rFonts w:ascii="Calibri" w:hAnsi="Calibri" w:cs="Calibri" w:eastAsia="Calibri"/>
-          <w:sz w:val="22"/>
-        </w:rPr>
-        <w:t xml:space="preserve"> to control overfitting on the 182-row sample.</w:t>
-      </w:r>
-    </w:p>
-    <w:p>
-      <w:pPr>
-        <w:spacing w:after="160"/>
-      </w:pPr>
-      <w:r>
-        <w:rPr>
-          <w:rFonts w:ascii="Calibri" w:hAnsi="Calibri" w:cs="Calibri" w:eastAsia="Calibri"/>
-          <w:b/>
-          <w:sz w:val="22"/>
-        </w:rPr>
-        <w:t>RandomForestClassifier</w:t>
-      </w:r>
-      <w:r>
-        <w:rPr>
-          <w:rFonts w:ascii="Calibri" w:hAnsi="Calibri" w:cs="Calibri" w:eastAsia="Calibri"/>
-          <w:sz w:val="22"/>
-        </w:rPr>
-        <w:t xml:space="preserve"> (</w:t>
+        <w:t>max_depth=5</w:t>
+      </w:r>
+      <w:r>
+        <w:rPr>
+          <w:rFonts w:ascii="Calibri" w:hAnsi="Calibri" w:cs="Calibri" w:eastAsia="Calibri"/>
+          <w:sz w:val="22"/>
+        </w:rPr>
+        <w:t xml:space="preserve">, </w:t>
       </w:r>
       <w:r>
         <w:rPr>
           <w:rFonts w:ascii="Consolas" w:hAnsi="Consolas" w:cs="Consolas" w:eastAsia="Consolas"/>
           <w:sz w:val="20"/>
         </w:rPr>
-        <w:t>sklearn.ensemble</w:t>
-      </w:r>
-      <w:r>
-        <w:rPr>
-          <w:rFonts w:ascii="Calibri" w:hAnsi="Calibri" w:cs="Calibri" w:eastAsia="Calibri"/>
-          <w:sz w:val="22"/>
-        </w:rPr>
-        <w:t xml:space="preserve">). A bagging ensemble of CART trees, each trained on a bootstrap sample of the training data and each split considering a random subset of features. The class prediction is the modal class across trees. Configuration: </w:t>
-      </w:r>
-      <w:r>
-        <w:rPr>
-          <w:rFonts w:ascii="Consolas" w:hAnsi="Consolas" w:cs="Consolas" w:eastAsia="Consolas"/>
-          <w:sz w:val="20"/>
-        </w:rPr>
-        <w:t>class_weight='balanced'</w:t>
-      </w:r>
-      <w:r>
-        <w:rPr>
-          <w:rFonts w:ascii="Calibri" w:hAnsi="Calibri" w:cs="Calibri" w:eastAsia="Calibri"/>
-          <w:sz w:val="22"/>
-        </w:rPr>
-        <w:t xml:space="preserve">, </w:t>
-      </w:r>
-      <w:r>
-        <w:rPr>
-          <w:rFonts w:ascii="Consolas" w:hAnsi="Consolas" w:cs="Consolas" w:eastAsia="Consolas"/>
-          <w:sz w:val="20"/>
-        </w:rPr>
-        <w:t>random_state=42</w:t>
-      </w:r>
-      <w:r>
-        <w:rPr>
-          <w:rFonts w:ascii="Calibri" w:hAnsi="Calibri" w:cs="Calibri" w:eastAsia="Calibri"/>
-          <w:sz w:val="22"/>
-        </w:rPr>
-        <w:t xml:space="preserve">. Tuned: </w:t>
-      </w:r>
-      <w:r>
-        <w:rPr>
-          <w:rFonts w:ascii="Consolas" w:hAnsi="Consolas" w:cs="Consolas" w:eastAsia="Consolas"/>
-          <w:sz w:val="20"/>
-        </w:rPr>
-        <w:t>n_estimators</w:t>
-      </w:r>
-      <w:r>
-        <w:rPr>
-          <w:rFonts w:ascii="Calibri" w:hAnsi="Calibri" w:cs="Calibri" w:eastAsia="Calibri"/>
-          <w:sz w:val="22"/>
-        </w:rPr>
-        <w:t xml:space="preserve"> over </w:t>
-      </w:r>
-      <w:r>
-        <w:rPr>
-          <w:rFonts w:ascii="Consolas" w:hAnsi="Consolas" w:cs="Consolas" w:eastAsia="Consolas"/>
-          <w:sz w:val="20"/>
-        </w:rPr>
-        <w:t>{300, 500}</w:t>
-      </w:r>
-      <w:r>
-        <w:rPr>
-          <w:rFonts w:ascii="Calibri" w:hAnsi="Calibri" w:cs="Calibri" w:eastAsia="Calibri"/>
-          <w:sz w:val="22"/>
-        </w:rPr>
-        <w:t xml:space="preserve"> and </w:t>
-      </w:r>
-      <w:r>
-        <w:rPr>
-          <w:rFonts w:ascii="Consolas" w:hAnsi="Consolas" w:cs="Consolas" w:eastAsia="Consolas"/>
-          <w:sz w:val="20"/>
-        </w:rPr>
-        <w:t>max_depth</w:t>
-      </w:r>
-      <w:r>
-        <w:rPr>
-          <w:rFonts w:ascii="Calibri" w:hAnsi="Calibri" w:cs="Calibri" w:eastAsia="Calibri"/>
-          <w:sz w:val="22"/>
-        </w:rPr>
-        <w:t xml:space="preserve"> over </w:t>
-      </w:r>
-      <w:r>
-        <w:rPr>
-          <w:rFonts w:ascii="Consolas" w:hAnsi="Consolas" w:cs="Consolas" w:eastAsia="Consolas"/>
-          <w:sz w:val="20"/>
-        </w:rPr>
-        <w:t>{5, 10, None}</w:t>
-      </w:r>
-      <w:r>
-        <w:rPr>
-          <w:rFonts w:ascii="Calibri" w:hAnsi="Calibri" w:cs="Calibri" w:eastAsia="Calibri"/>
-          <w:sz w:val="22"/>
-        </w:rPr>
-        <w:t>.</w:t>
-      </w:r>
-    </w:p>
-    <w:p>
-      <w:pPr>
-        <w:spacing w:after="160"/>
-      </w:pPr>
-      <w:r>
-        <w:rPr>
-          <w:rFonts w:ascii="Calibri" w:hAnsi="Calibri" w:cs="Calibri" w:eastAsia="Calibri"/>
-          <w:b/>
-          <w:sz w:val="22"/>
-        </w:rPr>
-        <w:t>ExtraTreesClassifier</w:t>
-      </w:r>
-      <w:r>
-        <w:rPr>
-          <w:rFonts w:ascii="Calibri" w:hAnsi="Calibri" w:cs="Calibri" w:eastAsia="Calibri"/>
-          <w:sz w:val="22"/>
-        </w:rPr>
-        <w:t xml:space="preserve"> (</w:t>
-      </w:r>
-      <w:r>
-        <w:rPr>
-          <w:rFonts w:ascii="Consolas" w:hAnsi="Consolas" w:cs="Consolas" w:eastAsia="Consolas"/>
-          <w:sz w:val="20"/>
-        </w:rPr>
-        <w:t>sklearn.ensemble</w:t>
-      </w:r>
-      <w:r>
-        <w:rPr>
-          <w:rFonts w:ascii="Calibri" w:hAnsi="Calibri" w:cs="Calibri" w:eastAsia="Calibri"/>
-          <w:sz w:val="22"/>
-        </w:rPr>
-        <w:t>). Like Random Forest but each split threshold is chosen at random instead of via the best Gini reduction. This further reduces variance at the cost of a small bias increase, often helpful on small samples. Configuration and grid identical to Random Forest.</w:t>
-      </w:r>
-    </w:p>
-    <w:p>
-      <w:pPr>
-        <w:spacing w:after="160"/>
-      </w:pPr>
-      <w:r>
-        <w:rPr>
-          <w:rFonts w:ascii="Calibri" w:hAnsi="Calibri" w:cs="Calibri" w:eastAsia="Calibri"/>
-          <w:b/>
-          <w:sz w:val="22"/>
-        </w:rPr>
-        <w:t>HistGradientBoostingClassifier</w:t>
-      </w:r>
-      <w:r>
-        <w:rPr>
-          <w:rFonts w:ascii="Calibri" w:hAnsi="Calibri" w:cs="Calibri" w:eastAsia="Calibri"/>
-          <w:sz w:val="22"/>
-        </w:rPr>
-        <w:t xml:space="preserve"> (</w:t>
-      </w:r>
-      <w:r>
-        <w:rPr>
-          <w:rFonts w:ascii="Consolas" w:hAnsi="Consolas" w:cs="Consolas" w:eastAsia="Consolas"/>
-          <w:sz w:val="20"/>
-        </w:rPr>
-        <w:t>sklearn.ensemble</w:t>
-      </w:r>
-      <w:r>
-        <w:rPr>
-          <w:rFonts w:ascii="Calibri" w:hAnsi="Calibri" w:cs="Calibri" w:eastAsia="Calibri"/>
-          <w:sz w:val="22"/>
-        </w:rPr>
-        <w:t xml:space="preserve">). A histogram-binned implementation of gradient boosting. Each tree fits the negative gradient of the cross-entropy loss with respect to the current ensemble prediction. Configuration: </w:t>
-      </w:r>
-      <w:r>
-        <w:rPr>
-          <w:rFonts w:ascii="Consolas" w:hAnsi="Consolas" w:cs="Consolas" w:eastAsia="Consolas"/>
-          <w:sz w:val="20"/>
-        </w:rPr>
-        <w:t>random_state=42</w:t>
-      </w:r>
-      <w:r>
-        <w:rPr>
-          <w:rFonts w:ascii="Calibri" w:hAnsi="Calibri" w:cs="Calibri" w:eastAsia="Calibri"/>
-          <w:sz w:val="22"/>
-        </w:rPr>
-        <w:t xml:space="preserve">. Tuned: </w:t>
-      </w:r>
-      <w:r>
-        <w:rPr>
-          <w:rFonts w:ascii="Consolas" w:hAnsi="Consolas" w:cs="Consolas" w:eastAsia="Consolas"/>
-          <w:sz w:val="20"/>
-        </w:rPr>
-        <w:t>max_depth</w:t>
-      </w:r>
-      <w:r>
-        <w:rPr>
-          <w:rFonts w:ascii="Calibri" w:hAnsi="Calibri" w:cs="Calibri" w:eastAsia="Calibri"/>
-          <w:sz w:val="22"/>
-        </w:rPr>
-        <w:t xml:space="preserve"> over </w:t>
-      </w:r>
-      <w:r>
-        <w:rPr>
-          <w:rFonts w:ascii="Consolas" w:hAnsi="Consolas" w:cs="Consolas" w:eastAsia="Consolas"/>
-          <w:sz w:val="20"/>
-        </w:rPr>
-        <w:t>{3, 5, None}</w:t>
-      </w:r>
-      <w:r>
-        <w:rPr>
-          <w:rFonts w:ascii="Calibri" w:hAnsi="Calibri" w:cs="Calibri" w:eastAsia="Calibri"/>
-          <w:sz w:val="22"/>
-        </w:rPr>
-        <w:t xml:space="preserve"> and </w:t>
-      </w:r>
-      <w:r>
-        <w:rPr>
-          <w:rFonts w:ascii="Consolas" w:hAnsi="Consolas" w:cs="Consolas" w:eastAsia="Consolas"/>
-          <w:sz w:val="20"/>
-        </w:rPr>
-        <w:t>learning_rate</w:t>
-      </w:r>
-      <w:r>
-        <w:rPr>
-          <w:rFonts w:ascii="Calibri" w:hAnsi="Calibri" w:cs="Calibri" w:eastAsia="Calibri"/>
-          <w:sz w:val="22"/>
-        </w:rPr>
-        <w:t xml:space="preserve"> over </w:t>
-      </w:r>
-      <w:r>
-        <w:rPr>
-          <w:rFonts w:ascii="Consolas" w:hAnsi="Consolas" w:cs="Consolas" w:eastAsia="Consolas"/>
-          <w:sz w:val="20"/>
-        </w:rPr>
-        <w:t>{0.05, 0.1}</w:t>
-      </w:r>
-      <w:r>
-        <w:rPr>
-          <w:rFonts w:ascii="Calibri" w:hAnsi="Calibri" w:cs="Calibri" w:eastAsia="Calibri"/>
-          <w:sz w:val="22"/>
-        </w:rPr>
-        <w:t>.</w:t>
-      </w:r>
-    </w:p>
-    <w:p>
-      <w:pPr>
-        <w:spacing w:after="160"/>
-      </w:pPr>
-      <w:r>
-        <w:rPr>
-          <w:rFonts w:ascii="Calibri" w:hAnsi="Calibri" w:cs="Calibri" w:eastAsia="Calibri"/>
-          <w:b/>
-          <w:sz w:val="22"/>
-        </w:rPr>
-        <w:t>XGBClassifier</w:t>
-      </w:r>
-      <w:r>
-        <w:rPr>
-          <w:rFonts w:ascii="Calibri" w:hAnsi="Calibri" w:cs="Calibri" w:eastAsia="Calibri"/>
-          <w:sz w:val="22"/>
-        </w:rPr>
-        <w:t xml:space="preserve"> (</w:t>
-      </w:r>
-      <w:r>
-        <w:rPr>
-          <w:rFonts w:ascii="Consolas" w:hAnsi="Consolas" w:cs="Consolas" w:eastAsia="Consolas"/>
-          <w:sz w:val="20"/>
-        </w:rPr>
-        <w:t>xgboost</w:t>
-      </w:r>
-      <w:r>
-        <w:rPr>
-          <w:rFonts w:ascii="Calibri" w:hAnsi="Calibri" w:cs="Calibri" w:eastAsia="Calibri"/>
-          <w:sz w:val="22"/>
-        </w:rPr>
-        <w:t xml:space="preserve">). Gradient-boosted trees with L1/L2 regularisation on leaf weights and shrinkage. Configuration: </w:t>
-      </w:r>
-      <w:r>
-        <w:rPr>
-          <w:rFonts w:ascii="Consolas" w:hAnsi="Consolas" w:cs="Consolas" w:eastAsia="Consolas"/>
-          <w:sz w:val="20"/>
-        </w:rPr>
-        <w:t>eval_metric='mlogloss'</w:t>
-      </w:r>
-      <w:r>
-        <w:rPr>
-          <w:rFonts w:ascii="Calibri" w:hAnsi="Calibri" w:cs="Calibri" w:eastAsia="Calibri"/>
-          <w:sz w:val="22"/>
-        </w:rPr>
-        <w:t xml:space="preserve"> for multi-class log-loss tracking, </w:t>
-      </w:r>
-      <w:r>
-        <w:rPr>
-          <w:rFonts w:ascii="Consolas" w:hAnsi="Consolas" w:cs="Consolas" w:eastAsia="Consolas"/>
-          <w:sz w:val="20"/>
-        </w:rPr>
-        <w:t>verbosity=0</w:t>
-      </w:r>
-      <w:r>
-        <w:rPr>
-          <w:rFonts w:ascii="Calibri" w:hAnsi="Calibri" w:cs="Calibri" w:eastAsia="Calibri"/>
-          <w:sz w:val="22"/>
-        </w:rPr>
-        <w:t xml:space="preserve">, </w:t>
-      </w:r>
-      <w:r>
-        <w:rPr>
-          <w:rFonts w:ascii="Consolas" w:hAnsi="Consolas" w:cs="Consolas" w:eastAsia="Consolas"/>
-          <w:sz w:val="20"/>
-        </w:rPr>
-        <w:t>random_state=42</w:t>
-      </w:r>
-      <w:r>
-        <w:rPr>
-          <w:rFonts w:ascii="Calibri" w:hAnsi="Calibri" w:cs="Calibri" w:eastAsia="Calibri"/>
-          <w:sz w:val="22"/>
-        </w:rPr>
-        <w:t xml:space="preserve">. Tuned: </w:t>
-      </w:r>
-      <w:r>
-        <w:rPr>
-          <w:rFonts w:ascii="Consolas" w:hAnsi="Consolas" w:cs="Consolas" w:eastAsia="Consolas"/>
-          <w:sz w:val="20"/>
-        </w:rPr>
-        <w:t>n_estimators</w:t>
-      </w:r>
-      <w:r>
-        <w:rPr>
-          <w:rFonts w:ascii="Calibri" w:hAnsi="Calibri" w:cs="Calibri" w:eastAsia="Calibri"/>
-          <w:sz w:val="22"/>
-        </w:rPr>
-        <w:t xml:space="preserve"> over </w:t>
-      </w:r>
-      <w:r>
-        <w:rPr>
-          <w:rFonts w:ascii="Consolas" w:hAnsi="Consolas" w:cs="Consolas" w:eastAsia="Consolas"/>
-          <w:sz w:val="20"/>
-        </w:rPr>
-        <w:t>{200, 400}</w:t>
-      </w:r>
-      <w:r>
-        <w:rPr>
-          <w:rFonts w:ascii="Calibri" w:hAnsi="Calibri" w:cs="Calibri" w:eastAsia="Calibri"/>
-          <w:sz w:val="22"/>
-        </w:rPr>
-        <w:t xml:space="preserve">, </w:t>
-      </w:r>
-      <w:r>
-        <w:rPr>
-          <w:rFonts w:ascii="Consolas" w:hAnsi="Consolas" w:cs="Consolas" w:eastAsia="Consolas"/>
-          <w:sz w:val="20"/>
-        </w:rPr>
-        <w:t>max_depth</w:t>
-      </w:r>
-      <w:r>
-        <w:rPr>
-          <w:rFonts w:ascii="Calibri" w:hAnsi="Calibri" w:cs="Calibri" w:eastAsia="Calibri"/>
-          <w:sz w:val="22"/>
-        </w:rPr>
-        <w:t xml:space="preserve"> over </w:t>
-      </w:r>
-      <w:r>
-        <w:rPr>
-          <w:rFonts w:ascii="Consolas" w:hAnsi="Consolas" w:cs="Consolas" w:eastAsia="Consolas"/>
-          <w:sz w:val="20"/>
-        </w:rPr>
-        <w:t>{3, 4, 6}</w:t>
-      </w:r>
-      <w:r>
-        <w:rPr>
-          <w:rFonts w:ascii="Calibri" w:hAnsi="Calibri" w:cs="Calibri" w:eastAsia="Calibri"/>
-          <w:sz w:val="22"/>
-        </w:rPr>
-        <w:t xml:space="preserve">, </w:t>
-      </w:r>
-      <w:r>
-        <w:rPr>
-          <w:rFonts w:ascii="Consolas" w:hAnsi="Consolas" w:cs="Consolas" w:eastAsia="Consolas"/>
-          <w:sz w:val="20"/>
-        </w:rPr>
-        <w:t>learning_rate</w:t>
-      </w:r>
-      <w:r>
-        <w:rPr>
-          <w:rFonts w:ascii="Calibri" w:hAnsi="Calibri" w:cs="Calibri" w:eastAsia="Calibri"/>
-          <w:sz w:val="22"/>
-        </w:rPr>
-        <w:t xml:space="preserve"> over </w:t>
-      </w:r>
-      <w:r>
-        <w:rPr>
-          <w:rFonts w:ascii="Consolas" w:hAnsi="Consolas" w:cs="Consolas" w:eastAsia="Consolas"/>
-          <w:sz w:val="20"/>
-        </w:rPr>
-        <w:t>{0.05, 0.1}</w:t>
-      </w:r>
-      <w:r>
-        <w:rPr>
-          <w:rFonts w:ascii="Calibri" w:hAnsi="Calibri" w:cs="Calibri" w:eastAsia="Calibri"/>
-          <w:sz w:val="22"/>
-        </w:rPr>
-        <w:t>.</w:t>
-      </w:r>
-    </w:p>
-    <w:p>
-      <w:pPr>
-        <w:spacing w:after="160"/>
-      </w:pPr>
-      <w:r>
-        <w:rPr>
-          <w:rFonts w:ascii="Calibri" w:hAnsi="Calibri" w:cs="Calibri" w:eastAsia="Calibri"/>
-          <w:b/>
-          <w:sz w:val="22"/>
-        </w:rPr>
-        <w:t>StackingClassifier</w:t>
-      </w:r>
-      <w:r>
-        <w:rPr>
-          <w:rFonts w:ascii="Calibri" w:hAnsi="Calibri" w:cs="Calibri" w:eastAsia="Calibri"/>
-          <w:sz w:val="22"/>
-        </w:rPr>
-        <w:t xml:space="preserve"> (</w:t>
-      </w:r>
-      <w:r>
-        <w:rPr>
-          <w:rFonts w:ascii="Consolas" w:hAnsi="Consolas" w:cs="Consolas" w:eastAsia="Consolas"/>
-          <w:sz w:val="20"/>
-        </w:rPr>
-        <w:t>sklearn.ensemble</w:t>
-      </w:r>
-      <w:r>
-        <w:rPr>
-          <w:rFonts w:ascii="Calibri" w:hAnsi="Calibri" w:cs="Calibri" w:eastAsia="Calibri"/>
-          <w:sz w:val="22"/>
-        </w:rPr>
-        <w:t xml:space="preserve">). A meta-ensemble whose final estimator (Logistic Regression with </w:t>
-      </w:r>
-      <w:r>
-        <w:rPr>
-          <w:rFonts w:ascii="Consolas" w:hAnsi="Consolas" w:cs="Consolas" w:eastAsia="Consolas"/>
-          <w:sz w:val="20"/>
-        </w:rPr>
-        <w:t>class_weight='balanced'</w:t>
-      </w:r>
-      <w:r>
-        <w:rPr>
-          <w:rFonts w:ascii="Calibri" w:hAnsi="Calibri" w:cs="Calibri" w:eastAsia="Calibri"/>
-          <w:sz w:val="22"/>
-        </w:rPr>
-        <w:t xml:space="preserve">, </w:t>
-      </w:r>
-      <w:r>
-        <w:rPr>
-          <w:rFonts w:ascii="Consolas" w:hAnsi="Consolas" w:cs="Consolas" w:eastAsia="Consolas"/>
-          <w:sz w:val="20"/>
-        </w:rPr>
-        <w:t>max_iter=2000</w:t>
-      </w:r>
-      <w:r>
-        <w:rPr>
-          <w:rFonts w:ascii="Calibri" w:hAnsi="Calibri" w:cs="Calibri" w:eastAsia="Calibri"/>
-          <w:sz w:val="22"/>
-        </w:rPr>
-        <w:t xml:space="preserve">, </w:t>
-      </w:r>
-      <w:r>
-        <w:rPr>
-          <w:rFonts w:ascii="Consolas" w:hAnsi="Consolas" w:cs="Consolas" w:eastAsia="Consolas"/>
-          <w:sz w:val="20"/>
-        </w:rPr>
-        <w:t>random_state=42</w:t>
-      </w:r>
-      <w:r>
-        <w:rPr>
-          <w:rFonts w:ascii="Calibri" w:hAnsi="Calibri" w:cs="Calibri" w:eastAsia="Calibri"/>
-          <w:sz w:val="22"/>
-        </w:rPr>
-        <w:t>) is trained on the out-of-fold predictions of four base learners: a RandomForest (</w:t>
-      </w:r>
-      <w:r>
-        <w:rPr>
-          <w:rFonts w:ascii="Consolas" w:hAnsi="Consolas" w:cs="Consolas" w:eastAsia="Consolas"/>
-          <w:sz w:val="20"/>
-        </w:rPr>
-        <w:t>n_estimators=300</w:t>
-      </w:r>
-      <w:r>
-        <w:rPr>
-          <w:rFonts w:ascii="Calibri" w:hAnsi="Calibri" w:cs="Calibri" w:eastAsia="Calibri"/>
-          <w:sz w:val="22"/>
-        </w:rPr>
-        <w:t xml:space="preserve">, </w:t>
-      </w:r>
-      <w:r>
-        <w:rPr>
-          <w:rFonts w:ascii="Consolas" w:hAnsi="Consolas" w:cs="Consolas" w:eastAsia="Consolas"/>
-          <w:sz w:val="20"/>
-        </w:rPr>
-        <w:t>max_depth=8</w:t>
-      </w:r>
-      <w:r>
-        <w:rPr>
-          <w:rFonts w:ascii="Calibri" w:hAnsi="Calibri" w:cs="Calibri" w:eastAsia="Calibri"/>
-          <w:sz w:val="22"/>
-        </w:rPr>
-        <w:t>), an ExtraTrees (same), an XGBoost (</w:t>
-      </w:r>
-      <w:r>
-        <w:rPr>
-          <w:rFonts w:ascii="Consolas" w:hAnsi="Consolas" w:cs="Consolas" w:eastAsia="Consolas"/>
-          <w:sz w:val="20"/>
-        </w:rPr>
-        <w:t>n_estimators=300</w:t>
-      </w:r>
-      <w:r>
-        <w:rPr>
-          <w:rFonts w:ascii="Calibri" w:hAnsi="Calibri" w:cs="Calibri" w:eastAsia="Calibri"/>
-          <w:sz w:val="22"/>
-        </w:rPr>
-        <w:t xml:space="preserve">, </w:t>
-      </w:r>
-      <w:r>
-        <w:rPr>
-          <w:rFonts w:ascii="Consolas" w:hAnsi="Consolas" w:cs="Consolas" w:eastAsia="Consolas"/>
-          <w:sz w:val="20"/>
-        </w:rPr>
-        <w:t>max_depth=4</w:t>
-      </w:r>
-      <w:r>
-        <w:rPr>
-          <w:rFonts w:ascii="Calibri" w:hAnsi="Calibri" w:cs="Calibri" w:eastAsia="Calibri"/>
-          <w:sz w:val="22"/>
-        </w:rPr>
-        <w:t xml:space="preserve">, </w:t>
-      </w:r>
-      <w:r>
-        <w:rPr>
-          <w:rFonts w:ascii="Consolas" w:hAnsi="Consolas" w:cs="Consolas" w:eastAsia="Consolas"/>
-          <w:sz w:val="20"/>
-        </w:rPr>
         <w:t>learning_rate=0.1</w:t>
       </w:r>
       <w:r>
@@ -8366,49 +8214,7 @@
           <w:rFonts w:ascii="Calibri" w:hAnsi="Calibri" w:cs="Calibri" w:eastAsia="Calibri"/>
           <w:sz w:val="22"/>
         </w:rPr>
-        <w:t>), and a HistGBM (</w:t>
-      </w:r>
-      <w:r>
-        <w:rPr>
-          <w:rFonts w:ascii="Consolas" w:hAnsi="Consolas" w:cs="Consolas" w:eastAsia="Consolas"/>
-          <w:sz w:val="20"/>
-        </w:rPr>
-        <w:t>max_depth=5</w:t>
-      </w:r>
-      <w:r>
-        <w:rPr>
-          <w:rFonts w:ascii="Calibri" w:hAnsi="Calibri" w:cs="Calibri" w:eastAsia="Calibri"/>
-          <w:sz w:val="22"/>
-        </w:rPr>
-        <w:t xml:space="preserve">, </w:t>
-      </w:r>
-      <w:r>
-        <w:rPr>
-          <w:rFonts w:ascii="Consolas" w:hAnsi="Consolas" w:cs="Consolas" w:eastAsia="Consolas"/>
-          <w:sz w:val="20"/>
-        </w:rPr>
-        <w:t>learning_rate=0.1</w:t>
-      </w:r>
-      <w:r>
-        <w:rPr>
-          <w:rFonts w:ascii="Calibri" w:hAnsi="Calibri" w:cs="Calibri" w:eastAsia="Calibri"/>
-          <w:sz w:val="22"/>
-        </w:rPr>
-        <w:t xml:space="preserve">). Internal stacking uses </w:t>
-      </w:r>
-      <w:r>
-        <w:rPr>
-          <w:rFonts w:ascii="Consolas" w:hAnsi="Consolas" w:cs="Consolas" w:eastAsia="Consolas"/>
-          <w:sz w:val="20"/>
-        </w:rPr>
-        <w:t>cv=3</w:t>
-      </w:r>
-      <w:r>
-        <w:rPr>
-          <w:rFonts w:ascii="Calibri" w:hAnsi="Calibri" w:cs="Calibri" w:eastAsia="Calibri"/>
-          <w:sz w:val="22"/>
-        </w:rPr>
-        <w:t>. No additional hyperparameter grid is searched at the stacking level.</w:t>
+        <w:t>). The final combiner is a Logistic Regression with balanced class weights. Internal three-fold stacking is used. No additional grid search is run at the stacking level because the base models inside it are already tuned.</w:t>
       </w:r>
     </w:p>
     <w:p>
@@ -8435,7 +8241,19 @@
           <w:rFonts w:ascii="Calibri" w:hAnsi="Calibri" w:cs="Calibri" w:eastAsia="Calibri"/>
           <w:sz w:val="22"/>
         </w:rPr>
-        <w:t xml:space="preserve">SMOTE (Synthetic Minority Over-sampling Technique) generates synthetic training examples for minority classes by linearly interpolating between an existing minority sample and one of its k nearest minority neighbours. For a minority sample </w:t>
+        <w:t>Several of the risk factors have a small class. Repetition has only 26 Low riders, Posture has only 29 Medium observations. A model trained on this kind of skewed data tends to play it safe by predicting the majority class for everyone, which gives high raw accuracy but is useless as a screening tool.</w:t>
+      </w:r>
+    </w:p>
+    <w:p>
+      <w:pPr>
+        <w:spacing w:after="160"/>
+      </w:pPr>
+      <w:r>
+        <w:rPr>
+          <w:rFonts w:ascii="Calibri" w:hAnsi="Calibri" w:cs="Calibri" w:eastAsia="Calibri"/>
+          <w:sz w:val="22"/>
+        </w:rPr>
+        <w:t xml:space="preserve">SMOTE (Synthetic Minority Over-sampling Technique) fixes this by generating extra minority-class examples during training. It picks a minority rider, finds one of their nearest minority neighbours, and creates a new synthetic rider somewhere on the line between the two. Formally, for a minority sample </w:t>
       </w:r>
       <w:r>
         <w:rPr>
@@ -8463,7 +8281,7 @@
           <w:rFonts w:ascii="Calibri" w:hAnsi="Calibri" w:cs="Calibri" w:eastAsia="Calibri"/>
           <w:sz w:val="22"/>
         </w:rPr>
-        <w:t xml:space="preserve"> chosen at random, the synthetic sample is</w:t>
+        <w:t xml:space="preserve"> chosen at random:</w:t>
       </w:r>
     </w:p>
     <w:p>
@@ -8494,53 +8312,39 @@
           <w:rFonts w:ascii="Calibri" w:hAnsi="Calibri" w:cs="Calibri" w:eastAsia="Calibri"/>
           <w:sz w:val="22"/>
         </w:rPr>
-        <w:t xml:space="preserve">The k nearest neighbours are computed in the original (un-rescaled) feature space using Euclidean distance. We use </w:t>
+        <w:t xml:space="preserve">The nearest neighbours are found using straight-line (Euclidean) distance in the original feature space. Crucially we run SMOTE inside an </w:t>
       </w:r>
       <w:r>
         <w:rPr>
           <w:rFonts w:ascii="Consolas" w:hAnsi="Consolas" w:cs="Consolas" w:eastAsia="Consolas"/>
           <w:sz w:val="20"/>
         </w:rPr>
-        <w:t>imblearn.over_sampling.SMOTE</w:t>
-      </w:r>
-      <w:r>
-        <w:rPr>
-          <w:rFonts w:ascii="Calibri" w:hAnsi="Calibri" w:cs="Calibri" w:eastAsia="Calibri"/>
-          <w:sz w:val="22"/>
-        </w:rPr>
-        <w:t xml:space="preserve"> inside an </w:t>
+        <w:t>imblearn.Pipeline</w:t>
+      </w:r>
+      <w:r>
+        <w:rPr>
+          <w:rFonts w:ascii="Calibri" w:hAnsi="Calibri" w:cs="Calibri" w:eastAsia="Calibri"/>
+          <w:sz w:val="22"/>
+        </w:rPr>
+        <w:t xml:space="preserve"> so the oversampling happens only on the training data within each cross-validation fold; the held-out validation rows are never touched by synthetic data.</w:t>
+      </w:r>
+    </w:p>
+    <w:p>
+      <w:pPr>
+        <w:spacing w:after="160"/>
+      </w:pPr>
+      <w:r>
+        <w:rPr>
+          <w:rFonts w:ascii="Calibri" w:hAnsi="Calibri" w:cs="Calibri" w:eastAsia="Calibri"/>
+          <w:sz w:val="22"/>
+        </w:rPr>
+        <w:t>The number of neighbours SMOTE looks at (</w:t>
       </w:r>
       <w:r>
         <w:rPr>
           <w:rFonts w:ascii="Consolas" w:hAnsi="Consolas" w:cs="Consolas" w:eastAsia="Consolas"/>
           <w:sz w:val="20"/>
         </w:rPr>
-        <w:t>imblearn.Pipeline</w:t>
-      </w:r>
-      <w:r>
-        <w:rPr>
-          <w:rFonts w:ascii="Calibri" w:hAnsi="Calibri" w:cs="Calibri" w:eastAsia="Calibri"/>
-          <w:sz w:val="22"/>
-        </w:rPr>
-        <w:t xml:space="preserve"> so the resampling happens inside every CV fold, never on the held-out validation data.</w:t>
-      </w:r>
-    </w:p>
-    <w:p>
-      <w:pPr>
-        <w:spacing w:after="160"/>
-      </w:pPr>
-      <w:r>
-        <w:rPr>
-          <w:rFonts w:ascii="Calibri" w:hAnsi="Calibri" w:cs="Calibri" w:eastAsia="Calibri"/>
-          <w:sz w:val="22"/>
-        </w:rPr>
-        <w:t xml:space="preserve">The </w:t>
-      </w:r>
-      <w:r>
-        <w:rPr>
-          <w:rFonts w:ascii="Consolas" w:hAnsi="Consolas" w:cs="Consolas" w:eastAsia="Consolas"/>
-          <w:sz w:val="20"/>
-        </w:rPr>
         <w:t>k_neighbors</w:t>
       </w:r>
       <w:r>
@@ -8548,7 +8352,7 @@
           <w:rFonts w:ascii="Calibri" w:hAnsi="Calibri" w:cs="Calibri" w:eastAsia="Calibri"/>
           <w:sz w:val="22"/>
         </w:rPr>
-        <w:t xml:space="preserve"> parameter is set per target so it never exceeds the smallest training-class size minus one:</w:t>
+        <w:t>) cannot be larger than the number of real minority examples available in the training fold. We set it per target with this rule:</w:t>
       </w:r>
     </w:p>
     <w:p>
@@ -8607,7 +8411,7 @@
           <w:rFonts w:ascii="Calibri" w:hAnsi="Calibri" w:cs="Calibri" w:eastAsia="Calibri"/>
           <w:sz w:val="22"/>
         </w:rPr>
-        <w:t xml:space="preserve"> factor accounts for the 4/5 training fraction inside a 5-fold cross-validation. The </w:t>
+        <w:t xml:space="preserve"> accounts for the fact that in 5-fold cross-validation only 4/5 of the data goes into training. The </w:t>
       </w:r>
       <w:r>
         <w:rPr>
@@ -8621,21 +8425,21 @@
           <w:rFonts w:ascii="Calibri" w:hAnsi="Calibri" w:cs="Calibri" w:eastAsia="Calibri"/>
           <w:sz w:val="22"/>
         </w:rPr>
-        <w:t xml:space="preserve"> floor prevents </w:t>
+        <w:t xml:space="preserve"> floor keeps </w:t>
       </w:r>
       <w:r>
         <w:rPr>
           <w:rFonts w:ascii="Consolas" w:hAnsi="Consolas" w:cs="Consolas" w:eastAsia="Consolas"/>
           <w:sz w:val="20"/>
         </w:rPr>
-        <w:t>k_neighbors=0</w:t>
-      </w:r>
-      <w:r>
-        <w:rPr>
-          <w:rFonts w:ascii="Calibri" w:hAnsi="Calibri" w:cs="Calibri" w:eastAsia="Calibri"/>
-          <w:sz w:val="22"/>
-        </w:rPr>
-        <w:t xml:space="preserve"> in degenerate cases.</w:t>
+        <w:t>k_neighbors</w:t>
+      </w:r>
+      <w:r>
+        <w:rPr>
+          <w:rFonts w:ascii="Calibri" w:hAnsi="Calibri" w:cs="Calibri" w:eastAsia="Calibri"/>
+          <w:sz w:val="22"/>
+        </w:rPr>
+        <w:t xml:space="preserve"> at least 1 even when the minority class is tiny.</w:t>
       </w:r>
     </w:p>
     <w:p>
@@ -8662,7 +8466,7 @@
           <w:rFonts w:ascii="Calibri" w:hAnsi="Calibri" w:cs="Calibri" w:eastAsia="Calibri"/>
           <w:sz w:val="22"/>
         </w:rPr>
-        <w:t>Each candidate algorithm is wrapped in:</w:t>
+        <w:t>Every candidate algorithm gets wrapped in a two-step pipeline: first SMOTE, then the classifier itself. Wrapping like this means both steps are applied together every time cross-validation runs:</w:t>
       </w:r>
     </w:p>
     <w:p>
@@ -8735,49 +8539,49 @@
           <w:rFonts w:ascii="Calibri" w:hAnsi="Calibri" w:cs="Calibri" w:eastAsia="Calibri"/>
           <w:sz w:val="22"/>
         </w:rPr>
-        <w:t xml:space="preserve">This pipeline is then handed to </w:t>
+        <w:t xml:space="preserve">This pipeline is then handed to the grid search. The </w:t>
       </w:r>
       <w:r>
         <w:rPr>
           <w:rFonts w:ascii="Consolas" w:hAnsi="Consolas" w:cs="Consolas" w:eastAsia="Consolas"/>
           <w:sz w:val="20"/>
         </w:rPr>
-        <w:t>GridSearchCV</w:t>
-      </w:r>
-      <w:r>
-        <w:rPr>
-          <w:rFonts w:ascii="Calibri" w:hAnsi="Calibri" w:cs="Calibri" w:eastAsia="Calibri"/>
-          <w:sz w:val="22"/>
-        </w:rPr>
-        <w:t xml:space="preserve"> so the parameter grid prefixes (</w:t>
+        <w:t>clf__C</w:t>
+      </w:r>
+      <w:r>
+        <w:rPr>
+          <w:rFonts w:ascii="Calibri" w:hAnsi="Calibri" w:cs="Calibri" w:eastAsia="Calibri"/>
+          <w:sz w:val="22"/>
+        </w:rPr>
+        <w:t xml:space="preserve"> and </w:t>
       </w:r>
       <w:r>
         <w:rPr>
           <w:rFonts w:ascii="Consolas" w:hAnsi="Consolas" w:cs="Consolas" w:eastAsia="Consolas"/>
           <w:sz w:val="20"/>
         </w:rPr>
-        <w:t>clf__C</w:t>
-      </w:r>
-      <w:r>
-        <w:rPr>
-          <w:rFonts w:ascii="Calibri" w:hAnsi="Calibri" w:cs="Calibri" w:eastAsia="Calibri"/>
-          <w:sz w:val="22"/>
-        </w:rPr>
-        <w:t xml:space="preserve">, </w:t>
+        <w:t>clf__max_depth</w:t>
+      </w:r>
+      <w:r>
+        <w:rPr>
+          <w:rFonts w:ascii="Calibri" w:hAnsi="Calibri" w:cs="Calibri" w:eastAsia="Calibri"/>
+          <w:sz w:val="22"/>
+        </w:rPr>
+        <w:t xml:space="preserve"> style prefixes tell the search to apply each hyperparameter to the </w:t>
       </w:r>
       <w:r>
         <w:rPr>
           <w:rFonts w:ascii="Consolas" w:hAnsi="Consolas" w:cs="Consolas" w:eastAsia="Consolas"/>
           <w:sz w:val="20"/>
         </w:rPr>
-        <w:t>clf__max_depth</w:t>
-      </w:r>
-      <w:r>
-        <w:rPr>
-          <w:rFonts w:ascii="Calibri" w:hAnsi="Calibri" w:cs="Calibri" w:eastAsia="Calibri"/>
-          <w:sz w:val="22"/>
-        </w:rPr>
-        <w:t>, etc.) target the classifier step inside the pipeline.</w:t>
+        <w:t>clf</w:t>
+      </w:r>
+      <w:r>
+        <w:rPr>
+          <w:rFonts w:ascii="Calibri" w:hAnsi="Calibri" w:cs="Calibri" w:eastAsia="Calibri"/>
+          <w:sz w:val="22"/>
+        </w:rPr>
+        <w:t xml:space="preserve"> step, not the SMOTE step.</w:t>
       </w:r>
     </w:p>
     <w:p>
@@ -8801,6 +8605,13 @@
       </w:pPr>
       <w:r>
         <w:rPr>
+          <w:rFonts w:ascii="Calibri" w:hAnsi="Calibri" w:cs="Calibri" w:eastAsia="Calibri"/>
+          <w:sz w:val="22"/>
+        </w:rPr>
+        <w:t>Cross-validation is how we test the model honestly. We split the 182 riders into 5 groups, then repeat the same training-and-testing procedure 5 times, so that each group serves once as the test set. The split (</w:t>
+      </w:r>
+      <w:r>
+        <w:rPr>
           <w:rFonts w:ascii="Consolas" w:hAnsi="Consolas" w:cs="Consolas" w:eastAsia="Consolas"/>
           <w:sz w:val="20"/>
         </w:rPr>
@@ -8811,7 +8622,7 @@
           <w:rFonts w:ascii="Calibri" w:hAnsi="Calibri" w:cs="Calibri" w:eastAsia="Calibri"/>
           <w:sz w:val="22"/>
         </w:rPr>
-        <w:t xml:space="preserve"> preserves class proportions in every fold. For each fold:</w:t>
+        <w:t>) keeps the Low/Medium/High proportions roughly the same in every fold. For each fold:</w:t>
       </w:r>
     </w:p>
     <w:p>
@@ -8899,6 +8710,13 @@
       </w:pPr>
       <w:r>
         <w:rPr>
+          <w:rFonts w:ascii="Calibri" w:hAnsi="Calibri" w:cs="Calibri" w:eastAsia="Calibri"/>
+          <w:sz w:val="22"/>
+        </w:rPr>
+        <w:t xml:space="preserve">Each algorithm has knobs (hyperparameters) that affect how it learns. </w:t>
+      </w:r>
+      <w:r>
+        <w:rPr>
           <w:rFonts w:ascii="Consolas" w:hAnsi="Consolas" w:cs="Consolas" w:eastAsia="Consolas"/>
           <w:sz w:val="20"/>
         </w:rPr>
@@ -8909,7 +8727,7 @@
           <w:rFonts w:ascii="Calibri" w:hAnsi="Calibri" w:cs="Calibri" w:eastAsia="Calibri"/>
           <w:sz w:val="22"/>
         </w:rPr>
-        <w:t xml:space="preserve"> is run with:</w:t>
+        <w:t xml:space="preserve"> tries every combination in the small grids defined above and reports the best. It is run with these settings:</w:t>
       </w:r>
     </w:p>
     <w:p>
@@ -8987,7 +8805,7 @@
           <w:rFonts w:ascii="Calibri" w:hAnsi="Calibri" w:cs="Calibri" w:eastAsia="Calibri"/>
           <w:sz w:val="22"/>
         </w:rPr>
-        <w:t xml:space="preserve"> so the grid search returns the best parameter set without retraining on the full dataset. We then explicitly refit the pipeline with the chosen parameters in a separate </w:t>
+        <w:t xml:space="preserve"> so the grid search just reports the best parameters without immediately retraining. We then explicitly refit the pipeline with those parameters inside a separate </w:t>
       </w:r>
       <w:r>
         <w:rPr>
@@ -9001,7 +8819,7 @@
           <w:rFonts w:ascii="Calibri" w:hAnsi="Calibri" w:cs="Calibri" w:eastAsia="Calibri"/>
           <w:sz w:val="22"/>
         </w:rPr>
-        <w:t xml:space="preserve"> call that records the full metric set (</w:t>
+        <w:t xml:space="preserve"> run that records the full set of metrics we want to report (</w:t>
       </w:r>
       <w:r>
         <w:rPr>
@@ -9098,7 +8916,7 @@
           <w:rFonts w:ascii="Calibri" w:hAnsi="Calibri" w:cs="Calibri" w:eastAsia="Calibri"/>
           <w:sz w:val="22"/>
         </w:rPr>
-        <w:t xml:space="preserve">For each target, the algorithm with the highest </w:t>
+        <w:t xml:space="preserve">For each risk factor we pick the algorithm with the highest </w:t>
       </w:r>
       <w:r>
         <w:rPr>
@@ -9112,7 +8930,7 @@
           <w:rFonts w:ascii="Calibri" w:hAnsi="Calibri" w:cs="Calibri" w:eastAsia="Calibri"/>
           <w:sz w:val="22"/>
         </w:rPr>
-        <w:t xml:space="preserve"> is selected. The selected pipeline is refit on the full sample with the tuned hyperparameters and a SMOTE </w:t>
+        <w:t xml:space="preserve">. We then refit the chosen pipeline on the entire 182-row sample (with SMOTE </w:t>
       </w:r>
       <w:r>
         <w:rPr>
@@ -9126,21 +8944,7 @@
           <w:rFonts w:ascii="Calibri" w:hAnsi="Calibri" w:cs="Calibri" w:eastAsia="Calibri"/>
           <w:sz w:val="22"/>
         </w:rPr>
-        <w:t xml:space="preserve"> recomputed against the full class distribution. The fitted pipeline is saved to </w:t>
-      </w:r>
-      <w:r>
-        <w:rPr>
-          <w:rFonts w:ascii="Consolas" w:hAnsi="Consolas" w:cs="Consolas" w:eastAsia="Consolas"/>
-          <w:sz w:val="20"/>
-        </w:rPr>
-        <w:t>outputs/models/best_&lt;factor&gt;.pkl</w:t>
-      </w:r>
-      <w:r>
-        <w:rPr>
-          <w:rFonts w:ascii="Calibri" w:hAnsi="Calibri" w:cs="Calibri" w:eastAsia="Calibri"/>
-          <w:sz w:val="22"/>
-        </w:rPr>
-        <w:t xml:space="preserve"> as a dict:</w:t>
+        <w:t xml:space="preserve"> recomputed against the full class distribution) and save it to disk so the web app can load it later. The saved file is a dict with three keys:</w:t>
       </w:r>
     </w:p>
     <w:p>
@@ -9241,21 +9045,21 @@
           <w:rFonts w:ascii="Calibri" w:hAnsi="Calibri" w:cs="Calibri" w:eastAsia="Calibri"/>
           <w:sz w:val="22"/>
         </w:rPr>
-        <w:t xml:space="preserve"> list is what </w:t>
+        <w:t xml:space="preserve"> list is what the predict-time code uses to assemble the input vector in the correct order. The </w:t>
       </w:r>
       <w:r>
         <w:rPr>
           <w:rFonts w:ascii="Consolas" w:hAnsi="Consolas" w:cs="Consolas" w:eastAsia="Consolas"/>
           <w:sz w:val="20"/>
         </w:rPr>
-        <w:t>src/predict.py</w:t>
-      </w:r>
-      <w:r>
-        <w:rPr>
-          <w:rFonts w:ascii="Calibri" w:hAnsi="Calibri" w:cs="Calibri" w:eastAsia="Calibri"/>
-          <w:sz w:val="22"/>
-        </w:rPr>
-        <w:t xml:space="preserve"> uses to index the input dict. The </w:t>
+        <w:t>classes</w:t>
+      </w:r>
+      <w:r>
+        <w:rPr>
+          <w:rFonts w:ascii="Calibri" w:hAnsi="Calibri" w:cs="Calibri" w:eastAsia="Calibri"/>
+          <w:sz w:val="22"/>
+        </w:rPr>
+        <w:t xml:space="preserve"> list maps the model's internal class index back to the original 0/1/2 Low/Medium/High codes. This matters specifically for the Posture model because its </w:t>
       </w:r>
       <w:r>
         <w:rPr>
@@ -9269,7 +9073,7 @@
           <w:rFonts w:ascii="Calibri" w:hAnsi="Calibri" w:cs="Calibri" w:eastAsia="Calibri"/>
           <w:sz w:val="22"/>
         </w:rPr>
-        <w:t xml:space="preserve"> list maps the LabelEncoded model output back to the original 0/1/2 codes (this matters specifically for the Posture model, where the present codes are </w:t>
+        <w:t xml:space="preserve"> list is </w:t>
       </w:r>
       <w:r>
         <w:rPr>
@@ -9283,7 +9087,7 @@
           <w:rFonts w:ascii="Calibri" w:hAnsi="Calibri" w:cs="Calibri" w:eastAsia="Calibri"/>
           <w:sz w:val="22"/>
         </w:rPr>
-        <w:t xml:space="preserve"> only).</w:t>
+        <w:t xml:space="preserve"> only (no Low class exists in the data).</w:t>
       </w:r>
     </w:p>
     <w:p>
@@ -9310,7 +9114,7 @@
           <w:rFonts w:ascii="Calibri" w:hAnsi="Calibri" w:cs="Calibri" w:eastAsia="Calibri"/>
           <w:sz w:val="22"/>
         </w:rPr>
-        <w:t>Phase 6 writes:</w:t>
+        <w:t>Phase 6 also saves three CSV tables so we can look at the numbers behind the model selection later:</w:t>
       </w:r>
     </w:p>
     <w:p>
@@ -9607,7 +9411,7 @@
           <w:rFonts w:ascii="Calibri" w:hAnsi="Calibri" w:cs="Calibri" w:eastAsia="Calibri"/>
           <w:sz w:val="22"/>
         </w:rPr>
-        <w:t xml:space="preserve">For each class </w:t>
+        <w:t xml:space="preserve">Several different numbers are used to judge how well a model works because no single number tells the whole story. For each class </w:t>
       </w:r>
       <w:r>
         <w:rPr>
@@ -9621,7 +9425,21 @@
           <w:rFonts w:ascii="Calibri" w:hAnsi="Calibri" w:cs="Calibri" w:eastAsia="Calibri"/>
           <w:sz w:val="22"/>
         </w:rPr>
-        <w:t xml:space="preserve"> in a target with the multi-class confusion matrix counts (TP, FP, FN, TN computed in a one-vs-rest sense):</w:t>
+        <w:t xml:space="preserve"> in a target, treating class </w:t>
+      </w:r>
+      <w:r>
+        <w:rPr>
+          <w:rFonts w:ascii="Consolas" w:hAnsi="Consolas" w:cs="Consolas" w:eastAsia="Consolas"/>
+          <w:sz w:val="20"/>
+        </w:rPr>
+        <w:t>c</w:t>
+      </w:r>
+      <w:r>
+        <w:rPr>
+          <w:rFonts w:ascii="Calibri" w:hAnsi="Calibri" w:cs="Calibri" w:eastAsia="Calibri"/>
+          <w:sz w:val="22"/>
+        </w:rPr>
+        <w:t xml:space="preserve"> as positive and all others as negative, we count true positives, false positives, and false negatives:</w:t>
       </w:r>
     </w:p>
     <w:p>
@@ -9680,7 +9498,19 @@
           <w:rFonts w:ascii="Calibri" w:hAnsi="Calibri" w:cs="Calibri" w:eastAsia="Calibri"/>
           <w:sz w:val="22"/>
         </w:rPr>
-        <w:t>Macro-averaged scores treat each class equally:</w:t>
+        <w:t>Precision asks "of the riders the model said were in class c, what fraction actually were". Recall asks "of the riders who actually were in class c, what fraction did the model catch". F1 combines both into a single number.</w:t>
+      </w:r>
+    </w:p>
+    <w:p>
+      <w:pPr>
+        <w:spacing w:after="160"/>
+      </w:pPr>
+      <w:r>
+        <w:rPr>
+          <w:rFonts w:ascii="Calibri" w:hAnsi="Calibri" w:cs="Calibri" w:eastAsia="Calibri"/>
+          <w:sz w:val="22"/>
+        </w:rPr>
+        <w:t>Macro-averaged scores treat each class equally, so a model that ignores the Medium or High band cannot hide behind raw accuracy:</w:t>
       </w:r>
     </w:p>
     <w:p>
@@ -9739,7 +9569,7 @@
           <w:rFonts w:ascii="Calibri" w:hAnsi="Calibri" w:cs="Calibri" w:eastAsia="Calibri"/>
           <w:sz w:val="22"/>
         </w:rPr>
-        <w:t xml:space="preserve">Macro-averaged scoring is what </w:t>
+        <w:t xml:space="preserve">F1 macro is what </w:t>
       </w:r>
       <w:r>
         <w:rPr>
@@ -9753,7 +9583,7 @@
           <w:rFonts w:ascii="Calibri" w:hAnsi="Calibri" w:cs="Calibri" w:eastAsia="Calibri"/>
           <w:sz w:val="22"/>
         </w:rPr>
-        <w:t xml:space="preserve"> optimises here so a model that ignores the minority classes is penalised even if its raw accuracy is high.</w:t>
+        <w:t xml:space="preserve"> optimises during model selection for exactly this reason: it punishes a model that gets the majority right while ignoring the minorities.</w:t>
       </w:r>
     </w:p>
     <w:p>
@@ -9765,7 +9595,7 @@
           <w:rFonts w:ascii="Calibri" w:hAnsi="Calibri" w:cs="Calibri" w:eastAsia="Calibri"/>
           <w:sz w:val="22"/>
         </w:rPr>
-        <w:t>Raw accuracy is</w:t>
+        <w:t>Raw accuracy is the simplest measure, the share of predictions that match the true label:</w:t>
       </w:r>
     </w:p>
     <w:p>
@@ -9793,6 +9623,13 @@
       </w:pPr>
       <w:r>
         <w:rPr>
+          <w:rFonts w:ascii="Calibri" w:hAnsi="Calibri" w:cs="Calibri" w:eastAsia="Calibri"/>
+          <w:sz w:val="22"/>
+        </w:rPr>
+        <w:t xml:space="preserve">We also track the gap between training accuracy and cross- validation accuracy. If a model fits training data well but tests poorly, it has overfit. The </w:t>
+      </w:r>
+      <w:r>
+        <w:rPr>
           <w:rFonts w:ascii="Consolas" w:hAnsi="Consolas" w:cs="Consolas" w:eastAsia="Consolas"/>
           <w:sz w:val="20"/>
         </w:rPr>
@@ -9803,7 +9640,7 @@
           <w:rFonts w:ascii="Calibri" w:hAnsi="Calibri" w:cs="Calibri" w:eastAsia="Calibri"/>
           <w:sz w:val="22"/>
         </w:rPr>
-        <w:t xml:space="preserve"> flags models that generalise poorly; we mark any factor with </w:t>
+        <w:t xml:space="preserve"> column flags this; we mark any factor with </w:t>
       </w:r>
       <w:r>
         <w:rPr>
@@ -9843,7 +9680,7 @@
           <w:rFonts w:ascii="Calibri" w:hAnsi="Calibri" w:cs="Calibri" w:eastAsia="Calibri"/>
           <w:sz w:val="22"/>
         </w:rPr>
-        <w:t>ROC-AUC (Area Under the Receiver Operating Characteristic Curve) for a single class is the probability that a randomly chosen positive instance is ranked higher by the model's predicted score than a randomly chosen negative instance. The Mann-Whitney U statistic provides a closed-form equivalent. Per-class AUC is computed one-vs-rest; macro AUC is the unweighted mean across classes.</w:t>
+        <w:t>ROC-AUC (Area Under the Receiver Operating Characteristic Curve) measures how well a model ranks classes rather than how often it gets the exact threshold right. AUC is the probability that a randomly chosen positive case gets a higher predicted score than a randomly chosen negative case. A perfect ranker scores 1.0, a coin flip scores 0.5. The Mann-Whitney U statistic gives a closed-form equivalent. We compute per-class AUC in a one-vs-rest setup and report the macro AUC as the unweighted mean across classes.</w:t>
       </w:r>
     </w:p>
     <w:p>
@@ -9867,6 +9704,25 @@
       </w:pPr>
       <w:r>
         <w:rPr>
+          <w:rFonts w:ascii="Calibri" w:hAnsi="Calibri" w:cs="Calibri" w:eastAsia="Calibri"/>
+          <w:sz w:val="22"/>
+        </w:rPr>
+        <w:t>A confusion matrix is the simplest way to see where a model gets things right and where it gets things wrong. Each row is a true class, each column is a predicted class, and each cell counts the riders. The diagonal counts the correct predictions; everything off-diagonal is a mistake.</w:t>
+      </w:r>
+    </w:p>
+    <w:p>
+      <w:pPr>
+        <w:spacing w:after="160"/>
+      </w:pPr>
+      <w:r>
+        <w:rPr>
+          <w:rFonts w:ascii="Calibri" w:hAnsi="Calibri" w:cs="Calibri" w:eastAsia="Calibri"/>
+          <w:sz w:val="22"/>
+        </w:rPr>
+        <w:t xml:space="preserve">We build one with </w:t>
+      </w:r>
+      <w:r>
+        <w:rPr>
           <w:rFonts w:ascii="Consolas" w:hAnsi="Consolas" w:cs="Consolas" w:eastAsia="Consolas"/>
           <w:sz w:val="20"/>
         </w:rPr>
@@ -9877,7 +9733,7 @@
           <w:rFonts w:ascii="Calibri" w:hAnsi="Calibri" w:cs="Calibri" w:eastAsia="Calibri"/>
           <w:sz w:val="22"/>
         </w:rPr>
-        <w:t xml:space="preserve"> produces a square matrix. Rows are true classes, columns are predicted classes. The figure </w:t>
+        <w:t xml:space="preserve"> per target. The figure </w:t>
       </w:r>
       <w:r>
         <w:rPr>
@@ -9891,7 +9747,7 @@
           <w:rFonts w:ascii="Calibri" w:hAnsi="Calibri" w:cs="Calibri" w:eastAsia="Calibri"/>
           <w:sz w:val="22"/>
         </w:rPr>
-        <w:t xml:space="preserve"> arranges the six matrices in a 2x3 grid with one matrix per target. The long-form data is saved to </w:t>
+        <w:t xml:space="preserve"> arranges the six matrices in a 2x3 grid (one per target). The same numbers in long form are saved to </w:t>
       </w:r>
       <w:r>
         <w:rPr>
@@ -9929,6 +9785,13 @@
       </w:pPr>
       <w:r>
         <w:rPr>
+          <w:rFonts w:ascii="Calibri" w:hAnsi="Calibri" w:cs="Calibri" w:eastAsia="Calibri"/>
+          <w:sz w:val="22"/>
+        </w:rPr>
+        <w:t xml:space="preserve">The classification report sums up precision, recall, F1, and support (the number of true cases) for each class, along with macro and weighted averages. We generate it with </w:t>
+      </w:r>
+      <w:r>
+        <w:rPr>
           <w:rFonts w:ascii="Consolas" w:hAnsi="Consolas" w:cs="Consolas" w:eastAsia="Consolas"/>
           <w:sz w:val="20"/>
         </w:rPr>
@@ -9939,7 +9802,7 @@
           <w:rFonts w:ascii="Calibri" w:hAnsi="Calibri" w:cs="Calibri" w:eastAsia="Calibri"/>
           <w:sz w:val="22"/>
         </w:rPr>
-        <w:t xml:space="preserve"> returns precision, recall, F1, and support per class plus macro and weighted averages. The full long-form output is saved to </w:t>
+        <w:t xml:space="preserve"> and save the long-form table to </w:t>
       </w:r>
       <w:r>
         <w:rPr>
@@ -9968,7 +9831,7 @@
           <w:color w:val="2E86AB"/>
           <w:sz w:val="24"/>
         </w:rPr>
-        <w:t>11.3 ROC curves and macro AUC</w:t>
+        <w:t>11.4 ROC curves and macro AUC</w:t>
       </w:r>
     </w:p>
     <w:p>
@@ -9980,41 +9843,27 @@
           <w:rFonts w:ascii="Calibri" w:hAnsi="Calibri" w:cs="Calibri" w:eastAsia="Calibri"/>
           <w:sz w:val="22"/>
         </w:rPr>
-        <w:t xml:space="preserve">For each target, the best model is wrapped in a one-vs-rest setup and </w:t>
+        <w:t xml:space="preserve">For each target, the best model is wrapped in a one-vs-rest setup so each class gets its own ROC curve. We compute the predicted probabilities with </w:t>
       </w:r>
       <w:r>
         <w:rPr>
           <w:rFonts w:ascii="Consolas" w:hAnsi="Consolas" w:cs="Consolas" w:eastAsia="Consolas"/>
           <w:sz w:val="20"/>
         </w:rPr>
-        <w:t>predict_proba</w:t>
-      </w:r>
-      <w:r>
-        <w:rPr>
-          <w:rFonts w:ascii="Calibri" w:hAnsi="Calibri" w:cs="Calibri" w:eastAsia="Calibri"/>
-          <w:sz w:val="22"/>
-        </w:rPr>
-        <w:t xml:space="preserve"> outputs are computed via </w:t>
+        <w:t>cross_val_predict</w:t>
+      </w:r>
+      <w:r>
+        <w:rPr>
+          <w:rFonts w:ascii="Calibri" w:hAnsi="Calibri" w:cs="Calibri" w:eastAsia="Calibri"/>
+          <w:sz w:val="22"/>
+        </w:rPr>
+        <w:t xml:space="preserve"> and </w:t>
       </w:r>
       <w:r>
         <w:rPr>
           <w:rFonts w:ascii="Consolas" w:hAnsi="Consolas" w:cs="Consolas" w:eastAsia="Consolas"/>
           <w:sz w:val="20"/>
         </w:rPr>
-        <w:t>cross_val_predict</w:t>
-      </w:r>
-      <w:r>
-        <w:rPr>
-          <w:rFonts w:ascii="Calibri" w:hAnsi="Calibri" w:cs="Calibri" w:eastAsia="Calibri"/>
-          <w:sz w:val="22"/>
-        </w:rPr>
-        <w:t xml:space="preserve"> with </w:t>
-      </w:r>
-      <w:r>
-        <w:rPr>
-          <w:rFonts w:ascii="Consolas" w:hAnsi="Consolas" w:cs="Consolas" w:eastAsia="Consolas"/>
-          <w:sz w:val="20"/>
-        </w:rPr>
         <w:t>method='predict_proba'</w:t>
       </w:r>
       <w:r>
@@ -10022,7 +9871,7 @@
           <w:rFonts w:ascii="Calibri" w:hAnsi="Calibri" w:cs="Calibri" w:eastAsia="Calibri"/>
           <w:sz w:val="22"/>
         </w:rPr>
-        <w:t>. For each class:</w:t>
+        <w:t>, then build the curve and area for each class:</w:t>
       </w:r>
     </w:p>
     <w:p>
@@ -10067,7 +9916,7 @@
           <w:rFonts w:ascii="Calibri" w:hAnsi="Calibri" w:cs="Calibri" w:eastAsia="Calibri"/>
           <w:sz w:val="22"/>
         </w:rPr>
-        <w:t xml:space="preserve">Per-class AUC is saved to </w:t>
+        <w:t xml:space="preserve">The per-class AUC is saved to </w:t>
       </w:r>
       <w:r>
         <w:rPr>
@@ -10081,7 +9930,7 @@
           <w:rFonts w:ascii="Calibri" w:hAnsi="Calibri" w:cs="Calibri" w:eastAsia="Calibri"/>
           <w:sz w:val="22"/>
         </w:rPr>
-        <w:t xml:space="preserve">. Macro AUC is the simple mean across classes and is reported in </w:t>
+        <w:t xml:space="preserve">. The macro AUC is the simple mean across classes and is reported in </w:t>
       </w:r>
       <w:r>
         <w:rPr>
@@ -10109,7 +9958,7 @@
           <w:rFonts w:ascii="Calibri" w:hAnsi="Calibri" w:cs="Calibri" w:eastAsia="Calibri"/>
           <w:sz w:val="22"/>
         </w:rPr>
-        <w:t xml:space="preserve"> plots all classes for all six targets in a 2x3 grid.</w:t>
+        <w:t xml:space="preserve"> plots every class for every target in a 2x3 grid; the closer a curve hugs the top-left corner, the better that class is being ranked.</w:t>
       </w:r>
     </w:p>
     <w:p>
@@ -10124,7 +9973,7 @@
           <w:color w:val="2E86AB"/>
           <w:sz w:val="24"/>
         </w:rPr>
-        <w:t>11.4 Feature importance</w:t>
+        <w:t>11.5 Feature importance</w:t>
       </w:r>
     </w:p>
     <w:p>
@@ -10136,97 +9985,41 @@
           <w:rFonts w:ascii="Calibri" w:hAnsi="Calibri" w:cs="Calibri" w:eastAsia="Calibri"/>
           <w:sz w:val="22"/>
         </w:rPr>
-        <w:t>For tree-based models (</w:t>
+        <w:t xml:space="preserve">Feature importance tells us which inputs each model leans on most. For tree-based models (Random Forest, Extra Trees, Hist Gradient Boosting, XGBoost) we read it from </w:t>
       </w:r>
       <w:r>
         <w:rPr>
           <w:rFonts w:ascii="Consolas" w:hAnsi="Consolas" w:cs="Consolas" w:eastAsia="Consolas"/>
           <w:sz w:val="20"/>
         </w:rPr>
-        <w:t>RandomForest</w:t>
-      </w:r>
-      <w:r>
-        <w:rPr>
-          <w:rFonts w:ascii="Calibri" w:hAnsi="Calibri" w:cs="Calibri" w:eastAsia="Calibri"/>
-          <w:sz w:val="22"/>
-        </w:rPr>
-        <w:t xml:space="preserve">, </w:t>
+        <w:t>clf.feature_importances_</w:t>
+      </w:r>
+      <w:r>
+        <w:rPr>
+          <w:rFonts w:ascii="Calibri" w:hAnsi="Calibri" w:cs="Calibri" w:eastAsia="Calibri"/>
+          <w:sz w:val="22"/>
+        </w:rPr>
+        <w:t>. For Logistic Regression we use the absolute value of the coefficients (</w:t>
       </w:r>
       <w:r>
         <w:rPr>
           <w:rFonts w:ascii="Consolas" w:hAnsi="Consolas" w:cs="Consolas" w:eastAsia="Consolas"/>
           <w:sz w:val="20"/>
         </w:rPr>
-        <w:t>ExtraTrees</w:t>
-      </w:r>
-      <w:r>
-        <w:rPr>
-          <w:rFonts w:ascii="Calibri" w:hAnsi="Calibri" w:cs="Calibri" w:eastAsia="Calibri"/>
-          <w:sz w:val="22"/>
-        </w:rPr>
-        <w:t xml:space="preserve">, </w:t>
+        <w:t>abs(clf.coef_)</w:t>
+      </w:r>
+      <w:r>
+        <w:rPr>
+          <w:rFonts w:ascii="Calibri" w:hAnsi="Calibri" w:cs="Calibri" w:eastAsia="Calibri"/>
+          <w:sz w:val="22"/>
+        </w:rPr>
+        <w:t xml:space="preserve">). For Stacking the importance is taken from the final-estimator coefficients applied to the base-learner outputs. The figure </w:t>
       </w:r>
       <w:r>
         <w:rPr>
           <w:rFonts w:ascii="Consolas" w:hAnsi="Consolas" w:cs="Consolas" w:eastAsia="Consolas"/>
           <w:sz w:val="20"/>
         </w:rPr>
-        <w:t>HistGBM</w:t>
-      </w:r>
-      <w:r>
-        <w:rPr>
-          <w:rFonts w:ascii="Calibri" w:hAnsi="Calibri" w:cs="Calibri" w:eastAsia="Calibri"/>
-          <w:sz w:val="22"/>
-        </w:rPr>
-        <w:t xml:space="preserve">, </w:t>
-      </w:r>
-      <w:r>
-        <w:rPr>
-          <w:rFonts w:ascii="Consolas" w:hAnsi="Consolas" w:cs="Consolas" w:eastAsia="Consolas"/>
-          <w:sz w:val="20"/>
-        </w:rPr>
-        <w:t>XGBoost</w:t>
-      </w:r>
-      <w:r>
-        <w:rPr>
-          <w:rFonts w:ascii="Calibri" w:hAnsi="Calibri" w:cs="Calibri" w:eastAsia="Calibri"/>
-          <w:sz w:val="22"/>
-        </w:rPr>
-        <w:t xml:space="preserve">), feature importance is read directly from </w:t>
-      </w:r>
-      <w:r>
-        <w:rPr>
-          <w:rFonts w:ascii="Consolas" w:hAnsi="Consolas" w:cs="Consolas" w:eastAsia="Consolas"/>
-          <w:sz w:val="20"/>
-        </w:rPr>
-        <w:t>clf.feature_importances_</w:t>
-      </w:r>
-      <w:r>
-        <w:rPr>
-          <w:rFonts w:ascii="Calibri" w:hAnsi="Calibri" w:cs="Calibri" w:eastAsia="Calibri"/>
-          <w:sz w:val="22"/>
-        </w:rPr>
-        <w:t xml:space="preserve">. For Logistic Regression it is read from </w:t>
-      </w:r>
-      <w:r>
-        <w:rPr>
-          <w:rFonts w:ascii="Consolas" w:hAnsi="Consolas" w:cs="Consolas" w:eastAsia="Consolas"/>
-          <w:sz w:val="20"/>
-        </w:rPr>
-        <w:t>abs(clf.coef_)</w:t>
-      </w:r>
-      <w:r>
-        <w:rPr>
-          <w:rFonts w:ascii="Calibri" w:hAnsi="Calibri" w:cs="Calibri" w:eastAsia="Calibri"/>
-          <w:sz w:val="22"/>
-        </w:rPr>
-        <w:t xml:space="preserve">. For Stacking the importance comes from the final-estimator coefficients applied to the base-learner outputs. The figure </w:t>
-      </w:r>
-      <w:r>
-        <w:rPr>
-          <w:rFonts w:ascii="Consolas" w:hAnsi="Consolas" w:cs="Consolas" w:eastAsia="Consolas"/>
-          <w:sz w:val="20"/>
-        </w:rPr>
         <w:t>outputs/figures/feature_importance.png</w:t>
       </w:r>
       <w:r>
@@ -10234,7 +10027,7 @@
           <w:rFonts w:ascii="Calibri" w:hAnsi="Calibri" w:cs="Calibri" w:eastAsia="Calibri"/>
           <w:sz w:val="22"/>
         </w:rPr>
-        <w:t xml:space="preserve"> plots the top 10 features per target.</w:t>
+        <w:t xml:space="preserve"> shows the top 10 features per target.</w:t>
       </w:r>
     </w:p>
     <w:p>

--- a/docs/PROJECT_REPORT.docx
+++ b/docs/PROJECT_REPORT.docx
@@ -3508,7 +3508,7 @@
           <w:rFonts w:ascii="Calibri" w:hAnsi="Calibri" w:cs="Calibri" w:eastAsia="Calibri"/>
           <w:sz w:val="22"/>
         </w:rPr>
-        <w:t xml:space="preserve"> The six NASA-TLX items are averaged into one overall workload measure. The satisfaction item (Q28) is reversed first, because a higher satisfaction score actually means lower mental load:</w:t>
+        <w:t xml:space="preserve"> Mean of the six NASA-TLX items, with the satisfaction item (Q28) reversed so the composite runs in load-direction:</w:t>
       </w:r>
     </w:p>
     <w:p>
@@ -3587,7 +3587,7 @@
           <w:rFonts w:ascii="Calibri" w:hAnsi="Calibri" w:cs="Calibri" w:eastAsia="Calibri"/>
           <w:sz w:val="22"/>
         </w:rPr>
-        <w:t xml:space="preserve"> The six Borg CR10 items are similarly averaged into a single physical-fatigue measure. No reversal is needed because all six items already point the same way (higher means harder):</w:t>
+        <w:t xml:space="preserve"> Mean of the six Borg CR10 items:</w:t>
       </w:r>
     </w:p>
     <w:p>
@@ -3640,7 +3640,7 @@
           <w:rFonts w:ascii="Calibri" w:hAnsi="Calibri" w:cs="Calibri" w:eastAsia="Calibri"/>
           <w:sz w:val="22"/>
         </w:rPr>
-        <w:t xml:space="preserve"> Phase 3 needs a separate force measurement (the Borg lifting/carrying item) to compute the Force risk level, so we pull that single item out as its own feature:</w:t>
+        <w:t xml:space="preserve"> The Borg lifting / carrying item, pulled out as its own feature because Phase 3 uses it directly to bin the Force risk level:</w:t>
       </w:r>
     </w:p>
     <w:p>
@@ -3679,7 +3679,7 @@
           <w:rFonts w:ascii="Calibri" w:hAnsi="Calibri" w:cs="Calibri" w:eastAsia="Calibri"/>
           <w:sz w:val="22"/>
         </w:rPr>
-        <w:t xml:space="preserve"> Without an actual vibration sensor, we approximate exposure by multiplying the vehicle type (scooters vibrate less than motorbikes) by working hours per day:</w:t>
+        <w:t xml:space="preserve"> A proxy for hand-arm vibration exposure (no per-rider accelerometer was available): vehicle type multiplied by working hours per day:</w:t>
       </w:r>
     </w:p>
     <w:p>
@@ -3737,7 +3737,7 @@
           <w:rFonts w:ascii="Calibri" w:hAnsi="Calibri" w:cs="Calibri" w:eastAsia="Calibri"/>
           <w:sz w:val="22"/>
         </w:rPr>
-        <w:t>Sometimes the effect of two factors together is bigger than either one alone. An older rider with high workload is at extra risk on top of what age and workload would each suggest separately. We add five features that capture these combinations by multiplying the relevant inputs:</w:t>
+        <w:t>Five product-form features to capture combined effects (older rider plus high workload, fatigued rider plus long tenure, and so on) that are not picked up by the additive terms alone:</w:t>
       </w:r>
     </w:p>
     <w:p>
@@ -4344,7 +4344,7 @@
           <w:rFonts w:ascii="Calibri" w:hAnsi="Calibri" w:cs="Calibri" w:eastAsia="Calibri"/>
           <w:sz w:val="22"/>
         </w:rPr>
-        <w:t>The Repetition factor is about how fast a rider works: how many deliveries they make per hour:</w:t>
+        <w:t>Deliveries per hour:</w:t>
       </w:r>
     </w:p>
     <w:p>
@@ -4375,7 +4375,7 @@
           <w:rFonts w:ascii="Calibri" w:hAnsi="Calibri" w:cs="Calibri" w:eastAsia="Calibri"/>
           <w:sz w:val="22"/>
         </w:rPr>
-        <w:t xml:space="preserve">The first version of the binning split the riders into three equal- sized groups (using </w:t>
+        <w:t>The first version binned by sample tercile (</w:t>
       </w:r>
       <w:r>
         <w:rPr>
@@ -4389,7 +4389,7 @@
           <w:rFonts w:ascii="Calibri" w:hAnsi="Calibri" w:cs="Calibri" w:eastAsia="Calibri"/>
           <w:sz w:val="22"/>
         </w:rPr>
-        <w:t xml:space="preserve">). That ran into a real problem. The boundary between the Medium and High groups landed on the value 3.889 deliveries per hour, which happens to be exactly 35 deliveries over 9 hours. 55 of the 182 riders worked at that pace. Because of how </w:t>
+        <w:t xml:space="preserve">). The 66.7th percentile fell exactly on 3.889 dph (= 35 deliveries / 9 hours, the worst real combination), and 55 of the 182 riders tied at that value. Because </w:t>
       </w:r>
       <w:r>
         <w:rPr>
@@ -4403,7 +4403,7 @@
           <w:rFonts w:ascii="Calibri" w:hAnsi="Calibri" w:cs="Calibri" w:eastAsia="Calibri"/>
           <w:sz w:val="22"/>
         </w:rPr>
-        <w:t xml:space="preserve"> resolves boundaries, all 55 of them fell into the Medium group. The model never saw a High example that matched the busiest real schedule and so could never predict High for that rider. Phase 3 now uses fixed cuts instead of equal- sized groups:</w:t>
+        <w:t xml:space="preserve"> is right-inclusive at the upper edge, all 55 landed in Medium and the Stage-2 model could never predict High for that combination. Phase 3 now uses fixed cuts instead:</w:t>
       </w:r>
     </w:p>
     <w:p>
@@ -5276,7 +5276,21 @@
           <w:rFonts w:ascii="Calibri" w:hAnsi="Calibri" w:cs="Calibri" w:eastAsia="Calibri"/>
           <w:sz w:val="22"/>
         </w:rPr>
-        <w:t>The chi-square test asks a simple question: are riders in the High band of this risk factor more likely to report discomfort than riders in the Low band, beyond what random chance would explain?</w:t>
+        <w:t xml:space="preserve">For each of the six risk factors we build a 2 x 3 contingency table (discomfort = 0/1 vs risk = Low/Medium/High) and run the chi-square test of independence with </w:t>
+      </w:r>
+      <w:r>
+        <w:rPr>
+          <w:rFonts w:ascii="Consolas" w:hAnsi="Consolas" w:cs="Consolas" w:eastAsia="Consolas"/>
+          <w:sz w:val="20"/>
+        </w:rPr>
+        <w:t>scipy.stats.chi2_contingency</w:t>
+      </w:r>
+      <w:r>
+        <w:rPr>
+          <w:rFonts w:ascii="Calibri" w:hAnsi="Calibri" w:cs="Calibri" w:eastAsia="Calibri"/>
+          <w:sz w:val="22"/>
+        </w:rPr>
+        <w:t xml:space="preserve"> at p &lt; 0.05.</w:t>
       </w:r>
     </w:p>
     <w:p>
@@ -5288,33 +5302,7 @@
           <w:rFonts w:ascii="Calibri" w:hAnsi="Calibri" w:cs="Calibri" w:eastAsia="Calibri"/>
           <w:sz w:val="22"/>
         </w:rPr>
-        <w:t>For each of the six risk factors, we build a small 2 by 3 table counting how many riders reported discomfort and how many did not, broken down by Low / Medium / High. The chi-square test of independence (</w:t>
-      </w:r>
-      <w:r>
-        <w:rPr>
-          <w:rFonts w:ascii="Consolas" w:hAnsi="Consolas" w:cs="Consolas" w:eastAsia="Consolas"/>
-          <w:sz w:val="20"/>
-        </w:rPr>
-        <w:t>scipy.stats.chi2_contingency</w:t>
-      </w:r>
-      <w:r>
-        <w:rPr>
-          <w:rFonts w:ascii="Calibri" w:hAnsi="Calibri" w:cs="Calibri" w:eastAsia="Calibri"/>
-          <w:sz w:val="22"/>
-        </w:rPr>
-        <w:t>) compares the observed counts against the counts we would expect if discomfort and risk were unrelated. We treat p &lt; 0.05 as significant.</w:t>
-      </w:r>
-    </w:p>
-    <w:p>
-      <w:pPr>
-        <w:spacing w:after="160"/>
-      </w:pPr>
-      <w:r>
-        <w:rPr>
-          <w:rFonts w:ascii="Calibri" w:hAnsi="Calibri" w:cs="Calibri" w:eastAsia="Calibri"/>
-          <w:sz w:val="22"/>
-        </w:rPr>
-        <w:t>The Pearson chi-square statistic adds up the squared differences between observed and expected, scaled by expected:</w:t>
+        <w:t>The Pearson chi-square statistic:</w:t>
       </w:r>
     </w:p>
     <w:p>
@@ -5874,10 +5862,17 @@
       </w:pPr>
       <w:r>
         <w:rPr>
-          <w:rFonts w:ascii="Calibri" w:hAnsi="Calibri" w:cs="Calibri" w:eastAsia="Calibri"/>
-          <w:sz w:val="22"/>
-        </w:rPr>
-        <w:t>A chi-square test treats one factor at a time. Logistic regression goes one step further: it estimates the effect of each predictor while controlling for the others, so we can tell whether (say) age is still a significant predictor of discomfort after accounting for work hours and workload.</w:t>
+          <w:rFonts w:ascii="Consolas" w:hAnsi="Consolas" w:cs="Consolas" w:eastAsia="Consolas"/>
+          <w:sz w:val="20"/>
+        </w:rPr>
+        <w:t>statsmodels.api.Logit</w:t>
+      </w:r>
+      <w:r>
+        <w:rPr>
+          <w:rFonts w:ascii="Calibri" w:hAnsi="Calibri" w:cs="Calibri" w:eastAsia="Calibri"/>
+          <w:sz w:val="22"/>
+        </w:rPr>
+        <w:t xml:space="preserve"> is fit with discomfort as the outcome and these predictors: workload_score, age_ord, job_duration_ord, fatigue_score, income_ord, education_ord, deliveries_num, work_hours_num, vehicle_rank, carrying_contact_rank, gender_rank.</w:t>
       </w:r>
     </w:p>
     <w:p>
@@ -5889,33 +5884,7 @@
           <w:rFonts w:ascii="Calibri" w:hAnsi="Calibri" w:cs="Calibri" w:eastAsia="Calibri"/>
           <w:sz w:val="22"/>
         </w:rPr>
-        <w:t>We fit a logistic regression (</w:t>
-      </w:r>
-      <w:r>
-        <w:rPr>
-          <w:rFonts w:ascii="Consolas" w:hAnsi="Consolas" w:cs="Consolas" w:eastAsia="Consolas"/>
-          <w:sz w:val="20"/>
-        </w:rPr>
-        <w:t>statsmodels.api.Logit</w:t>
-      </w:r>
-      <w:r>
-        <w:rPr>
-          <w:rFonts w:ascii="Calibri" w:hAnsi="Calibri" w:cs="Calibri" w:eastAsia="Calibri"/>
-          <w:sz w:val="22"/>
-        </w:rPr>
-        <w:t>) with discomfort as the outcome and these predictors: workload_score, age_ord, job_duration_ord, fatigue_score, income_ord, education_ord, deliveries_num, work_hours_num, vehicle_rank, carrying_contact_rank, gender_rank.</w:t>
-      </w:r>
-    </w:p>
-    <w:p>
-      <w:pPr>
-        <w:spacing w:after="160"/>
-      </w:pPr>
-      <w:r>
-        <w:rPr>
-          <w:rFonts w:ascii="Calibri" w:hAnsi="Calibri" w:cs="Calibri" w:eastAsia="Calibri"/>
-          <w:sz w:val="22"/>
-        </w:rPr>
-        <w:t>The model itself estimates the probability that a rider reports discomfort as a function of their profile:</w:t>
+        <w:t>The model:</w:t>
       </w:r>
     </w:p>
     <w:p>
@@ -5977,7 +5946,7 @@
           <w:rFonts w:ascii="Calibri" w:hAnsi="Calibri" w:cs="Calibri" w:eastAsia="Calibri"/>
           <w:sz w:val="22"/>
         </w:rPr>
-        <w:t xml:space="preserve">The coefficients </w:t>
+        <w:t xml:space="preserve">Coefficients </w:t>
       </w:r>
       <w:r>
         <w:rPr>
@@ -5991,7 +5960,7 @@
           <w:rFonts w:ascii="Calibri" w:hAnsi="Calibri" w:cs="Calibri" w:eastAsia="Calibri"/>
           <w:sz w:val="22"/>
         </w:rPr>
-        <w:t xml:space="preserve"> are fit by maximum likelihood (Newton-Raphson iterations under the hood). The result for each predictor is typically reported as an odds ratio. An odds ratio of 2 means that each one-unit increase in that predictor doubles the odds of reporting discomfort. The odds ratio is </w:t>
+        <w:t xml:space="preserve"> are fit by maximum likelihood (Newton-Raphson). The odds ratio for each predictor is </w:t>
       </w:r>
       <w:r>
         <w:rPr>
@@ -6005,7 +5974,7 @@
           <w:rFonts w:ascii="Calibri" w:hAnsi="Calibri" w:cs="Calibri" w:eastAsia="Calibri"/>
           <w:sz w:val="22"/>
         </w:rPr>
-        <w:t xml:space="preserve">, and the 95 percent confidence interval is </w:t>
+        <w:t xml:space="preserve">, with the 95 percent CI given by </w:t>
       </w:r>
       <w:r>
         <w:rPr>
@@ -6019,21 +5988,7 @@
           <w:rFonts w:ascii="Calibri" w:hAnsi="Calibri" w:cs="Calibri" w:eastAsia="Calibri"/>
           <w:sz w:val="22"/>
         </w:rPr>
-        <w:t xml:space="preserve"> where </w:t>
-      </w:r>
-      <w:r>
-        <w:rPr>
-          <w:rFonts w:ascii="Consolas" w:hAnsi="Consolas" w:cs="Consolas" w:eastAsia="Consolas"/>
-          <w:sz w:val="20"/>
-        </w:rPr>
-        <w:t>SE(bj)</w:t>
-      </w:r>
-      <w:r>
-        <w:rPr>
-          <w:rFonts w:ascii="Calibri" w:hAnsi="Calibri" w:cs="Calibri" w:eastAsia="Calibri"/>
-          <w:sz w:val="22"/>
-        </w:rPr>
-        <w:t xml:space="preserve"> is the standard error of the coefficient.</w:t>
+        <w:t>.</w:t>
       </w:r>
     </w:p>
     <w:p>

--- a/docs/PROJECT_REPORT.docx
+++ b/docs/PROJECT_REPORT.docx
@@ -3508,7 +3508,7 @@
           <w:rFonts w:ascii="Calibri" w:hAnsi="Calibri" w:cs="Calibri" w:eastAsia="Calibri"/>
           <w:sz w:val="22"/>
         </w:rPr>
-        <w:t xml:space="preserve"> Mean of the six NASA-TLX items, with the satisfaction item (Q28) reversed so the composite runs in load-direction:</w:t>
+        <w:t xml:space="preserve"> The six NASA-TLX items are averaged into one overall workload measure. The satisfaction item (Q28) is reversed first, because a higher satisfaction score actually means lower mental load:</w:t>
       </w:r>
     </w:p>
     <w:p>
@@ -3587,7 +3587,7 @@
           <w:rFonts w:ascii="Calibri" w:hAnsi="Calibri" w:cs="Calibri" w:eastAsia="Calibri"/>
           <w:sz w:val="22"/>
         </w:rPr>
-        <w:t xml:space="preserve"> Mean of the six Borg CR10 items:</w:t>
+        <w:t xml:space="preserve"> The six Borg CR10 items are similarly averaged into a single physical-fatigue measure. No reversal is needed because all six items already point the same way (higher means harder):</w:t>
       </w:r>
     </w:p>
     <w:p>
@@ -3640,7 +3640,7 @@
           <w:rFonts w:ascii="Calibri" w:hAnsi="Calibri" w:cs="Calibri" w:eastAsia="Calibri"/>
           <w:sz w:val="22"/>
         </w:rPr>
-        <w:t xml:space="preserve"> The Borg lifting / carrying item, pulled out as its own feature because Phase 3 uses it directly to bin the Force risk level:</w:t>
+        <w:t xml:space="preserve"> Phase 3 needs a separate force measurement (the Borg lifting/carrying item) to compute the Force risk level, so we pull that single item out as its own feature:</w:t>
       </w:r>
     </w:p>
     <w:p>
@@ -3679,7 +3679,7 @@
           <w:rFonts w:ascii="Calibri" w:hAnsi="Calibri" w:cs="Calibri" w:eastAsia="Calibri"/>
           <w:sz w:val="22"/>
         </w:rPr>
-        <w:t xml:space="preserve"> A proxy for hand-arm vibration exposure (no per-rider accelerometer was available): vehicle type multiplied by working hours per day:</w:t>
+        <w:t xml:space="preserve"> Without an actual vibration sensor, we approximate exposure by multiplying the vehicle type (scooters vibrate less than motorbikes) by working hours per day:</w:t>
       </w:r>
     </w:p>
     <w:p>
@@ -3737,7 +3737,7 @@
           <w:rFonts w:ascii="Calibri" w:hAnsi="Calibri" w:cs="Calibri" w:eastAsia="Calibri"/>
           <w:sz w:val="22"/>
         </w:rPr>
-        <w:t>Five product-form features to capture combined effects (older rider plus high workload, fatigued rider plus long tenure, and so on) that are not picked up by the additive terms alone:</w:t>
+        <w:t>Sometimes the effect of two factors together is bigger than either one alone. An older rider with high workload is at extra risk on top of what age and workload would each suggest separately. We add five features that capture these combinations by multiplying the relevant inputs:</w:t>
       </w:r>
     </w:p>
     <w:p>
@@ -4344,7 +4344,7 @@
           <w:rFonts w:ascii="Calibri" w:hAnsi="Calibri" w:cs="Calibri" w:eastAsia="Calibri"/>
           <w:sz w:val="22"/>
         </w:rPr>
-        <w:t>Deliveries per hour:</w:t>
+        <w:t>The Repetition factor is about how fast a rider works: how many deliveries they make per hour:</w:t>
       </w:r>
     </w:p>
     <w:p>
@@ -4375,7 +4375,7 @@
           <w:rFonts w:ascii="Calibri" w:hAnsi="Calibri" w:cs="Calibri" w:eastAsia="Calibri"/>
           <w:sz w:val="22"/>
         </w:rPr>
-        <w:t>The first version binned by sample tercile (</w:t>
+        <w:t xml:space="preserve">The first version of the binning split the riders into three equal- sized groups (using </w:t>
       </w:r>
       <w:r>
         <w:rPr>
@@ -4389,7 +4389,7 @@
           <w:rFonts w:ascii="Calibri" w:hAnsi="Calibri" w:cs="Calibri" w:eastAsia="Calibri"/>
           <w:sz w:val="22"/>
         </w:rPr>
-        <w:t xml:space="preserve">). The 66.7th percentile fell exactly on 3.889 dph (= 35 deliveries / 9 hours, the worst real combination), and 55 of the 182 riders tied at that value. Because </w:t>
+        <w:t xml:space="preserve">). That ran into a real problem. The boundary between the Medium and High groups landed on the value 3.889 deliveries per hour, which happens to be exactly 35 deliveries over 9 hours. 55 of the 182 riders worked at that pace. Because of how </w:t>
       </w:r>
       <w:r>
         <w:rPr>
@@ -4403,7 +4403,7 @@
           <w:rFonts w:ascii="Calibri" w:hAnsi="Calibri" w:cs="Calibri" w:eastAsia="Calibri"/>
           <w:sz w:val="22"/>
         </w:rPr>
-        <w:t xml:space="preserve"> is right-inclusive at the upper edge, all 55 landed in Medium and the Stage-2 model could never predict High for that combination. Phase 3 now uses fixed cuts instead:</w:t>
+        <w:t xml:space="preserve"> resolves boundaries, all 55 of them fell into the Medium group. The model never saw a High example that matched the busiest real schedule and so could never predict High for that rider. Phase 3 now uses fixed cuts instead of equal- sized groups:</w:t>
       </w:r>
     </w:p>
     <w:p>
@@ -5276,7 +5276,19 @@
           <w:rFonts w:ascii="Calibri" w:hAnsi="Calibri" w:cs="Calibri" w:eastAsia="Calibri"/>
           <w:sz w:val="22"/>
         </w:rPr>
-        <w:t xml:space="preserve">For each of the six risk factors we build a 2 x 3 contingency table (discomfort = 0/1 vs risk = Low/Medium/High) and run the chi-square test of independence with </w:t>
+        <w:t>The chi-square test asks a simple question: are riders in the High band of this risk factor more likely to report discomfort than riders in the Low band, beyond what random chance would explain?</w:t>
+      </w:r>
+    </w:p>
+    <w:p>
+      <w:pPr>
+        <w:spacing w:after="160"/>
+      </w:pPr>
+      <w:r>
+        <w:rPr>
+          <w:rFonts w:ascii="Calibri" w:hAnsi="Calibri" w:cs="Calibri" w:eastAsia="Calibri"/>
+          <w:sz w:val="22"/>
+        </w:rPr>
+        <w:t>For each of the six risk factors, we build a small 2 by 3 table counting how many riders reported discomfort and how many did not, broken down by Low / Medium / High. The chi-square test of independence (</w:t>
       </w:r>
       <w:r>
         <w:rPr>
@@ -5290,7 +5302,7 @@
           <w:rFonts w:ascii="Calibri" w:hAnsi="Calibri" w:cs="Calibri" w:eastAsia="Calibri"/>
           <w:sz w:val="22"/>
         </w:rPr>
-        <w:t xml:space="preserve"> at p &lt; 0.05.</w:t>
+        <w:t>) compares the observed counts against the counts we would expect if discomfort and risk were unrelated. We treat p &lt; 0.05 as significant.</w:t>
       </w:r>
     </w:p>
     <w:p>
@@ -5302,7 +5314,7 @@
           <w:rFonts w:ascii="Calibri" w:hAnsi="Calibri" w:cs="Calibri" w:eastAsia="Calibri"/>
           <w:sz w:val="22"/>
         </w:rPr>
-        <w:t>The Pearson chi-square statistic:</w:t>
+        <w:t>The Pearson chi-square statistic adds up the squared differences between observed and expected, scaled by expected:</w:t>
       </w:r>
     </w:p>
     <w:p>
@@ -5862,6 +5874,25 @@
       </w:pPr>
       <w:r>
         <w:rPr>
+          <w:rFonts w:ascii="Calibri" w:hAnsi="Calibri" w:cs="Calibri" w:eastAsia="Calibri"/>
+          <w:sz w:val="22"/>
+        </w:rPr>
+        <w:t>A chi-square test treats one factor at a time. Logistic regression goes one step further: it estimates the effect of each predictor while controlling for the others, so we can tell whether (say) age is still a significant predictor of discomfort after accounting for work hours and workload.</w:t>
+      </w:r>
+    </w:p>
+    <w:p>
+      <w:pPr>
+        <w:spacing w:after="160"/>
+      </w:pPr>
+      <w:r>
+        <w:rPr>
+          <w:rFonts w:ascii="Calibri" w:hAnsi="Calibri" w:cs="Calibri" w:eastAsia="Calibri"/>
+          <w:sz w:val="22"/>
+        </w:rPr>
+        <w:t>We fit a logistic regression (</w:t>
+      </w:r>
+      <w:r>
+        <w:rPr>
           <w:rFonts w:ascii="Consolas" w:hAnsi="Consolas" w:cs="Consolas" w:eastAsia="Consolas"/>
           <w:sz w:val="20"/>
         </w:rPr>
@@ -5872,7 +5903,7 @@
           <w:rFonts w:ascii="Calibri" w:hAnsi="Calibri" w:cs="Calibri" w:eastAsia="Calibri"/>
           <w:sz w:val="22"/>
         </w:rPr>
-        <w:t xml:space="preserve"> is fit with discomfort as the outcome and these predictors: workload_score, age_ord, job_duration_ord, fatigue_score, income_ord, education_ord, deliveries_num, work_hours_num, vehicle_rank, carrying_contact_rank, gender_rank.</w:t>
+        <w:t>) with discomfort as the outcome and these predictors: workload_score, age_ord, job_duration_ord, fatigue_score, income_ord, education_ord, deliveries_num, work_hours_num, vehicle_rank, carrying_contact_rank, gender_rank.</w:t>
       </w:r>
     </w:p>
     <w:p>
@@ -5884,7 +5915,7 @@
           <w:rFonts w:ascii="Calibri" w:hAnsi="Calibri" w:cs="Calibri" w:eastAsia="Calibri"/>
           <w:sz w:val="22"/>
         </w:rPr>
-        <w:t>The model:</w:t>
+        <w:t>The model itself estimates the probability that a rider reports discomfort as a function of their profile:</w:t>
       </w:r>
     </w:p>
     <w:p>
@@ -5946,7 +5977,7 @@
           <w:rFonts w:ascii="Calibri" w:hAnsi="Calibri" w:cs="Calibri" w:eastAsia="Calibri"/>
           <w:sz w:val="22"/>
         </w:rPr>
-        <w:t xml:space="preserve">Coefficients </w:t>
+        <w:t xml:space="preserve">The coefficients </w:t>
       </w:r>
       <w:r>
         <w:rPr>
@@ -5960,7 +5991,7 @@
           <w:rFonts w:ascii="Calibri" w:hAnsi="Calibri" w:cs="Calibri" w:eastAsia="Calibri"/>
           <w:sz w:val="22"/>
         </w:rPr>
-        <w:t xml:space="preserve"> are fit by maximum likelihood (Newton-Raphson). The odds ratio for each predictor is </w:t>
+        <w:t xml:space="preserve"> are fit by maximum likelihood (Newton-Raphson iterations under the hood). The result for each predictor is typically reported as an odds ratio. An odds ratio of 2 means that each one-unit increase in that predictor doubles the odds of reporting discomfort. The odds ratio is </w:t>
       </w:r>
       <w:r>
         <w:rPr>
@@ -5974,7 +6005,7 @@
           <w:rFonts w:ascii="Calibri" w:hAnsi="Calibri" w:cs="Calibri" w:eastAsia="Calibri"/>
           <w:sz w:val="22"/>
         </w:rPr>
-        <w:t xml:space="preserve">, with the 95 percent CI given by </w:t>
+        <w:t xml:space="preserve">, and the 95 percent confidence interval is </w:t>
       </w:r>
       <w:r>
         <w:rPr>
@@ -5988,7 +6019,21 @@
           <w:rFonts w:ascii="Calibri" w:hAnsi="Calibri" w:cs="Calibri" w:eastAsia="Calibri"/>
           <w:sz w:val="22"/>
         </w:rPr>
-        <w:t>.</w:t>
+        <w:t xml:space="preserve"> where </w:t>
+      </w:r>
+      <w:r>
+        <w:rPr>
+          <w:rFonts w:ascii="Consolas" w:hAnsi="Consolas" w:cs="Consolas" w:eastAsia="Consolas"/>
+          <w:sz w:val="20"/>
+        </w:rPr>
+        <w:t>SE(bj)</w:t>
+      </w:r>
+      <w:r>
+        <w:rPr>
+          <w:rFonts w:ascii="Calibri" w:hAnsi="Calibri" w:cs="Calibri" w:eastAsia="Calibri"/>
+          <w:sz w:val="22"/>
+        </w:rPr>
+        <w:t xml:space="preserve"> is the standard error of the coefficient.</w:t>
       </w:r>
     </w:p>
     <w:p>

--- a/docs/PROJECT_REPORT.docx
+++ b/docs/PROJECT_REPORT.docx
@@ -5374,6 +5374,19 @@
           <w:sz w:val="22"/>
         </w:rPr>
         <w:t xml:space="preserve"> degrees of freedom. For our 2 x 3 tables the degrees of freedom is 2.</w:t>
+      </w:r>
+    </w:p>
+    <w:p>
+      <w:pPr>
+        <w:spacing w:after="160"/>
+      </w:pPr>
+      <w:r>
+        <w:rPr>
+          <w:rFonts w:ascii="Calibri" w:hAnsi="Calibri" w:cs="Calibri" w:eastAsia="Calibri"/>
+          <w:b/>
+          <w:sz w:val="22"/>
+        </w:rPr>
+        <w:t>Table 1. Chi-square test of independence between each risk factor and self-reported 12-month discomfort.</w:t>
       </w:r>
     </w:p>
     <w:tbl>
@@ -5384,15 +5397,16 @@
         <w:tblLook w:firstColumn="1" w:firstRow="1" w:lastColumn="0" w:lastRow="0" w:noHBand="0" w:noVBand="1" w:val="04A0"/>
       </w:tblPr>
       <w:tblGrid>
-        <w:gridCol w:w="2493"/>
-        <w:gridCol w:w="2493"/>
-        <w:gridCol w:w="2493"/>
-        <w:gridCol w:w="2493"/>
+        <w:gridCol w:w="1994"/>
+        <w:gridCol w:w="1994"/>
+        <w:gridCol w:w="1994"/>
+        <w:gridCol w:w="1994"/>
+        <w:gridCol w:w="1994"/>
       </w:tblGrid>
       <w:tr>
         <w:tc>
           <w:tcPr>
-            <w:tcW w:type="dxa" w:w="2493"/>
+            <w:tcW w:type="dxa" w:w="1994"/>
             <w:shd w:fill="1F3B73"/>
           </w:tcPr>
           <w:p>
@@ -5410,7 +5424,7 @@
         </w:tc>
         <w:tc>
           <w:tcPr>
-            <w:tcW w:type="dxa" w:w="2493"/>
+            <w:tcW w:type="dxa" w:w="1994"/>
             <w:shd w:fill="1F3B73"/>
           </w:tcPr>
           <w:p>
@@ -5428,7 +5442,25 @@
         </w:tc>
         <w:tc>
           <w:tcPr>
-            <w:tcW w:type="dxa" w:w="2493"/>
+            <w:tcW w:type="dxa" w:w="1994"/>
+            <w:shd w:fill="1F3B73"/>
+          </w:tcPr>
+          <w:p>
+            <w:r/>
+            <w:r>
+              <w:rPr>
+                <w:rFonts w:ascii="Calibri" w:hAnsi="Calibri" w:cs="Calibri" w:eastAsia="Calibri"/>
+                <w:b/>
+                <w:color w:val="FFFFFF"/>
+                <w:sz w:val="20"/>
+              </w:rPr>
+              <w:t>dof</w:t>
+            </w:r>
+          </w:p>
+        </w:tc>
+        <w:tc>
+          <w:tcPr>
+            <w:tcW w:type="dxa" w:w="1994"/>
             <w:shd w:fill="1F3B73"/>
           </w:tcPr>
           <w:p>
@@ -5446,7 +5478,7 @@
         </w:tc>
         <w:tc>
           <w:tcPr>
-            <w:tcW w:type="dxa" w:w="2493"/>
+            <w:tcW w:type="dxa" w:w="1994"/>
             <w:shd w:fill="1F3B73"/>
           </w:tcPr>
           <w:p>
@@ -5466,7 +5498,7 @@
       <w:tr>
         <w:tc>
           <w:tcPr>
-            <w:tcW w:type="dxa" w:w="2493"/>
+            <w:tcW w:type="dxa" w:w="1994"/>
           </w:tcPr>
           <w:p>
             <w:r/>
@@ -5481,7 +5513,7 @@
         </w:tc>
         <w:tc>
           <w:tcPr>
-            <w:tcW w:type="dxa" w:w="2493"/>
+            <w:tcW w:type="dxa" w:w="1994"/>
           </w:tcPr>
           <w:p>
             <w:r/>
@@ -5496,7 +5528,22 @@
         </w:tc>
         <w:tc>
           <w:tcPr>
-            <w:tcW w:type="dxa" w:w="2493"/>
+            <w:tcW w:type="dxa" w:w="1994"/>
+          </w:tcPr>
+          <w:p>
+            <w:r/>
+            <w:r>
+              <w:rPr>
+                <w:rFonts w:ascii="Calibri" w:hAnsi="Calibri" w:cs="Calibri" w:eastAsia="Calibri"/>
+                <w:sz w:val="22"/>
+              </w:rPr>
+              <w:t>1</w:t>
+            </w:r>
+          </w:p>
+        </w:tc>
+        <w:tc>
+          <w:tcPr>
+            <w:tcW w:type="dxa" w:w="1994"/>
           </w:tcPr>
           <w:p>
             <w:r/>
@@ -5511,7 +5558,7 @@
         </w:tc>
         <w:tc>
           <w:tcPr>
-            <w:tcW w:type="dxa" w:w="2493"/>
+            <w:tcW w:type="dxa" w:w="1994"/>
           </w:tcPr>
           <w:p>
             <w:r/>
@@ -5528,7 +5575,7 @@
       <w:tr>
         <w:tc>
           <w:tcPr>
-            <w:tcW w:type="dxa" w:w="2493"/>
+            <w:tcW w:type="dxa" w:w="1994"/>
           </w:tcPr>
           <w:p>
             <w:r/>
@@ -5537,13 +5584,13 @@
                 <w:rFonts w:ascii="Calibri" w:hAnsi="Calibri" w:cs="Calibri" w:eastAsia="Calibri"/>
                 <w:sz w:val="22"/>
               </w:rPr>
-              <w:t>Force</w:t>
+              <w:t>Repetition</w:t>
             </w:r>
           </w:p>
         </w:tc>
         <w:tc>
           <w:tcPr>
-            <w:tcW w:type="dxa" w:w="2493"/>
+            <w:tcW w:type="dxa" w:w="1994"/>
           </w:tcPr>
           <w:p>
             <w:r/>
@@ -5552,13 +5599,13 @@
                 <w:rFonts w:ascii="Calibri" w:hAnsi="Calibri" w:cs="Calibri" w:eastAsia="Calibri"/>
                 <w:sz w:val="22"/>
               </w:rPr>
-              <w:t>6.72</w:t>
+              <w:t>8.62</w:t>
             </w:r>
           </w:p>
         </w:tc>
         <w:tc>
           <w:tcPr>
-            <w:tcW w:type="dxa" w:w="2493"/>
+            <w:tcW w:type="dxa" w:w="1994"/>
           </w:tcPr>
           <w:p>
             <w:r/>
@@ -5567,13 +5614,28 @@
                 <w:rFonts w:ascii="Calibri" w:hAnsi="Calibri" w:cs="Calibri" w:eastAsia="Calibri"/>
                 <w:sz w:val="22"/>
               </w:rPr>
-              <w:t>0.035</w:t>
+              <w:t>2</w:t>
             </w:r>
           </w:p>
         </w:tc>
         <w:tc>
           <w:tcPr>
-            <w:tcW w:type="dxa" w:w="2493"/>
+            <w:tcW w:type="dxa" w:w="1994"/>
+          </w:tcPr>
+          <w:p>
+            <w:r/>
+            <w:r>
+              <w:rPr>
+                <w:rFonts w:ascii="Calibri" w:hAnsi="Calibri" w:cs="Calibri" w:eastAsia="Calibri"/>
+                <w:sz w:val="22"/>
+              </w:rPr>
+              <w:t>0.014</w:t>
+            </w:r>
+          </w:p>
+        </w:tc>
+        <w:tc>
+          <w:tcPr>
+            <w:tcW w:type="dxa" w:w="1994"/>
           </w:tcPr>
           <w:p>
             <w:r/>
@@ -5590,7 +5652,84 @@
       <w:tr>
         <w:tc>
           <w:tcPr>
-            <w:tcW w:type="dxa" w:w="2493"/>
+            <w:tcW w:type="dxa" w:w="1994"/>
+          </w:tcPr>
+          <w:p>
+            <w:r/>
+            <w:r>
+              <w:rPr>
+                <w:rFonts w:ascii="Calibri" w:hAnsi="Calibri" w:cs="Calibri" w:eastAsia="Calibri"/>
+                <w:sz w:val="22"/>
+              </w:rPr>
+              <w:t>Force</w:t>
+            </w:r>
+          </w:p>
+        </w:tc>
+        <w:tc>
+          <w:tcPr>
+            <w:tcW w:type="dxa" w:w="1994"/>
+          </w:tcPr>
+          <w:p>
+            <w:r/>
+            <w:r>
+              <w:rPr>
+                <w:rFonts w:ascii="Calibri" w:hAnsi="Calibri" w:cs="Calibri" w:eastAsia="Calibri"/>
+                <w:sz w:val="22"/>
+              </w:rPr>
+              <w:t>6.72</w:t>
+            </w:r>
+          </w:p>
+        </w:tc>
+        <w:tc>
+          <w:tcPr>
+            <w:tcW w:type="dxa" w:w="1994"/>
+          </w:tcPr>
+          <w:p>
+            <w:r/>
+            <w:r>
+              <w:rPr>
+                <w:rFonts w:ascii="Calibri" w:hAnsi="Calibri" w:cs="Calibri" w:eastAsia="Calibri"/>
+                <w:sz w:val="22"/>
+              </w:rPr>
+              <w:t>2</w:t>
+            </w:r>
+          </w:p>
+        </w:tc>
+        <w:tc>
+          <w:tcPr>
+            <w:tcW w:type="dxa" w:w="1994"/>
+          </w:tcPr>
+          <w:p>
+            <w:r/>
+            <w:r>
+              <w:rPr>
+                <w:rFonts w:ascii="Calibri" w:hAnsi="Calibri" w:cs="Calibri" w:eastAsia="Calibri"/>
+                <w:sz w:val="22"/>
+              </w:rPr>
+              <w:t>0.035</w:t>
+            </w:r>
+          </w:p>
+        </w:tc>
+        <w:tc>
+          <w:tcPr>
+            <w:tcW w:type="dxa" w:w="1994"/>
+          </w:tcPr>
+          <w:p>
+            <w:r/>
+            <w:r>
+              <w:rPr>
+                <w:rFonts w:ascii="Calibri" w:hAnsi="Calibri" w:cs="Calibri" w:eastAsia="Calibri"/>
+                <w:sz w:val="22"/>
+              </w:rPr>
+              <w:t>yes</w:t>
+            </w:r>
+          </w:p>
+        </w:tc>
+      </w:tr>
+      <w:tr>
+        <w:tc>
+          <w:tcPr>
+            <w:tcW w:type="dxa" w:w="1994"/>
           </w:tcPr>
           <w:p>
             <w:r/>
@@ -5605,7 +5744,7 @@
         </w:tc>
         <w:tc>
           <w:tcPr>
-            <w:tcW w:type="dxa" w:w="2493"/>
+            <w:tcW w:type="dxa" w:w="1994"/>
           </w:tcPr>
           <w:p>
             <w:r/>
@@ -5620,7 +5759,22 @@
         </w:tc>
         <w:tc>
           <w:tcPr>
-            <w:tcW w:type="dxa" w:w="2493"/>
+            <w:tcW w:type="dxa" w:w="1994"/>
+          </w:tcPr>
+          <w:p>
+            <w:r/>
+            <w:r>
+              <w:rPr>
+                <w:rFonts w:ascii="Calibri" w:hAnsi="Calibri" w:cs="Calibri" w:eastAsia="Calibri"/>
+                <w:sz w:val="22"/>
+              </w:rPr>
+              <w:t>2</w:t>
+            </w:r>
+          </w:p>
+        </w:tc>
+        <w:tc>
+          <w:tcPr>
+            <w:tcW w:type="dxa" w:w="1994"/>
           </w:tcPr>
           <w:p>
             <w:r/>
@@ -5635,7 +5789,7 @@
         </w:tc>
         <w:tc>
           <w:tcPr>
-            <w:tcW w:type="dxa" w:w="2493"/>
+            <w:tcW w:type="dxa" w:w="1994"/>
           </w:tcPr>
           <w:p>
             <w:r/>
@@ -5652,7 +5806,7 @@
       <w:tr>
         <w:tc>
           <w:tcPr>
-            <w:tcW w:type="dxa" w:w="2493"/>
+            <w:tcW w:type="dxa" w:w="1994"/>
           </w:tcPr>
           <w:p>
             <w:r/>
@@ -5667,7 +5821,7 @@
         </w:tc>
         <w:tc>
           <w:tcPr>
-            <w:tcW w:type="dxa" w:w="2493"/>
+            <w:tcW w:type="dxa" w:w="1994"/>
           </w:tcPr>
           <w:p>
             <w:r/>
@@ -5682,7 +5836,22 @@
         </w:tc>
         <w:tc>
           <w:tcPr>
-            <w:tcW w:type="dxa" w:w="2493"/>
+            <w:tcW w:type="dxa" w:w="1994"/>
+          </w:tcPr>
+          <w:p>
+            <w:r/>
+            <w:r>
+              <w:rPr>
+                <w:rFonts w:ascii="Calibri" w:hAnsi="Calibri" w:cs="Calibri" w:eastAsia="Calibri"/>
+                <w:sz w:val="22"/>
+              </w:rPr>
+              <w:t>2</w:t>
+            </w:r>
+          </w:p>
+        </w:tc>
+        <w:tc>
+          <w:tcPr>
+            <w:tcW w:type="dxa" w:w="1994"/>
           </w:tcPr>
           <w:p>
             <w:r/>
@@ -5697,7 +5866,7 @@
         </w:tc>
         <w:tc>
           <w:tcPr>
-            <w:tcW w:type="dxa" w:w="2493"/>
+            <w:tcW w:type="dxa" w:w="1994"/>
           </w:tcPr>
           <w:p>
             <w:r/>
@@ -5714,7 +5883,7 @@
       <w:tr>
         <w:tc>
           <w:tcPr>
-            <w:tcW w:type="dxa" w:w="2493"/>
+            <w:tcW w:type="dxa" w:w="1994"/>
           </w:tcPr>
           <w:p>
             <w:r/>
@@ -5729,7 +5898,7 @@
         </w:tc>
         <w:tc>
           <w:tcPr>
-            <w:tcW w:type="dxa" w:w="2493"/>
+            <w:tcW w:type="dxa" w:w="1994"/>
           </w:tcPr>
           <w:p>
             <w:r/>
@@ -5744,7 +5913,22 @@
         </w:tc>
         <w:tc>
           <w:tcPr>
-            <w:tcW w:type="dxa" w:w="2493"/>
+            <w:tcW w:type="dxa" w:w="1994"/>
+          </w:tcPr>
+          <w:p>
+            <w:r/>
+            <w:r>
+              <w:rPr>
+                <w:rFonts w:ascii="Calibri" w:hAnsi="Calibri" w:cs="Calibri" w:eastAsia="Calibri"/>
+                <w:sz w:val="22"/>
+              </w:rPr>
+              <w:t>2</w:t>
+            </w:r>
+          </w:p>
+        </w:tc>
+        <w:tc>
+          <w:tcPr>
+            <w:tcW w:type="dxa" w:w="1994"/>
           </w:tcPr>
           <w:p>
             <w:r/>
@@ -5759,69 +5943,7 @@
         </w:tc>
         <w:tc>
           <w:tcPr>
-            <w:tcW w:type="dxa" w:w="2493"/>
-          </w:tcPr>
-          <w:p>
-            <w:r/>
-            <w:r>
-              <w:rPr>
-                <w:rFonts w:ascii="Calibri" w:hAnsi="Calibri" w:cs="Calibri" w:eastAsia="Calibri"/>
-                <w:sz w:val="22"/>
-              </w:rPr>
-              <w:t>no</w:t>
-            </w:r>
-          </w:p>
-        </w:tc>
-      </w:tr>
-      <w:tr>
-        <w:tc>
-          <w:tcPr>
-            <w:tcW w:type="dxa" w:w="2493"/>
-          </w:tcPr>
-          <w:p>
-            <w:r/>
-            <w:r>
-              <w:rPr>
-                <w:rFonts w:ascii="Calibri" w:hAnsi="Calibri" w:cs="Calibri" w:eastAsia="Calibri"/>
-                <w:sz w:val="22"/>
-              </w:rPr>
-              <w:t>Repetition</w:t>
-            </w:r>
-          </w:p>
-        </w:tc>
-        <w:tc>
-          <w:tcPr>
-            <w:tcW w:type="dxa" w:w="2493"/>
-          </w:tcPr>
-          <w:p>
-            <w:r/>
-            <w:r>
-              <w:rPr>
-                <w:rFonts w:ascii="Calibri" w:hAnsi="Calibri" w:cs="Calibri" w:eastAsia="Calibri"/>
-                <w:sz w:val="22"/>
-              </w:rPr>
-              <w:t>0.42</w:t>
-            </w:r>
-          </w:p>
-        </w:tc>
-        <w:tc>
-          <w:tcPr>
-            <w:tcW w:type="dxa" w:w="2493"/>
-          </w:tcPr>
-          <w:p>
-            <w:r/>
-            <w:r>
-              <w:rPr>
-                <w:rFonts w:ascii="Calibri" w:hAnsi="Calibri" w:cs="Calibri" w:eastAsia="Calibri"/>
-                <w:sz w:val="22"/>
-              </w:rPr>
-              <w:t>0.81</w:t>
-            </w:r>
-          </w:p>
-        </w:tc>
-        <w:tc>
-          <w:tcPr>
-            <w:tcW w:type="dxa" w:w="2493"/>
+            <w:tcW w:type="dxa" w:w="1994"/>
           </w:tcPr>
           <w:p>
             <w:r/>
@@ -6043,9 +6165,10 @@
       <w:r>
         <w:rPr>
           <w:rFonts w:ascii="Calibri" w:hAnsi="Calibri" w:cs="Calibri" w:eastAsia="Calibri"/>
-          <w:sz w:val="22"/>
-        </w:rPr>
-        <w:t>Significant predictors (p &lt; 0.05) reported with odds ratio and 95% confidence interval:</w:t>
+          <w:b/>
+          <w:sz w:val="22"/>
+        </w:rPr>
+        <w:t>Table 2. Multivariable logistic regression of discomfort on rider profile, significant predictors (p &lt; 0.05) reported with odds ratio and 95% confidence interval.</w:t>
       </w:r>
     </w:p>
     <w:tbl>
@@ -7068,6 +7191,19 @@
         <w:t>There is one important fairness rule. Phase 3 uses certain survey inputs directly to decide the Low/Medium/High label. If we then let a model see those same inputs, it would just memorise the rule instead of learning to predict. This is called label leakage. To prevent it, each target removes the inputs that define its own Stage-1 rule before training:</w:t>
       </w:r>
     </w:p>
+    <w:p>
+      <w:pPr>
+        <w:spacing w:after="160"/>
+      </w:pPr>
+      <w:r>
+        <w:rPr>
+          <w:rFonts w:ascii="Calibri" w:hAnsi="Calibri" w:cs="Calibri" w:eastAsia="Calibri"/>
+          <w:b/>
+          <w:sz w:val="22"/>
+        </w:rPr>
+        <w:t>Table 3. Per-target feature exclusions and final feature count.</w:t>
+      </w:r>
+    </w:p>
     <w:tbl>
       <w:tblPr>
         <w:tblStyle w:val="TableGrid"/>
@@ -10059,6 +10195,61 @@
     </w:p>
     <w:p>
       <w:pPr>
+        <w:spacing w:before="160" w:after="40"/>
+        <w:jc w:val="center"/>
+      </w:pPr>
+      <w:r>
+        <w:drawing>
+          <wp:inline xmlns:a="http://schemas.openxmlformats.org/drawingml/2006/main" xmlns:pic="http://schemas.openxmlformats.org/drawingml/2006/picture">
+            <wp:extent cx="5400000" cy="2859180"/>
+            <wp:docPr id="1" name="Picture 1"/>
+            <wp:cNvGraphicFramePr>
+              <a:graphicFrameLocks noChangeAspect="1"/>
+            </wp:cNvGraphicFramePr>
+            <a:graphic>
+              <a:graphicData uri="http://schemas.openxmlformats.org/drawingml/2006/picture">
+                <pic:pic>
+                  <pic:nvPicPr>
+                    <pic:cNvPr id="0" name="demographics.png"/>
+                    <pic:cNvPicPr/>
+                  </pic:nvPicPr>
+                  <pic:blipFill>
+                    <a:blip r:embed="rId9"/>
+                    <a:stretch>
+                      <a:fillRect/>
+                    </a:stretch>
+                  </pic:blipFill>
+                  <pic:spPr>
+                    <a:xfrm>
+                      <a:off x="0" y="0"/>
+                      <a:ext cx="5400000" cy="2859180"/>
+                    </a:xfrm>
+                    <a:prstGeom prst="rect"/>
+                  </pic:spPr>
+                </pic:pic>
+              </a:graphicData>
+            </a:graphic>
+          </wp:inline>
+        </w:drawing>
+      </w:r>
+    </w:p>
+    <w:p>
+      <w:pPr>
+        <w:spacing w:after="200"/>
+        <w:jc w:val="center"/>
+      </w:pPr>
+      <w:r>
+        <w:rPr>
+          <w:rFonts w:ascii="Calibri" w:hAnsi="Calibri" w:cs="Calibri" w:eastAsia="Calibri"/>
+          <w:i/>
+          <w:color w:val="555555"/>
+          <w:sz w:val="20"/>
+        </w:rPr>
+        <w:t>Figure 1. Sample profile across gender, age band, delivery platform, vehicle type, and carrying mode.</w:t>
+      </w:r>
+    </w:p>
+    <w:p>
+      <w:pPr>
         <w:spacing w:after="160"/>
       </w:pPr>
       <w:r>
@@ -10066,7 +10257,20 @@
           <w:rFonts w:ascii="Calibri" w:hAnsi="Calibri" w:cs="Calibri" w:eastAsia="Calibri"/>
           <w:sz w:val="22"/>
         </w:rPr>
-        <w:t>84.6 percent of the riders reported pain in at least one body area in the last 12 months. The body-area prevalence:</w:t>
+        <w:t>84.6 percent of the riders reported pain in at least one body area in the last 12 months.</w:t>
+      </w:r>
+    </w:p>
+    <w:p>
+      <w:pPr>
+        <w:spacing w:after="160"/>
+      </w:pPr>
+      <w:r>
+        <w:rPr>
+          <w:rFonts w:ascii="Calibri" w:hAnsi="Calibri" w:cs="Calibri" w:eastAsia="Calibri"/>
+          <w:b/>
+          <w:sz w:val="22"/>
+        </w:rPr>
+        <w:t>Table 4. NMQ 12-month pain prevalence per body area.</w:t>
       </w:r>
     </w:p>
     <w:tbl>
@@ -10426,6 +10630,116 @@
     </w:p>
     <w:p>
       <w:pPr>
+        <w:spacing w:before="160" w:after="40"/>
+        <w:jc w:val="center"/>
+      </w:pPr>
+      <w:r>
+        <w:drawing>
+          <wp:inline xmlns:a="http://schemas.openxmlformats.org/drawingml/2006/main" xmlns:pic="http://schemas.openxmlformats.org/drawingml/2006/picture">
+            <wp:extent cx="5400000" cy="2970000"/>
+            <wp:docPr id="2" name="Picture 2"/>
+            <wp:cNvGraphicFramePr>
+              <a:graphicFrameLocks noChangeAspect="1"/>
+            </wp:cNvGraphicFramePr>
+            <a:graphic>
+              <a:graphicData uri="http://schemas.openxmlformats.org/drawingml/2006/picture">
+                <pic:pic>
+                  <pic:nvPicPr>
+                    <pic:cNvPr id="0" name="nordic_prevalence.png"/>
+                    <pic:cNvPicPr/>
+                  </pic:nvPicPr>
+                  <pic:blipFill>
+                    <a:blip r:embed="rId10"/>
+                    <a:stretch>
+                      <a:fillRect/>
+                    </a:stretch>
+                  </pic:blipFill>
+                  <pic:spPr>
+                    <a:xfrm>
+                      <a:off x="0" y="0"/>
+                      <a:ext cx="5400000" cy="2970000"/>
+                    </a:xfrm>
+                    <a:prstGeom prst="rect"/>
+                  </pic:spPr>
+                </pic:pic>
+              </a:graphicData>
+            </a:graphic>
+          </wp:inline>
+        </w:drawing>
+      </w:r>
+    </w:p>
+    <w:p>
+      <w:pPr>
+        <w:spacing w:after="200"/>
+        <w:jc w:val="center"/>
+      </w:pPr>
+      <w:r>
+        <w:rPr>
+          <w:rFonts w:ascii="Calibri" w:hAnsi="Calibri" w:cs="Calibri" w:eastAsia="Calibri"/>
+          <w:i/>
+          <w:color w:val="555555"/>
+          <w:sz w:val="20"/>
+        </w:rPr>
+        <w:t>Figure 2. NMQ 12-month pain prevalence per body area, sorted by frequency.</w:t>
+      </w:r>
+    </w:p>
+    <w:p>
+      <w:pPr>
+        <w:spacing w:before="160" w:after="40"/>
+        <w:jc w:val="center"/>
+      </w:pPr>
+      <w:r>
+        <w:drawing>
+          <wp:inline xmlns:a="http://schemas.openxmlformats.org/drawingml/2006/main" xmlns:pic="http://schemas.openxmlformats.org/drawingml/2006/picture">
+            <wp:extent cx="5400000" cy="2829287"/>
+            <wp:docPr id="3" name="Picture 3"/>
+            <wp:cNvGraphicFramePr>
+              <a:graphicFrameLocks noChangeAspect="1"/>
+            </wp:cNvGraphicFramePr>
+            <a:graphic>
+              <a:graphicData uri="http://schemas.openxmlformats.org/drawingml/2006/picture">
+                <pic:pic>
+                  <pic:nvPicPr>
+                    <pic:cNvPr id="0" name="discomfort_by_demographic.png"/>
+                    <pic:cNvPicPr/>
+                  </pic:nvPicPr>
+                  <pic:blipFill>
+                    <a:blip r:embed="rId11"/>
+                    <a:stretch>
+                      <a:fillRect/>
+                    </a:stretch>
+                  </pic:blipFill>
+                  <pic:spPr>
+                    <a:xfrm>
+                      <a:off x="0" y="0"/>
+                      <a:ext cx="5400000" cy="2829287"/>
+                    </a:xfrm>
+                    <a:prstGeom prst="rect"/>
+                  </pic:spPr>
+                </pic:pic>
+              </a:graphicData>
+            </a:graphic>
+          </wp:inline>
+        </w:drawing>
+      </w:r>
+    </w:p>
+    <w:p>
+      <w:pPr>
+        <w:spacing w:after="200"/>
+        <w:jc w:val="center"/>
+      </w:pPr>
+      <w:r>
+        <w:rPr>
+          <w:rFonts w:ascii="Calibri" w:hAnsi="Calibri" w:cs="Calibri" w:eastAsia="Calibri"/>
+          <w:i/>
+          <w:color w:val="555555"/>
+          <w:sz w:val="20"/>
+        </w:rPr>
+        <w:t>Figure 3. Discomfort prevalence broken down by age, gender, vehicle, and carrying mode.</w:t>
+      </w:r>
+    </w:p>
+    <w:p>
+      <w:pPr>
         <w:keepNext/>
         <w:spacing w:before="240" w:after="80"/>
       </w:pPr>
@@ -10437,6 +10751,19 @@
           <w:sz w:val="24"/>
         </w:rPr>
         <w:t>12.1 Stage-1 risk distribution</w:t>
+      </w:r>
+    </w:p>
+    <w:p>
+      <w:pPr>
+        <w:spacing w:after="160"/>
+      </w:pPr>
+      <w:r>
+        <w:rPr>
+          <w:rFonts w:ascii="Calibri" w:hAnsi="Calibri" w:cs="Calibri" w:eastAsia="Calibri"/>
+          <w:b/>
+          <w:sz w:val="22"/>
+        </w:rPr>
+        <w:t>Table 5. Stage-1 risk band counts per factor (n = 182).</w:t>
       </w:r>
     </w:p>
     <w:tbl>
@@ -10921,6 +11248,171 @@
     </w:p>
     <w:p>
       <w:pPr>
+        <w:spacing w:before="160" w:after="40"/>
+        <w:jc w:val="center"/>
+      </w:pPr>
+      <w:r>
+        <w:drawing>
+          <wp:inline xmlns:a="http://schemas.openxmlformats.org/drawingml/2006/main" xmlns:pic="http://schemas.openxmlformats.org/drawingml/2006/picture">
+            <wp:extent cx="5400000" cy="2415680"/>
+            <wp:docPr id="4" name="Picture 4"/>
+            <wp:cNvGraphicFramePr>
+              <a:graphicFrameLocks noChangeAspect="1"/>
+            </wp:cNvGraphicFramePr>
+            <a:graphic>
+              <a:graphicData uri="http://schemas.openxmlformats.org/drawingml/2006/picture">
+                <pic:pic>
+                  <pic:nvPicPr>
+                    <pic:cNvPr id="0" name="risk_factor_distribution.png"/>
+                    <pic:cNvPicPr/>
+                  </pic:nvPicPr>
+                  <pic:blipFill>
+                    <a:blip r:embed="rId12"/>
+                    <a:stretch>
+                      <a:fillRect/>
+                    </a:stretch>
+                  </pic:blipFill>
+                  <pic:spPr>
+                    <a:xfrm>
+                      <a:off x="0" y="0"/>
+                      <a:ext cx="5400000" cy="2415680"/>
+                    </a:xfrm>
+                    <a:prstGeom prst="rect"/>
+                  </pic:spPr>
+                </pic:pic>
+              </a:graphicData>
+            </a:graphic>
+          </wp:inline>
+        </w:drawing>
+      </w:r>
+    </w:p>
+    <w:p>
+      <w:pPr>
+        <w:spacing w:after="200"/>
+        <w:jc w:val="center"/>
+      </w:pPr>
+      <w:r>
+        <w:rPr>
+          <w:rFonts w:ascii="Calibri" w:hAnsi="Calibri" w:cs="Calibri" w:eastAsia="Calibri"/>
+          <w:i/>
+          <w:color w:val="555555"/>
+          <w:sz w:val="20"/>
+        </w:rPr>
+        <w:t>Figure 4. Stage-1 Low / Medium / High counts per risk factor.</w:t>
+      </w:r>
+    </w:p>
+    <w:p>
+      <w:pPr>
+        <w:spacing w:before="160" w:after="40"/>
+        <w:jc w:val="center"/>
+      </w:pPr>
+      <w:r>
+        <w:drawing>
+          <wp:inline xmlns:a="http://schemas.openxmlformats.org/drawingml/2006/main" xmlns:pic="http://schemas.openxmlformats.org/drawingml/2006/picture">
+            <wp:extent cx="5400000" cy="2919820"/>
+            <wp:docPr id="5" name="Picture 5"/>
+            <wp:cNvGraphicFramePr>
+              <a:graphicFrameLocks noChangeAspect="1"/>
+            </wp:cNvGraphicFramePr>
+            <a:graphic>
+              <a:graphicData uri="http://schemas.openxmlformats.org/drawingml/2006/picture">
+                <pic:pic>
+                  <pic:nvPicPr>
+                    <pic:cNvPr id="0" name="risk_vs_discomfort.png"/>
+                    <pic:cNvPicPr/>
+                  </pic:nvPicPr>
+                  <pic:blipFill>
+                    <a:blip r:embed="rId13"/>
+                    <a:stretch>
+                      <a:fillRect/>
+                    </a:stretch>
+                  </pic:blipFill>
+                  <pic:spPr>
+                    <a:xfrm>
+                      <a:off x="0" y="0"/>
+                      <a:ext cx="5400000" cy="2919820"/>
+                    </a:xfrm>
+                    <a:prstGeom prst="rect"/>
+                  </pic:spPr>
+                </pic:pic>
+              </a:graphicData>
+            </a:graphic>
+          </wp:inline>
+        </w:drawing>
+      </w:r>
+    </w:p>
+    <w:p>
+      <w:pPr>
+        <w:spacing w:after="200"/>
+        <w:jc w:val="center"/>
+      </w:pPr>
+      <w:r>
+        <w:rPr>
+          <w:rFonts w:ascii="Calibri" w:hAnsi="Calibri" w:cs="Calibri" w:eastAsia="Calibri"/>
+          <w:i/>
+          <w:color w:val="555555"/>
+          <w:sz w:val="20"/>
+        </w:rPr>
+        <w:t>Figure 5. Discomfort prevalence within each Low / Medium / High band, per risk factor.</w:t>
+      </w:r>
+    </w:p>
+    <w:p>
+      <w:pPr>
+        <w:spacing w:before="160" w:after="40"/>
+        <w:jc w:val="center"/>
+      </w:pPr>
+      <w:r>
+        <w:drawing>
+          <wp:inline xmlns:a="http://schemas.openxmlformats.org/drawingml/2006/main" xmlns:pic="http://schemas.openxmlformats.org/drawingml/2006/picture">
+            <wp:extent cx="5400000" cy="4882689"/>
+            <wp:docPr id="6" name="Picture 6"/>
+            <wp:cNvGraphicFramePr>
+              <a:graphicFrameLocks noChangeAspect="1"/>
+            </wp:cNvGraphicFramePr>
+            <a:graphic>
+              <a:graphicData uri="http://schemas.openxmlformats.org/drawingml/2006/picture">
+                <pic:pic>
+                  <pic:nvPicPr>
+                    <pic:cNvPr id="0" name="correlation_heatmap.png"/>
+                    <pic:cNvPicPr/>
+                  </pic:nvPicPr>
+                  <pic:blipFill>
+                    <a:blip r:embed="rId14"/>
+                    <a:stretch>
+                      <a:fillRect/>
+                    </a:stretch>
+                  </pic:blipFill>
+                  <pic:spPr>
+                    <a:xfrm>
+                      <a:off x="0" y="0"/>
+                      <a:ext cx="5400000" cy="4882689"/>
+                    </a:xfrm>
+                    <a:prstGeom prst="rect"/>
+                  </pic:spPr>
+                </pic:pic>
+              </a:graphicData>
+            </a:graphic>
+          </wp:inline>
+        </w:drawing>
+      </w:r>
+    </w:p>
+    <w:p>
+      <w:pPr>
+        <w:spacing w:after="200"/>
+        <w:jc w:val="center"/>
+      </w:pPr>
+      <w:r>
+        <w:rPr>
+          <w:rFonts w:ascii="Calibri" w:hAnsi="Calibri" w:cs="Calibri" w:eastAsia="Calibri"/>
+          <w:i/>
+          <w:color w:val="555555"/>
+          <w:sz w:val="20"/>
+        </w:rPr>
+        <w:t>Figure 6. Pearson correlation matrix across the numeric feature pool.</w:t>
+      </w:r>
+    </w:p>
+    <w:p>
+      <w:pPr>
         <w:keepNext/>
         <w:spacing w:before="240" w:after="80"/>
       </w:pPr>
@@ -10932,6 +11424,19 @@
           <w:sz w:val="24"/>
         </w:rPr>
         <w:t>12.2 Stage-2 model performance</w:t>
+      </w:r>
+    </w:p>
+    <w:p>
+      <w:pPr>
+        <w:spacing w:after="160"/>
+      </w:pPr>
+      <w:r>
+        <w:rPr>
+          <w:rFonts w:ascii="Calibri" w:hAnsi="Calibri" w:cs="Calibri" w:eastAsia="Calibri"/>
+          <w:b/>
+          <w:sz w:val="22"/>
+        </w:rPr>
+        <w:t>Table 6. Best Stage-2 model per risk factor, 5-fold stratified CV.</w:t>
       </w:r>
     </w:p>
     <w:tbl>
@@ -11036,7 +11541,7 @@
                 <w:color w:val="FFFFFF"/>
                 <w:sz w:val="20"/>
               </w:rPr>
-              <w:t>AUC</w:t>
+              <w:t>Macro AUC</w:t>
             </w:r>
           </w:p>
         </w:tc>
@@ -11630,6 +12135,649 @@
           <w:sz w:val="22"/>
         </w:rPr>
         <w:t>The five survey-derived factors land between 58 and 62 percent accuracy with macro AUC in the 71-76 percent range. Posture reaches 97 percent accuracy and 98 percent AUC because it is the only model that receives real observation inputs (11 RULA components and 8 QEC scores) on top of the survey features.</w:t>
+      </w:r>
+    </w:p>
+    <w:p>
+      <w:pPr>
+        <w:spacing w:after="160"/>
+      </w:pPr>
+      <w:r>
+        <w:rPr>
+          <w:rFonts w:ascii="Calibri" w:hAnsi="Calibri" w:cs="Calibri" w:eastAsia="Calibri"/>
+          <w:b/>
+          <w:sz w:val="22"/>
+        </w:rPr>
+        <w:t>Table 7. Per-class ROC AUC (one-vs-rest) for the best model per factor.</w:t>
+      </w:r>
+    </w:p>
+    <w:tbl>
+      <w:tblPr>
+        <w:tblStyle w:val="TableGrid"/>
+        <w:tblW w:type="auto" w:w="0"/>
+        <w:jc w:val="center"/>
+        <w:tblLook w:firstColumn="1" w:firstRow="1" w:lastColumn="0" w:lastRow="0" w:noHBand="0" w:noVBand="1" w:val="04A0"/>
+      </w:tblPr>
+      <w:tblGrid>
+        <w:gridCol w:w="2493"/>
+        <w:gridCol w:w="2493"/>
+        <w:gridCol w:w="2493"/>
+        <w:gridCol w:w="2493"/>
+      </w:tblGrid>
+      <w:tr>
+        <w:tc>
+          <w:tcPr>
+            <w:tcW w:type="dxa" w:w="2493"/>
+            <w:shd w:fill="1F3B73"/>
+          </w:tcPr>
+          <w:p>
+            <w:r/>
+            <w:r>
+              <w:rPr>
+                <w:rFonts w:ascii="Calibri" w:hAnsi="Calibri" w:cs="Calibri" w:eastAsia="Calibri"/>
+                <w:b/>
+                <w:color w:val="FFFFFF"/>
+                <w:sz w:val="20"/>
+              </w:rPr>
+              <w:t>Factor</w:t>
+            </w:r>
+          </w:p>
+        </w:tc>
+        <w:tc>
+          <w:tcPr>
+            <w:tcW w:type="dxa" w:w="2493"/>
+            <w:shd w:fill="1F3B73"/>
+          </w:tcPr>
+          <w:p>
+            <w:r/>
+            <w:r>
+              <w:rPr>
+                <w:rFonts w:ascii="Calibri" w:hAnsi="Calibri" w:cs="Calibri" w:eastAsia="Calibri"/>
+                <w:b/>
+                <w:color w:val="FFFFFF"/>
+                <w:sz w:val="20"/>
+              </w:rPr>
+              <w:t>Low</w:t>
+            </w:r>
+          </w:p>
+        </w:tc>
+        <w:tc>
+          <w:tcPr>
+            <w:tcW w:type="dxa" w:w="2493"/>
+            <w:shd w:fill="1F3B73"/>
+          </w:tcPr>
+          <w:p>
+            <w:r/>
+            <w:r>
+              <w:rPr>
+                <w:rFonts w:ascii="Calibri" w:hAnsi="Calibri" w:cs="Calibri" w:eastAsia="Calibri"/>
+                <w:b/>
+                <w:color w:val="FFFFFF"/>
+                <w:sz w:val="20"/>
+              </w:rPr>
+              <w:t>Medium</w:t>
+            </w:r>
+          </w:p>
+        </w:tc>
+        <w:tc>
+          <w:tcPr>
+            <w:tcW w:type="dxa" w:w="2493"/>
+            <w:shd w:fill="1F3B73"/>
+          </w:tcPr>
+          <w:p>
+            <w:r/>
+            <w:r>
+              <w:rPr>
+                <w:rFonts w:ascii="Calibri" w:hAnsi="Calibri" w:cs="Calibri" w:eastAsia="Calibri"/>
+                <w:b/>
+                <w:color w:val="FFFFFF"/>
+                <w:sz w:val="20"/>
+              </w:rPr>
+              <w:t>High</w:t>
+            </w:r>
+          </w:p>
+        </w:tc>
+      </w:tr>
+      <w:tr>
+        <w:tc>
+          <w:tcPr>
+            <w:tcW w:type="dxa" w:w="2493"/>
+          </w:tcPr>
+          <w:p>
+            <w:r/>
+            <w:r>
+              <w:rPr>
+                <w:rFonts w:ascii="Calibri" w:hAnsi="Calibri" w:cs="Calibri" w:eastAsia="Calibri"/>
+                <w:sz w:val="22"/>
+              </w:rPr>
+              <w:t>Force</w:t>
+            </w:r>
+          </w:p>
+        </w:tc>
+        <w:tc>
+          <w:tcPr>
+            <w:tcW w:type="dxa" w:w="2493"/>
+          </w:tcPr>
+          <w:p>
+            <w:r/>
+            <w:r>
+              <w:rPr>
+                <w:rFonts w:ascii="Calibri" w:hAnsi="Calibri" w:cs="Calibri" w:eastAsia="Calibri"/>
+                <w:sz w:val="22"/>
+              </w:rPr>
+              <w:t>0.798</w:t>
+            </w:r>
+          </w:p>
+        </w:tc>
+        <w:tc>
+          <w:tcPr>
+            <w:tcW w:type="dxa" w:w="2493"/>
+          </w:tcPr>
+          <w:p>
+            <w:r/>
+            <w:r>
+              <w:rPr>
+                <w:rFonts w:ascii="Calibri" w:hAnsi="Calibri" w:cs="Calibri" w:eastAsia="Calibri"/>
+                <w:sz w:val="22"/>
+              </w:rPr>
+              <w:t>0.580</w:t>
+            </w:r>
+          </w:p>
+        </w:tc>
+        <w:tc>
+          <w:tcPr>
+            <w:tcW w:type="dxa" w:w="2493"/>
+          </w:tcPr>
+          <w:p>
+            <w:r/>
+            <w:r>
+              <w:rPr>
+                <w:rFonts w:ascii="Calibri" w:hAnsi="Calibri" w:cs="Calibri" w:eastAsia="Calibri"/>
+                <w:sz w:val="22"/>
+              </w:rPr>
+              <w:t>0.760</w:t>
+            </w:r>
+          </w:p>
+        </w:tc>
+      </w:tr>
+      <w:tr>
+        <w:tc>
+          <w:tcPr>
+            <w:tcW w:type="dxa" w:w="2493"/>
+          </w:tcPr>
+          <w:p>
+            <w:r/>
+            <w:r>
+              <w:rPr>
+                <w:rFonts w:ascii="Calibri" w:hAnsi="Calibri" w:cs="Calibri" w:eastAsia="Calibri"/>
+                <w:sz w:val="22"/>
+              </w:rPr>
+              <w:t>Repetition</w:t>
+            </w:r>
+          </w:p>
+        </w:tc>
+        <w:tc>
+          <w:tcPr>
+            <w:tcW w:type="dxa" w:w="2493"/>
+          </w:tcPr>
+          <w:p>
+            <w:r/>
+            <w:r>
+              <w:rPr>
+                <w:rFonts w:ascii="Calibri" w:hAnsi="Calibri" w:cs="Calibri" w:eastAsia="Calibri"/>
+                <w:sz w:val="22"/>
+              </w:rPr>
+              <w:t>0.745</w:t>
+            </w:r>
+          </w:p>
+        </w:tc>
+        <w:tc>
+          <w:tcPr>
+            <w:tcW w:type="dxa" w:w="2493"/>
+          </w:tcPr>
+          <w:p>
+            <w:r/>
+            <w:r>
+              <w:rPr>
+                <w:rFonts w:ascii="Calibri" w:hAnsi="Calibri" w:cs="Calibri" w:eastAsia="Calibri"/>
+                <w:sz w:val="22"/>
+              </w:rPr>
+              <w:t>0.669</w:t>
+            </w:r>
+          </w:p>
+        </w:tc>
+        <w:tc>
+          <w:tcPr>
+            <w:tcW w:type="dxa" w:w="2493"/>
+          </w:tcPr>
+          <w:p>
+            <w:r/>
+            <w:r>
+              <w:rPr>
+                <w:rFonts w:ascii="Calibri" w:hAnsi="Calibri" w:cs="Calibri" w:eastAsia="Calibri"/>
+                <w:sz w:val="22"/>
+              </w:rPr>
+              <w:t>0.782</w:t>
+            </w:r>
+          </w:p>
+        </w:tc>
+      </w:tr>
+      <w:tr>
+        <w:tc>
+          <w:tcPr>
+            <w:tcW w:type="dxa" w:w="2493"/>
+          </w:tcPr>
+          <w:p>
+            <w:r/>
+            <w:r>
+              <w:rPr>
+                <w:rFonts w:ascii="Calibri" w:hAnsi="Calibri" w:cs="Calibri" w:eastAsia="Calibri"/>
+                <w:sz w:val="22"/>
+              </w:rPr>
+              <w:t>Duration</w:t>
+            </w:r>
+          </w:p>
+        </w:tc>
+        <w:tc>
+          <w:tcPr>
+            <w:tcW w:type="dxa" w:w="2493"/>
+          </w:tcPr>
+          <w:p>
+            <w:r/>
+            <w:r>
+              <w:rPr>
+                <w:rFonts w:ascii="Calibri" w:hAnsi="Calibri" w:cs="Calibri" w:eastAsia="Calibri"/>
+                <w:sz w:val="22"/>
+              </w:rPr>
+              <w:t>0.822</w:t>
+            </w:r>
+          </w:p>
+        </w:tc>
+        <w:tc>
+          <w:tcPr>
+            <w:tcW w:type="dxa" w:w="2493"/>
+          </w:tcPr>
+          <w:p>
+            <w:r/>
+            <w:r>
+              <w:rPr>
+                <w:rFonts w:ascii="Calibri" w:hAnsi="Calibri" w:cs="Calibri" w:eastAsia="Calibri"/>
+                <w:sz w:val="22"/>
+              </w:rPr>
+              <w:t>0.649</w:t>
+            </w:r>
+          </w:p>
+        </w:tc>
+        <w:tc>
+          <w:tcPr>
+            <w:tcW w:type="dxa" w:w="2493"/>
+          </w:tcPr>
+          <w:p>
+            <w:r/>
+            <w:r>
+              <w:rPr>
+                <w:rFonts w:ascii="Calibri" w:hAnsi="Calibri" w:cs="Calibri" w:eastAsia="Calibri"/>
+                <w:sz w:val="22"/>
+              </w:rPr>
+              <w:t>0.797</w:t>
+            </w:r>
+          </w:p>
+        </w:tc>
+      </w:tr>
+      <w:tr>
+        <w:tc>
+          <w:tcPr>
+            <w:tcW w:type="dxa" w:w="2493"/>
+          </w:tcPr>
+          <w:p>
+            <w:r/>
+            <w:r>
+              <w:rPr>
+                <w:rFonts w:ascii="Calibri" w:hAnsi="Calibri" w:cs="Calibri" w:eastAsia="Calibri"/>
+                <w:sz w:val="22"/>
+              </w:rPr>
+              <w:t>Vibration</w:t>
+            </w:r>
+          </w:p>
+        </w:tc>
+        <w:tc>
+          <w:tcPr>
+            <w:tcW w:type="dxa" w:w="2493"/>
+          </w:tcPr>
+          <w:p>
+            <w:r/>
+            <w:r>
+              <w:rPr>
+                <w:rFonts w:ascii="Calibri" w:hAnsi="Calibri" w:cs="Calibri" w:eastAsia="Calibri"/>
+                <w:sz w:val="22"/>
+              </w:rPr>
+              <w:t>0.775</w:t>
+            </w:r>
+          </w:p>
+        </w:tc>
+        <w:tc>
+          <w:tcPr>
+            <w:tcW w:type="dxa" w:w="2493"/>
+          </w:tcPr>
+          <w:p>
+            <w:r/>
+            <w:r>
+              <w:rPr>
+                <w:rFonts w:ascii="Calibri" w:hAnsi="Calibri" w:cs="Calibri" w:eastAsia="Calibri"/>
+                <w:sz w:val="22"/>
+              </w:rPr>
+              <w:t>0.615</w:t>
+            </w:r>
+          </w:p>
+        </w:tc>
+        <w:tc>
+          <w:tcPr>
+            <w:tcW w:type="dxa" w:w="2493"/>
+          </w:tcPr>
+          <w:p>
+            <w:r/>
+            <w:r>
+              <w:rPr>
+                <w:rFonts w:ascii="Calibri" w:hAnsi="Calibri" w:cs="Calibri" w:eastAsia="Calibri"/>
+                <w:sz w:val="22"/>
+              </w:rPr>
+              <w:t>0.779</w:t>
+            </w:r>
+          </w:p>
+        </w:tc>
+      </w:tr>
+      <w:tr>
+        <w:tc>
+          <w:tcPr>
+            <w:tcW w:type="dxa" w:w="2493"/>
+          </w:tcPr>
+          <w:p>
+            <w:r/>
+            <w:r>
+              <w:rPr>
+                <w:rFonts w:ascii="Calibri" w:hAnsi="Calibri" w:cs="Calibri" w:eastAsia="Calibri"/>
+                <w:sz w:val="22"/>
+              </w:rPr>
+              <w:t>Contact Stress</w:t>
+            </w:r>
+          </w:p>
+        </w:tc>
+        <w:tc>
+          <w:tcPr>
+            <w:tcW w:type="dxa" w:w="2493"/>
+          </w:tcPr>
+          <w:p>
+            <w:r/>
+            <w:r>
+              <w:rPr>
+                <w:rFonts w:ascii="Calibri" w:hAnsi="Calibri" w:cs="Calibri" w:eastAsia="Calibri"/>
+                <w:sz w:val="22"/>
+              </w:rPr>
+              <w:t>0.763</w:t>
+            </w:r>
+          </w:p>
+        </w:tc>
+        <w:tc>
+          <w:tcPr>
+            <w:tcW w:type="dxa" w:w="2493"/>
+          </w:tcPr>
+          <w:p>
+            <w:r/>
+            <w:r>
+              <w:rPr>
+                <w:rFonts w:ascii="Calibri" w:hAnsi="Calibri" w:cs="Calibri" w:eastAsia="Calibri"/>
+                <w:sz w:val="22"/>
+              </w:rPr>
+              <w:t>0.651</w:t>
+            </w:r>
+          </w:p>
+        </w:tc>
+        <w:tc>
+          <w:tcPr>
+            <w:tcW w:type="dxa" w:w="2493"/>
+          </w:tcPr>
+          <w:p>
+            <w:r/>
+            <w:r>
+              <w:rPr>
+                <w:rFonts w:ascii="Calibri" w:hAnsi="Calibri" w:cs="Calibri" w:eastAsia="Calibri"/>
+                <w:sz w:val="22"/>
+              </w:rPr>
+              <w:t>0.791</w:t>
+            </w:r>
+          </w:p>
+        </w:tc>
+      </w:tr>
+      <w:tr>
+        <w:tc>
+          <w:tcPr>
+            <w:tcW w:type="dxa" w:w="2493"/>
+          </w:tcPr>
+          <w:p>
+            <w:r/>
+            <w:r>
+              <w:rPr>
+                <w:rFonts w:ascii="Calibri" w:hAnsi="Calibri" w:cs="Calibri" w:eastAsia="Calibri"/>
+                <w:sz w:val="22"/>
+              </w:rPr>
+              <w:t>Posture</w:t>
+            </w:r>
+          </w:p>
+        </w:tc>
+        <w:tc>
+          <w:tcPr>
+            <w:tcW w:type="dxa" w:w="2493"/>
+          </w:tcPr>
+          <w:p>
+            <w:r/>
+            <w:r>
+              <w:rPr>
+                <w:rFonts w:ascii="Calibri" w:hAnsi="Calibri" w:cs="Calibri" w:eastAsia="Calibri"/>
+                <w:sz w:val="22"/>
+              </w:rPr>
+              <w:t>-</w:t>
+            </w:r>
+          </w:p>
+        </w:tc>
+        <w:tc>
+          <w:tcPr>
+            <w:tcW w:type="dxa" w:w="2493"/>
+          </w:tcPr>
+          <w:p>
+            <w:r/>
+            <w:r>
+              <w:rPr>
+                <w:rFonts w:ascii="Calibri" w:hAnsi="Calibri" w:cs="Calibri" w:eastAsia="Calibri"/>
+                <w:sz w:val="22"/>
+              </w:rPr>
+              <w:t>-</w:t>
+            </w:r>
+          </w:p>
+        </w:tc>
+        <w:tc>
+          <w:tcPr>
+            <w:tcW w:type="dxa" w:w="2493"/>
+          </w:tcPr>
+          <w:p>
+            <w:r/>
+            <w:r>
+              <w:rPr>
+                <w:rFonts w:ascii="Calibri" w:hAnsi="Calibri" w:cs="Calibri" w:eastAsia="Calibri"/>
+                <w:sz w:val="22"/>
+              </w:rPr>
+              <w:t>0.984</w:t>
+            </w:r>
+          </w:p>
+        </w:tc>
+      </w:tr>
+    </w:tbl>
+    <w:p>
+      <w:pPr>
+        <w:spacing w:after="120"/>
+      </w:pPr>
+    </w:p>
+    <w:p>
+      <w:pPr>
+        <w:spacing w:before="160" w:after="40"/>
+        <w:jc w:val="center"/>
+      </w:pPr>
+      <w:r>
+        <w:drawing>
+          <wp:inline xmlns:a="http://schemas.openxmlformats.org/drawingml/2006/main" xmlns:pic="http://schemas.openxmlformats.org/drawingml/2006/picture">
+            <wp:extent cx="5400000" cy="3283006"/>
+            <wp:docPr id="7" name="Picture 7"/>
+            <wp:cNvGraphicFramePr>
+              <a:graphicFrameLocks noChangeAspect="1"/>
+            </wp:cNvGraphicFramePr>
+            <a:graphic>
+              <a:graphicData uri="http://schemas.openxmlformats.org/drawingml/2006/picture">
+                <pic:pic>
+                  <pic:nvPicPr>
+                    <pic:cNvPr id="0" name="confusion_matrices.png"/>
+                    <pic:cNvPicPr/>
+                  </pic:nvPicPr>
+                  <pic:blipFill>
+                    <a:blip r:embed="rId15"/>
+                    <a:stretch>
+                      <a:fillRect/>
+                    </a:stretch>
+                  </pic:blipFill>
+                  <pic:spPr>
+                    <a:xfrm>
+                      <a:off x="0" y="0"/>
+                      <a:ext cx="5400000" cy="3283006"/>
+                    </a:xfrm>
+                    <a:prstGeom prst="rect"/>
+                  </pic:spPr>
+                </pic:pic>
+              </a:graphicData>
+            </a:graphic>
+          </wp:inline>
+        </w:drawing>
+      </w:r>
+    </w:p>
+    <w:p>
+      <w:pPr>
+        <w:spacing w:after="200"/>
+        <w:jc w:val="center"/>
+      </w:pPr>
+      <w:r>
+        <w:rPr>
+          <w:rFonts w:ascii="Calibri" w:hAnsi="Calibri" w:cs="Calibri" w:eastAsia="Calibri"/>
+          <w:i/>
+          <w:color w:val="555555"/>
+          <w:sz w:val="20"/>
+        </w:rPr>
+        <w:t>Figure 7. Confusion matrices for the best model per factor (rows = true class, columns = predicted class).</w:t>
+      </w:r>
+    </w:p>
+    <w:p>
+      <w:pPr>
+        <w:spacing w:before="160" w:after="40"/>
+        <w:jc w:val="center"/>
+      </w:pPr>
+      <w:r>
+        <w:drawing>
+          <wp:inline xmlns:a="http://schemas.openxmlformats.org/drawingml/2006/main" xmlns:pic="http://schemas.openxmlformats.org/drawingml/2006/picture">
+            <wp:extent cx="5400000" cy="3286693"/>
+            <wp:docPr id="8" name="Picture 8"/>
+            <wp:cNvGraphicFramePr>
+              <a:graphicFrameLocks noChangeAspect="1"/>
+            </wp:cNvGraphicFramePr>
+            <a:graphic>
+              <a:graphicData uri="http://schemas.openxmlformats.org/drawingml/2006/picture">
+                <pic:pic>
+                  <pic:nvPicPr>
+                    <pic:cNvPr id="0" name="roc_curves.png"/>
+                    <pic:cNvPicPr/>
+                  </pic:nvPicPr>
+                  <pic:blipFill>
+                    <a:blip r:embed="rId16"/>
+                    <a:stretch>
+                      <a:fillRect/>
+                    </a:stretch>
+                  </pic:blipFill>
+                  <pic:spPr>
+                    <a:xfrm>
+                      <a:off x="0" y="0"/>
+                      <a:ext cx="5400000" cy="3286693"/>
+                    </a:xfrm>
+                    <a:prstGeom prst="rect"/>
+                  </pic:spPr>
+                </pic:pic>
+              </a:graphicData>
+            </a:graphic>
+          </wp:inline>
+        </w:drawing>
+      </w:r>
+    </w:p>
+    <w:p>
+      <w:pPr>
+        <w:spacing w:after="200"/>
+        <w:jc w:val="center"/>
+      </w:pPr>
+      <w:r>
+        <w:rPr>
+          <w:rFonts w:ascii="Calibri" w:hAnsi="Calibri" w:cs="Calibri" w:eastAsia="Calibri"/>
+          <w:i/>
+          <w:color w:val="555555"/>
+          <w:sz w:val="20"/>
+        </w:rPr>
+        <w:t>Figure 8. ROC curves (one-vs-rest) for the best model per factor.</w:t>
+      </w:r>
+    </w:p>
+    <w:p>
+      <w:pPr>
+        <w:spacing w:before="160" w:after="40"/>
+        <w:jc w:val="center"/>
+      </w:pPr>
+      <w:r>
+        <w:drawing>
+          <wp:inline xmlns:a="http://schemas.openxmlformats.org/drawingml/2006/main" xmlns:pic="http://schemas.openxmlformats.org/drawingml/2006/picture">
+            <wp:extent cx="5400000" cy="3614008"/>
+            <wp:docPr id="9" name="Picture 9"/>
+            <wp:cNvGraphicFramePr>
+              <a:graphicFrameLocks noChangeAspect="1"/>
+            </wp:cNvGraphicFramePr>
+            <a:graphic>
+              <a:graphicData uri="http://schemas.openxmlformats.org/drawingml/2006/picture">
+                <pic:pic>
+                  <pic:nvPicPr>
+                    <pic:cNvPr id="0" name="feature_importance.png"/>
+                    <pic:cNvPicPr/>
+                  </pic:nvPicPr>
+                  <pic:blipFill>
+                    <a:blip r:embed="rId17"/>
+                    <a:stretch>
+                      <a:fillRect/>
+                    </a:stretch>
+                  </pic:blipFill>
+                  <pic:spPr>
+                    <a:xfrm>
+                      <a:off x="0" y="0"/>
+                      <a:ext cx="5400000" cy="3614008"/>
+                    </a:xfrm>
+                    <a:prstGeom prst="rect"/>
+                  </pic:spPr>
+                </pic:pic>
+              </a:graphicData>
+            </a:graphic>
+          </wp:inline>
+        </w:drawing>
+      </w:r>
+    </w:p>
+    <w:p>
+      <w:pPr>
+        <w:spacing w:after="200"/>
+        <w:jc w:val="center"/>
+      </w:pPr>
+      <w:r>
+        <w:rPr>
+          <w:rFonts w:ascii="Calibri" w:hAnsi="Calibri" w:cs="Calibri" w:eastAsia="Calibri"/>
+          <w:i/>
+          <w:color w:val="555555"/>
+          <w:sz w:val="20"/>
+        </w:rPr>
+        <w:t>Figure 9. Top 10 features by importance for the best model per factor.</w:t>
       </w:r>
     </w:p>
     <w:p>

--- a/docs/PROJECT_REPORT.docx
+++ b/docs/PROJECT_REPORT.docx
@@ -12617,6 +12617,2226 @@
     </w:p>
     <w:p>
       <w:pPr>
+        <w:spacing w:after="160"/>
+      </w:pPr>
+      <w:r>
+        <w:rPr>
+          <w:rFonts w:ascii="Calibri" w:hAnsi="Calibri" w:cs="Calibri" w:eastAsia="Calibri"/>
+          <w:b/>
+          <w:sz w:val="22"/>
+        </w:rPr>
+        <w:t>Table 8. Per-class precision, recall, F1, and support for the best model per factor.</w:t>
+      </w:r>
+    </w:p>
+    <w:tbl>
+      <w:tblPr>
+        <w:tblStyle w:val="TableGrid"/>
+        <w:tblW w:type="auto" w:w="0"/>
+        <w:jc w:val="center"/>
+        <w:tblLook w:firstColumn="1" w:firstRow="1" w:lastColumn="0" w:lastRow="0" w:noHBand="0" w:noVBand="1" w:val="04A0"/>
+      </w:tblPr>
+      <w:tblGrid>
+        <w:gridCol w:w="1662"/>
+        <w:gridCol w:w="1662"/>
+        <w:gridCol w:w="1662"/>
+        <w:gridCol w:w="1662"/>
+        <w:gridCol w:w="1662"/>
+        <w:gridCol w:w="1662"/>
+      </w:tblGrid>
+      <w:tr>
+        <w:tc>
+          <w:tcPr>
+            <w:tcW w:type="dxa" w:w="1662"/>
+            <w:shd w:fill="1F3B73"/>
+          </w:tcPr>
+          <w:p>
+            <w:r/>
+            <w:r>
+              <w:rPr>
+                <w:rFonts w:ascii="Calibri" w:hAnsi="Calibri" w:cs="Calibri" w:eastAsia="Calibri"/>
+                <w:b/>
+                <w:color w:val="FFFFFF"/>
+                <w:sz w:val="20"/>
+              </w:rPr>
+              <w:t>Factor</w:t>
+            </w:r>
+          </w:p>
+        </w:tc>
+        <w:tc>
+          <w:tcPr>
+            <w:tcW w:type="dxa" w:w="1662"/>
+            <w:shd w:fill="1F3B73"/>
+          </w:tcPr>
+          <w:p>
+            <w:r/>
+            <w:r>
+              <w:rPr>
+                <w:rFonts w:ascii="Calibri" w:hAnsi="Calibri" w:cs="Calibri" w:eastAsia="Calibri"/>
+                <w:b/>
+                <w:color w:val="FFFFFF"/>
+                <w:sz w:val="20"/>
+              </w:rPr>
+              <w:t>Class</w:t>
+            </w:r>
+          </w:p>
+        </w:tc>
+        <w:tc>
+          <w:tcPr>
+            <w:tcW w:type="dxa" w:w="1662"/>
+            <w:shd w:fill="1F3B73"/>
+          </w:tcPr>
+          <w:p>
+            <w:r/>
+            <w:r>
+              <w:rPr>
+                <w:rFonts w:ascii="Calibri" w:hAnsi="Calibri" w:cs="Calibri" w:eastAsia="Calibri"/>
+                <w:b/>
+                <w:color w:val="FFFFFF"/>
+                <w:sz w:val="20"/>
+              </w:rPr>
+              <w:t>Precision</w:t>
+            </w:r>
+          </w:p>
+        </w:tc>
+        <w:tc>
+          <w:tcPr>
+            <w:tcW w:type="dxa" w:w="1662"/>
+            <w:shd w:fill="1F3B73"/>
+          </w:tcPr>
+          <w:p>
+            <w:r/>
+            <w:r>
+              <w:rPr>
+                <w:rFonts w:ascii="Calibri" w:hAnsi="Calibri" w:cs="Calibri" w:eastAsia="Calibri"/>
+                <w:b/>
+                <w:color w:val="FFFFFF"/>
+                <w:sz w:val="20"/>
+              </w:rPr>
+              <w:t>Recall</w:t>
+            </w:r>
+          </w:p>
+        </w:tc>
+        <w:tc>
+          <w:tcPr>
+            <w:tcW w:type="dxa" w:w="1662"/>
+            <w:shd w:fill="1F3B73"/>
+          </w:tcPr>
+          <w:p>
+            <w:r/>
+            <w:r>
+              <w:rPr>
+                <w:rFonts w:ascii="Calibri" w:hAnsi="Calibri" w:cs="Calibri" w:eastAsia="Calibri"/>
+                <w:b/>
+                <w:color w:val="FFFFFF"/>
+                <w:sz w:val="20"/>
+              </w:rPr>
+              <w:t>F1</w:t>
+            </w:r>
+          </w:p>
+        </w:tc>
+        <w:tc>
+          <w:tcPr>
+            <w:tcW w:type="dxa" w:w="1662"/>
+            <w:shd w:fill="1F3B73"/>
+          </w:tcPr>
+          <w:p>
+            <w:r/>
+            <w:r>
+              <w:rPr>
+                <w:rFonts w:ascii="Calibri" w:hAnsi="Calibri" w:cs="Calibri" w:eastAsia="Calibri"/>
+                <w:b/>
+                <w:color w:val="FFFFFF"/>
+                <w:sz w:val="20"/>
+              </w:rPr>
+              <w:t>Support</w:t>
+            </w:r>
+          </w:p>
+        </w:tc>
+      </w:tr>
+      <w:tr>
+        <w:tc>
+          <w:tcPr>
+            <w:tcW w:type="dxa" w:w="1662"/>
+          </w:tcPr>
+          <w:p>
+            <w:r/>
+            <w:r>
+              <w:rPr>
+                <w:rFonts w:ascii="Calibri" w:hAnsi="Calibri" w:cs="Calibri" w:eastAsia="Calibri"/>
+                <w:sz w:val="22"/>
+              </w:rPr>
+              <w:t>Force</w:t>
+            </w:r>
+          </w:p>
+        </w:tc>
+        <w:tc>
+          <w:tcPr>
+            <w:tcW w:type="dxa" w:w="1662"/>
+          </w:tcPr>
+          <w:p>
+            <w:r/>
+            <w:r>
+              <w:rPr>
+                <w:rFonts w:ascii="Calibri" w:hAnsi="Calibri" w:cs="Calibri" w:eastAsia="Calibri"/>
+                <w:sz w:val="22"/>
+              </w:rPr>
+              <w:t>Low</w:t>
+            </w:r>
+          </w:p>
+        </w:tc>
+        <w:tc>
+          <w:tcPr>
+            <w:tcW w:type="dxa" w:w="1662"/>
+          </w:tcPr>
+          <w:p>
+            <w:r/>
+            <w:r>
+              <w:rPr>
+                <w:rFonts w:ascii="Calibri" w:hAnsi="Calibri" w:cs="Calibri" w:eastAsia="Calibri"/>
+                <w:sz w:val="22"/>
+              </w:rPr>
+              <w:t>0.734</w:t>
+            </w:r>
+          </w:p>
+        </w:tc>
+        <w:tc>
+          <w:tcPr>
+            <w:tcW w:type="dxa" w:w="1662"/>
+          </w:tcPr>
+          <w:p>
+            <w:r/>
+            <w:r>
+              <w:rPr>
+                <w:rFonts w:ascii="Calibri" w:hAnsi="Calibri" w:cs="Calibri" w:eastAsia="Calibri"/>
+                <w:sz w:val="22"/>
+              </w:rPr>
+              <w:t>0.767</w:t>
+            </w:r>
+          </w:p>
+        </w:tc>
+        <w:tc>
+          <w:tcPr>
+            <w:tcW w:type="dxa" w:w="1662"/>
+          </w:tcPr>
+          <w:p>
+            <w:r/>
+            <w:r>
+              <w:rPr>
+                <w:rFonts w:ascii="Calibri" w:hAnsi="Calibri" w:cs="Calibri" w:eastAsia="Calibri"/>
+                <w:sz w:val="22"/>
+              </w:rPr>
+              <w:t>0.750</w:t>
+            </w:r>
+          </w:p>
+        </w:tc>
+        <w:tc>
+          <w:tcPr>
+            <w:tcW w:type="dxa" w:w="1662"/>
+          </w:tcPr>
+          <w:p>
+            <w:r/>
+            <w:r>
+              <w:rPr>
+                <w:rFonts w:ascii="Calibri" w:hAnsi="Calibri" w:cs="Calibri" w:eastAsia="Calibri"/>
+                <w:sz w:val="22"/>
+              </w:rPr>
+              <w:t>90</w:t>
+            </w:r>
+          </w:p>
+        </w:tc>
+      </w:tr>
+      <w:tr>
+        <w:tc>
+          <w:tcPr>
+            <w:tcW w:type="dxa" w:w="1662"/>
+          </w:tcPr>
+          <w:p>
+            <w:r/>
+            <w:r>
+              <w:rPr>
+                <w:rFonts w:ascii="Calibri" w:hAnsi="Calibri" w:cs="Calibri" w:eastAsia="Calibri"/>
+                <w:sz w:val="22"/>
+              </w:rPr>
+              <w:t>Force</w:t>
+            </w:r>
+          </w:p>
+        </w:tc>
+        <w:tc>
+          <w:tcPr>
+            <w:tcW w:type="dxa" w:w="1662"/>
+          </w:tcPr>
+          <w:p>
+            <w:r/>
+            <w:r>
+              <w:rPr>
+                <w:rFonts w:ascii="Calibri" w:hAnsi="Calibri" w:cs="Calibri" w:eastAsia="Calibri"/>
+                <w:sz w:val="22"/>
+              </w:rPr>
+              <w:t>Medium</w:t>
+            </w:r>
+          </w:p>
+        </w:tc>
+        <w:tc>
+          <w:tcPr>
+            <w:tcW w:type="dxa" w:w="1662"/>
+          </w:tcPr>
+          <w:p>
+            <w:r/>
+            <w:r>
+              <w:rPr>
+                <w:rFonts w:ascii="Calibri" w:hAnsi="Calibri" w:cs="Calibri" w:eastAsia="Calibri"/>
+                <w:sz w:val="22"/>
+              </w:rPr>
+              <w:t>0.490</w:t>
+            </w:r>
+          </w:p>
+        </w:tc>
+        <w:tc>
+          <w:tcPr>
+            <w:tcW w:type="dxa" w:w="1662"/>
+          </w:tcPr>
+          <w:p>
+            <w:r/>
+            <w:r>
+              <w:rPr>
+                <w:rFonts w:ascii="Calibri" w:hAnsi="Calibri" w:cs="Calibri" w:eastAsia="Calibri"/>
+                <w:sz w:val="22"/>
+              </w:rPr>
+              <w:t>0.421</w:t>
+            </w:r>
+          </w:p>
+        </w:tc>
+        <w:tc>
+          <w:tcPr>
+            <w:tcW w:type="dxa" w:w="1662"/>
+          </w:tcPr>
+          <w:p>
+            <w:r/>
+            <w:r>
+              <w:rPr>
+                <w:rFonts w:ascii="Calibri" w:hAnsi="Calibri" w:cs="Calibri" w:eastAsia="Calibri"/>
+                <w:sz w:val="22"/>
+              </w:rPr>
+              <w:t>0.453</w:t>
+            </w:r>
+          </w:p>
+        </w:tc>
+        <w:tc>
+          <w:tcPr>
+            <w:tcW w:type="dxa" w:w="1662"/>
+          </w:tcPr>
+          <w:p>
+            <w:r/>
+            <w:r>
+              <w:rPr>
+                <w:rFonts w:ascii="Calibri" w:hAnsi="Calibri" w:cs="Calibri" w:eastAsia="Calibri"/>
+                <w:sz w:val="22"/>
+              </w:rPr>
+              <w:t>57</w:t>
+            </w:r>
+          </w:p>
+        </w:tc>
+      </w:tr>
+      <w:tr>
+        <w:tc>
+          <w:tcPr>
+            <w:tcW w:type="dxa" w:w="1662"/>
+          </w:tcPr>
+          <w:p>
+            <w:r/>
+            <w:r>
+              <w:rPr>
+                <w:rFonts w:ascii="Calibri" w:hAnsi="Calibri" w:cs="Calibri" w:eastAsia="Calibri"/>
+                <w:sz w:val="22"/>
+              </w:rPr>
+              <w:t>Force</w:t>
+            </w:r>
+          </w:p>
+        </w:tc>
+        <w:tc>
+          <w:tcPr>
+            <w:tcW w:type="dxa" w:w="1662"/>
+          </w:tcPr>
+          <w:p>
+            <w:r/>
+            <w:r>
+              <w:rPr>
+                <w:rFonts w:ascii="Calibri" w:hAnsi="Calibri" w:cs="Calibri" w:eastAsia="Calibri"/>
+                <w:sz w:val="22"/>
+              </w:rPr>
+              <w:t>High</w:t>
+            </w:r>
+          </w:p>
+        </w:tc>
+        <w:tc>
+          <w:tcPr>
+            <w:tcW w:type="dxa" w:w="1662"/>
+          </w:tcPr>
+          <w:p>
+            <w:r/>
+            <w:r>
+              <w:rPr>
+                <w:rFonts w:ascii="Calibri" w:hAnsi="Calibri" w:cs="Calibri" w:eastAsia="Calibri"/>
+                <w:sz w:val="22"/>
+              </w:rPr>
+              <w:t>0.487</w:t>
+            </w:r>
+          </w:p>
+        </w:tc>
+        <w:tc>
+          <w:tcPr>
+            <w:tcW w:type="dxa" w:w="1662"/>
+          </w:tcPr>
+          <w:p>
+            <w:r/>
+            <w:r>
+              <w:rPr>
+                <w:rFonts w:ascii="Calibri" w:hAnsi="Calibri" w:cs="Calibri" w:eastAsia="Calibri"/>
+                <w:sz w:val="22"/>
+              </w:rPr>
+              <w:t>0.543</w:t>
+            </w:r>
+          </w:p>
+        </w:tc>
+        <w:tc>
+          <w:tcPr>
+            <w:tcW w:type="dxa" w:w="1662"/>
+          </w:tcPr>
+          <w:p>
+            <w:r/>
+            <w:r>
+              <w:rPr>
+                <w:rFonts w:ascii="Calibri" w:hAnsi="Calibri" w:cs="Calibri" w:eastAsia="Calibri"/>
+                <w:sz w:val="22"/>
+              </w:rPr>
+              <w:t>0.514</w:t>
+            </w:r>
+          </w:p>
+        </w:tc>
+        <w:tc>
+          <w:tcPr>
+            <w:tcW w:type="dxa" w:w="1662"/>
+          </w:tcPr>
+          <w:p>
+            <w:r/>
+            <w:r>
+              <w:rPr>
+                <w:rFonts w:ascii="Calibri" w:hAnsi="Calibri" w:cs="Calibri" w:eastAsia="Calibri"/>
+                <w:sz w:val="22"/>
+              </w:rPr>
+              <w:t>35</w:t>
+            </w:r>
+          </w:p>
+        </w:tc>
+      </w:tr>
+      <w:tr>
+        <w:tc>
+          <w:tcPr>
+            <w:tcW w:type="dxa" w:w="1662"/>
+          </w:tcPr>
+          <w:p>
+            <w:r/>
+            <w:r>
+              <w:rPr>
+                <w:rFonts w:ascii="Calibri" w:hAnsi="Calibri" w:cs="Calibri" w:eastAsia="Calibri"/>
+                <w:sz w:val="22"/>
+              </w:rPr>
+              <w:t>Repetition</w:t>
+            </w:r>
+          </w:p>
+        </w:tc>
+        <w:tc>
+          <w:tcPr>
+            <w:tcW w:type="dxa" w:w="1662"/>
+          </w:tcPr>
+          <w:p>
+            <w:r/>
+            <w:r>
+              <w:rPr>
+                <w:rFonts w:ascii="Calibri" w:hAnsi="Calibri" w:cs="Calibri" w:eastAsia="Calibri"/>
+                <w:sz w:val="22"/>
+              </w:rPr>
+              <w:t>Low</w:t>
+            </w:r>
+          </w:p>
+        </w:tc>
+        <w:tc>
+          <w:tcPr>
+            <w:tcW w:type="dxa" w:w="1662"/>
+          </w:tcPr>
+          <w:p>
+            <w:r/>
+            <w:r>
+              <w:rPr>
+                <w:rFonts w:ascii="Calibri" w:hAnsi="Calibri" w:cs="Calibri" w:eastAsia="Calibri"/>
+                <w:sz w:val="22"/>
+              </w:rPr>
+              <w:t>0.562</w:t>
+            </w:r>
+          </w:p>
+        </w:tc>
+        <w:tc>
+          <w:tcPr>
+            <w:tcW w:type="dxa" w:w="1662"/>
+          </w:tcPr>
+          <w:p>
+            <w:r/>
+            <w:r>
+              <w:rPr>
+                <w:rFonts w:ascii="Calibri" w:hAnsi="Calibri" w:cs="Calibri" w:eastAsia="Calibri"/>
+                <w:sz w:val="22"/>
+              </w:rPr>
+              <w:t>0.346</w:t>
+            </w:r>
+          </w:p>
+        </w:tc>
+        <w:tc>
+          <w:tcPr>
+            <w:tcW w:type="dxa" w:w="1662"/>
+          </w:tcPr>
+          <w:p>
+            <w:r/>
+            <w:r>
+              <w:rPr>
+                <w:rFonts w:ascii="Calibri" w:hAnsi="Calibri" w:cs="Calibri" w:eastAsia="Calibri"/>
+                <w:sz w:val="22"/>
+              </w:rPr>
+              <w:t>0.429</w:t>
+            </w:r>
+          </w:p>
+        </w:tc>
+        <w:tc>
+          <w:tcPr>
+            <w:tcW w:type="dxa" w:w="1662"/>
+          </w:tcPr>
+          <w:p>
+            <w:r/>
+            <w:r>
+              <w:rPr>
+                <w:rFonts w:ascii="Calibri" w:hAnsi="Calibri" w:cs="Calibri" w:eastAsia="Calibri"/>
+                <w:sz w:val="22"/>
+              </w:rPr>
+              <w:t>26</w:t>
+            </w:r>
+          </w:p>
+        </w:tc>
+      </w:tr>
+      <w:tr>
+        <w:tc>
+          <w:tcPr>
+            <w:tcW w:type="dxa" w:w="1662"/>
+          </w:tcPr>
+          <w:p>
+            <w:r/>
+            <w:r>
+              <w:rPr>
+                <w:rFonts w:ascii="Calibri" w:hAnsi="Calibri" w:cs="Calibri" w:eastAsia="Calibri"/>
+                <w:sz w:val="22"/>
+              </w:rPr>
+              <w:t>Repetition</w:t>
+            </w:r>
+          </w:p>
+        </w:tc>
+        <w:tc>
+          <w:tcPr>
+            <w:tcW w:type="dxa" w:w="1662"/>
+          </w:tcPr>
+          <w:p>
+            <w:r/>
+            <w:r>
+              <w:rPr>
+                <w:rFonts w:ascii="Calibri" w:hAnsi="Calibri" w:cs="Calibri" w:eastAsia="Calibri"/>
+                <w:sz w:val="22"/>
+              </w:rPr>
+              <w:t>Medium</w:t>
+            </w:r>
+          </w:p>
+        </w:tc>
+        <w:tc>
+          <w:tcPr>
+            <w:tcW w:type="dxa" w:w="1662"/>
+          </w:tcPr>
+          <w:p>
+            <w:r/>
+            <w:r>
+              <w:rPr>
+                <w:rFonts w:ascii="Calibri" w:hAnsi="Calibri" w:cs="Calibri" w:eastAsia="Calibri"/>
+                <w:sz w:val="22"/>
+              </w:rPr>
+              <w:t>0.593</w:t>
+            </w:r>
+          </w:p>
+        </w:tc>
+        <w:tc>
+          <w:tcPr>
+            <w:tcW w:type="dxa" w:w="1662"/>
+          </w:tcPr>
+          <w:p>
+            <w:r/>
+            <w:r>
+              <w:rPr>
+                <w:rFonts w:ascii="Calibri" w:hAnsi="Calibri" w:cs="Calibri" w:eastAsia="Calibri"/>
+                <w:sz w:val="22"/>
+              </w:rPr>
+              <w:t>0.622</w:t>
+            </w:r>
+          </w:p>
+        </w:tc>
+        <w:tc>
+          <w:tcPr>
+            <w:tcW w:type="dxa" w:w="1662"/>
+          </w:tcPr>
+          <w:p>
+            <w:r/>
+            <w:r>
+              <w:rPr>
+                <w:rFonts w:ascii="Calibri" w:hAnsi="Calibri" w:cs="Calibri" w:eastAsia="Calibri"/>
+                <w:sz w:val="22"/>
+              </w:rPr>
+              <w:t>0.607</w:t>
+            </w:r>
+          </w:p>
+        </w:tc>
+        <w:tc>
+          <w:tcPr>
+            <w:tcW w:type="dxa" w:w="1662"/>
+          </w:tcPr>
+          <w:p>
+            <w:r/>
+            <w:r>
+              <w:rPr>
+                <w:rFonts w:ascii="Calibri" w:hAnsi="Calibri" w:cs="Calibri" w:eastAsia="Calibri"/>
+                <w:sz w:val="22"/>
+              </w:rPr>
+              <w:t>82</w:t>
+            </w:r>
+          </w:p>
+        </w:tc>
+      </w:tr>
+      <w:tr>
+        <w:tc>
+          <w:tcPr>
+            <w:tcW w:type="dxa" w:w="1662"/>
+          </w:tcPr>
+          <w:p>
+            <w:r/>
+            <w:r>
+              <w:rPr>
+                <w:rFonts w:ascii="Calibri" w:hAnsi="Calibri" w:cs="Calibri" w:eastAsia="Calibri"/>
+                <w:sz w:val="22"/>
+              </w:rPr>
+              <w:t>Repetition</w:t>
+            </w:r>
+          </w:p>
+        </w:tc>
+        <w:tc>
+          <w:tcPr>
+            <w:tcW w:type="dxa" w:w="1662"/>
+          </w:tcPr>
+          <w:p>
+            <w:r/>
+            <w:r>
+              <w:rPr>
+                <w:rFonts w:ascii="Calibri" w:hAnsi="Calibri" w:cs="Calibri" w:eastAsia="Calibri"/>
+                <w:sz w:val="22"/>
+              </w:rPr>
+              <w:t>High</w:t>
+            </w:r>
+          </w:p>
+        </w:tc>
+        <w:tc>
+          <w:tcPr>
+            <w:tcW w:type="dxa" w:w="1662"/>
+          </w:tcPr>
+          <w:p>
+            <w:r/>
+            <w:r>
+              <w:rPr>
+                <w:rFonts w:ascii="Calibri" w:hAnsi="Calibri" w:cs="Calibri" w:eastAsia="Calibri"/>
+                <w:sz w:val="22"/>
+              </w:rPr>
+              <w:t>0.650</w:t>
+            </w:r>
+          </w:p>
+        </w:tc>
+        <w:tc>
+          <w:tcPr>
+            <w:tcW w:type="dxa" w:w="1662"/>
+          </w:tcPr>
+          <w:p>
+            <w:r/>
+            <w:r>
+              <w:rPr>
+                <w:rFonts w:ascii="Calibri" w:hAnsi="Calibri" w:cs="Calibri" w:eastAsia="Calibri"/>
+                <w:sz w:val="22"/>
+              </w:rPr>
+              <w:t>0.703</w:t>
+            </w:r>
+          </w:p>
+        </w:tc>
+        <w:tc>
+          <w:tcPr>
+            <w:tcW w:type="dxa" w:w="1662"/>
+          </w:tcPr>
+          <w:p>
+            <w:r/>
+            <w:r>
+              <w:rPr>
+                <w:rFonts w:ascii="Calibri" w:hAnsi="Calibri" w:cs="Calibri" w:eastAsia="Calibri"/>
+                <w:sz w:val="22"/>
+              </w:rPr>
+              <w:t>0.675</w:t>
+            </w:r>
+          </w:p>
+        </w:tc>
+        <w:tc>
+          <w:tcPr>
+            <w:tcW w:type="dxa" w:w="1662"/>
+          </w:tcPr>
+          <w:p>
+            <w:r/>
+            <w:r>
+              <w:rPr>
+                <w:rFonts w:ascii="Calibri" w:hAnsi="Calibri" w:cs="Calibri" w:eastAsia="Calibri"/>
+                <w:sz w:val="22"/>
+              </w:rPr>
+              <w:t>74</w:t>
+            </w:r>
+          </w:p>
+        </w:tc>
+      </w:tr>
+      <w:tr>
+        <w:tc>
+          <w:tcPr>
+            <w:tcW w:type="dxa" w:w="1662"/>
+          </w:tcPr>
+          <w:p>
+            <w:r/>
+            <w:r>
+              <w:rPr>
+                <w:rFonts w:ascii="Calibri" w:hAnsi="Calibri" w:cs="Calibri" w:eastAsia="Calibri"/>
+                <w:sz w:val="22"/>
+              </w:rPr>
+              <w:t>Duration</w:t>
+            </w:r>
+          </w:p>
+        </w:tc>
+        <w:tc>
+          <w:tcPr>
+            <w:tcW w:type="dxa" w:w="1662"/>
+          </w:tcPr>
+          <w:p>
+            <w:r/>
+            <w:r>
+              <w:rPr>
+                <w:rFonts w:ascii="Calibri" w:hAnsi="Calibri" w:cs="Calibri" w:eastAsia="Calibri"/>
+                <w:sz w:val="22"/>
+              </w:rPr>
+              <w:t>Low</w:t>
+            </w:r>
+          </w:p>
+        </w:tc>
+        <w:tc>
+          <w:tcPr>
+            <w:tcW w:type="dxa" w:w="1662"/>
+          </w:tcPr>
+          <w:p>
+            <w:r/>
+            <w:r>
+              <w:rPr>
+                <w:rFonts w:ascii="Calibri" w:hAnsi="Calibri" w:cs="Calibri" w:eastAsia="Calibri"/>
+                <w:sz w:val="22"/>
+              </w:rPr>
+              <w:t>0.583</w:t>
+            </w:r>
+          </w:p>
+        </w:tc>
+        <w:tc>
+          <w:tcPr>
+            <w:tcW w:type="dxa" w:w="1662"/>
+          </w:tcPr>
+          <w:p>
+            <w:r/>
+            <w:r>
+              <w:rPr>
+                <w:rFonts w:ascii="Calibri" w:hAnsi="Calibri" w:cs="Calibri" w:eastAsia="Calibri"/>
+                <w:sz w:val="22"/>
+              </w:rPr>
+              <w:t>0.757</w:t>
+            </w:r>
+          </w:p>
+        </w:tc>
+        <w:tc>
+          <w:tcPr>
+            <w:tcW w:type="dxa" w:w="1662"/>
+          </w:tcPr>
+          <w:p>
+            <w:r/>
+            <w:r>
+              <w:rPr>
+                <w:rFonts w:ascii="Calibri" w:hAnsi="Calibri" w:cs="Calibri" w:eastAsia="Calibri"/>
+                <w:sz w:val="22"/>
+              </w:rPr>
+              <w:t>0.659</w:t>
+            </w:r>
+          </w:p>
+        </w:tc>
+        <w:tc>
+          <w:tcPr>
+            <w:tcW w:type="dxa" w:w="1662"/>
+          </w:tcPr>
+          <w:p>
+            <w:r/>
+            <w:r>
+              <w:rPr>
+                <w:rFonts w:ascii="Calibri" w:hAnsi="Calibri" w:cs="Calibri" w:eastAsia="Calibri"/>
+                <w:sz w:val="22"/>
+              </w:rPr>
+              <w:t>37</w:t>
+            </w:r>
+          </w:p>
+        </w:tc>
+      </w:tr>
+      <w:tr>
+        <w:tc>
+          <w:tcPr>
+            <w:tcW w:type="dxa" w:w="1662"/>
+          </w:tcPr>
+          <w:p>
+            <w:r/>
+            <w:r>
+              <w:rPr>
+                <w:rFonts w:ascii="Calibri" w:hAnsi="Calibri" w:cs="Calibri" w:eastAsia="Calibri"/>
+                <w:sz w:val="22"/>
+              </w:rPr>
+              <w:t>Duration</w:t>
+            </w:r>
+          </w:p>
+        </w:tc>
+        <w:tc>
+          <w:tcPr>
+            <w:tcW w:type="dxa" w:w="1662"/>
+          </w:tcPr>
+          <w:p>
+            <w:r/>
+            <w:r>
+              <w:rPr>
+                <w:rFonts w:ascii="Calibri" w:hAnsi="Calibri" w:cs="Calibri" w:eastAsia="Calibri"/>
+                <w:sz w:val="22"/>
+              </w:rPr>
+              <w:t>Medium</w:t>
+            </w:r>
+          </w:p>
+        </w:tc>
+        <w:tc>
+          <w:tcPr>
+            <w:tcW w:type="dxa" w:w="1662"/>
+          </w:tcPr>
+          <w:p>
+            <w:r/>
+            <w:r>
+              <w:rPr>
+                <w:rFonts w:ascii="Calibri" w:hAnsi="Calibri" w:cs="Calibri" w:eastAsia="Calibri"/>
+                <w:sz w:val="22"/>
+              </w:rPr>
+              <w:t>0.450</w:t>
+            </w:r>
+          </w:p>
+        </w:tc>
+        <w:tc>
+          <w:tcPr>
+            <w:tcW w:type="dxa" w:w="1662"/>
+          </w:tcPr>
+          <w:p>
+            <w:r/>
+            <w:r>
+              <w:rPr>
+                <w:rFonts w:ascii="Calibri" w:hAnsi="Calibri" w:cs="Calibri" w:eastAsia="Calibri"/>
+                <w:sz w:val="22"/>
+              </w:rPr>
+              <w:t>0.321</w:t>
+            </w:r>
+          </w:p>
+        </w:tc>
+        <w:tc>
+          <w:tcPr>
+            <w:tcW w:type="dxa" w:w="1662"/>
+          </w:tcPr>
+          <w:p>
+            <w:r/>
+            <w:r>
+              <w:rPr>
+                <w:rFonts w:ascii="Calibri" w:hAnsi="Calibri" w:cs="Calibri" w:eastAsia="Calibri"/>
+                <w:sz w:val="22"/>
+              </w:rPr>
+              <w:t>0.375</w:t>
+            </w:r>
+          </w:p>
+        </w:tc>
+        <w:tc>
+          <w:tcPr>
+            <w:tcW w:type="dxa" w:w="1662"/>
+          </w:tcPr>
+          <w:p>
+            <w:r/>
+            <w:r>
+              <w:rPr>
+                <w:rFonts w:ascii="Calibri" w:hAnsi="Calibri" w:cs="Calibri" w:eastAsia="Calibri"/>
+                <w:sz w:val="22"/>
+              </w:rPr>
+              <w:t>56</w:t>
+            </w:r>
+          </w:p>
+        </w:tc>
+      </w:tr>
+      <w:tr>
+        <w:tc>
+          <w:tcPr>
+            <w:tcW w:type="dxa" w:w="1662"/>
+          </w:tcPr>
+          <w:p>
+            <w:r/>
+            <w:r>
+              <w:rPr>
+                <w:rFonts w:ascii="Calibri" w:hAnsi="Calibri" w:cs="Calibri" w:eastAsia="Calibri"/>
+                <w:sz w:val="22"/>
+              </w:rPr>
+              <w:t>Duration</w:t>
+            </w:r>
+          </w:p>
+        </w:tc>
+        <w:tc>
+          <w:tcPr>
+            <w:tcW w:type="dxa" w:w="1662"/>
+          </w:tcPr>
+          <w:p>
+            <w:r/>
+            <w:r>
+              <w:rPr>
+                <w:rFonts w:ascii="Calibri" w:hAnsi="Calibri" w:cs="Calibri" w:eastAsia="Calibri"/>
+                <w:sz w:val="22"/>
+              </w:rPr>
+              <w:t>High</w:t>
+            </w:r>
+          </w:p>
+        </w:tc>
+        <w:tc>
+          <w:tcPr>
+            <w:tcW w:type="dxa" w:w="1662"/>
+          </w:tcPr>
+          <w:p>
+            <w:r/>
+            <w:r>
+              <w:rPr>
+                <w:rFonts w:ascii="Calibri" w:hAnsi="Calibri" w:cs="Calibri" w:eastAsia="Calibri"/>
+                <w:sz w:val="22"/>
+              </w:rPr>
+              <w:t>0.691</w:t>
+            </w:r>
+          </w:p>
+        </w:tc>
+        <w:tc>
+          <w:tcPr>
+            <w:tcW w:type="dxa" w:w="1662"/>
+          </w:tcPr>
+          <w:p>
+            <w:r/>
+            <w:r>
+              <w:rPr>
+                <w:rFonts w:ascii="Calibri" w:hAnsi="Calibri" w:cs="Calibri" w:eastAsia="Calibri"/>
+                <w:sz w:val="22"/>
+              </w:rPr>
+              <w:t>0.730</w:t>
+            </w:r>
+          </w:p>
+        </w:tc>
+        <w:tc>
+          <w:tcPr>
+            <w:tcW w:type="dxa" w:w="1662"/>
+          </w:tcPr>
+          <w:p>
+            <w:r/>
+            <w:r>
+              <w:rPr>
+                <w:rFonts w:ascii="Calibri" w:hAnsi="Calibri" w:cs="Calibri" w:eastAsia="Calibri"/>
+                <w:sz w:val="22"/>
+              </w:rPr>
+              <w:t>0.710</w:t>
+            </w:r>
+          </w:p>
+        </w:tc>
+        <w:tc>
+          <w:tcPr>
+            <w:tcW w:type="dxa" w:w="1662"/>
+          </w:tcPr>
+          <w:p>
+            <w:r/>
+            <w:r>
+              <w:rPr>
+                <w:rFonts w:ascii="Calibri" w:hAnsi="Calibri" w:cs="Calibri" w:eastAsia="Calibri"/>
+                <w:sz w:val="22"/>
+              </w:rPr>
+              <w:t>89</w:t>
+            </w:r>
+          </w:p>
+        </w:tc>
+      </w:tr>
+      <w:tr>
+        <w:tc>
+          <w:tcPr>
+            <w:tcW w:type="dxa" w:w="1662"/>
+          </w:tcPr>
+          <w:p>
+            <w:r/>
+            <w:r>
+              <w:rPr>
+                <w:rFonts w:ascii="Calibri" w:hAnsi="Calibri" w:cs="Calibri" w:eastAsia="Calibri"/>
+                <w:sz w:val="22"/>
+              </w:rPr>
+              <w:t>Vibration</w:t>
+            </w:r>
+          </w:p>
+        </w:tc>
+        <w:tc>
+          <w:tcPr>
+            <w:tcW w:type="dxa" w:w="1662"/>
+          </w:tcPr>
+          <w:p>
+            <w:r/>
+            <w:r>
+              <w:rPr>
+                <w:rFonts w:ascii="Calibri" w:hAnsi="Calibri" w:cs="Calibri" w:eastAsia="Calibri"/>
+                <w:sz w:val="22"/>
+              </w:rPr>
+              <w:t>Low</w:t>
+            </w:r>
+          </w:p>
+        </w:tc>
+        <w:tc>
+          <w:tcPr>
+            <w:tcW w:type="dxa" w:w="1662"/>
+          </w:tcPr>
+          <w:p>
+            <w:r/>
+            <w:r>
+              <w:rPr>
+                <w:rFonts w:ascii="Calibri" w:hAnsi="Calibri" w:cs="Calibri" w:eastAsia="Calibri"/>
+                <w:sz w:val="22"/>
+              </w:rPr>
+              <w:t>0.583</w:t>
+            </w:r>
+          </w:p>
+        </w:tc>
+        <w:tc>
+          <w:tcPr>
+            <w:tcW w:type="dxa" w:w="1662"/>
+          </w:tcPr>
+          <w:p>
+            <w:r/>
+            <w:r>
+              <w:rPr>
+                <w:rFonts w:ascii="Calibri" w:hAnsi="Calibri" w:cs="Calibri" w:eastAsia="Calibri"/>
+                <w:sz w:val="22"/>
+              </w:rPr>
+              <w:t>0.627</w:t>
+            </w:r>
+          </w:p>
+        </w:tc>
+        <w:tc>
+          <w:tcPr>
+            <w:tcW w:type="dxa" w:w="1662"/>
+          </w:tcPr>
+          <w:p>
+            <w:r/>
+            <w:r>
+              <w:rPr>
+                <w:rFonts w:ascii="Calibri" w:hAnsi="Calibri" w:cs="Calibri" w:eastAsia="Calibri"/>
+                <w:sz w:val="22"/>
+              </w:rPr>
+              <w:t>0.604</w:t>
+            </w:r>
+          </w:p>
+        </w:tc>
+        <w:tc>
+          <w:tcPr>
+            <w:tcW w:type="dxa" w:w="1662"/>
+          </w:tcPr>
+          <w:p>
+            <w:r/>
+            <w:r>
+              <w:rPr>
+                <w:rFonts w:ascii="Calibri" w:hAnsi="Calibri" w:cs="Calibri" w:eastAsia="Calibri"/>
+                <w:sz w:val="22"/>
+              </w:rPr>
+              <w:t>67</w:t>
+            </w:r>
+          </w:p>
+        </w:tc>
+      </w:tr>
+      <w:tr>
+        <w:tc>
+          <w:tcPr>
+            <w:tcW w:type="dxa" w:w="1662"/>
+          </w:tcPr>
+          <w:p>
+            <w:r/>
+            <w:r>
+              <w:rPr>
+                <w:rFonts w:ascii="Calibri" w:hAnsi="Calibri" w:cs="Calibri" w:eastAsia="Calibri"/>
+                <w:sz w:val="22"/>
+              </w:rPr>
+              <w:t>Vibration</w:t>
+            </w:r>
+          </w:p>
+        </w:tc>
+        <w:tc>
+          <w:tcPr>
+            <w:tcW w:type="dxa" w:w="1662"/>
+          </w:tcPr>
+          <w:p>
+            <w:r/>
+            <w:r>
+              <w:rPr>
+                <w:rFonts w:ascii="Calibri" w:hAnsi="Calibri" w:cs="Calibri" w:eastAsia="Calibri"/>
+                <w:sz w:val="22"/>
+              </w:rPr>
+              <w:t>Medium</w:t>
+            </w:r>
+          </w:p>
+        </w:tc>
+        <w:tc>
+          <w:tcPr>
+            <w:tcW w:type="dxa" w:w="1662"/>
+          </w:tcPr>
+          <w:p>
+            <w:r/>
+            <w:r>
+              <w:rPr>
+                <w:rFonts w:ascii="Calibri" w:hAnsi="Calibri" w:cs="Calibri" w:eastAsia="Calibri"/>
+                <w:sz w:val="22"/>
+              </w:rPr>
+              <w:t>0.551</w:t>
+            </w:r>
+          </w:p>
+        </w:tc>
+        <w:tc>
+          <w:tcPr>
+            <w:tcW w:type="dxa" w:w="1662"/>
+          </w:tcPr>
+          <w:p>
+            <w:r/>
+            <w:r>
+              <w:rPr>
+                <w:rFonts w:ascii="Calibri" w:hAnsi="Calibri" w:cs="Calibri" w:eastAsia="Calibri"/>
+                <w:sz w:val="22"/>
+              </w:rPr>
+              <w:t>0.559</w:t>
+            </w:r>
+          </w:p>
+        </w:tc>
+        <w:tc>
+          <w:tcPr>
+            <w:tcW w:type="dxa" w:w="1662"/>
+          </w:tcPr>
+          <w:p>
+            <w:r/>
+            <w:r>
+              <w:rPr>
+                <w:rFonts w:ascii="Calibri" w:hAnsi="Calibri" w:cs="Calibri" w:eastAsia="Calibri"/>
+                <w:sz w:val="22"/>
+              </w:rPr>
+              <w:t>0.555</w:t>
+            </w:r>
+          </w:p>
+        </w:tc>
+        <w:tc>
+          <w:tcPr>
+            <w:tcW w:type="dxa" w:w="1662"/>
+          </w:tcPr>
+          <w:p>
+            <w:r/>
+            <w:r>
+              <w:rPr>
+                <w:rFonts w:ascii="Calibri" w:hAnsi="Calibri" w:cs="Calibri" w:eastAsia="Calibri"/>
+                <w:sz w:val="22"/>
+              </w:rPr>
+              <w:t>68</w:t>
+            </w:r>
+          </w:p>
+        </w:tc>
+      </w:tr>
+      <w:tr>
+        <w:tc>
+          <w:tcPr>
+            <w:tcW w:type="dxa" w:w="1662"/>
+          </w:tcPr>
+          <w:p>
+            <w:r/>
+            <w:r>
+              <w:rPr>
+                <w:rFonts w:ascii="Calibri" w:hAnsi="Calibri" w:cs="Calibri" w:eastAsia="Calibri"/>
+                <w:sz w:val="22"/>
+              </w:rPr>
+              <w:t>Vibration</w:t>
+            </w:r>
+          </w:p>
+        </w:tc>
+        <w:tc>
+          <w:tcPr>
+            <w:tcW w:type="dxa" w:w="1662"/>
+          </w:tcPr>
+          <w:p>
+            <w:r/>
+            <w:r>
+              <w:rPr>
+                <w:rFonts w:ascii="Calibri" w:hAnsi="Calibri" w:cs="Calibri" w:eastAsia="Calibri"/>
+                <w:sz w:val="22"/>
+              </w:rPr>
+              <w:t>High</w:t>
+            </w:r>
+          </w:p>
+        </w:tc>
+        <w:tc>
+          <w:tcPr>
+            <w:tcW w:type="dxa" w:w="1662"/>
+          </w:tcPr>
+          <w:p>
+            <w:r/>
+            <w:r>
+              <w:rPr>
+                <w:rFonts w:ascii="Calibri" w:hAnsi="Calibri" w:cs="Calibri" w:eastAsia="Calibri"/>
+                <w:sz w:val="22"/>
+              </w:rPr>
+              <w:t>0.610</w:t>
+            </w:r>
+          </w:p>
+        </w:tc>
+        <w:tc>
+          <w:tcPr>
+            <w:tcW w:type="dxa" w:w="1662"/>
+          </w:tcPr>
+          <w:p>
+            <w:r/>
+            <w:r>
+              <w:rPr>
+                <w:rFonts w:ascii="Calibri" w:hAnsi="Calibri" w:cs="Calibri" w:eastAsia="Calibri"/>
+                <w:sz w:val="22"/>
+              </w:rPr>
+              <w:t>0.532</w:t>
+            </w:r>
+          </w:p>
+        </w:tc>
+        <w:tc>
+          <w:tcPr>
+            <w:tcW w:type="dxa" w:w="1662"/>
+          </w:tcPr>
+          <w:p>
+            <w:r/>
+            <w:r>
+              <w:rPr>
+                <w:rFonts w:ascii="Calibri" w:hAnsi="Calibri" w:cs="Calibri" w:eastAsia="Calibri"/>
+                <w:sz w:val="22"/>
+              </w:rPr>
+              <w:t>0.568</w:t>
+            </w:r>
+          </w:p>
+        </w:tc>
+        <w:tc>
+          <w:tcPr>
+            <w:tcW w:type="dxa" w:w="1662"/>
+          </w:tcPr>
+          <w:p>
+            <w:r/>
+            <w:r>
+              <w:rPr>
+                <w:rFonts w:ascii="Calibri" w:hAnsi="Calibri" w:cs="Calibri" w:eastAsia="Calibri"/>
+                <w:sz w:val="22"/>
+              </w:rPr>
+              <w:t>47</w:t>
+            </w:r>
+          </w:p>
+        </w:tc>
+      </w:tr>
+      <w:tr>
+        <w:tc>
+          <w:tcPr>
+            <w:tcW w:type="dxa" w:w="1662"/>
+          </w:tcPr>
+          <w:p>
+            <w:r/>
+            <w:r>
+              <w:rPr>
+                <w:rFonts w:ascii="Calibri" w:hAnsi="Calibri" w:cs="Calibri" w:eastAsia="Calibri"/>
+                <w:sz w:val="22"/>
+              </w:rPr>
+              <w:t>Contact Stress</w:t>
+            </w:r>
+          </w:p>
+        </w:tc>
+        <w:tc>
+          <w:tcPr>
+            <w:tcW w:type="dxa" w:w="1662"/>
+          </w:tcPr>
+          <w:p>
+            <w:r/>
+            <w:r>
+              <w:rPr>
+                <w:rFonts w:ascii="Calibri" w:hAnsi="Calibri" w:cs="Calibri" w:eastAsia="Calibri"/>
+                <w:sz w:val="22"/>
+              </w:rPr>
+              <w:t>Low</w:t>
+            </w:r>
+          </w:p>
+        </w:tc>
+        <w:tc>
+          <w:tcPr>
+            <w:tcW w:type="dxa" w:w="1662"/>
+          </w:tcPr>
+          <w:p>
+            <w:r/>
+            <w:r>
+              <w:rPr>
+                <w:rFonts w:ascii="Calibri" w:hAnsi="Calibri" w:cs="Calibri" w:eastAsia="Calibri"/>
+                <w:sz w:val="22"/>
+              </w:rPr>
+              <w:t>0.658</w:t>
+            </w:r>
+          </w:p>
+        </w:tc>
+        <w:tc>
+          <w:tcPr>
+            <w:tcW w:type="dxa" w:w="1662"/>
+          </w:tcPr>
+          <w:p>
+            <w:r/>
+            <w:r>
+              <w:rPr>
+                <w:rFonts w:ascii="Calibri" w:hAnsi="Calibri" w:cs="Calibri" w:eastAsia="Calibri"/>
+                <w:sz w:val="22"/>
+              </w:rPr>
+              <w:t>0.588</w:t>
+            </w:r>
+          </w:p>
+        </w:tc>
+        <w:tc>
+          <w:tcPr>
+            <w:tcW w:type="dxa" w:w="1662"/>
+          </w:tcPr>
+          <w:p>
+            <w:r/>
+            <w:r>
+              <w:rPr>
+                <w:rFonts w:ascii="Calibri" w:hAnsi="Calibri" w:cs="Calibri" w:eastAsia="Calibri"/>
+                <w:sz w:val="22"/>
+              </w:rPr>
+              <w:t>0.621</w:t>
+            </w:r>
+          </w:p>
+        </w:tc>
+        <w:tc>
+          <w:tcPr>
+            <w:tcW w:type="dxa" w:w="1662"/>
+          </w:tcPr>
+          <w:p>
+            <w:r/>
+            <w:r>
+              <w:rPr>
+                <w:rFonts w:ascii="Calibri" w:hAnsi="Calibri" w:cs="Calibri" w:eastAsia="Calibri"/>
+                <w:sz w:val="22"/>
+              </w:rPr>
+              <w:t>68</w:t>
+            </w:r>
+          </w:p>
+        </w:tc>
+      </w:tr>
+      <w:tr>
+        <w:tc>
+          <w:tcPr>
+            <w:tcW w:type="dxa" w:w="1662"/>
+          </w:tcPr>
+          <w:p>
+            <w:r/>
+            <w:r>
+              <w:rPr>
+                <w:rFonts w:ascii="Calibri" w:hAnsi="Calibri" w:cs="Calibri" w:eastAsia="Calibri"/>
+                <w:sz w:val="22"/>
+              </w:rPr>
+              <w:t>Contact Stress</w:t>
+            </w:r>
+          </w:p>
+        </w:tc>
+        <w:tc>
+          <w:tcPr>
+            <w:tcW w:type="dxa" w:w="1662"/>
+          </w:tcPr>
+          <w:p>
+            <w:r/>
+            <w:r>
+              <w:rPr>
+                <w:rFonts w:ascii="Calibri" w:hAnsi="Calibri" w:cs="Calibri" w:eastAsia="Calibri"/>
+                <w:sz w:val="22"/>
+              </w:rPr>
+              <w:t>Medium</w:t>
+            </w:r>
+          </w:p>
+        </w:tc>
+        <w:tc>
+          <w:tcPr>
+            <w:tcW w:type="dxa" w:w="1662"/>
+          </w:tcPr>
+          <w:p>
+            <w:r/>
+            <w:r>
+              <w:rPr>
+                <w:rFonts w:ascii="Calibri" w:hAnsi="Calibri" w:cs="Calibri" w:eastAsia="Calibri"/>
+                <w:sz w:val="22"/>
+              </w:rPr>
+              <w:t>0.526</w:t>
+            </w:r>
+          </w:p>
+        </w:tc>
+        <w:tc>
+          <w:tcPr>
+            <w:tcW w:type="dxa" w:w="1662"/>
+          </w:tcPr>
+          <w:p>
+            <w:r/>
+            <w:r>
+              <w:rPr>
+                <w:rFonts w:ascii="Calibri" w:hAnsi="Calibri" w:cs="Calibri" w:eastAsia="Calibri"/>
+                <w:sz w:val="22"/>
+              </w:rPr>
+              <w:t>0.552</w:t>
+            </w:r>
+          </w:p>
+        </w:tc>
+        <w:tc>
+          <w:tcPr>
+            <w:tcW w:type="dxa" w:w="1662"/>
+          </w:tcPr>
+          <w:p>
+            <w:r/>
+            <w:r>
+              <w:rPr>
+                <w:rFonts w:ascii="Calibri" w:hAnsi="Calibri" w:cs="Calibri" w:eastAsia="Calibri"/>
+                <w:sz w:val="22"/>
+              </w:rPr>
+              <w:t>0.539</w:t>
+            </w:r>
+          </w:p>
+        </w:tc>
+        <w:tc>
+          <w:tcPr>
+            <w:tcW w:type="dxa" w:w="1662"/>
+          </w:tcPr>
+          <w:p>
+            <w:r/>
+            <w:r>
+              <w:rPr>
+                <w:rFonts w:ascii="Calibri" w:hAnsi="Calibri" w:cs="Calibri" w:eastAsia="Calibri"/>
+                <w:sz w:val="22"/>
+              </w:rPr>
+              <w:t>58</w:t>
+            </w:r>
+          </w:p>
+        </w:tc>
+      </w:tr>
+      <w:tr>
+        <w:tc>
+          <w:tcPr>
+            <w:tcW w:type="dxa" w:w="1662"/>
+          </w:tcPr>
+          <w:p>
+            <w:r/>
+            <w:r>
+              <w:rPr>
+                <w:rFonts w:ascii="Calibri" w:hAnsi="Calibri" w:cs="Calibri" w:eastAsia="Calibri"/>
+                <w:sz w:val="22"/>
+              </w:rPr>
+              <w:t>Contact Stress</w:t>
+            </w:r>
+          </w:p>
+        </w:tc>
+        <w:tc>
+          <w:tcPr>
+            <w:tcW w:type="dxa" w:w="1662"/>
+          </w:tcPr>
+          <w:p>
+            <w:r/>
+            <w:r>
+              <w:rPr>
+                <w:rFonts w:ascii="Calibri" w:hAnsi="Calibri" w:cs="Calibri" w:eastAsia="Calibri"/>
+                <w:sz w:val="22"/>
+              </w:rPr>
+              <w:t>High</w:t>
+            </w:r>
+          </w:p>
+        </w:tc>
+        <w:tc>
+          <w:tcPr>
+            <w:tcW w:type="dxa" w:w="1662"/>
+          </w:tcPr>
+          <w:p>
+            <w:r/>
+            <w:r>
+              <w:rPr>
+                <w:rFonts w:ascii="Calibri" w:hAnsi="Calibri" w:cs="Calibri" w:eastAsia="Calibri"/>
+                <w:sz w:val="22"/>
+              </w:rPr>
+              <w:t>0.617</w:t>
+            </w:r>
+          </w:p>
+        </w:tc>
+        <w:tc>
+          <w:tcPr>
+            <w:tcW w:type="dxa" w:w="1662"/>
+          </w:tcPr>
+          <w:p>
+            <w:r/>
+            <w:r>
+              <w:rPr>
+                <w:rFonts w:ascii="Calibri" w:hAnsi="Calibri" w:cs="Calibri" w:eastAsia="Calibri"/>
+                <w:sz w:val="22"/>
+              </w:rPr>
+              <w:t>0.661</w:t>
+            </w:r>
+          </w:p>
+        </w:tc>
+        <w:tc>
+          <w:tcPr>
+            <w:tcW w:type="dxa" w:w="1662"/>
+          </w:tcPr>
+          <w:p>
+            <w:r/>
+            <w:r>
+              <w:rPr>
+                <w:rFonts w:ascii="Calibri" w:hAnsi="Calibri" w:cs="Calibri" w:eastAsia="Calibri"/>
+                <w:sz w:val="22"/>
+              </w:rPr>
+              <w:t>0.638</w:t>
+            </w:r>
+          </w:p>
+        </w:tc>
+        <w:tc>
+          <w:tcPr>
+            <w:tcW w:type="dxa" w:w="1662"/>
+          </w:tcPr>
+          <w:p>
+            <w:r/>
+            <w:r>
+              <w:rPr>
+                <w:rFonts w:ascii="Calibri" w:hAnsi="Calibri" w:cs="Calibri" w:eastAsia="Calibri"/>
+                <w:sz w:val="22"/>
+              </w:rPr>
+              <w:t>56</w:t>
+            </w:r>
+          </w:p>
+        </w:tc>
+      </w:tr>
+      <w:tr>
+        <w:tc>
+          <w:tcPr>
+            <w:tcW w:type="dxa" w:w="1662"/>
+          </w:tcPr>
+          <w:p>
+            <w:r/>
+            <w:r>
+              <w:rPr>
+                <w:rFonts w:ascii="Calibri" w:hAnsi="Calibri" w:cs="Calibri" w:eastAsia="Calibri"/>
+                <w:sz w:val="22"/>
+              </w:rPr>
+              <w:t>Posture</w:t>
+            </w:r>
+          </w:p>
+        </w:tc>
+        <w:tc>
+          <w:tcPr>
+            <w:tcW w:type="dxa" w:w="1662"/>
+          </w:tcPr>
+          <w:p>
+            <w:r/>
+            <w:r>
+              <w:rPr>
+                <w:rFonts w:ascii="Calibri" w:hAnsi="Calibri" w:cs="Calibri" w:eastAsia="Calibri"/>
+                <w:sz w:val="22"/>
+              </w:rPr>
+              <w:t>Medium</w:t>
+            </w:r>
+          </w:p>
+        </w:tc>
+        <w:tc>
+          <w:tcPr>
+            <w:tcW w:type="dxa" w:w="1662"/>
+          </w:tcPr>
+          <w:p>
+            <w:r/>
+            <w:r>
+              <w:rPr>
+                <w:rFonts w:ascii="Calibri" w:hAnsi="Calibri" w:cs="Calibri" w:eastAsia="Calibri"/>
+                <w:sz w:val="22"/>
+              </w:rPr>
+              <w:t>0.724</w:t>
+            </w:r>
+          </w:p>
+        </w:tc>
+        <w:tc>
+          <w:tcPr>
+            <w:tcW w:type="dxa" w:w="1662"/>
+          </w:tcPr>
+          <w:p>
+            <w:r/>
+            <w:r>
+              <w:rPr>
+                <w:rFonts w:ascii="Calibri" w:hAnsi="Calibri" w:cs="Calibri" w:eastAsia="Calibri"/>
+                <w:sz w:val="22"/>
+              </w:rPr>
+              <w:t>0.724</w:t>
+            </w:r>
+          </w:p>
+        </w:tc>
+        <w:tc>
+          <w:tcPr>
+            <w:tcW w:type="dxa" w:w="1662"/>
+          </w:tcPr>
+          <w:p>
+            <w:r/>
+            <w:r>
+              <w:rPr>
+                <w:rFonts w:ascii="Calibri" w:hAnsi="Calibri" w:cs="Calibri" w:eastAsia="Calibri"/>
+                <w:sz w:val="22"/>
+              </w:rPr>
+              <w:t>0.724</w:t>
+            </w:r>
+          </w:p>
+        </w:tc>
+        <w:tc>
+          <w:tcPr>
+            <w:tcW w:type="dxa" w:w="1662"/>
+          </w:tcPr>
+          <w:p>
+            <w:r/>
+            <w:r>
+              <w:rPr>
+                <w:rFonts w:ascii="Calibri" w:hAnsi="Calibri" w:cs="Calibri" w:eastAsia="Calibri"/>
+                <w:sz w:val="22"/>
+              </w:rPr>
+              <w:t>29</w:t>
+            </w:r>
+          </w:p>
+        </w:tc>
+      </w:tr>
+      <w:tr>
+        <w:tc>
+          <w:tcPr>
+            <w:tcW w:type="dxa" w:w="1662"/>
+          </w:tcPr>
+          <w:p>
+            <w:r/>
+            <w:r>
+              <w:rPr>
+                <w:rFonts w:ascii="Calibri" w:hAnsi="Calibri" w:cs="Calibri" w:eastAsia="Calibri"/>
+                <w:sz w:val="22"/>
+              </w:rPr>
+              <w:t>Posture</w:t>
+            </w:r>
+          </w:p>
+        </w:tc>
+        <w:tc>
+          <w:tcPr>
+            <w:tcW w:type="dxa" w:w="1662"/>
+          </w:tcPr>
+          <w:p>
+            <w:r/>
+            <w:r>
+              <w:rPr>
+                <w:rFonts w:ascii="Calibri" w:hAnsi="Calibri" w:cs="Calibri" w:eastAsia="Calibri"/>
+                <w:sz w:val="22"/>
+              </w:rPr>
+              <w:t>High</w:t>
+            </w:r>
+          </w:p>
+        </w:tc>
+        <w:tc>
+          <w:tcPr>
+            <w:tcW w:type="dxa" w:w="1662"/>
+          </w:tcPr>
+          <w:p>
+            <w:r/>
+            <w:r>
+              <w:rPr>
+                <w:rFonts w:ascii="Calibri" w:hAnsi="Calibri" w:cs="Calibri" w:eastAsia="Calibri"/>
+                <w:sz w:val="22"/>
+              </w:rPr>
+              <w:t>0.948</w:t>
+            </w:r>
+          </w:p>
+        </w:tc>
+        <w:tc>
+          <w:tcPr>
+            <w:tcW w:type="dxa" w:w="1662"/>
+          </w:tcPr>
+          <w:p>
+            <w:r/>
+            <w:r>
+              <w:rPr>
+                <w:rFonts w:ascii="Calibri" w:hAnsi="Calibri" w:cs="Calibri" w:eastAsia="Calibri"/>
+                <w:sz w:val="22"/>
+              </w:rPr>
+              <w:t>0.948</w:t>
+            </w:r>
+          </w:p>
+        </w:tc>
+        <w:tc>
+          <w:tcPr>
+            <w:tcW w:type="dxa" w:w="1662"/>
+          </w:tcPr>
+          <w:p>
+            <w:r/>
+            <w:r>
+              <w:rPr>
+                <w:rFonts w:ascii="Calibri" w:hAnsi="Calibri" w:cs="Calibri" w:eastAsia="Calibri"/>
+                <w:sz w:val="22"/>
+              </w:rPr>
+              <w:t>0.948</w:t>
+            </w:r>
+          </w:p>
+        </w:tc>
+        <w:tc>
+          <w:tcPr>
+            <w:tcW w:type="dxa" w:w="1662"/>
+          </w:tcPr>
+          <w:p>
+            <w:r/>
+            <w:r>
+              <w:rPr>
+                <w:rFonts w:ascii="Calibri" w:hAnsi="Calibri" w:cs="Calibri" w:eastAsia="Calibri"/>
+                <w:sz w:val="22"/>
+              </w:rPr>
+              <w:t>153</w:t>
+            </w:r>
+          </w:p>
+        </w:tc>
+      </w:tr>
+    </w:tbl>
+    <w:p>
+      <w:pPr>
+        <w:spacing w:after="120"/>
+      </w:pPr>
+    </w:p>
+    <w:p>
+      <w:pPr>
+        <w:spacing w:after="160"/>
+      </w:pPr>
+      <w:r>
+        <w:rPr>
+          <w:rFonts w:ascii="Calibri" w:hAnsi="Calibri" w:cs="Calibri" w:eastAsia="Calibri"/>
+          <w:b/>
+          <w:sz w:val="22"/>
+        </w:rPr>
+        <w:t>Table 9. Top 5 most important features per factor (from `feature_importances_` for tree-ensemble models). Force and Posture are omitted because the best model for both is HistGradientBoosting, which does not expose split-based importances directly; the Figure 9 panel is built from a parallel logistic-coefficient fit instead.</w:t>
+      </w:r>
+    </w:p>
+    <w:tbl>
+      <w:tblPr>
+        <w:tblStyle w:val="TableGrid"/>
+        <w:tblW w:type="auto" w:w="0"/>
+        <w:jc w:val="center"/>
+        <w:tblLook w:firstColumn="1" w:firstRow="1" w:lastColumn="0" w:lastRow="0" w:noHBand="0" w:noVBand="1" w:val="04A0"/>
+      </w:tblPr>
+      <w:tblGrid>
+        <w:gridCol w:w="1662"/>
+        <w:gridCol w:w="1662"/>
+        <w:gridCol w:w="1662"/>
+        <w:gridCol w:w="1662"/>
+        <w:gridCol w:w="1662"/>
+        <w:gridCol w:w="1662"/>
+      </w:tblGrid>
+      <w:tr>
+        <w:tc>
+          <w:tcPr>
+            <w:tcW w:type="dxa" w:w="1662"/>
+            <w:shd w:fill="1F3B73"/>
+          </w:tcPr>
+          <w:p>
+            <w:r/>
+            <w:r>
+              <w:rPr>
+                <w:rFonts w:ascii="Calibri" w:hAnsi="Calibri" w:cs="Calibri" w:eastAsia="Calibri"/>
+                <w:b/>
+                <w:color w:val="FFFFFF"/>
+                <w:sz w:val="20"/>
+              </w:rPr>
+              <w:t>Factor</w:t>
+            </w:r>
+          </w:p>
+        </w:tc>
+        <w:tc>
+          <w:tcPr>
+            <w:tcW w:type="dxa" w:w="1662"/>
+            <w:shd w:fill="1F3B73"/>
+          </w:tcPr>
+          <w:p>
+            <w:r/>
+            <w:r>
+              <w:rPr>
+                <w:rFonts w:ascii="Calibri" w:hAnsi="Calibri" w:cs="Calibri" w:eastAsia="Calibri"/>
+                <w:b/>
+                <w:color w:val="FFFFFF"/>
+                <w:sz w:val="20"/>
+              </w:rPr>
+              <w:t>Rank 1</w:t>
+            </w:r>
+          </w:p>
+        </w:tc>
+        <w:tc>
+          <w:tcPr>
+            <w:tcW w:type="dxa" w:w="1662"/>
+            <w:shd w:fill="1F3B73"/>
+          </w:tcPr>
+          <w:p>
+            <w:r/>
+            <w:r>
+              <w:rPr>
+                <w:rFonts w:ascii="Calibri" w:hAnsi="Calibri" w:cs="Calibri" w:eastAsia="Calibri"/>
+                <w:b/>
+                <w:color w:val="FFFFFF"/>
+                <w:sz w:val="20"/>
+              </w:rPr>
+              <w:t>Rank 2</w:t>
+            </w:r>
+          </w:p>
+        </w:tc>
+        <w:tc>
+          <w:tcPr>
+            <w:tcW w:type="dxa" w:w="1662"/>
+            <w:shd w:fill="1F3B73"/>
+          </w:tcPr>
+          <w:p>
+            <w:r/>
+            <w:r>
+              <w:rPr>
+                <w:rFonts w:ascii="Calibri" w:hAnsi="Calibri" w:cs="Calibri" w:eastAsia="Calibri"/>
+                <w:b/>
+                <w:color w:val="FFFFFF"/>
+                <w:sz w:val="20"/>
+              </w:rPr>
+              <w:t>Rank 3</w:t>
+            </w:r>
+          </w:p>
+        </w:tc>
+        <w:tc>
+          <w:tcPr>
+            <w:tcW w:type="dxa" w:w="1662"/>
+            <w:shd w:fill="1F3B73"/>
+          </w:tcPr>
+          <w:p>
+            <w:r/>
+            <w:r>
+              <w:rPr>
+                <w:rFonts w:ascii="Calibri" w:hAnsi="Calibri" w:cs="Calibri" w:eastAsia="Calibri"/>
+                <w:b/>
+                <w:color w:val="FFFFFF"/>
+                <w:sz w:val="20"/>
+              </w:rPr>
+              <w:t>Rank 4</w:t>
+            </w:r>
+          </w:p>
+        </w:tc>
+        <w:tc>
+          <w:tcPr>
+            <w:tcW w:type="dxa" w:w="1662"/>
+            <w:shd w:fill="1F3B73"/>
+          </w:tcPr>
+          <w:p>
+            <w:r/>
+            <w:r>
+              <w:rPr>
+                <w:rFonts w:ascii="Calibri" w:hAnsi="Calibri" w:cs="Calibri" w:eastAsia="Calibri"/>
+                <w:b/>
+                <w:color w:val="FFFFFF"/>
+                <w:sz w:val="20"/>
+              </w:rPr>
+              <w:t>Rank 5</w:t>
+            </w:r>
+          </w:p>
+        </w:tc>
+      </w:tr>
+      <w:tr>
+        <w:tc>
+          <w:tcPr>
+            <w:tcW w:type="dxa" w:w="1662"/>
+          </w:tcPr>
+          <w:p>
+            <w:r/>
+            <w:r>
+              <w:rPr>
+                <w:rFonts w:ascii="Calibri" w:hAnsi="Calibri" w:cs="Calibri" w:eastAsia="Calibri"/>
+                <w:sz w:val="22"/>
+              </w:rPr>
+              <w:t>Repetition</w:t>
+            </w:r>
+          </w:p>
+        </w:tc>
+        <w:tc>
+          <w:tcPr>
+            <w:tcW w:type="dxa" w:w="1662"/>
+          </w:tcPr>
+          <w:p>
+            <w:r/>
+            <w:r>
+              <w:rPr>
+                <w:rFonts w:ascii="Calibri" w:hAnsi="Calibri" w:cs="Calibri" w:eastAsia="Calibri"/>
+                <w:sz w:val="22"/>
+              </w:rPr>
+              <w:t>income_ord</w:t>
+            </w:r>
+          </w:p>
+        </w:tc>
+        <w:tc>
+          <w:tcPr>
+            <w:tcW w:type="dxa" w:w="1662"/>
+          </w:tcPr>
+          <w:p>
+            <w:r/>
+            <w:r>
+              <w:rPr>
+                <w:rFonts w:ascii="Calibri" w:hAnsi="Calibri" w:cs="Calibri" w:eastAsia="Calibri"/>
+                <w:sz w:val="22"/>
+              </w:rPr>
+              <w:t>vibration_index</w:t>
+            </w:r>
+          </w:p>
+        </w:tc>
+        <w:tc>
+          <w:tcPr>
+            <w:tcW w:type="dxa" w:w="1662"/>
+          </w:tcPr>
+          <w:p>
+            <w:r/>
+            <w:r>
+              <w:rPr>
+                <w:rFonts w:ascii="Calibri" w:hAnsi="Calibri" w:cs="Calibri" w:eastAsia="Calibri"/>
+                <w:sz w:val="22"/>
+              </w:rPr>
+              <w:t>fatigue_score</w:t>
+            </w:r>
+          </w:p>
+        </w:tc>
+        <w:tc>
+          <w:tcPr>
+            <w:tcW w:type="dxa" w:w="1662"/>
+          </w:tcPr>
+          <w:p>
+            <w:r/>
+            <w:r>
+              <w:rPr>
+                <w:rFonts w:ascii="Calibri" w:hAnsi="Calibri" w:cs="Calibri" w:eastAsia="Calibri"/>
+                <w:sz w:val="22"/>
+              </w:rPr>
+              <w:t>workload_x_fatigue</w:t>
+            </w:r>
+          </w:p>
+        </w:tc>
+        <w:tc>
+          <w:tcPr>
+            <w:tcW w:type="dxa" w:w="1662"/>
+          </w:tcPr>
+          <w:p>
+            <w:r/>
+            <w:r>
+              <w:rPr>
+                <w:rFonts w:ascii="Calibri" w:hAnsi="Calibri" w:cs="Calibri" w:eastAsia="Calibri"/>
+                <w:sz w:val="22"/>
+              </w:rPr>
+              <w:t>out_riding_worsens</w:t>
+            </w:r>
+          </w:p>
+        </w:tc>
+      </w:tr>
+      <w:tr>
+        <w:tc>
+          <w:tcPr>
+            <w:tcW w:type="dxa" w:w="1662"/>
+          </w:tcPr>
+          <w:p>
+            <w:r/>
+            <w:r>
+              <w:rPr>
+                <w:rFonts w:ascii="Calibri" w:hAnsi="Calibri" w:cs="Calibri" w:eastAsia="Calibri"/>
+                <w:sz w:val="22"/>
+              </w:rPr>
+              <w:t>Duration</w:t>
+            </w:r>
+          </w:p>
+        </w:tc>
+        <w:tc>
+          <w:tcPr>
+            <w:tcW w:type="dxa" w:w="1662"/>
+          </w:tcPr>
+          <w:p>
+            <w:r/>
+            <w:r>
+              <w:rPr>
+                <w:rFonts w:ascii="Calibri" w:hAnsi="Calibri" w:cs="Calibri" w:eastAsia="Calibri"/>
+                <w:sz w:val="22"/>
+              </w:rPr>
+              <w:t>deliveries_num</w:t>
+            </w:r>
+          </w:p>
+        </w:tc>
+        <w:tc>
+          <w:tcPr>
+            <w:tcW w:type="dxa" w:w="1662"/>
+          </w:tcPr>
+          <w:p>
+            <w:r/>
+            <w:r>
+              <w:rPr>
+                <w:rFonts w:ascii="Calibri" w:hAnsi="Calibri" w:cs="Calibri" w:eastAsia="Calibri"/>
+                <w:sz w:val="22"/>
+              </w:rPr>
+              <w:t>deliv_x_days</w:t>
+            </w:r>
+          </w:p>
+        </w:tc>
+        <w:tc>
+          <w:tcPr>
+            <w:tcW w:type="dxa" w:w="1662"/>
+          </w:tcPr>
+          <w:p>
+            <w:r/>
+            <w:r>
+              <w:rPr>
+                <w:rFonts w:ascii="Calibri" w:hAnsi="Calibri" w:cs="Calibri" w:eastAsia="Calibri"/>
+                <w:sz w:val="22"/>
+              </w:rPr>
+              <w:t>income_ord</w:t>
+            </w:r>
+          </w:p>
+        </w:tc>
+        <w:tc>
+          <w:tcPr>
+            <w:tcW w:type="dxa" w:w="1662"/>
+          </w:tcPr>
+          <w:p>
+            <w:r/>
+            <w:r>
+              <w:rPr>
+                <w:rFonts w:ascii="Calibri" w:hAnsi="Calibri" w:cs="Calibri" w:eastAsia="Calibri"/>
+                <w:sz w:val="22"/>
+              </w:rPr>
+              <w:t>fatigue_x_jobdur</w:t>
+            </w:r>
+          </w:p>
+        </w:tc>
+        <w:tc>
+          <w:tcPr>
+            <w:tcW w:type="dxa" w:w="1662"/>
+          </w:tcPr>
+          <w:p>
+            <w:r/>
+            <w:r>
+              <w:rPr>
+                <w:rFonts w:ascii="Calibri" w:hAnsi="Calibri" w:cs="Calibri" w:eastAsia="Calibri"/>
+                <w:sz w:val="22"/>
+              </w:rPr>
+              <w:t>rest_break_num</w:t>
+            </w:r>
+          </w:p>
+        </w:tc>
+      </w:tr>
+      <w:tr>
+        <w:tc>
+          <w:tcPr>
+            <w:tcW w:type="dxa" w:w="1662"/>
+          </w:tcPr>
+          <w:p>
+            <w:r/>
+            <w:r>
+              <w:rPr>
+                <w:rFonts w:ascii="Calibri" w:hAnsi="Calibri" w:cs="Calibri" w:eastAsia="Calibri"/>
+                <w:sz w:val="22"/>
+              </w:rPr>
+              <w:t>Vibration</w:t>
+            </w:r>
+          </w:p>
+        </w:tc>
+        <w:tc>
+          <w:tcPr>
+            <w:tcW w:type="dxa" w:w="1662"/>
+          </w:tcPr>
+          <w:p>
+            <w:r/>
+            <w:r>
+              <w:rPr>
+                <w:rFonts w:ascii="Calibri" w:hAnsi="Calibri" w:cs="Calibri" w:eastAsia="Calibri"/>
+                <w:sz w:val="22"/>
+              </w:rPr>
+              <w:t>deliveries_num</w:t>
+            </w:r>
+          </w:p>
+        </w:tc>
+        <w:tc>
+          <w:tcPr>
+            <w:tcW w:type="dxa" w:w="1662"/>
+          </w:tcPr>
+          <w:p>
+            <w:r/>
+            <w:r>
+              <w:rPr>
+                <w:rFonts w:ascii="Calibri" w:hAnsi="Calibri" w:cs="Calibri" w:eastAsia="Calibri"/>
+                <w:sz w:val="22"/>
+              </w:rPr>
+              <w:t>income_ord</w:t>
+            </w:r>
+          </w:p>
+        </w:tc>
+        <w:tc>
+          <w:tcPr>
+            <w:tcW w:type="dxa" w:w="1662"/>
+          </w:tcPr>
+          <w:p>
+            <w:r/>
+            <w:r>
+              <w:rPr>
+                <w:rFonts w:ascii="Calibri" w:hAnsi="Calibri" w:cs="Calibri" w:eastAsia="Calibri"/>
+                <w:sz w:val="22"/>
+              </w:rPr>
+              <w:t>deliv_x_days</w:t>
+            </w:r>
+          </w:p>
+        </w:tc>
+        <w:tc>
+          <w:tcPr>
+            <w:tcW w:type="dxa" w:w="1662"/>
+          </w:tcPr>
+          <w:p>
+            <w:r/>
+            <w:r>
+              <w:rPr>
+                <w:rFonts w:ascii="Calibri" w:hAnsi="Calibri" w:cs="Calibri" w:eastAsia="Calibri"/>
+                <w:sz w:val="22"/>
+              </w:rPr>
+              <w:t>rest_break_num</w:t>
+            </w:r>
+          </w:p>
+        </w:tc>
+        <w:tc>
+          <w:tcPr>
+            <w:tcW w:type="dxa" w:w="1662"/>
+          </w:tcPr>
+          <w:p>
+            <w:r/>
+            <w:r>
+              <w:rPr>
+                <w:rFonts w:ascii="Calibri" w:hAnsi="Calibri" w:cs="Calibri" w:eastAsia="Calibri"/>
+                <w:sz w:val="22"/>
+              </w:rPr>
+              <w:t>workload_score</w:t>
+            </w:r>
+          </w:p>
+        </w:tc>
+      </w:tr>
+      <w:tr>
+        <w:tc>
+          <w:tcPr>
+            <w:tcW w:type="dxa" w:w="1662"/>
+          </w:tcPr>
+          <w:p>
+            <w:r/>
+            <w:r>
+              <w:rPr>
+                <w:rFonts w:ascii="Calibri" w:hAnsi="Calibri" w:cs="Calibri" w:eastAsia="Calibri"/>
+                <w:sz w:val="22"/>
+              </w:rPr>
+              <w:t>Contact Stress</w:t>
+            </w:r>
+          </w:p>
+        </w:tc>
+        <w:tc>
+          <w:tcPr>
+            <w:tcW w:type="dxa" w:w="1662"/>
+          </w:tcPr>
+          <w:p>
+            <w:r/>
+            <w:r>
+              <w:rPr>
+                <w:rFonts w:ascii="Calibri" w:hAnsi="Calibri" w:cs="Calibri" w:eastAsia="Calibri"/>
+                <w:sz w:val="22"/>
+              </w:rPr>
+              <w:t>vibration_index</w:t>
+            </w:r>
+          </w:p>
+        </w:tc>
+        <w:tc>
+          <w:tcPr>
+            <w:tcW w:type="dxa" w:w="1662"/>
+          </w:tcPr>
+          <w:p>
+            <w:r/>
+            <w:r>
+              <w:rPr>
+                <w:rFonts w:ascii="Calibri" w:hAnsi="Calibri" w:cs="Calibri" w:eastAsia="Calibri"/>
+                <w:sz w:val="22"/>
+              </w:rPr>
+              <w:t>workload_x_fatigue</w:t>
+            </w:r>
+          </w:p>
+        </w:tc>
+        <w:tc>
+          <w:tcPr>
+            <w:tcW w:type="dxa" w:w="1662"/>
+          </w:tcPr>
+          <w:p>
+            <w:r/>
+            <w:r>
+              <w:rPr>
+                <w:rFonts w:ascii="Calibri" w:hAnsi="Calibri" w:cs="Calibri" w:eastAsia="Calibri"/>
+                <w:sz w:val="22"/>
+              </w:rPr>
+              <w:t>fatigue_score</w:t>
+            </w:r>
+          </w:p>
+        </w:tc>
+        <w:tc>
+          <w:tcPr>
+            <w:tcW w:type="dxa" w:w="1662"/>
+          </w:tcPr>
+          <w:p>
+            <w:r/>
+            <w:r>
+              <w:rPr>
+                <w:rFonts w:ascii="Calibri" w:hAnsi="Calibri" w:cs="Calibri" w:eastAsia="Calibri"/>
+                <w:sz w:val="22"/>
+              </w:rPr>
+              <w:t>workload_x_age</w:t>
+            </w:r>
+          </w:p>
+        </w:tc>
+        <w:tc>
+          <w:tcPr>
+            <w:tcW w:type="dxa" w:w="1662"/>
+          </w:tcPr>
+          <w:p>
+            <w:r/>
+            <w:r>
+              <w:rPr>
+                <w:rFonts w:ascii="Calibri" w:hAnsi="Calibri" w:cs="Calibri" w:eastAsia="Calibri"/>
+                <w:sz w:val="22"/>
+              </w:rPr>
+              <w:t>deliv_x_days</w:t>
+            </w:r>
+          </w:p>
+        </w:tc>
+      </w:tr>
+    </w:tbl>
+    <w:p>
+      <w:pPr>
+        <w:spacing w:after="120"/>
+      </w:pPr>
+    </w:p>
+    <w:p>
+      <w:pPr>
         <w:spacing w:before="160" w:after="40"/>
         <w:jc w:val="center"/>
       </w:pPr>
@@ -12865,6 +15085,76 @@
           <w:sz w:val="22"/>
         </w:rPr>
         <w:t xml:space="preserve"> and exposes a form with six sections that together cover every column in the CSV and xlsx.</w:t>
+      </w:r>
+    </w:p>
+    <w:p>
+      <w:pPr>
+        <w:spacing w:before="160" w:after="40"/>
+        <w:jc w:val="center"/>
+      </w:pPr>
+      <w:r>
+        <w:rPr>
+          <w:rFonts w:ascii="Calibri" w:hAnsi="Calibri" w:cs="Calibri" w:eastAsia="Calibri"/>
+          <w:i/>
+          <w:sz w:val="20"/>
+        </w:rPr>
+        <w:t>[missing figure: outputs/app_screenshots/web_01_header_demographic.png]</w:t>
+      </w:r>
+    </w:p>
+    <w:p>
+      <w:pPr>
+        <w:spacing w:before="160" w:after="40"/>
+        <w:jc w:val="center"/>
+      </w:pPr>
+      <w:r>
+        <w:rPr>
+          <w:rFonts w:ascii="Calibri" w:hAnsi="Calibri" w:cs="Calibri" w:eastAsia="Calibri"/>
+          <w:i/>
+          <w:sz w:val="20"/>
+        </w:rPr>
+        <w:t>[missing figure: outputs/app_screenshots/web_02_nmq.png]</w:t>
+      </w:r>
+    </w:p>
+    <w:p>
+      <w:pPr>
+        <w:spacing w:before="160" w:after="40"/>
+        <w:jc w:val="center"/>
+      </w:pPr>
+      <w:r>
+        <w:rPr>
+          <w:rFonts w:ascii="Calibri" w:hAnsi="Calibri" w:cs="Calibri" w:eastAsia="Calibri"/>
+          <w:i/>
+          <w:sz w:val="20"/>
+        </w:rPr>
+        <w:t>[missing figure: outputs/app_screenshots/web_03_nasa_borg.png]</w:t>
+      </w:r>
+    </w:p>
+    <w:p>
+      <w:pPr>
+        <w:spacing w:before="160" w:after="40"/>
+        <w:jc w:val="center"/>
+      </w:pPr>
+      <w:r>
+        <w:rPr>
+          <w:rFonts w:ascii="Calibri" w:hAnsi="Calibri" w:cs="Calibri" w:eastAsia="Calibri"/>
+          <w:i/>
+          <w:sz w:val="20"/>
+        </w:rPr>
+        <w:t>[missing figure: outputs/app_screenshots/web_04_rula_qec.png]</w:t>
+      </w:r>
+    </w:p>
+    <w:p>
+      <w:pPr>
+        <w:spacing w:before="160" w:after="40"/>
+        <w:jc w:val="center"/>
+      </w:pPr>
+      <w:r>
+        <w:rPr>
+          <w:rFonts w:ascii="Calibri" w:hAnsi="Calibri" w:cs="Calibri" w:eastAsia="Calibri"/>
+          <w:i/>
+          <w:sz w:val="20"/>
+        </w:rPr>
+        <w:t>[missing figure: outputs/app_screenshots/web_05_prediction_output.png]</w:t>
       </w:r>
     </w:p>
     <w:p>

--- a/docs/PROJECT_REPORT.docx
+++ b/docs/PROJECT_REPORT.docx
@@ -344,6 +344,61 @@
           <w:sz w:val="28"/>
         </w:rPr>
         <w:t>2. What the project does</w:t>
+      </w:r>
+    </w:p>
+    <w:p>
+      <w:pPr>
+        <w:spacing w:before="160" w:after="40"/>
+        <w:jc w:val="center"/>
+      </w:pPr>
+      <w:r>
+        <w:drawing>
+          <wp:inline xmlns:a="http://schemas.openxmlformats.org/drawingml/2006/main" xmlns:pic="http://schemas.openxmlformats.org/drawingml/2006/picture">
+            <wp:extent cx="5400000" cy="1986912"/>
+            <wp:docPr id="1" name="Picture 1"/>
+            <wp:cNvGraphicFramePr>
+              <a:graphicFrameLocks noChangeAspect="1"/>
+            </wp:cNvGraphicFramePr>
+            <a:graphic>
+              <a:graphicData uri="http://schemas.openxmlformats.org/drawingml/2006/picture">
+                <pic:pic>
+                  <pic:nvPicPr>
+                    <pic:cNvPr id="0" name="methodology_flowchart.png"/>
+                    <pic:cNvPicPr/>
+                  </pic:nvPicPr>
+                  <pic:blipFill>
+                    <a:blip r:embed="rId9"/>
+                    <a:stretch>
+                      <a:fillRect/>
+                    </a:stretch>
+                  </pic:blipFill>
+                  <pic:spPr>
+                    <a:xfrm>
+                      <a:off x="0" y="0"/>
+                      <a:ext cx="5400000" cy="1986912"/>
+                    </a:xfrm>
+                    <a:prstGeom prst="rect"/>
+                  </pic:spPr>
+                </pic:pic>
+              </a:graphicData>
+            </a:graphic>
+          </wp:inline>
+        </w:drawing>
+      </w:r>
+    </w:p>
+    <w:p>
+      <w:pPr>
+        <w:spacing w:after="200"/>
+        <w:jc w:val="center"/>
+      </w:pPr>
+      <w:r>
+        <w:rPr>
+          <w:rFonts w:ascii="Calibri" w:hAnsi="Calibri" w:cs="Calibri" w:eastAsia="Calibri"/>
+          <w:i/>
+          <w:color w:val="555555"/>
+          <w:sz w:val="20"/>
+        </w:rPr>
+        <w:t>Figure 1. Pipeline overview: raw inputs to interactive prediction. The two-stage split keeps the Stage-1 risk labels auditable while letting Stage 2 generalise from the rider profile to new riders.</w:t>
       </w:r>
     </w:p>
     <w:p>
@@ -9228,21 +9283,6 @@
     </w:p>
     <w:p>
       <w:pPr>
-        <w:keepNext/>
-        <w:spacing w:before="240" w:after="80"/>
-      </w:pPr>
-      <w:r>
-        <w:rPr>
-          <w:rFonts w:ascii="Calibri" w:hAnsi="Calibri" w:cs="Calibri" w:eastAsia="Calibri"/>
-          <w:b/>
-          <w:color w:val="2E86AB"/>
-          <w:sz w:val="24"/>
-        </w:rPr>
-        <w:t>10.9 Output tables</w:t>
-      </w:r>
-    </w:p>
-    <w:p>
-      <w:pPr>
         <w:spacing w:after="160"/>
       </w:pPr>
       <w:r>
@@ -9250,27 +9290,21 @@
           <w:rFonts w:ascii="Calibri" w:hAnsi="Calibri" w:cs="Calibri" w:eastAsia="Calibri"/>
           <w:sz w:val="22"/>
         </w:rPr>
-        <w:t>Phase 6 also saves three CSV tables so we can look at the numbers behind the model selection later:</w:t>
-      </w:r>
-    </w:p>
-    <w:p>
-      <w:pPr>
-        <w:pStyle w:val="ListBullet"/>
-        <w:spacing w:after="40"/>
-      </w:pPr>
+        <w:t xml:space="preserve">The exact hyperparameters that </w:t>
+      </w:r>
       <w:r>
         <w:rPr>
           <w:rFonts w:ascii="Consolas" w:hAnsi="Consolas" w:cs="Consolas" w:eastAsia="Consolas"/>
           <w:sz w:val="20"/>
         </w:rPr>
-        <w:t>outputs/tables/cv_results.csv</w:t>
-      </w:r>
-      <w:r>
-        <w:rPr>
-          <w:rFonts w:ascii="Calibri" w:hAnsi="Calibri" w:cs="Calibri" w:eastAsia="Calibri"/>
-          <w:sz w:val="22"/>
-        </w:rPr>
-        <w:t>: every target x model combination</w:t>
+        <w:t>GridSearchCV</w:t>
+      </w:r>
+      <w:r>
+        <w:rPr>
+          <w:rFonts w:ascii="Calibri" w:hAnsi="Calibri" w:cs="Calibri" w:eastAsia="Calibri"/>
+          <w:sz w:val="22"/>
+        </w:rPr>
+        <w:t xml:space="preserve"> settled on per target (introspected from the saved bundles) are listed in Table 10. These are the values to reproduce if you want a bit-identical refit.</w:t>
       </w:r>
     </w:p>
     <w:p>
@@ -9280,1490 +9314,10 @@
       <w:r>
         <w:rPr>
           <w:rFonts w:ascii="Calibri" w:hAnsi="Calibri" w:cs="Calibri" w:eastAsia="Calibri"/>
-          <w:sz w:val="22"/>
-        </w:rPr>
-        <w:t xml:space="preserve">with mean and std of </w:t>
-      </w:r>
-      <w:r>
-        <w:rPr>
-          <w:rFonts w:ascii="Consolas" w:hAnsi="Consolas" w:cs="Consolas" w:eastAsia="Consolas"/>
-          <w:sz w:val="20"/>
-        </w:rPr>
-        <w:t>cv_accuracy</w:t>
-      </w:r>
-      <w:r>
-        <w:rPr>
-          <w:rFonts w:ascii="Calibri" w:hAnsi="Calibri" w:cs="Calibri" w:eastAsia="Calibri"/>
-          <w:sz w:val="22"/>
-        </w:rPr>
-        <w:t xml:space="preserve">, </w:t>
-      </w:r>
-      <w:r>
-        <w:rPr>
-          <w:rFonts w:ascii="Consolas" w:hAnsi="Consolas" w:cs="Consolas" w:eastAsia="Consolas"/>
-          <w:sz w:val="20"/>
-        </w:rPr>
-        <w:t>cv_f1_macro</w:t>
-      </w:r>
-      <w:r>
-        <w:rPr>
-          <w:rFonts w:ascii="Calibri" w:hAnsi="Calibri" w:cs="Calibri" w:eastAsia="Calibri"/>
-          <w:sz w:val="22"/>
-        </w:rPr>
-        <w:t xml:space="preserve">, </w:t>
-      </w:r>
-      <w:r>
-        <w:rPr>
-          <w:rFonts w:ascii="Consolas" w:hAnsi="Consolas" w:cs="Consolas" w:eastAsia="Consolas"/>
-          <w:sz w:val="20"/>
-        </w:rPr>
-        <w:t>cv_precision_macro</w:t>
-      </w:r>
-      <w:r>
-        <w:rPr>
-          <w:rFonts w:ascii="Calibri" w:hAnsi="Calibri" w:cs="Calibri" w:eastAsia="Calibri"/>
-          <w:sz w:val="22"/>
-        </w:rPr>
-        <w:t xml:space="preserve">, </w:t>
-      </w:r>
-      <w:r>
-        <w:rPr>
-          <w:rFonts w:ascii="Consolas" w:hAnsi="Consolas" w:cs="Consolas" w:eastAsia="Consolas"/>
-          <w:sz w:val="20"/>
-        </w:rPr>
-        <w:t>cv_recall_macro</w:t>
-      </w:r>
-      <w:r>
-        <w:rPr>
-          <w:rFonts w:ascii="Calibri" w:hAnsi="Calibri" w:cs="Calibri" w:eastAsia="Calibri"/>
-          <w:sz w:val="22"/>
-        </w:rPr>
-        <w:t xml:space="preserve">, </w:t>
-      </w:r>
-      <w:r>
-        <w:rPr>
-          <w:rFonts w:ascii="Consolas" w:hAnsi="Consolas" w:cs="Consolas" w:eastAsia="Consolas"/>
-          <w:sz w:val="20"/>
-        </w:rPr>
-        <w:t>train_accuracy</w:t>
-      </w:r>
-      <w:r>
-        <w:rPr>
-          <w:rFonts w:ascii="Calibri" w:hAnsi="Calibri" w:cs="Calibri" w:eastAsia="Calibri"/>
-          <w:sz w:val="22"/>
-        </w:rPr>
-        <w:t xml:space="preserve">, and </w:t>
-      </w:r>
-      <w:r>
-        <w:rPr>
-          <w:rFonts w:ascii="Consolas" w:hAnsi="Consolas" w:cs="Consolas" w:eastAsia="Consolas"/>
-          <w:sz w:val="20"/>
-        </w:rPr>
-        <w:t>overfit_gap = train_accuracy - cv_accuracy</w:t>
-      </w:r>
-      <w:r>
-        <w:rPr>
-          <w:rFonts w:ascii="Calibri" w:hAnsi="Calibri" w:cs="Calibri" w:eastAsia="Calibri"/>
-          <w:sz w:val="22"/>
-        </w:rPr>
-        <w:t>.</w:t>
-      </w:r>
-    </w:p>
-    <w:p>
-      <w:pPr>
-        <w:pStyle w:val="ListBullet"/>
-        <w:spacing w:after="40"/>
-      </w:pPr>
-      <w:r>
-        <w:rPr>
-          <w:rFonts w:ascii="Consolas" w:hAnsi="Consolas" w:cs="Consolas" w:eastAsia="Consolas"/>
-          <w:sz w:val="20"/>
-        </w:rPr>
-        <w:t>outputs/tables/best_models.csv</w:t>
-      </w:r>
-      <w:r>
-        <w:rPr>
-          <w:rFonts w:ascii="Calibri" w:hAnsi="Calibri" w:cs="Calibri" w:eastAsia="Calibri"/>
-          <w:sz w:val="22"/>
-        </w:rPr>
-        <w:t>: one row per target listing the</w:t>
-      </w:r>
-    </w:p>
-    <w:p>
-      <w:pPr>
-        <w:spacing w:after="160"/>
-      </w:pPr>
-      <w:r>
-        <w:rPr>
-          <w:rFonts w:ascii="Calibri" w:hAnsi="Calibri" w:cs="Calibri" w:eastAsia="Calibri"/>
-          <w:sz w:val="22"/>
-        </w:rPr>
-        <w:t>selected model and its headline metrics.</w:t>
-      </w:r>
-    </w:p>
-    <w:p>
-      <w:pPr>
-        <w:pStyle w:val="ListBullet"/>
-        <w:spacing w:after="40"/>
-      </w:pPr>
-      <w:r>
-        <w:rPr>
-          <w:rFonts w:ascii="Consolas" w:hAnsi="Consolas" w:cs="Consolas" w:eastAsia="Consolas"/>
-          <w:sz w:val="20"/>
-        </w:rPr>
-        <w:t>outputs/tables/phase6_summary.csv</w:t>
-      </w:r>
-      <w:r>
-        <w:rPr>
-          <w:rFonts w:ascii="Calibri" w:hAnsi="Calibri" w:cs="Calibri" w:eastAsia="Calibri"/>
-          <w:sz w:val="22"/>
-        </w:rPr>
-        <w:t xml:space="preserve">: </w:t>
-      </w:r>
-      <w:r>
-        <w:rPr>
-          <w:rFonts w:ascii="Consolas" w:hAnsi="Consolas" w:cs="Consolas" w:eastAsia="Consolas"/>
-          <w:sz w:val="20"/>
-        </w:rPr>
-        <w:t>best_models</w:t>
-      </w:r>
-      <w:r>
-        <w:rPr>
-          <w:rFonts w:ascii="Calibri" w:hAnsi="Calibri" w:cs="Calibri" w:eastAsia="Calibri"/>
-          <w:sz w:val="22"/>
-        </w:rPr>
-        <w:t xml:space="preserve"> plus an</w:t>
-      </w:r>
-    </w:p>
-    <w:p>
-      <w:pPr>
-        <w:spacing w:after="160"/>
-      </w:pPr>
-      <w:r>
-        <w:rPr>
-          <w:rFonts w:ascii="Consolas" w:hAnsi="Consolas" w:cs="Consolas" w:eastAsia="Consolas"/>
-          <w:sz w:val="20"/>
-        </w:rPr>
-        <w:t>overfit_flag</w:t>
-      </w:r>
-      <w:r>
-        <w:rPr>
-          <w:rFonts w:ascii="Calibri" w:hAnsi="Calibri" w:cs="Calibri" w:eastAsia="Calibri"/>
-          <w:sz w:val="22"/>
-        </w:rPr>
-        <w:t xml:space="preserve"> column for </w:t>
-      </w:r>
-      <w:r>
-        <w:rPr>
-          <w:rFonts w:ascii="Consolas" w:hAnsi="Consolas" w:cs="Consolas" w:eastAsia="Consolas"/>
-          <w:sz w:val="20"/>
-        </w:rPr>
-        <w:t>overfit_gap &gt; 0.15</w:t>
-      </w:r>
-      <w:r>
-        <w:rPr>
-          <w:rFonts w:ascii="Calibri" w:hAnsi="Calibri" w:cs="Calibri" w:eastAsia="Calibri"/>
-          <w:sz w:val="22"/>
-        </w:rPr>
-        <w:t>.</w:t>
-      </w:r>
-    </w:p>
-    <w:p>
-      <w:pPr>
-        <w:keepNext/>
-        <w:spacing w:before="240" w:after="80"/>
-      </w:pPr>
-      <w:r>
-        <w:rPr>
-          <w:rFonts w:ascii="Calibri" w:hAnsi="Calibri" w:cs="Calibri" w:eastAsia="Calibri"/>
           <w:b/>
-          <w:color w:val="2E86AB"/>
-          <w:sz w:val="28"/>
-        </w:rPr>
-        <w:t>11. Phase 7: Evaluation</w:t>
-      </w:r>
-    </w:p>
-    <w:p>
-      <w:pPr>
-        <w:spacing w:after="160"/>
-      </w:pPr>
-      <w:r>
-        <w:rPr>
-          <w:rFonts w:ascii="Calibri" w:hAnsi="Calibri" w:cs="Calibri" w:eastAsia="Calibri"/>
-          <w:sz w:val="22"/>
-        </w:rPr>
-        <w:t>Phase 7 (</w:t>
-      </w:r>
-      <w:r>
-        <w:rPr>
-          <w:rFonts w:ascii="Consolas" w:hAnsi="Consolas" w:cs="Consolas" w:eastAsia="Consolas"/>
-          <w:sz w:val="20"/>
-        </w:rPr>
-        <w:t>notebooks/07_evaluation.ipynb</w:t>
-      </w:r>
-      <w:r>
-        <w:rPr>
-          <w:rFonts w:ascii="Calibri" w:hAnsi="Calibri" w:cs="Calibri" w:eastAsia="Calibri"/>
-          <w:sz w:val="22"/>
-        </w:rPr>
-        <w:t xml:space="preserve">) takes the best model per target and produces confusion matrices, ROC curves, and feature importance, using </w:t>
-      </w:r>
-      <w:r>
-        <w:rPr>
-          <w:rFonts w:ascii="Consolas" w:hAnsi="Consolas" w:cs="Consolas" w:eastAsia="Consolas"/>
-          <w:sz w:val="20"/>
-        </w:rPr>
-        <w:t>cross_val_predict</w:t>
-      </w:r>
-      <w:r>
-        <w:rPr>
-          <w:rFonts w:ascii="Calibri" w:hAnsi="Calibri" w:cs="Calibri" w:eastAsia="Calibri"/>
-          <w:sz w:val="22"/>
-        </w:rPr>
-        <w:t xml:space="preserve"> so the predictions are honest out-of-fold values.</w:t>
-      </w:r>
-    </w:p>
-    <w:p>
-      <w:pPr>
-        <w:keepNext/>
-        <w:spacing w:before="240" w:after="80"/>
-      </w:pPr>
-      <w:r>
-        <w:rPr>
-          <w:rFonts w:ascii="Calibri" w:hAnsi="Calibri" w:cs="Calibri" w:eastAsia="Calibri"/>
-          <w:b/>
-          <w:color w:val="2E86AB"/>
-          <w:sz w:val="24"/>
-        </w:rPr>
-        <w:t>11.1 Metric definitions</w:t>
-      </w:r>
-    </w:p>
-    <w:p>
-      <w:pPr>
-        <w:spacing w:after="160"/>
-      </w:pPr>
-      <w:r>
-        <w:rPr>
-          <w:rFonts w:ascii="Calibri" w:hAnsi="Calibri" w:cs="Calibri" w:eastAsia="Calibri"/>
-          <w:sz w:val="22"/>
-        </w:rPr>
-        <w:t xml:space="preserve">Several different numbers are used to judge how well a model works because no single number tells the whole story. For each class </w:t>
-      </w:r>
-      <w:r>
-        <w:rPr>
-          <w:rFonts w:ascii="Consolas" w:hAnsi="Consolas" w:cs="Consolas" w:eastAsia="Consolas"/>
-          <w:sz w:val="20"/>
-        </w:rPr>
-        <w:t>c</w:t>
-      </w:r>
-      <w:r>
-        <w:rPr>
-          <w:rFonts w:ascii="Calibri" w:hAnsi="Calibri" w:cs="Calibri" w:eastAsia="Calibri"/>
-          <w:sz w:val="22"/>
-        </w:rPr>
-        <w:t xml:space="preserve"> in a target, treating class </w:t>
-      </w:r>
-      <w:r>
-        <w:rPr>
-          <w:rFonts w:ascii="Consolas" w:hAnsi="Consolas" w:cs="Consolas" w:eastAsia="Consolas"/>
-          <w:sz w:val="20"/>
-        </w:rPr>
-        <w:t>c</w:t>
-      </w:r>
-      <w:r>
-        <w:rPr>
-          <w:rFonts w:ascii="Calibri" w:hAnsi="Calibri" w:cs="Calibri" w:eastAsia="Calibri"/>
-          <w:sz w:val="22"/>
-        </w:rPr>
-        <w:t xml:space="preserve"> as positive and all others as negative, we count true positives, false positives, and false negatives:</w:t>
-      </w:r>
-    </w:p>
-    <w:p>
-      <w:pPr>
-        <w:spacing w:before="0" w:after="0"/>
-        <w:ind w:left="340"/>
-      </w:pPr>
-      <w:r>
-        <w:rPr>
-          <w:rFonts w:ascii="Consolas" w:hAnsi="Consolas" w:cs="Consolas" w:eastAsia="Consolas"/>
-          <w:color w:val="222222"/>
-          <w:sz w:val="19"/>
-        </w:rPr>
-        <w:t>precision_c = TP_c / (TP_c + FP_c)</w:t>
-      </w:r>
-    </w:p>
-    <w:p>
-      <w:pPr>
-        <w:spacing w:before="0" w:after="0"/>
-        <w:ind w:left="340"/>
-      </w:pPr>
-      <w:r>
-        <w:rPr>
-          <w:rFonts w:ascii="Consolas" w:hAnsi="Consolas" w:cs="Consolas" w:eastAsia="Consolas"/>
-          <w:color w:val="222222"/>
-          <w:sz w:val="19"/>
-        </w:rPr>
-        <w:t>recall_c    = TP_c / (TP_c + FN_c)</w:t>
-      </w:r>
-    </w:p>
-    <w:p>
-      <w:pPr>
-        <w:spacing w:before="0" w:after="0"/>
-        <w:ind w:left="340"/>
-      </w:pPr>
-      <w:r>
-        <w:rPr>
-          <w:rFonts w:ascii="Consolas" w:hAnsi="Consolas" w:cs="Consolas" w:eastAsia="Consolas"/>
-          <w:color w:val="222222"/>
-          <w:sz w:val="19"/>
-        </w:rPr>
-        <w:t>F1_c        = 2 * precision_c * recall_c / (precision_c + recall_c)</w:t>
-      </w:r>
-    </w:p>
-    <w:p>
-      <w:pPr>
-        <w:spacing w:after="120"/>
-      </w:pPr>
-    </w:p>
-    <w:p>
-      <w:pPr>
-        <w:spacing w:after="160"/>
-      </w:pPr>
-      <w:r>
-        <w:rPr>
-          <w:rFonts w:ascii="Calibri" w:hAnsi="Calibri" w:cs="Calibri" w:eastAsia="Calibri"/>
-          <w:sz w:val="22"/>
-        </w:rPr>
-        <w:t>Precision asks "of the riders the model said were in class c, what fraction actually were". Recall asks "of the riders who actually were in class c, what fraction did the model catch". F1 combines both into a single number.</w:t>
-      </w:r>
-    </w:p>
-    <w:p>
-      <w:pPr>
-        <w:spacing w:after="160"/>
-      </w:pPr>
-      <w:r>
-        <w:rPr>
-          <w:rFonts w:ascii="Calibri" w:hAnsi="Calibri" w:cs="Calibri" w:eastAsia="Calibri"/>
-          <w:sz w:val="22"/>
-        </w:rPr>
-        <w:t>Macro-averaged scores treat each class equally, so a model that ignores the Medium or High band cannot hide behind raw accuracy:</w:t>
-      </w:r>
-    </w:p>
-    <w:p>
-      <w:pPr>
-        <w:spacing w:before="0" w:after="0"/>
-        <w:ind w:left="340"/>
-      </w:pPr>
-      <w:r>
-        <w:rPr>
-          <w:rFonts w:ascii="Consolas" w:hAnsi="Consolas" w:cs="Consolas" w:eastAsia="Consolas"/>
-          <w:color w:val="222222"/>
-          <w:sz w:val="19"/>
-        </w:rPr>
-        <w:t>precision_macro = mean over c of precision_c</w:t>
-      </w:r>
-    </w:p>
-    <w:p>
-      <w:pPr>
-        <w:spacing w:before="0" w:after="0"/>
-        <w:ind w:left="340"/>
-      </w:pPr>
-      <w:r>
-        <w:rPr>
-          <w:rFonts w:ascii="Consolas" w:hAnsi="Consolas" w:cs="Consolas" w:eastAsia="Consolas"/>
-          <w:color w:val="222222"/>
-          <w:sz w:val="19"/>
-        </w:rPr>
-        <w:t>recall_macro    = mean over c of recall_c</w:t>
-      </w:r>
-    </w:p>
-    <w:p>
-      <w:pPr>
-        <w:spacing w:before="0" w:after="0"/>
-        <w:ind w:left="340"/>
-      </w:pPr>
-      <w:r>
-        <w:rPr>
-          <w:rFonts w:ascii="Consolas" w:hAnsi="Consolas" w:cs="Consolas" w:eastAsia="Consolas"/>
-          <w:color w:val="222222"/>
-          <w:sz w:val="19"/>
-        </w:rPr>
-        <w:t>F1_macro        = mean over c of F1_c</w:t>
-      </w:r>
-    </w:p>
-    <w:p>
-      <w:pPr>
-        <w:spacing w:after="120"/>
-      </w:pPr>
-    </w:p>
-    <w:p>
-      <w:pPr>
-        <w:spacing w:after="160"/>
-      </w:pPr>
-      <w:r>
-        <w:rPr>
-          <w:rFonts w:ascii="Calibri" w:hAnsi="Calibri" w:cs="Calibri" w:eastAsia="Calibri"/>
-          <w:sz w:val="22"/>
-        </w:rPr>
-        <w:t xml:space="preserve">F1 macro is what </w:t>
-      </w:r>
-      <w:r>
-        <w:rPr>
-          <w:rFonts w:ascii="Consolas" w:hAnsi="Consolas" w:cs="Consolas" w:eastAsia="Consolas"/>
-          <w:sz w:val="20"/>
-        </w:rPr>
-        <w:t>GridSearchCV</w:t>
-      </w:r>
-      <w:r>
-        <w:rPr>
-          <w:rFonts w:ascii="Calibri" w:hAnsi="Calibri" w:cs="Calibri" w:eastAsia="Calibri"/>
-          <w:sz w:val="22"/>
-        </w:rPr>
-        <w:t xml:space="preserve"> optimises during model selection for exactly this reason: it punishes a model that gets the majority right while ignoring the minorities.</w:t>
-      </w:r>
-    </w:p>
-    <w:p>
-      <w:pPr>
-        <w:spacing w:after="160"/>
-      </w:pPr>
-      <w:r>
-        <w:rPr>
-          <w:rFonts w:ascii="Calibri" w:hAnsi="Calibri" w:cs="Calibri" w:eastAsia="Calibri"/>
-          <w:sz w:val="22"/>
-        </w:rPr>
-        <w:t>Raw accuracy is the simplest measure, the share of predictions that match the true label:</w:t>
-      </w:r>
-    </w:p>
-    <w:p>
-      <w:pPr>
-        <w:spacing w:before="0" w:after="0"/>
-        <w:ind w:left="340"/>
-      </w:pPr>
-      <w:r>
-        <w:rPr>
-          <w:rFonts w:ascii="Consolas" w:hAnsi="Consolas" w:cs="Consolas" w:eastAsia="Consolas"/>
-          <w:color w:val="222222"/>
-          <w:sz w:val="19"/>
-        </w:rPr>
-        <w:t>accuracy = correct_predictions / total_predictions</w:t>
-      </w:r>
-    </w:p>
-    <w:p>
-      <w:pPr>
-        <w:spacing w:after="120"/>
-      </w:pPr>
-    </w:p>
-    <w:p>
-      <w:pPr>
-        <w:spacing w:after="160"/>
-      </w:pPr>
-      <w:r>
-        <w:rPr>
-          <w:rFonts w:ascii="Calibri" w:hAnsi="Calibri" w:cs="Calibri" w:eastAsia="Calibri"/>
-          <w:sz w:val="22"/>
-        </w:rPr>
-        <w:t xml:space="preserve">We also track the gap between training accuracy and cross- validation accuracy. If a model fits training data well but tests poorly, it has overfit. The </w:t>
-      </w:r>
-      <w:r>
-        <w:rPr>
-          <w:rFonts w:ascii="Consolas" w:hAnsi="Consolas" w:cs="Consolas" w:eastAsia="Consolas"/>
-          <w:sz w:val="20"/>
-        </w:rPr>
-        <w:t>overfit_gap = train_accuracy - cv_accuracy</w:t>
-      </w:r>
-      <w:r>
-        <w:rPr>
-          <w:rFonts w:ascii="Calibri" w:hAnsi="Calibri" w:cs="Calibri" w:eastAsia="Calibri"/>
-          <w:sz w:val="22"/>
-        </w:rPr>
-        <w:t xml:space="preserve"> column flags this; we mark any factor with </w:t>
-      </w:r>
-      <w:r>
-        <w:rPr>
-          <w:rFonts w:ascii="Consolas" w:hAnsi="Consolas" w:cs="Consolas" w:eastAsia="Consolas"/>
-          <w:sz w:val="20"/>
-        </w:rPr>
-        <w:t>overfit_gap &gt; 0.15</w:t>
-      </w:r>
-      <w:r>
-        <w:rPr>
-          <w:rFonts w:ascii="Calibri" w:hAnsi="Calibri" w:cs="Calibri" w:eastAsia="Calibri"/>
-          <w:sz w:val="22"/>
-        </w:rPr>
-        <w:t xml:space="preserve"> in </w:t>
-      </w:r>
-      <w:r>
-        <w:rPr>
-          <w:rFonts w:ascii="Consolas" w:hAnsi="Consolas" w:cs="Consolas" w:eastAsia="Consolas"/>
-          <w:sz w:val="20"/>
-        </w:rPr>
-        <w:t>phase6_summary.csv</w:t>
-      </w:r>
-      <w:r>
-        <w:rPr>
-          <w:rFonts w:ascii="Calibri" w:hAnsi="Calibri" w:cs="Calibri" w:eastAsia="Calibri"/>
-          <w:sz w:val="22"/>
-        </w:rPr>
-        <w:t>.</w:t>
-      </w:r>
-    </w:p>
-    <w:p>
-      <w:pPr>
-        <w:spacing w:after="160"/>
-      </w:pPr>
-      <w:r>
-        <w:rPr>
-          <w:rFonts w:ascii="Calibri" w:hAnsi="Calibri" w:cs="Calibri" w:eastAsia="Calibri"/>
-          <w:sz w:val="22"/>
-        </w:rPr>
-        <w:t>ROC-AUC (Area Under the Receiver Operating Characteristic Curve) measures how well a model ranks classes rather than how often it gets the exact threshold right. AUC is the probability that a randomly chosen positive case gets a higher predicted score than a randomly chosen negative case. A perfect ranker scores 1.0, a coin flip scores 0.5. The Mann-Whitney U statistic gives a closed-form equivalent. We compute per-class AUC in a one-vs-rest setup and report the macro AUC as the unweighted mean across classes.</w:t>
-      </w:r>
-    </w:p>
-    <w:p>
-      <w:pPr>
-        <w:keepNext/>
-        <w:spacing w:before="240" w:after="80"/>
-      </w:pPr>
-      <w:r>
-        <w:rPr>
-          <w:rFonts w:ascii="Calibri" w:hAnsi="Calibri" w:cs="Calibri" w:eastAsia="Calibri"/>
-          <w:b/>
-          <w:color w:val="2E86AB"/>
-          <w:sz w:val="24"/>
-        </w:rPr>
-        <w:t>11.2 Confusion matrices</w:t>
-      </w:r>
-    </w:p>
-    <w:p>
-      <w:pPr>
-        <w:spacing w:after="160"/>
-      </w:pPr>
-      <w:r>
-        <w:rPr>
-          <w:rFonts w:ascii="Calibri" w:hAnsi="Calibri" w:cs="Calibri" w:eastAsia="Calibri"/>
-          <w:sz w:val="22"/>
-        </w:rPr>
-        <w:t>A confusion matrix is the simplest way to see where a model gets things right and where it gets things wrong. Each row is a true class, each column is a predicted class, and each cell counts the riders. The diagonal counts the correct predictions; everything off-diagonal is a mistake.</w:t>
-      </w:r>
-    </w:p>
-    <w:p>
-      <w:pPr>
-        <w:spacing w:after="160"/>
-      </w:pPr>
-      <w:r>
-        <w:rPr>
-          <w:rFonts w:ascii="Calibri" w:hAnsi="Calibri" w:cs="Calibri" w:eastAsia="Calibri"/>
-          <w:sz w:val="22"/>
-        </w:rPr>
-        <w:t xml:space="preserve">We build one with </w:t>
-      </w:r>
-      <w:r>
-        <w:rPr>
-          <w:rFonts w:ascii="Consolas" w:hAnsi="Consolas" w:cs="Consolas" w:eastAsia="Consolas"/>
-          <w:sz w:val="20"/>
-        </w:rPr>
-        <w:t>sklearn.metrics.confusion_matrix(y_true, y_pred, labels=present_codes)</w:t>
-      </w:r>
-      <w:r>
-        <w:rPr>
-          <w:rFonts w:ascii="Calibri" w:hAnsi="Calibri" w:cs="Calibri" w:eastAsia="Calibri"/>
-          <w:sz w:val="22"/>
-        </w:rPr>
-        <w:t xml:space="preserve"> per target. The figure </w:t>
-      </w:r>
-      <w:r>
-        <w:rPr>
-          <w:rFonts w:ascii="Consolas" w:hAnsi="Consolas" w:cs="Consolas" w:eastAsia="Consolas"/>
-          <w:sz w:val="20"/>
-        </w:rPr>
-        <w:t>outputs/figures/confusion_matrices.png</w:t>
-      </w:r>
-      <w:r>
-        <w:rPr>
-          <w:rFonts w:ascii="Calibri" w:hAnsi="Calibri" w:cs="Calibri" w:eastAsia="Calibri"/>
-          <w:sz w:val="22"/>
-        </w:rPr>
-        <w:t xml:space="preserve"> arranges the six matrices in a 2x3 grid (one per target). The same numbers in long form are saved to </w:t>
-      </w:r>
-      <w:r>
-        <w:rPr>
-          <w:rFonts w:ascii="Consolas" w:hAnsi="Consolas" w:cs="Consolas" w:eastAsia="Consolas"/>
-          <w:sz w:val="20"/>
-        </w:rPr>
-        <w:t>outputs/tables/confusion_matrices.csv</w:t>
-      </w:r>
-      <w:r>
-        <w:rPr>
-          <w:rFonts w:ascii="Calibri" w:hAnsi="Calibri" w:cs="Calibri" w:eastAsia="Calibri"/>
-          <w:sz w:val="22"/>
-        </w:rPr>
-        <w:t>.</w:t>
-      </w:r>
-    </w:p>
-    <w:p>
-      <w:pPr>
-        <w:keepNext/>
-        <w:spacing w:before="240" w:after="80"/>
-      </w:pPr>
-      <w:r>
-        <w:rPr>
-          <w:rFonts w:ascii="Calibri" w:hAnsi="Calibri" w:cs="Calibri" w:eastAsia="Calibri"/>
-          <w:b/>
-          <w:color w:val="2E86AB"/>
-          <w:sz w:val="24"/>
-        </w:rPr>
-        <w:t>11.3 Classification reports</w:t>
-      </w:r>
-    </w:p>
-    <w:p>
-      <w:pPr>
-        <w:spacing w:after="160"/>
-      </w:pPr>
-      <w:r>
-        <w:rPr>
-          <w:rFonts w:ascii="Calibri" w:hAnsi="Calibri" w:cs="Calibri" w:eastAsia="Calibri"/>
-          <w:sz w:val="22"/>
-        </w:rPr>
-        <w:t xml:space="preserve">The classification report sums up precision, recall, F1, and support (the number of true cases) for each class, along with macro and weighted averages. We generate it with </w:t>
-      </w:r>
-      <w:r>
-        <w:rPr>
-          <w:rFonts w:ascii="Consolas" w:hAnsi="Consolas" w:cs="Consolas" w:eastAsia="Consolas"/>
-          <w:sz w:val="20"/>
-        </w:rPr>
-        <w:t>sklearn.metrics.classification_report(y_true, y_pred, target_names=label_names, output_dict=True, zero_division=0)</w:t>
-      </w:r>
-      <w:r>
-        <w:rPr>
-          <w:rFonts w:ascii="Calibri" w:hAnsi="Calibri" w:cs="Calibri" w:eastAsia="Calibri"/>
-          <w:sz w:val="22"/>
-        </w:rPr>
-        <w:t xml:space="preserve"> and save the long-form table to </w:t>
-      </w:r>
-      <w:r>
-        <w:rPr>
-          <w:rFonts w:ascii="Consolas" w:hAnsi="Consolas" w:cs="Consolas" w:eastAsia="Consolas"/>
-          <w:sz w:val="20"/>
-        </w:rPr>
-        <w:t>outputs/tables/classification_reports.csv</w:t>
-      </w:r>
-      <w:r>
-        <w:rPr>
-          <w:rFonts w:ascii="Calibri" w:hAnsi="Calibri" w:cs="Calibri" w:eastAsia="Calibri"/>
-          <w:sz w:val="22"/>
-        </w:rPr>
-        <w:t>.</w:t>
-      </w:r>
-    </w:p>
-    <w:p>
-      <w:pPr>
-        <w:keepNext/>
-        <w:spacing w:before="240" w:after="80"/>
-      </w:pPr>
-      <w:r>
-        <w:rPr>
-          <w:rFonts w:ascii="Calibri" w:hAnsi="Calibri" w:cs="Calibri" w:eastAsia="Calibri"/>
-          <w:b/>
-          <w:color w:val="2E86AB"/>
-          <w:sz w:val="24"/>
-        </w:rPr>
-        <w:t>11.4 ROC curves and macro AUC</w:t>
-      </w:r>
-    </w:p>
-    <w:p>
-      <w:pPr>
-        <w:spacing w:after="160"/>
-      </w:pPr>
-      <w:r>
-        <w:rPr>
-          <w:rFonts w:ascii="Calibri" w:hAnsi="Calibri" w:cs="Calibri" w:eastAsia="Calibri"/>
-          <w:sz w:val="22"/>
-        </w:rPr>
-        <w:t xml:space="preserve">For each target, the best model is wrapped in a one-vs-rest setup so each class gets its own ROC curve. We compute the predicted probabilities with </w:t>
-      </w:r>
-      <w:r>
-        <w:rPr>
-          <w:rFonts w:ascii="Consolas" w:hAnsi="Consolas" w:cs="Consolas" w:eastAsia="Consolas"/>
-          <w:sz w:val="20"/>
-        </w:rPr>
-        <w:t>cross_val_predict</w:t>
-      </w:r>
-      <w:r>
-        <w:rPr>
-          <w:rFonts w:ascii="Calibri" w:hAnsi="Calibri" w:cs="Calibri" w:eastAsia="Calibri"/>
-          <w:sz w:val="22"/>
-        </w:rPr>
-        <w:t xml:space="preserve"> and </w:t>
-      </w:r>
-      <w:r>
-        <w:rPr>
-          <w:rFonts w:ascii="Consolas" w:hAnsi="Consolas" w:cs="Consolas" w:eastAsia="Consolas"/>
-          <w:sz w:val="20"/>
-        </w:rPr>
-        <w:t>method='predict_proba'</w:t>
-      </w:r>
-      <w:r>
-        <w:rPr>
-          <w:rFonts w:ascii="Calibri" w:hAnsi="Calibri" w:cs="Calibri" w:eastAsia="Calibri"/>
-          <w:sz w:val="22"/>
-        </w:rPr>
-        <w:t>, then build the curve and area for each class:</w:t>
-      </w:r>
-    </w:p>
-    <w:p>
-      <w:pPr>
-        <w:spacing w:before="0" w:after="0"/>
-        <w:ind w:left="340"/>
-      </w:pPr>
-      <w:r>
-        <w:rPr>
-          <w:rFonts w:ascii="Consolas" w:hAnsi="Consolas" w:cs="Consolas" w:eastAsia="Consolas"/>
-          <w:color w:val="222222"/>
-          <w:sz w:val="19"/>
-        </w:rPr>
-        <w:t>fpr, tpr, _ = roc_curve(y_true == class_code, y_proba[:, class_idx])</w:t>
-      </w:r>
-    </w:p>
-    <w:p>
-      <w:pPr>
-        <w:spacing w:before="0" w:after="0"/>
-        <w:ind w:left="340"/>
-      </w:pPr>
-      <w:r>
-        <w:rPr>
-          <w:rFonts w:ascii="Consolas" w:hAnsi="Consolas" w:cs="Consolas" w:eastAsia="Consolas"/>
-          <w:color w:val="222222"/>
-          <w:sz w:val="19"/>
-        </w:rPr>
-        <w:t>auc = auc(fpr, tpr)</w:t>
-      </w:r>
-    </w:p>
-    <w:p>
-      <w:pPr>
-        <w:spacing w:after="120"/>
-      </w:pPr>
-    </w:p>
-    <w:p>
-      <w:pPr>
-        <w:spacing w:after="160"/>
-      </w:pPr>
-      <w:r>
-        <w:rPr>
-          <w:rFonts w:ascii="Calibri" w:hAnsi="Calibri" w:cs="Calibri" w:eastAsia="Calibri"/>
-          <w:sz w:val="22"/>
-        </w:rPr>
-        <w:t xml:space="preserve">The per-class AUC is saved to </w:t>
-      </w:r>
-      <w:r>
-        <w:rPr>
-          <w:rFonts w:ascii="Consolas" w:hAnsi="Consolas" w:cs="Consolas" w:eastAsia="Consolas"/>
-          <w:sz w:val="20"/>
-        </w:rPr>
-        <w:t>outputs/tables/roc_auc.csv</w:t>
-      </w:r>
-      <w:r>
-        <w:rPr>
-          <w:rFonts w:ascii="Calibri" w:hAnsi="Calibri" w:cs="Calibri" w:eastAsia="Calibri"/>
-          <w:sz w:val="22"/>
-        </w:rPr>
-        <w:t xml:space="preserve">. The macro AUC is the simple mean across classes and is reported in </w:t>
-      </w:r>
-      <w:r>
-        <w:rPr>
-          <w:rFonts w:ascii="Consolas" w:hAnsi="Consolas" w:cs="Consolas" w:eastAsia="Consolas"/>
-          <w:sz w:val="20"/>
-        </w:rPr>
-        <w:t>outputs/tables/phase7_summary.csv</w:t>
-      </w:r>
-      <w:r>
-        <w:rPr>
-          <w:rFonts w:ascii="Calibri" w:hAnsi="Calibri" w:cs="Calibri" w:eastAsia="Calibri"/>
-          <w:sz w:val="22"/>
-        </w:rPr>
-        <w:t xml:space="preserve">. The figure </w:t>
-      </w:r>
-      <w:r>
-        <w:rPr>
-          <w:rFonts w:ascii="Consolas" w:hAnsi="Consolas" w:cs="Consolas" w:eastAsia="Consolas"/>
-          <w:sz w:val="20"/>
-        </w:rPr>
-        <w:t>outputs/figures/roc_curves.png</w:t>
-      </w:r>
-      <w:r>
-        <w:rPr>
-          <w:rFonts w:ascii="Calibri" w:hAnsi="Calibri" w:cs="Calibri" w:eastAsia="Calibri"/>
-          <w:sz w:val="22"/>
-        </w:rPr>
-        <w:t xml:space="preserve"> plots every class for every target in a 2x3 grid; the closer a curve hugs the top-left corner, the better that class is being ranked.</w:t>
-      </w:r>
-    </w:p>
-    <w:p>
-      <w:pPr>
-        <w:keepNext/>
-        <w:spacing w:before="240" w:after="80"/>
-      </w:pPr>
-      <w:r>
-        <w:rPr>
-          <w:rFonts w:ascii="Calibri" w:hAnsi="Calibri" w:cs="Calibri" w:eastAsia="Calibri"/>
-          <w:b/>
-          <w:color w:val="2E86AB"/>
-          <w:sz w:val="24"/>
-        </w:rPr>
-        <w:t>11.5 Feature importance</w:t>
-      </w:r>
-    </w:p>
-    <w:p>
-      <w:pPr>
-        <w:spacing w:after="160"/>
-      </w:pPr>
-      <w:r>
-        <w:rPr>
-          <w:rFonts w:ascii="Calibri" w:hAnsi="Calibri" w:cs="Calibri" w:eastAsia="Calibri"/>
-          <w:sz w:val="22"/>
-        </w:rPr>
-        <w:t xml:space="preserve">Feature importance tells us which inputs each model leans on most. For tree-based models (Random Forest, Extra Trees, Hist Gradient Boosting, XGBoost) we read it from </w:t>
-      </w:r>
-      <w:r>
-        <w:rPr>
-          <w:rFonts w:ascii="Consolas" w:hAnsi="Consolas" w:cs="Consolas" w:eastAsia="Consolas"/>
-          <w:sz w:val="20"/>
-        </w:rPr>
-        <w:t>clf.feature_importances_</w:t>
-      </w:r>
-      <w:r>
-        <w:rPr>
-          <w:rFonts w:ascii="Calibri" w:hAnsi="Calibri" w:cs="Calibri" w:eastAsia="Calibri"/>
-          <w:sz w:val="22"/>
-        </w:rPr>
-        <w:t>. For Logistic Regression we use the absolute value of the coefficients (</w:t>
-      </w:r>
-      <w:r>
-        <w:rPr>
-          <w:rFonts w:ascii="Consolas" w:hAnsi="Consolas" w:cs="Consolas" w:eastAsia="Consolas"/>
-          <w:sz w:val="20"/>
-        </w:rPr>
-        <w:t>abs(clf.coef_)</w:t>
-      </w:r>
-      <w:r>
-        <w:rPr>
-          <w:rFonts w:ascii="Calibri" w:hAnsi="Calibri" w:cs="Calibri" w:eastAsia="Calibri"/>
-          <w:sz w:val="22"/>
-        </w:rPr>
-        <w:t xml:space="preserve">). For Stacking the importance is taken from the final-estimator coefficients applied to the base-learner outputs. The figure </w:t>
-      </w:r>
-      <w:r>
-        <w:rPr>
-          <w:rFonts w:ascii="Consolas" w:hAnsi="Consolas" w:cs="Consolas" w:eastAsia="Consolas"/>
-          <w:sz w:val="20"/>
-        </w:rPr>
-        <w:t>outputs/figures/feature_importance.png</w:t>
-      </w:r>
-      <w:r>
-        <w:rPr>
-          <w:rFonts w:ascii="Calibri" w:hAnsi="Calibri" w:cs="Calibri" w:eastAsia="Calibri"/>
-          <w:sz w:val="22"/>
-        </w:rPr>
-        <w:t xml:space="preserve"> shows the top 10 features per target.</w:t>
-      </w:r>
-    </w:p>
-    <w:p>
-      <w:pPr>
-        <w:keepNext/>
-        <w:spacing w:before="240" w:after="80"/>
-      </w:pPr>
-      <w:r>
-        <w:rPr>
-          <w:rFonts w:ascii="Calibri" w:hAnsi="Calibri" w:cs="Calibri" w:eastAsia="Calibri"/>
-          <w:b/>
-          <w:color w:val="2E86AB"/>
-          <w:sz w:val="28"/>
-        </w:rPr>
-        <w:t>12. Sample and findings</w:t>
-      </w:r>
-    </w:p>
-    <w:p>
-      <w:pPr>
-        <w:spacing w:after="160"/>
-      </w:pPr>
-      <w:r>
-        <w:rPr>
-          <w:rFonts w:ascii="Calibri" w:hAnsi="Calibri" w:cs="Calibri" w:eastAsia="Calibri"/>
-          <w:sz w:val="22"/>
-        </w:rPr>
-        <w:t>The sample is 152 male and 30 female. Age skews young: 78 riders under 25, 66 in the 25-35 band, 30 in 36-45, and 8 in 46 and above. 49 percent of the sample works more than 8 hours per day. 94 ride scooters and 88 ride motor bikes. Blinkit accounts for 97 riders, Zepto for 80, with 5 working both platforms.</w:t>
-      </w:r>
-    </w:p>
-    <w:p>
-      <w:pPr>
-        <w:spacing w:before="160" w:after="40"/>
-        <w:jc w:val="center"/>
-      </w:pPr>
-      <w:r>
-        <w:drawing>
-          <wp:inline xmlns:a="http://schemas.openxmlformats.org/drawingml/2006/main" xmlns:pic="http://schemas.openxmlformats.org/drawingml/2006/picture">
-            <wp:extent cx="5400000" cy="2859180"/>
-            <wp:docPr id="1" name="Picture 1"/>
-            <wp:cNvGraphicFramePr>
-              <a:graphicFrameLocks noChangeAspect="1"/>
-            </wp:cNvGraphicFramePr>
-            <a:graphic>
-              <a:graphicData uri="http://schemas.openxmlformats.org/drawingml/2006/picture">
-                <pic:pic>
-                  <pic:nvPicPr>
-                    <pic:cNvPr id="0" name="demographics.png"/>
-                    <pic:cNvPicPr/>
-                  </pic:nvPicPr>
-                  <pic:blipFill>
-                    <a:blip r:embed="rId9"/>
-                    <a:stretch>
-                      <a:fillRect/>
-                    </a:stretch>
-                  </pic:blipFill>
-                  <pic:spPr>
-                    <a:xfrm>
-                      <a:off x="0" y="0"/>
-                      <a:ext cx="5400000" cy="2859180"/>
-                    </a:xfrm>
-                    <a:prstGeom prst="rect"/>
-                  </pic:spPr>
-                </pic:pic>
-              </a:graphicData>
-            </a:graphic>
-          </wp:inline>
-        </w:drawing>
-      </w:r>
-    </w:p>
-    <w:p>
-      <w:pPr>
-        <w:spacing w:after="200"/>
-        <w:jc w:val="center"/>
-      </w:pPr>
-      <w:r>
-        <w:rPr>
-          <w:rFonts w:ascii="Calibri" w:hAnsi="Calibri" w:cs="Calibri" w:eastAsia="Calibri"/>
-          <w:i/>
-          <w:color w:val="555555"/>
-          <w:sz w:val="20"/>
-        </w:rPr>
-        <w:t>Figure 1. Sample profile across gender, age band, delivery platform, vehicle type, and carrying mode.</w:t>
-      </w:r>
-    </w:p>
-    <w:p>
-      <w:pPr>
-        <w:spacing w:after="160"/>
-      </w:pPr>
-      <w:r>
-        <w:rPr>
-          <w:rFonts w:ascii="Calibri" w:hAnsi="Calibri" w:cs="Calibri" w:eastAsia="Calibri"/>
-          <w:sz w:val="22"/>
-        </w:rPr>
-        <w:t>84.6 percent of the riders reported pain in at least one body area in the last 12 months.</w:t>
-      </w:r>
-    </w:p>
-    <w:p>
-      <w:pPr>
-        <w:spacing w:after="160"/>
-      </w:pPr>
-      <w:r>
-        <w:rPr>
-          <w:rFonts w:ascii="Calibri" w:hAnsi="Calibri" w:cs="Calibri" w:eastAsia="Calibri"/>
-          <w:b/>
-          <w:sz w:val="22"/>
-        </w:rPr>
-        <w:t>Table 4. NMQ 12-month pain prevalence per body area.</w:t>
-      </w:r>
-    </w:p>
-    <w:tbl>
-      <w:tblPr>
-        <w:tblStyle w:val="TableGrid"/>
-        <w:tblW w:type="auto" w:w="0"/>
-        <w:jc w:val="center"/>
-        <w:tblLook w:firstColumn="1" w:firstRow="1" w:lastColumn="0" w:lastRow="0" w:noHBand="0" w:noVBand="1" w:val="04A0"/>
-      </w:tblPr>
-      <w:tblGrid>
-        <w:gridCol w:w="4986"/>
-        <w:gridCol w:w="4986"/>
-      </w:tblGrid>
-      <w:tr>
-        <w:tc>
-          <w:tcPr>
-            <w:tcW w:type="dxa" w:w="4986"/>
-            <w:shd w:fill="1F3B73"/>
-          </w:tcPr>
-          <w:p>
-            <w:r/>
-            <w:r>
-              <w:rPr>
-                <w:rFonts w:ascii="Calibri" w:hAnsi="Calibri" w:cs="Calibri" w:eastAsia="Calibri"/>
-                <w:b/>
-                <w:color w:val="FFFFFF"/>
-                <w:sz w:val="20"/>
-              </w:rPr>
-              <w:t>Body area</w:t>
-            </w:r>
-          </w:p>
-        </w:tc>
-        <w:tc>
-          <w:tcPr>
-            <w:tcW w:type="dxa" w:w="4986"/>
-            <w:shd w:fill="1F3B73"/>
-          </w:tcPr>
-          <w:p>
-            <w:r/>
-            <w:r>
-              <w:rPr>
-                <w:rFonts w:ascii="Calibri" w:hAnsi="Calibri" w:cs="Calibri" w:eastAsia="Calibri"/>
-                <w:b/>
-                <w:color w:val="FFFFFF"/>
-                <w:sz w:val="20"/>
-              </w:rPr>
-              <w:t>Prevalence</w:t>
-            </w:r>
-          </w:p>
-        </w:tc>
-      </w:tr>
-      <w:tr>
-        <w:tc>
-          <w:tcPr>
-            <w:tcW w:type="dxa" w:w="4986"/>
-          </w:tcPr>
-          <w:p>
-            <w:r/>
-            <w:r>
-              <w:rPr>
-                <w:rFonts w:ascii="Calibri" w:hAnsi="Calibri" w:cs="Calibri" w:eastAsia="Calibri"/>
-                <w:sz w:val="22"/>
-              </w:rPr>
-              <w:t>Lower back</w:t>
-            </w:r>
-          </w:p>
-        </w:tc>
-        <w:tc>
-          <w:tcPr>
-            <w:tcW w:type="dxa" w:w="4986"/>
-          </w:tcPr>
-          <w:p>
-            <w:r/>
-            <w:r>
-              <w:rPr>
-                <w:rFonts w:ascii="Calibri" w:hAnsi="Calibri" w:cs="Calibri" w:eastAsia="Calibri"/>
-                <w:sz w:val="22"/>
-              </w:rPr>
-              <w:t>61.5%</w:t>
-            </w:r>
-          </w:p>
-        </w:tc>
-      </w:tr>
-      <w:tr>
-        <w:tc>
-          <w:tcPr>
-            <w:tcW w:type="dxa" w:w="4986"/>
-          </w:tcPr>
-          <w:p>
-            <w:r/>
-            <w:r>
-              <w:rPr>
-                <w:rFonts w:ascii="Calibri" w:hAnsi="Calibri" w:cs="Calibri" w:eastAsia="Calibri"/>
-                <w:sz w:val="22"/>
-              </w:rPr>
-              <w:t>Upper back</w:t>
-            </w:r>
-          </w:p>
-        </w:tc>
-        <w:tc>
-          <w:tcPr>
-            <w:tcW w:type="dxa" w:w="4986"/>
-          </w:tcPr>
-          <w:p>
-            <w:r/>
-            <w:r>
-              <w:rPr>
-                <w:rFonts w:ascii="Calibri" w:hAnsi="Calibri" w:cs="Calibri" w:eastAsia="Calibri"/>
-                <w:sz w:val="22"/>
-              </w:rPr>
-              <w:t>49.5%</w:t>
-            </w:r>
-          </w:p>
-        </w:tc>
-      </w:tr>
-      <w:tr>
-        <w:tc>
-          <w:tcPr>
-            <w:tcW w:type="dxa" w:w="4986"/>
-          </w:tcPr>
-          <w:p>
-            <w:r/>
-            <w:r>
-              <w:rPr>
-                <w:rFonts w:ascii="Calibri" w:hAnsi="Calibri" w:cs="Calibri" w:eastAsia="Calibri"/>
-                <w:sz w:val="22"/>
-              </w:rPr>
-              <w:t>Shoulders</w:t>
-            </w:r>
-          </w:p>
-        </w:tc>
-        <w:tc>
-          <w:tcPr>
-            <w:tcW w:type="dxa" w:w="4986"/>
-          </w:tcPr>
-          <w:p>
-            <w:r/>
-            <w:r>
-              <w:rPr>
-                <w:rFonts w:ascii="Calibri" w:hAnsi="Calibri" w:cs="Calibri" w:eastAsia="Calibri"/>
-                <w:sz w:val="22"/>
-              </w:rPr>
-              <w:t>46.7%</w:t>
-            </w:r>
-          </w:p>
-        </w:tc>
-      </w:tr>
-      <w:tr>
-        <w:tc>
-          <w:tcPr>
-            <w:tcW w:type="dxa" w:w="4986"/>
-          </w:tcPr>
-          <w:p>
-            <w:r/>
-            <w:r>
-              <w:rPr>
-                <w:rFonts w:ascii="Calibri" w:hAnsi="Calibri" w:cs="Calibri" w:eastAsia="Calibri"/>
-                <w:sz w:val="22"/>
-              </w:rPr>
-              <w:t>Wrists / Hands</w:t>
-            </w:r>
-          </w:p>
-        </w:tc>
-        <w:tc>
-          <w:tcPr>
-            <w:tcW w:type="dxa" w:w="4986"/>
-          </w:tcPr>
-          <w:p>
-            <w:r/>
-            <w:r>
-              <w:rPr>
-                <w:rFonts w:ascii="Calibri" w:hAnsi="Calibri" w:cs="Calibri" w:eastAsia="Calibri"/>
-                <w:sz w:val="22"/>
-              </w:rPr>
-              <w:t>45.1%</w:t>
-            </w:r>
-          </w:p>
-        </w:tc>
-      </w:tr>
-      <w:tr>
-        <w:tc>
-          <w:tcPr>
-            <w:tcW w:type="dxa" w:w="4986"/>
-          </w:tcPr>
-          <w:p>
-            <w:r/>
-            <w:r>
-              <w:rPr>
-                <w:rFonts w:ascii="Calibri" w:hAnsi="Calibri" w:cs="Calibri" w:eastAsia="Calibri"/>
-                <w:sz w:val="22"/>
-              </w:rPr>
-              <w:t>Hips / Thighs</w:t>
-            </w:r>
-          </w:p>
-        </w:tc>
-        <w:tc>
-          <w:tcPr>
-            <w:tcW w:type="dxa" w:w="4986"/>
-          </w:tcPr>
-          <w:p>
-            <w:r/>
-            <w:r>
-              <w:rPr>
-                <w:rFonts w:ascii="Calibri" w:hAnsi="Calibri" w:cs="Calibri" w:eastAsia="Calibri"/>
-                <w:sz w:val="22"/>
-              </w:rPr>
-              <w:t>41.2%</w:t>
-            </w:r>
-          </w:p>
-        </w:tc>
-      </w:tr>
-      <w:tr>
-        <w:tc>
-          <w:tcPr>
-            <w:tcW w:type="dxa" w:w="4986"/>
-          </w:tcPr>
-          <w:p>
-            <w:r/>
-            <w:r>
-              <w:rPr>
-                <w:rFonts w:ascii="Calibri" w:hAnsi="Calibri" w:cs="Calibri" w:eastAsia="Calibri"/>
-                <w:sz w:val="22"/>
-              </w:rPr>
-              <w:t>Ankles / Feet</w:t>
-            </w:r>
-          </w:p>
-        </w:tc>
-        <w:tc>
-          <w:tcPr>
-            <w:tcW w:type="dxa" w:w="4986"/>
-          </w:tcPr>
-          <w:p>
-            <w:r/>
-            <w:r>
-              <w:rPr>
-                <w:rFonts w:ascii="Calibri" w:hAnsi="Calibri" w:cs="Calibri" w:eastAsia="Calibri"/>
-                <w:sz w:val="22"/>
-              </w:rPr>
-              <w:t>40.7%</w:t>
-            </w:r>
-          </w:p>
-        </w:tc>
-      </w:tr>
-      <w:tr>
-        <w:tc>
-          <w:tcPr>
-            <w:tcW w:type="dxa" w:w="4986"/>
-          </w:tcPr>
-          <w:p>
-            <w:r/>
-            <w:r>
-              <w:rPr>
-                <w:rFonts w:ascii="Calibri" w:hAnsi="Calibri" w:cs="Calibri" w:eastAsia="Calibri"/>
-                <w:sz w:val="22"/>
-              </w:rPr>
-              <w:t>Knees</w:t>
-            </w:r>
-          </w:p>
-        </w:tc>
-        <w:tc>
-          <w:tcPr>
-            <w:tcW w:type="dxa" w:w="4986"/>
-          </w:tcPr>
-          <w:p>
-            <w:r/>
-            <w:r>
-              <w:rPr>
-                <w:rFonts w:ascii="Calibri" w:hAnsi="Calibri" w:cs="Calibri" w:eastAsia="Calibri"/>
-                <w:sz w:val="22"/>
-              </w:rPr>
-              <w:t>39.6%</w:t>
-            </w:r>
-          </w:p>
-        </w:tc>
-      </w:tr>
-      <w:tr>
-        <w:tc>
-          <w:tcPr>
-            <w:tcW w:type="dxa" w:w="4986"/>
-          </w:tcPr>
-          <w:p>
-            <w:r/>
-            <w:r>
-              <w:rPr>
-                <w:rFonts w:ascii="Calibri" w:hAnsi="Calibri" w:cs="Calibri" w:eastAsia="Calibri"/>
-                <w:sz w:val="22"/>
-              </w:rPr>
-              <w:t>Neck</w:t>
-            </w:r>
-          </w:p>
-        </w:tc>
-        <w:tc>
-          <w:tcPr>
-            <w:tcW w:type="dxa" w:w="4986"/>
-          </w:tcPr>
-          <w:p>
-            <w:r/>
-            <w:r>
-              <w:rPr>
-                <w:rFonts w:ascii="Calibri" w:hAnsi="Calibri" w:cs="Calibri" w:eastAsia="Calibri"/>
-                <w:sz w:val="22"/>
-              </w:rPr>
-              <w:t>37.9%</w:t>
-            </w:r>
-          </w:p>
-        </w:tc>
-      </w:tr>
-      <w:tr>
-        <w:tc>
-          <w:tcPr>
-            <w:tcW w:type="dxa" w:w="4986"/>
-          </w:tcPr>
-          <w:p>
-            <w:r/>
-            <w:r>
-              <w:rPr>
-                <w:rFonts w:ascii="Calibri" w:hAnsi="Calibri" w:cs="Calibri" w:eastAsia="Calibri"/>
-                <w:sz w:val="22"/>
-              </w:rPr>
-              <w:t>Elbows</w:t>
-            </w:r>
-          </w:p>
-        </w:tc>
-        <w:tc>
-          <w:tcPr>
-            <w:tcW w:type="dxa" w:w="4986"/>
-          </w:tcPr>
-          <w:p>
-            <w:r/>
-            <w:r>
-              <w:rPr>
-                <w:rFonts w:ascii="Calibri" w:hAnsi="Calibri" w:cs="Calibri" w:eastAsia="Calibri"/>
-                <w:sz w:val="22"/>
-              </w:rPr>
-              <w:t>33.5%</w:t>
-            </w:r>
-          </w:p>
-        </w:tc>
-      </w:tr>
-    </w:tbl>
-    <w:p>
-      <w:pPr>
-        <w:spacing w:after="120"/>
-      </w:pPr>
-    </w:p>
-    <w:p>
-      <w:pPr>
-        <w:spacing w:after="160"/>
-      </w:pPr>
-      <w:r>
-        <w:rPr>
-          <w:rFonts w:ascii="Calibri" w:hAnsi="Calibri" w:cs="Calibri" w:eastAsia="Calibri"/>
-          <w:sz w:val="22"/>
-        </w:rPr>
-        <w:t>Lower back is the most-affected region, with upper back and shoulders close behind. The pattern is consistent across age and platform sub-groups.</w:t>
-      </w:r>
-    </w:p>
-    <w:p>
-      <w:pPr>
-        <w:spacing w:before="160" w:after="40"/>
-        <w:jc w:val="center"/>
-      </w:pPr>
-      <w:r>
-        <w:drawing>
-          <wp:inline xmlns:a="http://schemas.openxmlformats.org/drawingml/2006/main" xmlns:pic="http://schemas.openxmlformats.org/drawingml/2006/picture">
-            <wp:extent cx="5400000" cy="2970000"/>
-            <wp:docPr id="2" name="Picture 2"/>
-            <wp:cNvGraphicFramePr>
-              <a:graphicFrameLocks noChangeAspect="1"/>
-            </wp:cNvGraphicFramePr>
-            <a:graphic>
-              <a:graphicData uri="http://schemas.openxmlformats.org/drawingml/2006/picture">
-                <pic:pic>
-                  <pic:nvPicPr>
-                    <pic:cNvPr id="0" name="nordic_prevalence.png"/>
-                    <pic:cNvPicPr/>
-                  </pic:nvPicPr>
-                  <pic:blipFill>
-                    <a:blip r:embed="rId10"/>
-                    <a:stretch>
-                      <a:fillRect/>
-                    </a:stretch>
-                  </pic:blipFill>
-                  <pic:spPr>
-                    <a:xfrm>
-                      <a:off x="0" y="0"/>
-                      <a:ext cx="5400000" cy="2970000"/>
-                    </a:xfrm>
-                    <a:prstGeom prst="rect"/>
-                  </pic:spPr>
-                </pic:pic>
-              </a:graphicData>
-            </a:graphic>
-          </wp:inline>
-        </w:drawing>
-      </w:r>
-    </w:p>
-    <w:p>
-      <w:pPr>
-        <w:spacing w:after="200"/>
-        <w:jc w:val="center"/>
-      </w:pPr>
-      <w:r>
-        <w:rPr>
-          <w:rFonts w:ascii="Calibri" w:hAnsi="Calibri" w:cs="Calibri" w:eastAsia="Calibri"/>
-          <w:i/>
-          <w:color w:val="555555"/>
-          <w:sz w:val="20"/>
-        </w:rPr>
-        <w:t>Figure 2. NMQ 12-month pain prevalence per body area, sorted by frequency.</w:t>
-      </w:r>
-    </w:p>
-    <w:p>
-      <w:pPr>
-        <w:spacing w:before="160" w:after="40"/>
-        <w:jc w:val="center"/>
-      </w:pPr>
-      <w:r>
-        <w:drawing>
-          <wp:inline xmlns:a="http://schemas.openxmlformats.org/drawingml/2006/main" xmlns:pic="http://schemas.openxmlformats.org/drawingml/2006/picture">
-            <wp:extent cx="5400000" cy="2829287"/>
-            <wp:docPr id="3" name="Picture 3"/>
-            <wp:cNvGraphicFramePr>
-              <a:graphicFrameLocks noChangeAspect="1"/>
-            </wp:cNvGraphicFramePr>
-            <a:graphic>
-              <a:graphicData uri="http://schemas.openxmlformats.org/drawingml/2006/picture">
-                <pic:pic>
-                  <pic:nvPicPr>
-                    <pic:cNvPr id="0" name="discomfort_by_demographic.png"/>
-                    <pic:cNvPicPr/>
-                  </pic:nvPicPr>
-                  <pic:blipFill>
-                    <a:blip r:embed="rId11"/>
-                    <a:stretch>
-                      <a:fillRect/>
-                    </a:stretch>
-                  </pic:blipFill>
-                  <pic:spPr>
-                    <a:xfrm>
-                      <a:off x="0" y="0"/>
-                      <a:ext cx="5400000" cy="2829287"/>
-                    </a:xfrm>
-                    <a:prstGeom prst="rect"/>
-                  </pic:spPr>
-                </pic:pic>
-              </a:graphicData>
-            </a:graphic>
-          </wp:inline>
-        </w:drawing>
-      </w:r>
-    </w:p>
-    <w:p>
-      <w:pPr>
-        <w:spacing w:after="200"/>
-        <w:jc w:val="center"/>
-      </w:pPr>
-      <w:r>
-        <w:rPr>
-          <w:rFonts w:ascii="Calibri" w:hAnsi="Calibri" w:cs="Calibri" w:eastAsia="Calibri"/>
-          <w:i/>
-          <w:color w:val="555555"/>
-          <w:sz w:val="20"/>
-        </w:rPr>
-        <w:t>Figure 3. Discomfort prevalence broken down by age, gender, vehicle, and carrying mode.</w:t>
-      </w:r>
-    </w:p>
-    <w:p>
-      <w:pPr>
-        <w:keepNext/>
-        <w:spacing w:before="240" w:after="80"/>
-      </w:pPr>
-      <w:r>
-        <w:rPr>
-          <w:rFonts w:ascii="Calibri" w:hAnsi="Calibri" w:cs="Calibri" w:eastAsia="Calibri"/>
-          <w:b/>
-          <w:color w:val="2E86AB"/>
-          <w:sz w:val="24"/>
-        </w:rPr>
-        <w:t>12.1 Stage-1 risk distribution</w:t>
-      </w:r>
-    </w:p>
-    <w:p>
-      <w:pPr>
-        <w:spacing w:after="160"/>
-      </w:pPr>
-      <w:r>
-        <w:rPr>
-          <w:rFonts w:ascii="Calibri" w:hAnsi="Calibri" w:cs="Calibri" w:eastAsia="Calibri"/>
-          <w:b/>
-          <w:sz w:val="22"/>
-        </w:rPr>
-        <w:t>Table 5. Stage-1 risk band counts per factor (n = 182).</w:t>
+          <w:sz w:val="22"/>
+        </w:rPr>
+        <w:t>Table 10. Winning hyperparameters per target.</w:t>
       </w:r>
     </w:p>
     <w:tbl>
@@ -10812,7 +9366,7 @@
                 <w:color w:val="FFFFFF"/>
                 <w:sz w:val="20"/>
               </w:rPr>
-              <w:t>Low</w:t>
+              <w:t>Best model</w:t>
             </w:r>
           </w:p>
         </w:tc>
@@ -10830,7 +9384,7 @@
                 <w:color w:val="FFFFFF"/>
                 <w:sz w:val="20"/>
               </w:rPr>
-              <w:t>Medium</w:t>
+              <w:t>Tuned hyperparameters</w:t>
             </w:r>
           </w:p>
         </w:tc>
@@ -10848,7 +9402,7 @@
                 <w:color w:val="FFFFFF"/>
                 <w:sz w:val="20"/>
               </w:rPr>
-              <w:t>High</w:t>
+              <w:t>SMOTE k</w:t>
             </w:r>
           </w:p>
         </w:tc>
@@ -10880,7 +9434,7 @@
                 <w:rFonts w:ascii="Calibri" w:hAnsi="Calibri" w:cs="Calibri" w:eastAsia="Calibri"/>
                 <w:sz w:val="22"/>
               </w:rPr>
-              <w:t>90</w:t>
+              <w:t>HistGradientBoosting</w:t>
             </w:r>
           </w:p>
         </w:tc>
@@ -10892,10 +9446,24 @@
             <w:r/>
             <w:r>
               <w:rPr>
+                <w:rFonts w:ascii="Consolas" w:hAnsi="Consolas" w:cs="Consolas" w:eastAsia="Consolas"/>
+                <w:sz w:val="20"/>
+              </w:rPr>
+              <w:t>max_depth=None</w:t>
+            </w:r>
+            <w:r>
+              <w:rPr>
                 <w:rFonts w:ascii="Calibri" w:hAnsi="Calibri" w:cs="Calibri" w:eastAsia="Calibri"/>
                 <w:sz w:val="22"/>
               </w:rPr>
-              <w:t>57</w:t>
+              <w:t xml:space="preserve">, </w:t>
+            </w:r>
+            <w:r>
+              <w:rPr>
+                <w:rFonts w:ascii="Consolas" w:hAnsi="Consolas" w:cs="Consolas" w:eastAsia="Consolas"/>
+                <w:sz w:val="20"/>
+              </w:rPr>
+              <w:t>learning_rate=0.05</w:t>
             </w:r>
           </w:p>
         </w:tc>
@@ -10910,7 +9478,7 @@
                 <w:rFonts w:ascii="Calibri" w:hAnsi="Calibri" w:cs="Calibri" w:eastAsia="Calibri"/>
                 <w:sz w:val="22"/>
               </w:rPr>
-              <w:t>35</w:t>
+              <w:t>5</w:t>
             </w:r>
           </w:p>
         </w:tc>
@@ -10942,7 +9510,7 @@
                 <w:rFonts w:ascii="Calibri" w:hAnsi="Calibri" w:cs="Calibri" w:eastAsia="Calibri"/>
                 <w:sz w:val="22"/>
               </w:rPr>
-              <w:t>26</w:t>
+              <w:t>RandomForest</w:t>
             </w:r>
           </w:p>
         </w:tc>
@@ -10954,10 +9522,38 @@
             <w:r/>
             <w:r>
               <w:rPr>
+                <w:rFonts w:ascii="Consolas" w:hAnsi="Consolas" w:cs="Consolas" w:eastAsia="Consolas"/>
+                <w:sz w:val="20"/>
+              </w:rPr>
+              <w:t>n_estimators=300</w:t>
+            </w:r>
+            <w:r>
+              <w:rPr>
                 <w:rFonts w:ascii="Calibri" w:hAnsi="Calibri" w:cs="Calibri" w:eastAsia="Calibri"/>
                 <w:sz w:val="22"/>
               </w:rPr>
-              <w:t>82</w:t>
+              <w:t xml:space="preserve">, </w:t>
+            </w:r>
+            <w:r>
+              <w:rPr>
+                <w:rFonts w:ascii="Consolas" w:hAnsi="Consolas" w:cs="Consolas" w:eastAsia="Consolas"/>
+                <w:sz w:val="20"/>
+              </w:rPr>
+              <w:t>max_depth=None</w:t>
+            </w:r>
+            <w:r>
+              <w:rPr>
+                <w:rFonts w:ascii="Calibri" w:hAnsi="Calibri" w:cs="Calibri" w:eastAsia="Calibri"/>
+                <w:sz w:val="22"/>
+              </w:rPr>
+              <w:t xml:space="preserve">, </w:t>
+            </w:r>
+            <w:r>
+              <w:rPr>
+                <w:rFonts w:ascii="Consolas" w:hAnsi="Consolas" w:cs="Consolas" w:eastAsia="Consolas"/>
+                <w:sz w:val="20"/>
+              </w:rPr>
+              <w:t>min_samples_leaf=1</w:t>
             </w:r>
           </w:p>
         </w:tc>
@@ -10970,10 +9566,9 @@
             <w:r>
               <w:rPr>
                 <w:rFonts w:ascii="Calibri" w:hAnsi="Calibri" w:cs="Calibri" w:eastAsia="Calibri"/>
-                <w:b/>
                 <w:sz w:val="22"/>
               </w:rPr>
-              <w:t>74</w:t>
+              <w:t>5</w:t>
             </w:r>
           </w:p>
         </w:tc>
@@ -11005,7 +9600,7 @@
                 <w:rFonts w:ascii="Calibri" w:hAnsi="Calibri" w:cs="Calibri" w:eastAsia="Calibri"/>
                 <w:sz w:val="22"/>
               </w:rPr>
-              <w:t>37</w:t>
+              <w:t>RandomForest</w:t>
             </w:r>
           </w:p>
         </w:tc>
@@ -11017,10 +9612,38 @@
             <w:r/>
             <w:r>
               <w:rPr>
+                <w:rFonts w:ascii="Consolas" w:hAnsi="Consolas" w:cs="Consolas" w:eastAsia="Consolas"/>
+                <w:sz w:val="20"/>
+              </w:rPr>
+              <w:t>n_estimators=500</w:t>
+            </w:r>
+            <w:r>
+              <w:rPr>
                 <w:rFonts w:ascii="Calibri" w:hAnsi="Calibri" w:cs="Calibri" w:eastAsia="Calibri"/>
                 <w:sz w:val="22"/>
               </w:rPr>
-              <w:t>56</w:t>
+              <w:t xml:space="preserve">, </w:t>
+            </w:r>
+            <w:r>
+              <w:rPr>
+                <w:rFonts w:ascii="Consolas" w:hAnsi="Consolas" w:cs="Consolas" w:eastAsia="Consolas"/>
+                <w:sz w:val="20"/>
+              </w:rPr>
+              <w:t>max_depth=5</w:t>
+            </w:r>
+            <w:r>
+              <w:rPr>
+                <w:rFonts w:ascii="Calibri" w:hAnsi="Calibri" w:cs="Calibri" w:eastAsia="Calibri"/>
+                <w:sz w:val="22"/>
+              </w:rPr>
+              <w:t xml:space="preserve">, </w:t>
+            </w:r>
+            <w:r>
+              <w:rPr>
+                <w:rFonts w:ascii="Consolas" w:hAnsi="Consolas" w:cs="Consolas" w:eastAsia="Consolas"/>
+                <w:sz w:val="20"/>
+              </w:rPr>
+              <w:t>min_samples_leaf=1</w:t>
             </w:r>
           </w:p>
         </w:tc>
@@ -11033,10 +9656,9 @@
             <w:r>
               <w:rPr>
                 <w:rFonts w:ascii="Calibri" w:hAnsi="Calibri" w:cs="Calibri" w:eastAsia="Calibri"/>
-                <w:b/>
                 <w:sz w:val="22"/>
               </w:rPr>
-              <w:t>89</w:t>
+              <w:t>5</w:t>
             </w:r>
           </w:p>
         </w:tc>
@@ -11068,7 +9690,7 @@
                 <w:rFonts w:ascii="Calibri" w:hAnsi="Calibri" w:cs="Calibri" w:eastAsia="Calibri"/>
                 <w:sz w:val="22"/>
               </w:rPr>
-              <w:t>67</w:t>
+              <w:t>ExtraTrees</w:t>
             </w:r>
           </w:p>
         </w:tc>
@@ -11080,10 +9702,38 @@
             <w:r/>
             <w:r>
               <w:rPr>
+                <w:rFonts w:ascii="Consolas" w:hAnsi="Consolas" w:cs="Consolas" w:eastAsia="Consolas"/>
+                <w:sz w:val="20"/>
+              </w:rPr>
+              <w:t>n_estimators=300</w:t>
+            </w:r>
+            <w:r>
+              <w:rPr>
                 <w:rFonts w:ascii="Calibri" w:hAnsi="Calibri" w:cs="Calibri" w:eastAsia="Calibri"/>
                 <w:sz w:val="22"/>
               </w:rPr>
-              <w:t>68</w:t>
+              <w:t xml:space="preserve">, </w:t>
+            </w:r>
+            <w:r>
+              <w:rPr>
+                <w:rFonts w:ascii="Consolas" w:hAnsi="Consolas" w:cs="Consolas" w:eastAsia="Consolas"/>
+                <w:sz w:val="20"/>
+              </w:rPr>
+              <w:t>max_depth=None</w:t>
+            </w:r>
+            <w:r>
+              <w:rPr>
+                <w:rFonts w:ascii="Calibri" w:hAnsi="Calibri" w:cs="Calibri" w:eastAsia="Calibri"/>
+                <w:sz w:val="22"/>
+              </w:rPr>
+              <w:t xml:space="preserve">, </w:t>
+            </w:r>
+            <w:r>
+              <w:rPr>
+                <w:rFonts w:ascii="Consolas" w:hAnsi="Consolas" w:cs="Consolas" w:eastAsia="Consolas"/>
+                <w:sz w:val="20"/>
+              </w:rPr>
+              <w:t>min_samples_leaf=1</w:t>
             </w:r>
           </w:p>
         </w:tc>
@@ -11098,7 +9748,7 @@
                 <w:rFonts w:ascii="Calibri" w:hAnsi="Calibri" w:cs="Calibri" w:eastAsia="Calibri"/>
                 <w:sz w:val="22"/>
               </w:rPr>
-              <w:t>47</w:t>
+              <w:t>5</w:t>
             </w:r>
           </w:p>
         </w:tc>
@@ -11130,7 +9780,7 @@
                 <w:rFonts w:ascii="Calibri" w:hAnsi="Calibri" w:cs="Calibri" w:eastAsia="Calibri"/>
                 <w:sz w:val="22"/>
               </w:rPr>
-              <w:t>68</w:t>
+              <w:t>RandomForest</w:t>
             </w:r>
           </w:p>
         </w:tc>
@@ -11142,10 +9792,38 @@
             <w:r/>
             <w:r>
               <w:rPr>
+                <w:rFonts w:ascii="Consolas" w:hAnsi="Consolas" w:cs="Consolas" w:eastAsia="Consolas"/>
+                <w:sz w:val="20"/>
+              </w:rPr>
+              <w:t>n_estimators=500</w:t>
+            </w:r>
+            <w:r>
+              <w:rPr>
                 <w:rFonts w:ascii="Calibri" w:hAnsi="Calibri" w:cs="Calibri" w:eastAsia="Calibri"/>
                 <w:sz w:val="22"/>
               </w:rPr>
-              <w:t>58</w:t>
+              <w:t xml:space="preserve">, </w:t>
+            </w:r>
+            <w:r>
+              <w:rPr>
+                <w:rFonts w:ascii="Consolas" w:hAnsi="Consolas" w:cs="Consolas" w:eastAsia="Consolas"/>
+                <w:sz w:val="20"/>
+              </w:rPr>
+              <w:t>max_depth=None</w:t>
+            </w:r>
+            <w:r>
+              <w:rPr>
+                <w:rFonts w:ascii="Calibri" w:hAnsi="Calibri" w:cs="Calibri" w:eastAsia="Calibri"/>
+                <w:sz w:val="22"/>
+              </w:rPr>
+              <w:t xml:space="preserve">, </w:t>
+            </w:r>
+            <w:r>
+              <w:rPr>
+                <w:rFonts w:ascii="Consolas" w:hAnsi="Consolas" w:cs="Consolas" w:eastAsia="Consolas"/>
+                <w:sz w:val="20"/>
+              </w:rPr>
+              <w:t>min_samples_leaf=1</w:t>
             </w:r>
           </w:p>
         </w:tc>
@@ -11160,7 +9838,7 @@
                 <w:rFonts w:ascii="Calibri" w:hAnsi="Calibri" w:cs="Calibri" w:eastAsia="Calibri"/>
                 <w:sz w:val="22"/>
               </w:rPr>
-              <w:t>56</w:t>
+              <w:t>5</w:t>
             </w:r>
           </w:p>
         </w:tc>
@@ -11192,7 +9870,7 @@
                 <w:rFonts w:ascii="Calibri" w:hAnsi="Calibri" w:cs="Calibri" w:eastAsia="Calibri"/>
                 <w:sz w:val="22"/>
               </w:rPr>
-              <w:t>0</w:t>
+              <w:t>HistGradientBoosting</w:t>
             </w:r>
           </w:p>
         </w:tc>
@@ -11204,10 +9882,24 @@
             <w:r/>
             <w:r>
               <w:rPr>
+                <w:rFonts w:ascii="Consolas" w:hAnsi="Consolas" w:cs="Consolas" w:eastAsia="Consolas"/>
+                <w:sz w:val="20"/>
+              </w:rPr>
+              <w:t>max_depth=5</w:t>
+            </w:r>
+            <w:r>
+              <w:rPr>
                 <w:rFonts w:ascii="Calibri" w:hAnsi="Calibri" w:cs="Calibri" w:eastAsia="Calibri"/>
                 <w:sz w:val="22"/>
               </w:rPr>
-              <w:t>29</w:t>
+              <w:t xml:space="preserve">, </w:t>
+            </w:r>
+            <w:r>
+              <w:rPr>
+                <w:rFonts w:ascii="Consolas" w:hAnsi="Consolas" w:cs="Consolas" w:eastAsia="Consolas"/>
+                <w:sz w:val="20"/>
+              </w:rPr>
+              <w:t>learning_rate=0.05</w:t>
             </w:r>
           </w:p>
         </w:tc>
@@ -11220,10 +9912,9 @@
             <w:r>
               <w:rPr>
                 <w:rFonts w:ascii="Calibri" w:hAnsi="Calibri" w:cs="Calibri" w:eastAsia="Calibri"/>
-                <w:b/>
                 <w:sz w:val="22"/>
               </w:rPr>
-              <w:t>153</w:t>
+              <w:t>5</w:t>
             </w:r>
           </w:p>
         </w:tc>
@@ -11236,6 +9927,2014 @@
     </w:p>
     <w:p>
       <w:pPr>
+        <w:keepNext/>
+        <w:spacing w:before="240" w:after="80"/>
+      </w:pPr>
+      <w:r>
+        <w:rPr>
+          <w:rFonts w:ascii="Calibri" w:hAnsi="Calibri" w:cs="Calibri" w:eastAsia="Calibri"/>
+          <w:b/>
+          <w:color w:val="2E86AB"/>
+          <w:sz w:val="24"/>
+        </w:rPr>
+        <w:t>10.9 Output tables</w:t>
+      </w:r>
+    </w:p>
+    <w:p>
+      <w:pPr>
+        <w:spacing w:after="160"/>
+      </w:pPr>
+      <w:r>
+        <w:rPr>
+          <w:rFonts w:ascii="Calibri" w:hAnsi="Calibri" w:cs="Calibri" w:eastAsia="Calibri"/>
+          <w:sz w:val="22"/>
+        </w:rPr>
+        <w:t>Phase 6 also saves three CSV tables so we can look at the numbers behind the model selection later:</w:t>
+      </w:r>
+    </w:p>
+    <w:p>
+      <w:pPr>
+        <w:pStyle w:val="ListBullet"/>
+        <w:spacing w:after="40"/>
+      </w:pPr>
+      <w:r>
+        <w:rPr>
+          <w:rFonts w:ascii="Consolas" w:hAnsi="Consolas" w:cs="Consolas" w:eastAsia="Consolas"/>
+          <w:sz w:val="20"/>
+        </w:rPr>
+        <w:t>outputs/tables/cv_results.csv</w:t>
+      </w:r>
+      <w:r>
+        <w:rPr>
+          <w:rFonts w:ascii="Calibri" w:hAnsi="Calibri" w:cs="Calibri" w:eastAsia="Calibri"/>
+          <w:sz w:val="22"/>
+        </w:rPr>
+        <w:t>: every target x model combination</w:t>
+      </w:r>
+    </w:p>
+    <w:p>
+      <w:pPr>
+        <w:spacing w:after="160"/>
+      </w:pPr>
+      <w:r>
+        <w:rPr>
+          <w:rFonts w:ascii="Calibri" w:hAnsi="Calibri" w:cs="Calibri" w:eastAsia="Calibri"/>
+          <w:sz w:val="22"/>
+        </w:rPr>
+        <w:t xml:space="preserve">with mean and std of </w:t>
+      </w:r>
+      <w:r>
+        <w:rPr>
+          <w:rFonts w:ascii="Consolas" w:hAnsi="Consolas" w:cs="Consolas" w:eastAsia="Consolas"/>
+          <w:sz w:val="20"/>
+        </w:rPr>
+        <w:t>cv_accuracy</w:t>
+      </w:r>
+      <w:r>
+        <w:rPr>
+          <w:rFonts w:ascii="Calibri" w:hAnsi="Calibri" w:cs="Calibri" w:eastAsia="Calibri"/>
+          <w:sz w:val="22"/>
+        </w:rPr>
+        <w:t xml:space="preserve">, </w:t>
+      </w:r>
+      <w:r>
+        <w:rPr>
+          <w:rFonts w:ascii="Consolas" w:hAnsi="Consolas" w:cs="Consolas" w:eastAsia="Consolas"/>
+          <w:sz w:val="20"/>
+        </w:rPr>
+        <w:t>cv_f1_macro</w:t>
+      </w:r>
+      <w:r>
+        <w:rPr>
+          <w:rFonts w:ascii="Calibri" w:hAnsi="Calibri" w:cs="Calibri" w:eastAsia="Calibri"/>
+          <w:sz w:val="22"/>
+        </w:rPr>
+        <w:t xml:space="preserve">, </w:t>
+      </w:r>
+      <w:r>
+        <w:rPr>
+          <w:rFonts w:ascii="Consolas" w:hAnsi="Consolas" w:cs="Consolas" w:eastAsia="Consolas"/>
+          <w:sz w:val="20"/>
+        </w:rPr>
+        <w:t>cv_precision_macro</w:t>
+      </w:r>
+      <w:r>
+        <w:rPr>
+          <w:rFonts w:ascii="Calibri" w:hAnsi="Calibri" w:cs="Calibri" w:eastAsia="Calibri"/>
+          <w:sz w:val="22"/>
+        </w:rPr>
+        <w:t xml:space="preserve">, </w:t>
+      </w:r>
+      <w:r>
+        <w:rPr>
+          <w:rFonts w:ascii="Consolas" w:hAnsi="Consolas" w:cs="Consolas" w:eastAsia="Consolas"/>
+          <w:sz w:val="20"/>
+        </w:rPr>
+        <w:t>cv_recall_macro</w:t>
+      </w:r>
+      <w:r>
+        <w:rPr>
+          <w:rFonts w:ascii="Calibri" w:hAnsi="Calibri" w:cs="Calibri" w:eastAsia="Calibri"/>
+          <w:sz w:val="22"/>
+        </w:rPr>
+        <w:t xml:space="preserve">, </w:t>
+      </w:r>
+      <w:r>
+        <w:rPr>
+          <w:rFonts w:ascii="Consolas" w:hAnsi="Consolas" w:cs="Consolas" w:eastAsia="Consolas"/>
+          <w:sz w:val="20"/>
+        </w:rPr>
+        <w:t>train_accuracy</w:t>
+      </w:r>
+      <w:r>
+        <w:rPr>
+          <w:rFonts w:ascii="Calibri" w:hAnsi="Calibri" w:cs="Calibri" w:eastAsia="Calibri"/>
+          <w:sz w:val="22"/>
+        </w:rPr>
+        <w:t xml:space="preserve">, and </w:t>
+      </w:r>
+      <w:r>
+        <w:rPr>
+          <w:rFonts w:ascii="Consolas" w:hAnsi="Consolas" w:cs="Consolas" w:eastAsia="Consolas"/>
+          <w:sz w:val="20"/>
+        </w:rPr>
+        <w:t>overfit_gap = train_accuracy - cv_accuracy</w:t>
+      </w:r>
+      <w:r>
+        <w:rPr>
+          <w:rFonts w:ascii="Calibri" w:hAnsi="Calibri" w:cs="Calibri" w:eastAsia="Calibri"/>
+          <w:sz w:val="22"/>
+        </w:rPr>
+        <w:t>.</w:t>
+      </w:r>
+    </w:p>
+    <w:p>
+      <w:pPr>
+        <w:pStyle w:val="ListBullet"/>
+        <w:spacing w:after="40"/>
+      </w:pPr>
+      <w:r>
+        <w:rPr>
+          <w:rFonts w:ascii="Consolas" w:hAnsi="Consolas" w:cs="Consolas" w:eastAsia="Consolas"/>
+          <w:sz w:val="20"/>
+        </w:rPr>
+        <w:t>outputs/tables/best_models.csv</w:t>
+      </w:r>
+      <w:r>
+        <w:rPr>
+          <w:rFonts w:ascii="Calibri" w:hAnsi="Calibri" w:cs="Calibri" w:eastAsia="Calibri"/>
+          <w:sz w:val="22"/>
+        </w:rPr>
+        <w:t>: one row per target listing the</w:t>
+      </w:r>
+    </w:p>
+    <w:p>
+      <w:pPr>
+        <w:spacing w:after="160"/>
+      </w:pPr>
+      <w:r>
+        <w:rPr>
+          <w:rFonts w:ascii="Calibri" w:hAnsi="Calibri" w:cs="Calibri" w:eastAsia="Calibri"/>
+          <w:sz w:val="22"/>
+        </w:rPr>
+        <w:t>selected model and its headline metrics.</w:t>
+      </w:r>
+    </w:p>
+    <w:p>
+      <w:pPr>
+        <w:pStyle w:val="ListBullet"/>
+        <w:spacing w:after="40"/>
+      </w:pPr>
+      <w:r>
+        <w:rPr>
+          <w:rFonts w:ascii="Consolas" w:hAnsi="Consolas" w:cs="Consolas" w:eastAsia="Consolas"/>
+          <w:sz w:val="20"/>
+        </w:rPr>
+        <w:t>outputs/tables/phase6_summary.csv</w:t>
+      </w:r>
+      <w:r>
+        <w:rPr>
+          <w:rFonts w:ascii="Calibri" w:hAnsi="Calibri" w:cs="Calibri" w:eastAsia="Calibri"/>
+          <w:sz w:val="22"/>
+        </w:rPr>
+        <w:t xml:space="preserve">: </w:t>
+      </w:r>
+      <w:r>
+        <w:rPr>
+          <w:rFonts w:ascii="Consolas" w:hAnsi="Consolas" w:cs="Consolas" w:eastAsia="Consolas"/>
+          <w:sz w:val="20"/>
+        </w:rPr>
+        <w:t>best_models</w:t>
+      </w:r>
+      <w:r>
+        <w:rPr>
+          <w:rFonts w:ascii="Calibri" w:hAnsi="Calibri" w:cs="Calibri" w:eastAsia="Calibri"/>
+          <w:sz w:val="22"/>
+        </w:rPr>
+        <w:t xml:space="preserve"> plus an</w:t>
+      </w:r>
+    </w:p>
+    <w:p>
+      <w:pPr>
+        <w:spacing w:after="160"/>
+      </w:pPr>
+      <w:r>
+        <w:rPr>
+          <w:rFonts w:ascii="Consolas" w:hAnsi="Consolas" w:cs="Consolas" w:eastAsia="Consolas"/>
+          <w:sz w:val="20"/>
+        </w:rPr>
+        <w:t>overfit_flag</w:t>
+      </w:r>
+      <w:r>
+        <w:rPr>
+          <w:rFonts w:ascii="Calibri" w:hAnsi="Calibri" w:cs="Calibri" w:eastAsia="Calibri"/>
+          <w:sz w:val="22"/>
+        </w:rPr>
+        <w:t xml:space="preserve"> column for </w:t>
+      </w:r>
+      <w:r>
+        <w:rPr>
+          <w:rFonts w:ascii="Consolas" w:hAnsi="Consolas" w:cs="Consolas" w:eastAsia="Consolas"/>
+          <w:sz w:val="20"/>
+        </w:rPr>
+        <w:t>overfit_gap &gt; 0.15</w:t>
+      </w:r>
+      <w:r>
+        <w:rPr>
+          <w:rFonts w:ascii="Calibri" w:hAnsi="Calibri" w:cs="Calibri" w:eastAsia="Calibri"/>
+          <w:sz w:val="22"/>
+        </w:rPr>
+        <w:t>.</w:t>
+      </w:r>
+    </w:p>
+    <w:p>
+      <w:pPr>
+        <w:keepNext/>
+        <w:spacing w:before="240" w:after="80"/>
+      </w:pPr>
+      <w:r>
+        <w:rPr>
+          <w:rFonts w:ascii="Calibri" w:hAnsi="Calibri" w:cs="Calibri" w:eastAsia="Calibri"/>
+          <w:b/>
+          <w:color w:val="2E86AB"/>
+          <w:sz w:val="28"/>
+        </w:rPr>
+        <w:t>11. Phase 7: Evaluation</w:t>
+      </w:r>
+    </w:p>
+    <w:p>
+      <w:pPr>
+        <w:spacing w:after="160"/>
+      </w:pPr>
+      <w:r>
+        <w:rPr>
+          <w:rFonts w:ascii="Calibri" w:hAnsi="Calibri" w:cs="Calibri" w:eastAsia="Calibri"/>
+          <w:sz w:val="22"/>
+        </w:rPr>
+        <w:t>Phase 7 (</w:t>
+      </w:r>
+      <w:r>
+        <w:rPr>
+          <w:rFonts w:ascii="Consolas" w:hAnsi="Consolas" w:cs="Consolas" w:eastAsia="Consolas"/>
+          <w:sz w:val="20"/>
+        </w:rPr>
+        <w:t>notebooks/07_evaluation.ipynb</w:t>
+      </w:r>
+      <w:r>
+        <w:rPr>
+          <w:rFonts w:ascii="Calibri" w:hAnsi="Calibri" w:cs="Calibri" w:eastAsia="Calibri"/>
+          <w:sz w:val="22"/>
+        </w:rPr>
+        <w:t xml:space="preserve">) takes the best model per target and produces confusion matrices, ROC curves, and feature importance, using </w:t>
+      </w:r>
+      <w:r>
+        <w:rPr>
+          <w:rFonts w:ascii="Consolas" w:hAnsi="Consolas" w:cs="Consolas" w:eastAsia="Consolas"/>
+          <w:sz w:val="20"/>
+        </w:rPr>
+        <w:t>cross_val_predict</w:t>
+      </w:r>
+      <w:r>
+        <w:rPr>
+          <w:rFonts w:ascii="Calibri" w:hAnsi="Calibri" w:cs="Calibri" w:eastAsia="Calibri"/>
+          <w:sz w:val="22"/>
+        </w:rPr>
+        <w:t xml:space="preserve"> so the predictions are honest out-of-fold values.</w:t>
+      </w:r>
+    </w:p>
+    <w:p>
+      <w:pPr>
+        <w:keepNext/>
+        <w:spacing w:before="240" w:after="80"/>
+      </w:pPr>
+      <w:r>
+        <w:rPr>
+          <w:rFonts w:ascii="Calibri" w:hAnsi="Calibri" w:cs="Calibri" w:eastAsia="Calibri"/>
+          <w:b/>
+          <w:color w:val="2E86AB"/>
+          <w:sz w:val="24"/>
+        </w:rPr>
+        <w:t>11.1 Metric definitions</w:t>
+      </w:r>
+    </w:p>
+    <w:p>
+      <w:pPr>
+        <w:spacing w:after="160"/>
+      </w:pPr>
+      <w:r>
+        <w:rPr>
+          <w:rFonts w:ascii="Calibri" w:hAnsi="Calibri" w:cs="Calibri" w:eastAsia="Calibri"/>
+          <w:sz w:val="22"/>
+        </w:rPr>
+        <w:t xml:space="preserve">Several different numbers are used to judge how well a model works because no single number tells the whole story. For each class </w:t>
+      </w:r>
+      <w:r>
+        <w:rPr>
+          <w:rFonts w:ascii="Consolas" w:hAnsi="Consolas" w:cs="Consolas" w:eastAsia="Consolas"/>
+          <w:sz w:val="20"/>
+        </w:rPr>
+        <w:t>c</w:t>
+      </w:r>
+      <w:r>
+        <w:rPr>
+          <w:rFonts w:ascii="Calibri" w:hAnsi="Calibri" w:cs="Calibri" w:eastAsia="Calibri"/>
+          <w:sz w:val="22"/>
+        </w:rPr>
+        <w:t xml:space="preserve"> in a target, treating class </w:t>
+      </w:r>
+      <w:r>
+        <w:rPr>
+          <w:rFonts w:ascii="Consolas" w:hAnsi="Consolas" w:cs="Consolas" w:eastAsia="Consolas"/>
+          <w:sz w:val="20"/>
+        </w:rPr>
+        <w:t>c</w:t>
+      </w:r>
+      <w:r>
+        <w:rPr>
+          <w:rFonts w:ascii="Calibri" w:hAnsi="Calibri" w:cs="Calibri" w:eastAsia="Calibri"/>
+          <w:sz w:val="22"/>
+        </w:rPr>
+        <w:t xml:space="preserve"> as positive and all others as negative, we count true positives, false positives, and false negatives:</w:t>
+      </w:r>
+    </w:p>
+    <w:p>
+      <w:pPr>
+        <w:spacing w:before="0" w:after="0"/>
+        <w:ind w:left="340"/>
+      </w:pPr>
+      <w:r>
+        <w:rPr>
+          <w:rFonts w:ascii="Consolas" w:hAnsi="Consolas" w:cs="Consolas" w:eastAsia="Consolas"/>
+          <w:color w:val="222222"/>
+          <w:sz w:val="19"/>
+        </w:rPr>
+        <w:t>precision_c = TP_c / (TP_c + FP_c)</w:t>
+      </w:r>
+    </w:p>
+    <w:p>
+      <w:pPr>
+        <w:spacing w:before="0" w:after="0"/>
+        <w:ind w:left="340"/>
+      </w:pPr>
+      <w:r>
+        <w:rPr>
+          <w:rFonts w:ascii="Consolas" w:hAnsi="Consolas" w:cs="Consolas" w:eastAsia="Consolas"/>
+          <w:color w:val="222222"/>
+          <w:sz w:val="19"/>
+        </w:rPr>
+        <w:t>recall_c    = TP_c / (TP_c + FN_c)</w:t>
+      </w:r>
+    </w:p>
+    <w:p>
+      <w:pPr>
+        <w:spacing w:before="0" w:after="0"/>
+        <w:ind w:left="340"/>
+      </w:pPr>
+      <w:r>
+        <w:rPr>
+          <w:rFonts w:ascii="Consolas" w:hAnsi="Consolas" w:cs="Consolas" w:eastAsia="Consolas"/>
+          <w:color w:val="222222"/>
+          <w:sz w:val="19"/>
+        </w:rPr>
+        <w:t>F1_c        = 2 * precision_c * recall_c / (precision_c + recall_c)</w:t>
+      </w:r>
+    </w:p>
+    <w:p>
+      <w:pPr>
+        <w:spacing w:after="120"/>
+      </w:pPr>
+    </w:p>
+    <w:p>
+      <w:pPr>
+        <w:spacing w:after="160"/>
+      </w:pPr>
+      <w:r>
+        <w:rPr>
+          <w:rFonts w:ascii="Calibri" w:hAnsi="Calibri" w:cs="Calibri" w:eastAsia="Calibri"/>
+          <w:sz w:val="22"/>
+        </w:rPr>
+        <w:t>Precision asks "of the riders the model said were in class c, what fraction actually were". Recall asks "of the riders who actually were in class c, what fraction did the model catch". F1 combines both into a single number.</w:t>
+      </w:r>
+    </w:p>
+    <w:p>
+      <w:pPr>
+        <w:spacing w:after="160"/>
+      </w:pPr>
+      <w:r>
+        <w:rPr>
+          <w:rFonts w:ascii="Calibri" w:hAnsi="Calibri" w:cs="Calibri" w:eastAsia="Calibri"/>
+          <w:sz w:val="22"/>
+        </w:rPr>
+        <w:t>Macro-averaged scores treat each class equally, so a model that ignores the Medium or High band cannot hide behind raw accuracy:</w:t>
+      </w:r>
+    </w:p>
+    <w:p>
+      <w:pPr>
+        <w:spacing w:before="0" w:after="0"/>
+        <w:ind w:left="340"/>
+      </w:pPr>
+      <w:r>
+        <w:rPr>
+          <w:rFonts w:ascii="Consolas" w:hAnsi="Consolas" w:cs="Consolas" w:eastAsia="Consolas"/>
+          <w:color w:val="222222"/>
+          <w:sz w:val="19"/>
+        </w:rPr>
+        <w:t>precision_macro = mean over c of precision_c</w:t>
+      </w:r>
+    </w:p>
+    <w:p>
+      <w:pPr>
+        <w:spacing w:before="0" w:after="0"/>
+        <w:ind w:left="340"/>
+      </w:pPr>
+      <w:r>
+        <w:rPr>
+          <w:rFonts w:ascii="Consolas" w:hAnsi="Consolas" w:cs="Consolas" w:eastAsia="Consolas"/>
+          <w:color w:val="222222"/>
+          <w:sz w:val="19"/>
+        </w:rPr>
+        <w:t>recall_macro    = mean over c of recall_c</w:t>
+      </w:r>
+    </w:p>
+    <w:p>
+      <w:pPr>
+        <w:spacing w:before="0" w:after="0"/>
+        <w:ind w:left="340"/>
+      </w:pPr>
+      <w:r>
+        <w:rPr>
+          <w:rFonts w:ascii="Consolas" w:hAnsi="Consolas" w:cs="Consolas" w:eastAsia="Consolas"/>
+          <w:color w:val="222222"/>
+          <w:sz w:val="19"/>
+        </w:rPr>
+        <w:t>F1_macro        = mean over c of F1_c</w:t>
+      </w:r>
+    </w:p>
+    <w:p>
+      <w:pPr>
+        <w:spacing w:after="120"/>
+      </w:pPr>
+    </w:p>
+    <w:p>
+      <w:pPr>
+        <w:spacing w:after="160"/>
+      </w:pPr>
+      <w:r>
+        <w:rPr>
+          <w:rFonts w:ascii="Calibri" w:hAnsi="Calibri" w:cs="Calibri" w:eastAsia="Calibri"/>
+          <w:sz w:val="22"/>
+        </w:rPr>
+        <w:t xml:space="preserve">F1 macro is what </w:t>
+      </w:r>
+      <w:r>
+        <w:rPr>
+          <w:rFonts w:ascii="Consolas" w:hAnsi="Consolas" w:cs="Consolas" w:eastAsia="Consolas"/>
+          <w:sz w:val="20"/>
+        </w:rPr>
+        <w:t>GridSearchCV</w:t>
+      </w:r>
+      <w:r>
+        <w:rPr>
+          <w:rFonts w:ascii="Calibri" w:hAnsi="Calibri" w:cs="Calibri" w:eastAsia="Calibri"/>
+          <w:sz w:val="22"/>
+        </w:rPr>
+        <w:t xml:space="preserve"> optimises during model selection for exactly this reason: it punishes a model that gets the majority right while ignoring the minorities.</w:t>
+      </w:r>
+    </w:p>
+    <w:p>
+      <w:pPr>
+        <w:spacing w:after="160"/>
+      </w:pPr>
+      <w:r>
+        <w:rPr>
+          <w:rFonts w:ascii="Calibri" w:hAnsi="Calibri" w:cs="Calibri" w:eastAsia="Calibri"/>
+          <w:sz w:val="22"/>
+        </w:rPr>
+        <w:t>Raw accuracy is the simplest measure, the share of predictions that match the true label:</w:t>
+      </w:r>
+    </w:p>
+    <w:p>
+      <w:pPr>
+        <w:spacing w:before="0" w:after="0"/>
+        <w:ind w:left="340"/>
+      </w:pPr>
+      <w:r>
+        <w:rPr>
+          <w:rFonts w:ascii="Consolas" w:hAnsi="Consolas" w:cs="Consolas" w:eastAsia="Consolas"/>
+          <w:color w:val="222222"/>
+          <w:sz w:val="19"/>
+        </w:rPr>
+        <w:t>accuracy = correct_predictions / total_predictions</w:t>
+      </w:r>
+    </w:p>
+    <w:p>
+      <w:pPr>
+        <w:spacing w:after="120"/>
+      </w:pPr>
+    </w:p>
+    <w:p>
+      <w:pPr>
+        <w:spacing w:after="160"/>
+      </w:pPr>
+      <w:r>
+        <w:rPr>
+          <w:rFonts w:ascii="Calibri" w:hAnsi="Calibri" w:cs="Calibri" w:eastAsia="Calibri"/>
+          <w:sz w:val="22"/>
+        </w:rPr>
+        <w:t xml:space="preserve">We also track the gap between training accuracy and cross- validation accuracy. If a model fits training data well but tests poorly, it has overfit. The </w:t>
+      </w:r>
+      <w:r>
+        <w:rPr>
+          <w:rFonts w:ascii="Consolas" w:hAnsi="Consolas" w:cs="Consolas" w:eastAsia="Consolas"/>
+          <w:sz w:val="20"/>
+        </w:rPr>
+        <w:t>overfit_gap = train_accuracy - cv_accuracy</w:t>
+      </w:r>
+      <w:r>
+        <w:rPr>
+          <w:rFonts w:ascii="Calibri" w:hAnsi="Calibri" w:cs="Calibri" w:eastAsia="Calibri"/>
+          <w:sz w:val="22"/>
+        </w:rPr>
+        <w:t xml:space="preserve"> column flags this; we mark any factor with </w:t>
+      </w:r>
+      <w:r>
+        <w:rPr>
+          <w:rFonts w:ascii="Consolas" w:hAnsi="Consolas" w:cs="Consolas" w:eastAsia="Consolas"/>
+          <w:sz w:val="20"/>
+        </w:rPr>
+        <w:t>overfit_gap &gt; 0.15</w:t>
+      </w:r>
+      <w:r>
+        <w:rPr>
+          <w:rFonts w:ascii="Calibri" w:hAnsi="Calibri" w:cs="Calibri" w:eastAsia="Calibri"/>
+          <w:sz w:val="22"/>
+        </w:rPr>
+        <w:t xml:space="preserve"> in </w:t>
+      </w:r>
+      <w:r>
+        <w:rPr>
+          <w:rFonts w:ascii="Consolas" w:hAnsi="Consolas" w:cs="Consolas" w:eastAsia="Consolas"/>
+          <w:sz w:val="20"/>
+        </w:rPr>
+        <w:t>phase6_summary.csv</w:t>
+      </w:r>
+      <w:r>
+        <w:rPr>
+          <w:rFonts w:ascii="Calibri" w:hAnsi="Calibri" w:cs="Calibri" w:eastAsia="Calibri"/>
+          <w:sz w:val="22"/>
+        </w:rPr>
+        <w:t>.</w:t>
+      </w:r>
+    </w:p>
+    <w:p>
+      <w:pPr>
+        <w:spacing w:after="160"/>
+      </w:pPr>
+      <w:r>
+        <w:rPr>
+          <w:rFonts w:ascii="Calibri" w:hAnsi="Calibri" w:cs="Calibri" w:eastAsia="Calibri"/>
+          <w:sz w:val="22"/>
+        </w:rPr>
+        <w:t>ROC-AUC (Area Under the Receiver Operating Characteristic Curve) measures how well a model ranks classes rather than how often it gets the exact threshold right. AUC is the probability that a randomly chosen positive case gets a higher predicted score than a randomly chosen negative case. A perfect ranker scores 1.0, a coin flip scores 0.5. The Mann-Whitney U statistic gives a closed-form equivalent. We compute per-class AUC in a one-vs-rest setup and report the macro AUC as the unweighted mean across classes.</w:t>
+      </w:r>
+    </w:p>
+    <w:p>
+      <w:pPr>
+        <w:keepNext/>
+        <w:spacing w:before="240" w:after="80"/>
+      </w:pPr>
+      <w:r>
+        <w:rPr>
+          <w:rFonts w:ascii="Calibri" w:hAnsi="Calibri" w:cs="Calibri" w:eastAsia="Calibri"/>
+          <w:b/>
+          <w:color w:val="2E86AB"/>
+          <w:sz w:val="24"/>
+        </w:rPr>
+        <w:t>11.2 Confusion matrices</w:t>
+      </w:r>
+    </w:p>
+    <w:p>
+      <w:pPr>
+        <w:spacing w:after="160"/>
+      </w:pPr>
+      <w:r>
+        <w:rPr>
+          <w:rFonts w:ascii="Calibri" w:hAnsi="Calibri" w:cs="Calibri" w:eastAsia="Calibri"/>
+          <w:sz w:val="22"/>
+        </w:rPr>
+        <w:t>A confusion matrix is the simplest way to see where a model gets things right and where it gets things wrong. Each row is a true class, each column is a predicted class, and each cell counts the riders. The diagonal counts the correct predictions; everything off-diagonal is a mistake.</w:t>
+      </w:r>
+    </w:p>
+    <w:p>
+      <w:pPr>
+        <w:spacing w:after="160"/>
+      </w:pPr>
+      <w:r>
+        <w:rPr>
+          <w:rFonts w:ascii="Calibri" w:hAnsi="Calibri" w:cs="Calibri" w:eastAsia="Calibri"/>
+          <w:sz w:val="22"/>
+        </w:rPr>
+        <w:t xml:space="preserve">We build one with </w:t>
+      </w:r>
+      <w:r>
+        <w:rPr>
+          <w:rFonts w:ascii="Consolas" w:hAnsi="Consolas" w:cs="Consolas" w:eastAsia="Consolas"/>
+          <w:sz w:val="20"/>
+        </w:rPr>
+        <w:t>sklearn.metrics.confusion_matrix(y_true, y_pred, labels=present_codes)</w:t>
+      </w:r>
+      <w:r>
+        <w:rPr>
+          <w:rFonts w:ascii="Calibri" w:hAnsi="Calibri" w:cs="Calibri" w:eastAsia="Calibri"/>
+          <w:sz w:val="22"/>
+        </w:rPr>
+        <w:t xml:space="preserve"> per target. The figure </w:t>
+      </w:r>
+      <w:r>
+        <w:rPr>
+          <w:rFonts w:ascii="Consolas" w:hAnsi="Consolas" w:cs="Consolas" w:eastAsia="Consolas"/>
+          <w:sz w:val="20"/>
+        </w:rPr>
+        <w:t>outputs/figures/confusion_matrices.png</w:t>
+      </w:r>
+      <w:r>
+        <w:rPr>
+          <w:rFonts w:ascii="Calibri" w:hAnsi="Calibri" w:cs="Calibri" w:eastAsia="Calibri"/>
+          <w:sz w:val="22"/>
+        </w:rPr>
+        <w:t xml:space="preserve"> arranges the six matrices in a 2x3 grid (one per target). The same numbers in long form are saved to </w:t>
+      </w:r>
+      <w:r>
+        <w:rPr>
+          <w:rFonts w:ascii="Consolas" w:hAnsi="Consolas" w:cs="Consolas" w:eastAsia="Consolas"/>
+          <w:sz w:val="20"/>
+        </w:rPr>
+        <w:t>outputs/tables/confusion_matrices.csv</w:t>
+      </w:r>
+      <w:r>
+        <w:rPr>
+          <w:rFonts w:ascii="Calibri" w:hAnsi="Calibri" w:cs="Calibri" w:eastAsia="Calibri"/>
+          <w:sz w:val="22"/>
+        </w:rPr>
+        <w:t>.</w:t>
+      </w:r>
+    </w:p>
+    <w:p>
+      <w:pPr>
+        <w:keepNext/>
+        <w:spacing w:before="240" w:after="80"/>
+      </w:pPr>
+      <w:r>
+        <w:rPr>
+          <w:rFonts w:ascii="Calibri" w:hAnsi="Calibri" w:cs="Calibri" w:eastAsia="Calibri"/>
+          <w:b/>
+          <w:color w:val="2E86AB"/>
+          <w:sz w:val="24"/>
+        </w:rPr>
+        <w:t>11.3 Classification reports</w:t>
+      </w:r>
+    </w:p>
+    <w:p>
+      <w:pPr>
+        <w:spacing w:after="160"/>
+      </w:pPr>
+      <w:r>
+        <w:rPr>
+          <w:rFonts w:ascii="Calibri" w:hAnsi="Calibri" w:cs="Calibri" w:eastAsia="Calibri"/>
+          <w:sz w:val="22"/>
+        </w:rPr>
+        <w:t xml:space="preserve">The classification report sums up precision, recall, F1, and support (the number of true cases) for each class, along with macro and weighted averages. We generate it with </w:t>
+      </w:r>
+      <w:r>
+        <w:rPr>
+          <w:rFonts w:ascii="Consolas" w:hAnsi="Consolas" w:cs="Consolas" w:eastAsia="Consolas"/>
+          <w:sz w:val="20"/>
+        </w:rPr>
+        <w:t>sklearn.metrics.classification_report(y_true, y_pred, target_names=label_names, output_dict=True, zero_division=0)</w:t>
+      </w:r>
+      <w:r>
+        <w:rPr>
+          <w:rFonts w:ascii="Calibri" w:hAnsi="Calibri" w:cs="Calibri" w:eastAsia="Calibri"/>
+          <w:sz w:val="22"/>
+        </w:rPr>
+        <w:t xml:space="preserve"> and save the long-form table to </w:t>
+      </w:r>
+      <w:r>
+        <w:rPr>
+          <w:rFonts w:ascii="Consolas" w:hAnsi="Consolas" w:cs="Consolas" w:eastAsia="Consolas"/>
+          <w:sz w:val="20"/>
+        </w:rPr>
+        <w:t>outputs/tables/classification_reports.csv</w:t>
+      </w:r>
+      <w:r>
+        <w:rPr>
+          <w:rFonts w:ascii="Calibri" w:hAnsi="Calibri" w:cs="Calibri" w:eastAsia="Calibri"/>
+          <w:sz w:val="22"/>
+        </w:rPr>
+        <w:t>.</w:t>
+      </w:r>
+    </w:p>
+    <w:p>
+      <w:pPr>
+        <w:keepNext/>
+        <w:spacing w:before="240" w:after="80"/>
+      </w:pPr>
+      <w:r>
+        <w:rPr>
+          <w:rFonts w:ascii="Calibri" w:hAnsi="Calibri" w:cs="Calibri" w:eastAsia="Calibri"/>
+          <w:b/>
+          <w:color w:val="2E86AB"/>
+          <w:sz w:val="24"/>
+        </w:rPr>
+        <w:t>11.4 ROC curves and macro AUC</w:t>
+      </w:r>
+    </w:p>
+    <w:p>
+      <w:pPr>
+        <w:spacing w:after="160"/>
+      </w:pPr>
+      <w:r>
+        <w:rPr>
+          <w:rFonts w:ascii="Calibri" w:hAnsi="Calibri" w:cs="Calibri" w:eastAsia="Calibri"/>
+          <w:sz w:val="22"/>
+        </w:rPr>
+        <w:t xml:space="preserve">For each target, the best model is wrapped in a one-vs-rest setup so each class gets its own ROC curve. We compute the predicted probabilities with </w:t>
+      </w:r>
+      <w:r>
+        <w:rPr>
+          <w:rFonts w:ascii="Consolas" w:hAnsi="Consolas" w:cs="Consolas" w:eastAsia="Consolas"/>
+          <w:sz w:val="20"/>
+        </w:rPr>
+        <w:t>cross_val_predict</w:t>
+      </w:r>
+      <w:r>
+        <w:rPr>
+          <w:rFonts w:ascii="Calibri" w:hAnsi="Calibri" w:cs="Calibri" w:eastAsia="Calibri"/>
+          <w:sz w:val="22"/>
+        </w:rPr>
+        <w:t xml:space="preserve"> and </w:t>
+      </w:r>
+      <w:r>
+        <w:rPr>
+          <w:rFonts w:ascii="Consolas" w:hAnsi="Consolas" w:cs="Consolas" w:eastAsia="Consolas"/>
+          <w:sz w:val="20"/>
+        </w:rPr>
+        <w:t>method='predict_proba'</w:t>
+      </w:r>
+      <w:r>
+        <w:rPr>
+          <w:rFonts w:ascii="Calibri" w:hAnsi="Calibri" w:cs="Calibri" w:eastAsia="Calibri"/>
+          <w:sz w:val="22"/>
+        </w:rPr>
+        <w:t>, then build the curve and area for each class:</w:t>
+      </w:r>
+    </w:p>
+    <w:p>
+      <w:pPr>
+        <w:spacing w:before="0" w:after="0"/>
+        <w:ind w:left="340"/>
+      </w:pPr>
+      <w:r>
+        <w:rPr>
+          <w:rFonts w:ascii="Consolas" w:hAnsi="Consolas" w:cs="Consolas" w:eastAsia="Consolas"/>
+          <w:color w:val="222222"/>
+          <w:sz w:val="19"/>
+        </w:rPr>
+        <w:t>fpr, tpr, _ = roc_curve(y_true == class_code, y_proba[:, class_idx])</w:t>
+      </w:r>
+    </w:p>
+    <w:p>
+      <w:pPr>
+        <w:spacing w:before="0" w:after="0"/>
+        <w:ind w:left="340"/>
+      </w:pPr>
+      <w:r>
+        <w:rPr>
+          <w:rFonts w:ascii="Consolas" w:hAnsi="Consolas" w:cs="Consolas" w:eastAsia="Consolas"/>
+          <w:color w:val="222222"/>
+          <w:sz w:val="19"/>
+        </w:rPr>
+        <w:t>auc = auc(fpr, tpr)</w:t>
+      </w:r>
+    </w:p>
+    <w:p>
+      <w:pPr>
+        <w:spacing w:after="120"/>
+      </w:pPr>
+    </w:p>
+    <w:p>
+      <w:pPr>
+        <w:spacing w:after="160"/>
+      </w:pPr>
+      <w:r>
+        <w:rPr>
+          <w:rFonts w:ascii="Calibri" w:hAnsi="Calibri" w:cs="Calibri" w:eastAsia="Calibri"/>
+          <w:sz w:val="22"/>
+        </w:rPr>
+        <w:t xml:space="preserve">The per-class AUC is saved to </w:t>
+      </w:r>
+      <w:r>
+        <w:rPr>
+          <w:rFonts w:ascii="Consolas" w:hAnsi="Consolas" w:cs="Consolas" w:eastAsia="Consolas"/>
+          <w:sz w:val="20"/>
+        </w:rPr>
+        <w:t>outputs/tables/roc_auc.csv</w:t>
+      </w:r>
+      <w:r>
+        <w:rPr>
+          <w:rFonts w:ascii="Calibri" w:hAnsi="Calibri" w:cs="Calibri" w:eastAsia="Calibri"/>
+          <w:sz w:val="22"/>
+        </w:rPr>
+        <w:t xml:space="preserve">. The macro AUC is the simple mean across classes and is reported in </w:t>
+      </w:r>
+      <w:r>
+        <w:rPr>
+          <w:rFonts w:ascii="Consolas" w:hAnsi="Consolas" w:cs="Consolas" w:eastAsia="Consolas"/>
+          <w:sz w:val="20"/>
+        </w:rPr>
+        <w:t>outputs/tables/phase7_summary.csv</w:t>
+      </w:r>
+      <w:r>
+        <w:rPr>
+          <w:rFonts w:ascii="Calibri" w:hAnsi="Calibri" w:cs="Calibri" w:eastAsia="Calibri"/>
+          <w:sz w:val="22"/>
+        </w:rPr>
+        <w:t xml:space="preserve">. The figure </w:t>
+      </w:r>
+      <w:r>
+        <w:rPr>
+          <w:rFonts w:ascii="Consolas" w:hAnsi="Consolas" w:cs="Consolas" w:eastAsia="Consolas"/>
+          <w:sz w:val="20"/>
+        </w:rPr>
+        <w:t>outputs/figures/roc_curves.png</w:t>
+      </w:r>
+      <w:r>
+        <w:rPr>
+          <w:rFonts w:ascii="Calibri" w:hAnsi="Calibri" w:cs="Calibri" w:eastAsia="Calibri"/>
+          <w:sz w:val="22"/>
+        </w:rPr>
+        <w:t xml:space="preserve"> plots every class for every target in a 2x3 grid; the closer a curve hugs the top-left corner, the better that class is being ranked.</w:t>
+      </w:r>
+    </w:p>
+    <w:p>
+      <w:pPr>
+        <w:keepNext/>
+        <w:spacing w:before="240" w:after="80"/>
+      </w:pPr>
+      <w:r>
+        <w:rPr>
+          <w:rFonts w:ascii="Calibri" w:hAnsi="Calibri" w:cs="Calibri" w:eastAsia="Calibri"/>
+          <w:b/>
+          <w:color w:val="2E86AB"/>
+          <w:sz w:val="24"/>
+        </w:rPr>
+        <w:t>11.5 Feature importance</w:t>
+      </w:r>
+    </w:p>
+    <w:p>
+      <w:pPr>
+        <w:spacing w:after="160"/>
+      </w:pPr>
+      <w:r>
+        <w:rPr>
+          <w:rFonts w:ascii="Calibri" w:hAnsi="Calibri" w:cs="Calibri" w:eastAsia="Calibri"/>
+          <w:sz w:val="22"/>
+        </w:rPr>
+        <w:t xml:space="preserve">Feature importance tells us which inputs each model leans on most. For tree-based models (Random Forest, Extra Trees, Hist Gradient Boosting, XGBoost) we read it from </w:t>
+      </w:r>
+      <w:r>
+        <w:rPr>
+          <w:rFonts w:ascii="Consolas" w:hAnsi="Consolas" w:cs="Consolas" w:eastAsia="Consolas"/>
+          <w:sz w:val="20"/>
+        </w:rPr>
+        <w:t>clf.feature_importances_</w:t>
+      </w:r>
+      <w:r>
+        <w:rPr>
+          <w:rFonts w:ascii="Calibri" w:hAnsi="Calibri" w:cs="Calibri" w:eastAsia="Calibri"/>
+          <w:sz w:val="22"/>
+        </w:rPr>
+        <w:t>. For Logistic Regression we use the absolute value of the coefficients (</w:t>
+      </w:r>
+      <w:r>
+        <w:rPr>
+          <w:rFonts w:ascii="Consolas" w:hAnsi="Consolas" w:cs="Consolas" w:eastAsia="Consolas"/>
+          <w:sz w:val="20"/>
+        </w:rPr>
+        <w:t>abs(clf.coef_)</w:t>
+      </w:r>
+      <w:r>
+        <w:rPr>
+          <w:rFonts w:ascii="Calibri" w:hAnsi="Calibri" w:cs="Calibri" w:eastAsia="Calibri"/>
+          <w:sz w:val="22"/>
+        </w:rPr>
+        <w:t xml:space="preserve">). For Stacking the importance is taken from the final-estimator coefficients applied to the base-learner outputs. The figure </w:t>
+      </w:r>
+      <w:r>
+        <w:rPr>
+          <w:rFonts w:ascii="Consolas" w:hAnsi="Consolas" w:cs="Consolas" w:eastAsia="Consolas"/>
+          <w:sz w:val="20"/>
+        </w:rPr>
+        <w:t>outputs/figures/feature_importance.png</w:t>
+      </w:r>
+      <w:r>
+        <w:rPr>
+          <w:rFonts w:ascii="Calibri" w:hAnsi="Calibri" w:cs="Calibri" w:eastAsia="Calibri"/>
+          <w:sz w:val="22"/>
+        </w:rPr>
+        <w:t xml:space="preserve"> shows the top 10 features per target.</w:t>
+      </w:r>
+    </w:p>
+    <w:p>
+      <w:pPr>
+        <w:keepNext/>
+        <w:spacing w:before="240" w:after="80"/>
+      </w:pPr>
+      <w:r>
+        <w:rPr>
+          <w:rFonts w:ascii="Calibri" w:hAnsi="Calibri" w:cs="Calibri" w:eastAsia="Calibri"/>
+          <w:b/>
+          <w:color w:val="2E86AB"/>
+          <w:sz w:val="28"/>
+        </w:rPr>
+        <w:t>12. Sample and findings</w:t>
+      </w:r>
+    </w:p>
+    <w:p>
+      <w:pPr>
+        <w:spacing w:after="160"/>
+      </w:pPr>
+      <w:r>
+        <w:rPr>
+          <w:rFonts w:ascii="Calibri" w:hAnsi="Calibri" w:cs="Calibri" w:eastAsia="Calibri"/>
+          <w:sz w:val="22"/>
+        </w:rPr>
+        <w:t>The sample is 152 male and 30 female. Age skews young: 78 riders under 25, 66 in the 25-35 band, 30 in 36-45, and 8 in 46 and above. 49 percent of the sample works more than 8 hours per day. 94 ride scooters and 88 ride motor bikes. Blinkit accounts for 97 riders, Zepto for 80, with 5 working both platforms.</w:t>
+      </w:r>
+    </w:p>
+    <w:p>
+      <w:pPr>
+        <w:spacing w:before="160" w:after="40"/>
+        <w:jc w:val="center"/>
+      </w:pPr>
+      <w:r>
+        <w:drawing>
+          <wp:inline xmlns:a="http://schemas.openxmlformats.org/drawingml/2006/main" xmlns:pic="http://schemas.openxmlformats.org/drawingml/2006/picture">
+            <wp:extent cx="5400000" cy="2859180"/>
+            <wp:docPr id="2" name="Picture 2"/>
+            <wp:cNvGraphicFramePr>
+              <a:graphicFrameLocks noChangeAspect="1"/>
+            </wp:cNvGraphicFramePr>
+            <a:graphic>
+              <a:graphicData uri="http://schemas.openxmlformats.org/drawingml/2006/picture">
+                <pic:pic>
+                  <pic:nvPicPr>
+                    <pic:cNvPr id="0" name="demographics.png"/>
+                    <pic:cNvPicPr/>
+                  </pic:nvPicPr>
+                  <pic:blipFill>
+                    <a:blip r:embed="rId10"/>
+                    <a:stretch>
+                      <a:fillRect/>
+                    </a:stretch>
+                  </pic:blipFill>
+                  <pic:spPr>
+                    <a:xfrm>
+                      <a:off x="0" y="0"/>
+                      <a:ext cx="5400000" cy="2859180"/>
+                    </a:xfrm>
+                    <a:prstGeom prst="rect"/>
+                  </pic:spPr>
+                </pic:pic>
+              </a:graphicData>
+            </a:graphic>
+          </wp:inline>
+        </w:drawing>
+      </w:r>
+    </w:p>
+    <w:p>
+      <w:pPr>
+        <w:spacing w:after="200"/>
+        <w:jc w:val="center"/>
+      </w:pPr>
+      <w:r>
+        <w:rPr>
+          <w:rFonts w:ascii="Calibri" w:hAnsi="Calibri" w:cs="Calibri" w:eastAsia="Calibri"/>
+          <w:i/>
+          <w:color w:val="555555"/>
+          <w:sz w:val="20"/>
+        </w:rPr>
+        <w:t>Figure 2. Sample profile across gender, age band, delivery platform, vehicle type, and carrying mode.</w:t>
+      </w:r>
+    </w:p>
+    <w:p>
+      <w:pPr>
+        <w:spacing w:after="160"/>
+      </w:pPr>
+      <w:r>
+        <w:rPr>
+          <w:rFonts w:ascii="Calibri" w:hAnsi="Calibri" w:cs="Calibri" w:eastAsia="Calibri"/>
+          <w:sz w:val="22"/>
+        </w:rPr>
+        <w:t>84.6 percent of the riders reported pain in at least one body area in the last 12 months.</w:t>
+      </w:r>
+    </w:p>
+    <w:p>
+      <w:pPr>
+        <w:spacing w:after="160"/>
+      </w:pPr>
+      <w:r>
+        <w:rPr>
+          <w:rFonts w:ascii="Calibri" w:hAnsi="Calibri" w:cs="Calibri" w:eastAsia="Calibri"/>
+          <w:b/>
+          <w:sz w:val="22"/>
+        </w:rPr>
+        <w:t>Table 4. NMQ 12-month pain prevalence per body area.</w:t>
+      </w:r>
+    </w:p>
+    <w:tbl>
+      <w:tblPr>
+        <w:tblStyle w:val="TableGrid"/>
+        <w:tblW w:type="auto" w:w="0"/>
+        <w:jc w:val="center"/>
+        <w:tblLook w:firstColumn="1" w:firstRow="1" w:lastColumn="0" w:lastRow="0" w:noHBand="0" w:noVBand="1" w:val="04A0"/>
+      </w:tblPr>
+      <w:tblGrid>
+        <w:gridCol w:w="4986"/>
+        <w:gridCol w:w="4986"/>
+      </w:tblGrid>
+      <w:tr>
+        <w:tc>
+          <w:tcPr>
+            <w:tcW w:type="dxa" w:w="4986"/>
+            <w:shd w:fill="1F3B73"/>
+          </w:tcPr>
+          <w:p>
+            <w:r/>
+            <w:r>
+              <w:rPr>
+                <w:rFonts w:ascii="Calibri" w:hAnsi="Calibri" w:cs="Calibri" w:eastAsia="Calibri"/>
+                <w:b/>
+                <w:color w:val="FFFFFF"/>
+                <w:sz w:val="20"/>
+              </w:rPr>
+              <w:t>Body area</w:t>
+            </w:r>
+          </w:p>
+        </w:tc>
+        <w:tc>
+          <w:tcPr>
+            <w:tcW w:type="dxa" w:w="4986"/>
+            <w:shd w:fill="1F3B73"/>
+          </w:tcPr>
+          <w:p>
+            <w:r/>
+            <w:r>
+              <w:rPr>
+                <w:rFonts w:ascii="Calibri" w:hAnsi="Calibri" w:cs="Calibri" w:eastAsia="Calibri"/>
+                <w:b/>
+                <w:color w:val="FFFFFF"/>
+                <w:sz w:val="20"/>
+              </w:rPr>
+              <w:t>Prevalence</w:t>
+            </w:r>
+          </w:p>
+        </w:tc>
+      </w:tr>
+      <w:tr>
+        <w:tc>
+          <w:tcPr>
+            <w:tcW w:type="dxa" w:w="4986"/>
+          </w:tcPr>
+          <w:p>
+            <w:r/>
+            <w:r>
+              <w:rPr>
+                <w:rFonts w:ascii="Calibri" w:hAnsi="Calibri" w:cs="Calibri" w:eastAsia="Calibri"/>
+                <w:sz w:val="22"/>
+              </w:rPr>
+              <w:t>Lower back</w:t>
+            </w:r>
+          </w:p>
+        </w:tc>
+        <w:tc>
+          <w:tcPr>
+            <w:tcW w:type="dxa" w:w="4986"/>
+          </w:tcPr>
+          <w:p>
+            <w:r/>
+            <w:r>
+              <w:rPr>
+                <w:rFonts w:ascii="Calibri" w:hAnsi="Calibri" w:cs="Calibri" w:eastAsia="Calibri"/>
+                <w:sz w:val="22"/>
+              </w:rPr>
+              <w:t>61.5%</w:t>
+            </w:r>
+          </w:p>
+        </w:tc>
+      </w:tr>
+      <w:tr>
+        <w:tc>
+          <w:tcPr>
+            <w:tcW w:type="dxa" w:w="4986"/>
+          </w:tcPr>
+          <w:p>
+            <w:r/>
+            <w:r>
+              <w:rPr>
+                <w:rFonts w:ascii="Calibri" w:hAnsi="Calibri" w:cs="Calibri" w:eastAsia="Calibri"/>
+                <w:sz w:val="22"/>
+              </w:rPr>
+              <w:t>Upper back</w:t>
+            </w:r>
+          </w:p>
+        </w:tc>
+        <w:tc>
+          <w:tcPr>
+            <w:tcW w:type="dxa" w:w="4986"/>
+          </w:tcPr>
+          <w:p>
+            <w:r/>
+            <w:r>
+              <w:rPr>
+                <w:rFonts w:ascii="Calibri" w:hAnsi="Calibri" w:cs="Calibri" w:eastAsia="Calibri"/>
+                <w:sz w:val="22"/>
+              </w:rPr>
+              <w:t>49.5%</w:t>
+            </w:r>
+          </w:p>
+        </w:tc>
+      </w:tr>
+      <w:tr>
+        <w:tc>
+          <w:tcPr>
+            <w:tcW w:type="dxa" w:w="4986"/>
+          </w:tcPr>
+          <w:p>
+            <w:r/>
+            <w:r>
+              <w:rPr>
+                <w:rFonts w:ascii="Calibri" w:hAnsi="Calibri" w:cs="Calibri" w:eastAsia="Calibri"/>
+                <w:sz w:val="22"/>
+              </w:rPr>
+              <w:t>Shoulders</w:t>
+            </w:r>
+          </w:p>
+        </w:tc>
+        <w:tc>
+          <w:tcPr>
+            <w:tcW w:type="dxa" w:w="4986"/>
+          </w:tcPr>
+          <w:p>
+            <w:r/>
+            <w:r>
+              <w:rPr>
+                <w:rFonts w:ascii="Calibri" w:hAnsi="Calibri" w:cs="Calibri" w:eastAsia="Calibri"/>
+                <w:sz w:val="22"/>
+              </w:rPr>
+              <w:t>46.7%</w:t>
+            </w:r>
+          </w:p>
+        </w:tc>
+      </w:tr>
+      <w:tr>
+        <w:tc>
+          <w:tcPr>
+            <w:tcW w:type="dxa" w:w="4986"/>
+          </w:tcPr>
+          <w:p>
+            <w:r/>
+            <w:r>
+              <w:rPr>
+                <w:rFonts w:ascii="Calibri" w:hAnsi="Calibri" w:cs="Calibri" w:eastAsia="Calibri"/>
+                <w:sz w:val="22"/>
+              </w:rPr>
+              <w:t>Wrists / Hands</w:t>
+            </w:r>
+          </w:p>
+        </w:tc>
+        <w:tc>
+          <w:tcPr>
+            <w:tcW w:type="dxa" w:w="4986"/>
+          </w:tcPr>
+          <w:p>
+            <w:r/>
+            <w:r>
+              <w:rPr>
+                <w:rFonts w:ascii="Calibri" w:hAnsi="Calibri" w:cs="Calibri" w:eastAsia="Calibri"/>
+                <w:sz w:val="22"/>
+              </w:rPr>
+              <w:t>45.1%</w:t>
+            </w:r>
+          </w:p>
+        </w:tc>
+      </w:tr>
+      <w:tr>
+        <w:tc>
+          <w:tcPr>
+            <w:tcW w:type="dxa" w:w="4986"/>
+          </w:tcPr>
+          <w:p>
+            <w:r/>
+            <w:r>
+              <w:rPr>
+                <w:rFonts w:ascii="Calibri" w:hAnsi="Calibri" w:cs="Calibri" w:eastAsia="Calibri"/>
+                <w:sz w:val="22"/>
+              </w:rPr>
+              <w:t>Hips / Thighs</w:t>
+            </w:r>
+          </w:p>
+        </w:tc>
+        <w:tc>
+          <w:tcPr>
+            <w:tcW w:type="dxa" w:w="4986"/>
+          </w:tcPr>
+          <w:p>
+            <w:r/>
+            <w:r>
+              <w:rPr>
+                <w:rFonts w:ascii="Calibri" w:hAnsi="Calibri" w:cs="Calibri" w:eastAsia="Calibri"/>
+                <w:sz w:val="22"/>
+              </w:rPr>
+              <w:t>41.2%</w:t>
+            </w:r>
+          </w:p>
+        </w:tc>
+      </w:tr>
+      <w:tr>
+        <w:tc>
+          <w:tcPr>
+            <w:tcW w:type="dxa" w:w="4986"/>
+          </w:tcPr>
+          <w:p>
+            <w:r/>
+            <w:r>
+              <w:rPr>
+                <w:rFonts w:ascii="Calibri" w:hAnsi="Calibri" w:cs="Calibri" w:eastAsia="Calibri"/>
+                <w:sz w:val="22"/>
+              </w:rPr>
+              <w:t>Ankles / Feet</w:t>
+            </w:r>
+          </w:p>
+        </w:tc>
+        <w:tc>
+          <w:tcPr>
+            <w:tcW w:type="dxa" w:w="4986"/>
+          </w:tcPr>
+          <w:p>
+            <w:r/>
+            <w:r>
+              <w:rPr>
+                <w:rFonts w:ascii="Calibri" w:hAnsi="Calibri" w:cs="Calibri" w:eastAsia="Calibri"/>
+                <w:sz w:val="22"/>
+              </w:rPr>
+              <w:t>40.7%</w:t>
+            </w:r>
+          </w:p>
+        </w:tc>
+      </w:tr>
+      <w:tr>
+        <w:tc>
+          <w:tcPr>
+            <w:tcW w:type="dxa" w:w="4986"/>
+          </w:tcPr>
+          <w:p>
+            <w:r/>
+            <w:r>
+              <w:rPr>
+                <w:rFonts w:ascii="Calibri" w:hAnsi="Calibri" w:cs="Calibri" w:eastAsia="Calibri"/>
+                <w:sz w:val="22"/>
+              </w:rPr>
+              <w:t>Knees</w:t>
+            </w:r>
+          </w:p>
+        </w:tc>
+        <w:tc>
+          <w:tcPr>
+            <w:tcW w:type="dxa" w:w="4986"/>
+          </w:tcPr>
+          <w:p>
+            <w:r/>
+            <w:r>
+              <w:rPr>
+                <w:rFonts w:ascii="Calibri" w:hAnsi="Calibri" w:cs="Calibri" w:eastAsia="Calibri"/>
+                <w:sz w:val="22"/>
+              </w:rPr>
+              <w:t>39.6%</w:t>
+            </w:r>
+          </w:p>
+        </w:tc>
+      </w:tr>
+      <w:tr>
+        <w:tc>
+          <w:tcPr>
+            <w:tcW w:type="dxa" w:w="4986"/>
+          </w:tcPr>
+          <w:p>
+            <w:r/>
+            <w:r>
+              <w:rPr>
+                <w:rFonts w:ascii="Calibri" w:hAnsi="Calibri" w:cs="Calibri" w:eastAsia="Calibri"/>
+                <w:sz w:val="22"/>
+              </w:rPr>
+              <w:t>Neck</w:t>
+            </w:r>
+          </w:p>
+        </w:tc>
+        <w:tc>
+          <w:tcPr>
+            <w:tcW w:type="dxa" w:w="4986"/>
+          </w:tcPr>
+          <w:p>
+            <w:r/>
+            <w:r>
+              <w:rPr>
+                <w:rFonts w:ascii="Calibri" w:hAnsi="Calibri" w:cs="Calibri" w:eastAsia="Calibri"/>
+                <w:sz w:val="22"/>
+              </w:rPr>
+              <w:t>37.9%</w:t>
+            </w:r>
+          </w:p>
+        </w:tc>
+      </w:tr>
+      <w:tr>
+        <w:tc>
+          <w:tcPr>
+            <w:tcW w:type="dxa" w:w="4986"/>
+          </w:tcPr>
+          <w:p>
+            <w:r/>
+            <w:r>
+              <w:rPr>
+                <w:rFonts w:ascii="Calibri" w:hAnsi="Calibri" w:cs="Calibri" w:eastAsia="Calibri"/>
+                <w:sz w:val="22"/>
+              </w:rPr>
+              <w:t>Elbows</w:t>
+            </w:r>
+          </w:p>
+        </w:tc>
+        <w:tc>
+          <w:tcPr>
+            <w:tcW w:type="dxa" w:w="4986"/>
+          </w:tcPr>
+          <w:p>
+            <w:r/>
+            <w:r>
+              <w:rPr>
+                <w:rFonts w:ascii="Calibri" w:hAnsi="Calibri" w:cs="Calibri" w:eastAsia="Calibri"/>
+                <w:sz w:val="22"/>
+              </w:rPr>
+              <w:t>33.5%</w:t>
+            </w:r>
+          </w:p>
+        </w:tc>
+      </w:tr>
+    </w:tbl>
+    <w:p>
+      <w:pPr>
+        <w:spacing w:after="120"/>
+      </w:pPr>
+    </w:p>
+    <w:p>
+      <w:pPr>
+        <w:spacing w:after="160"/>
+      </w:pPr>
+      <w:r>
+        <w:rPr>
+          <w:rFonts w:ascii="Calibri" w:hAnsi="Calibri" w:cs="Calibri" w:eastAsia="Calibri"/>
+          <w:sz w:val="22"/>
+        </w:rPr>
+        <w:t>Lower back is the most-affected region, with upper back and shoulders close behind. The pattern is consistent across age and platform sub-groups.</w:t>
+      </w:r>
+    </w:p>
+    <w:p>
+      <w:pPr>
+        <w:spacing w:before="160" w:after="40"/>
+        <w:jc w:val="center"/>
+      </w:pPr>
+      <w:r>
+        <w:drawing>
+          <wp:inline xmlns:a="http://schemas.openxmlformats.org/drawingml/2006/main" xmlns:pic="http://schemas.openxmlformats.org/drawingml/2006/picture">
+            <wp:extent cx="5400000" cy="2970000"/>
+            <wp:docPr id="3" name="Picture 3"/>
+            <wp:cNvGraphicFramePr>
+              <a:graphicFrameLocks noChangeAspect="1"/>
+            </wp:cNvGraphicFramePr>
+            <a:graphic>
+              <a:graphicData uri="http://schemas.openxmlformats.org/drawingml/2006/picture">
+                <pic:pic>
+                  <pic:nvPicPr>
+                    <pic:cNvPr id="0" name="nordic_prevalence.png"/>
+                    <pic:cNvPicPr/>
+                  </pic:nvPicPr>
+                  <pic:blipFill>
+                    <a:blip r:embed="rId11"/>
+                    <a:stretch>
+                      <a:fillRect/>
+                    </a:stretch>
+                  </pic:blipFill>
+                  <pic:spPr>
+                    <a:xfrm>
+                      <a:off x="0" y="0"/>
+                      <a:ext cx="5400000" cy="2970000"/>
+                    </a:xfrm>
+                    <a:prstGeom prst="rect"/>
+                  </pic:spPr>
+                </pic:pic>
+              </a:graphicData>
+            </a:graphic>
+          </wp:inline>
+        </w:drawing>
+      </w:r>
+    </w:p>
+    <w:p>
+      <w:pPr>
+        <w:spacing w:after="200"/>
+        <w:jc w:val="center"/>
+      </w:pPr>
+      <w:r>
+        <w:rPr>
+          <w:rFonts w:ascii="Calibri" w:hAnsi="Calibri" w:cs="Calibri" w:eastAsia="Calibri"/>
+          <w:i/>
+          <w:color w:val="555555"/>
+          <w:sz w:val="20"/>
+        </w:rPr>
+        <w:t>Figure 3. NMQ 12-month pain prevalence per body area, sorted by frequency.</w:t>
+      </w:r>
+    </w:p>
+    <w:p>
+      <w:pPr>
+        <w:spacing w:before="160" w:after="40"/>
+        <w:jc w:val="center"/>
+      </w:pPr>
+      <w:r>
+        <w:drawing>
+          <wp:inline xmlns:a="http://schemas.openxmlformats.org/drawingml/2006/main" xmlns:pic="http://schemas.openxmlformats.org/drawingml/2006/picture">
+            <wp:extent cx="5400000" cy="2829287"/>
+            <wp:docPr id="4" name="Picture 4"/>
+            <wp:cNvGraphicFramePr>
+              <a:graphicFrameLocks noChangeAspect="1"/>
+            </wp:cNvGraphicFramePr>
+            <a:graphic>
+              <a:graphicData uri="http://schemas.openxmlformats.org/drawingml/2006/picture">
+                <pic:pic>
+                  <pic:nvPicPr>
+                    <pic:cNvPr id="0" name="discomfort_by_demographic.png"/>
+                    <pic:cNvPicPr/>
+                  </pic:nvPicPr>
+                  <pic:blipFill>
+                    <a:blip r:embed="rId12"/>
+                    <a:stretch>
+                      <a:fillRect/>
+                    </a:stretch>
+                  </pic:blipFill>
+                  <pic:spPr>
+                    <a:xfrm>
+                      <a:off x="0" y="0"/>
+                      <a:ext cx="5400000" cy="2829287"/>
+                    </a:xfrm>
+                    <a:prstGeom prst="rect"/>
+                  </pic:spPr>
+                </pic:pic>
+              </a:graphicData>
+            </a:graphic>
+          </wp:inline>
+        </w:drawing>
+      </w:r>
+    </w:p>
+    <w:p>
+      <w:pPr>
+        <w:spacing w:after="200"/>
+        <w:jc w:val="center"/>
+      </w:pPr>
+      <w:r>
+        <w:rPr>
+          <w:rFonts w:ascii="Calibri" w:hAnsi="Calibri" w:cs="Calibri" w:eastAsia="Calibri"/>
+          <w:i/>
+          <w:color w:val="555555"/>
+          <w:sz w:val="20"/>
+        </w:rPr>
+        <w:t>Figure 4. Discomfort prevalence broken down by age, gender, vehicle, and carrying mode.</w:t>
+      </w:r>
+    </w:p>
+    <w:p>
+      <w:pPr>
+        <w:keepNext/>
+        <w:spacing w:before="240" w:after="80"/>
+      </w:pPr>
+      <w:r>
+        <w:rPr>
+          <w:rFonts w:ascii="Calibri" w:hAnsi="Calibri" w:cs="Calibri" w:eastAsia="Calibri"/>
+          <w:b/>
+          <w:color w:val="2E86AB"/>
+          <w:sz w:val="24"/>
+        </w:rPr>
+        <w:t>12.1 Stage-1 risk distribution</w:t>
+      </w:r>
+    </w:p>
+    <w:p>
+      <w:pPr>
+        <w:spacing w:after="160"/>
+      </w:pPr>
+      <w:r>
+        <w:rPr>
+          <w:rFonts w:ascii="Calibri" w:hAnsi="Calibri" w:cs="Calibri" w:eastAsia="Calibri"/>
+          <w:b/>
+          <w:sz w:val="22"/>
+        </w:rPr>
+        <w:t>Table 5. Stage-1 risk band counts per factor (n = 182).</w:t>
+      </w:r>
+    </w:p>
+    <w:tbl>
+      <w:tblPr>
+        <w:tblStyle w:val="TableGrid"/>
+        <w:tblW w:type="auto" w:w="0"/>
+        <w:jc w:val="center"/>
+        <w:tblLook w:firstColumn="1" w:firstRow="1" w:lastColumn="0" w:lastRow="0" w:noHBand="0" w:noVBand="1" w:val="04A0"/>
+      </w:tblPr>
+      <w:tblGrid>
+        <w:gridCol w:w="2493"/>
+        <w:gridCol w:w="2493"/>
+        <w:gridCol w:w="2493"/>
+        <w:gridCol w:w="2493"/>
+      </w:tblGrid>
+      <w:tr>
+        <w:tc>
+          <w:tcPr>
+            <w:tcW w:type="dxa" w:w="2493"/>
+            <w:shd w:fill="1F3B73"/>
+          </w:tcPr>
+          <w:p>
+            <w:r/>
+            <w:r>
+              <w:rPr>
+                <w:rFonts w:ascii="Calibri" w:hAnsi="Calibri" w:cs="Calibri" w:eastAsia="Calibri"/>
+                <w:b/>
+                <w:color w:val="FFFFFF"/>
+                <w:sz w:val="20"/>
+              </w:rPr>
+              <w:t>Factor</w:t>
+            </w:r>
+          </w:p>
+        </w:tc>
+        <w:tc>
+          <w:tcPr>
+            <w:tcW w:type="dxa" w:w="2493"/>
+            <w:shd w:fill="1F3B73"/>
+          </w:tcPr>
+          <w:p>
+            <w:r/>
+            <w:r>
+              <w:rPr>
+                <w:rFonts w:ascii="Calibri" w:hAnsi="Calibri" w:cs="Calibri" w:eastAsia="Calibri"/>
+                <w:b/>
+                <w:color w:val="FFFFFF"/>
+                <w:sz w:val="20"/>
+              </w:rPr>
+              <w:t>Low</w:t>
+            </w:r>
+          </w:p>
+        </w:tc>
+        <w:tc>
+          <w:tcPr>
+            <w:tcW w:type="dxa" w:w="2493"/>
+            <w:shd w:fill="1F3B73"/>
+          </w:tcPr>
+          <w:p>
+            <w:r/>
+            <w:r>
+              <w:rPr>
+                <w:rFonts w:ascii="Calibri" w:hAnsi="Calibri" w:cs="Calibri" w:eastAsia="Calibri"/>
+                <w:b/>
+                <w:color w:val="FFFFFF"/>
+                <w:sz w:val="20"/>
+              </w:rPr>
+              <w:t>Medium</w:t>
+            </w:r>
+          </w:p>
+        </w:tc>
+        <w:tc>
+          <w:tcPr>
+            <w:tcW w:type="dxa" w:w="2493"/>
+            <w:shd w:fill="1F3B73"/>
+          </w:tcPr>
+          <w:p>
+            <w:r/>
+            <w:r>
+              <w:rPr>
+                <w:rFonts w:ascii="Calibri" w:hAnsi="Calibri" w:cs="Calibri" w:eastAsia="Calibri"/>
+                <w:b/>
+                <w:color w:val="FFFFFF"/>
+                <w:sz w:val="20"/>
+              </w:rPr>
+              <w:t>High</w:t>
+            </w:r>
+          </w:p>
+        </w:tc>
+      </w:tr>
+      <w:tr>
+        <w:tc>
+          <w:tcPr>
+            <w:tcW w:type="dxa" w:w="2493"/>
+          </w:tcPr>
+          <w:p>
+            <w:r/>
+            <w:r>
+              <w:rPr>
+                <w:rFonts w:ascii="Calibri" w:hAnsi="Calibri" w:cs="Calibri" w:eastAsia="Calibri"/>
+                <w:sz w:val="22"/>
+              </w:rPr>
+              <w:t>Force</w:t>
+            </w:r>
+          </w:p>
+        </w:tc>
+        <w:tc>
+          <w:tcPr>
+            <w:tcW w:type="dxa" w:w="2493"/>
+          </w:tcPr>
+          <w:p>
+            <w:r/>
+            <w:r>
+              <w:rPr>
+                <w:rFonts w:ascii="Calibri" w:hAnsi="Calibri" w:cs="Calibri" w:eastAsia="Calibri"/>
+                <w:sz w:val="22"/>
+              </w:rPr>
+              <w:t>90</w:t>
+            </w:r>
+          </w:p>
+        </w:tc>
+        <w:tc>
+          <w:tcPr>
+            <w:tcW w:type="dxa" w:w="2493"/>
+          </w:tcPr>
+          <w:p>
+            <w:r/>
+            <w:r>
+              <w:rPr>
+                <w:rFonts w:ascii="Calibri" w:hAnsi="Calibri" w:cs="Calibri" w:eastAsia="Calibri"/>
+                <w:sz w:val="22"/>
+              </w:rPr>
+              <w:t>57</w:t>
+            </w:r>
+          </w:p>
+        </w:tc>
+        <w:tc>
+          <w:tcPr>
+            <w:tcW w:type="dxa" w:w="2493"/>
+          </w:tcPr>
+          <w:p>
+            <w:r/>
+            <w:r>
+              <w:rPr>
+                <w:rFonts w:ascii="Calibri" w:hAnsi="Calibri" w:cs="Calibri" w:eastAsia="Calibri"/>
+                <w:sz w:val="22"/>
+              </w:rPr>
+              <w:t>35</w:t>
+            </w:r>
+          </w:p>
+        </w:tc>
+      </w:tr>
+      <w:tr>
+        <w:tc>
+          <w:tcPr>
+            <w:tcW w:type="dxa" w:w="2493"/>
+          </w:tcPr>
+          <w:p>
+            <w:r/>
+            <w:r>
+              <w:rPr>
+                <w:rFonts w:ascii="Calibri" w:hAnsi="Calibri" w:cs="Calibri" w:eastAsia="Calibri"/>
+                <w:sz w:val="22"/>
+              </w:rPr>
+              <w:t>Repetition</w:t>
+            </w:r>
+          </w:p>
+        </w:tc>
+        <w:tc>
+          <w:tcPr>
+            <w:tcW w:type="dxa" w:w="2493"/>
+          </w:tcPr>
+          <w:p>
+            <w:r/>
+            <w:r>
+              <w:rPr>
+                <w:rFonts w:ascii="Calibri" w:hAnsi="Calibri" w:cs="Calibri" w:eastAsia="Calibri"/>
+                <w:sz w:val="22"/>
+              </w:rPr>
+              <w:t>26</w:t>
+            </w:r>
+          </w:p>
+        </w:tc>
+        <w:tc>
+          <w:tcPr>
+            <w:tcW w:type="dxa" w:w="2493"/>
+          </w:tcPr>
+          <w:p>
+            <w:r/>
+            <w:r>
+              <w:rPr>
+                <w:rFonts w:ascii="Calibri" w:hAnsi="Calibri" w:cs="Calibri" w:eastAsia="Calibri"/>
+                <w:sz w:val="22"/>
+              </w:rPr>
+              <w:t>82</w:t>
+            </w:r>
+          </w:p>
+        </w:tc>
+        <w:tc>
+          <w:tcPr>
+            <w:tcW w:type="dxa" w:w="2493"/>
+          </w:tcPr>
+          <w:p>
+            <w:r/>
+            <w:r>
+              <w:rPr>
+                <w:rFonts w:ascii="Calibri" w:hAnsi="Calibri" w:cs="Calibri" w:eastAsia="Calibri"/>
+                <w:b/>
+                <w:sz w:val="22"/>
+              </w:rPr>
+              <w:t>74</w:t>
+            </w:r>
+          </w:p>
+        </w:tc>
+      </w:tr>
+      <w:tr>
+        <w:tc>
+          <w:tcPr>
+            <w:tcW w:type="dxa" w:w="2493"/>
+          </w:tcPr>
+          <w:p>
+            <w:r/>
+            <w:r>
+              <w:rPr>
+                <w:rFonts w:ascii="Calibri" w:hAnsi="Calibri" w:cs="Calibri" w:eastAsia="Calibri"/>
+                <w:sz w:val="22"/>
+              </w:rPr>
+              <w:t>Duration</w:t>
+            </w:r>
+          </w:p>
+        </w:tc>
+        <w:tc>
+          <w:tcPr>
+            <w:tcW w:type="dxa" w:w="2493"/>
+          </w:tcPr>
+          <w:p>
+            <w:r/>
+            <w:r>
+              <w:rPr>
+                <w:rFonts w:ascii="Calibri" w:hAnsi="Calibri" w:cs="Calibri" w:eastAsia="Calibri"/>
+                <w:sz w:val="22"/>
+              </w:rPr>
+              <w:t>37</w:t>
+            </w:r>
+          </w:p>
+        </w:tc>
+        <w:tc>
+          <w:tcPr>
+            <w:tcW w:type="dxa" w:w="2493"/>
+          </w:tcPr>
+          <w:p>
+            <w:r/>
+            <w:r>
+              <w:rPr>
+                <w:rFonts w:ascii="Calibri" w:hAnsi="Calibri" w:cs="Calibri" w:eastAsia="Calibri"/>
+                <w:sz w:val="22"/>
+              </w:rPr>
+              <w:t>56</w:t>
+            </w:r>
+          </w:p>
+        </w:tc>
+        <w:tc>
+          <w:tcPr>
+            <w:tcW w:type="dxa" w:w="2493"/>
+          </w:tcPr>
+          <w:p>
+            <w:r/>
+            <w:r>
+              <w:rPr>
+                <w:rFonts w:ascii="Calibri" w:hAnsi="Calibri" w:cs="Calibri" w:eastAsia="Calibri"/>
+                <w:b/>
+                <w:sz w:val="22"/>
+              </w:rPr>
+              <w:t>89</w:t>
+            </w:r>
+          </w:p>
+        </w:tc>
+      </w:tr>
+      <w:tr>
+        <w:tc>
+          <w:tcPr>
+            <w:tcW w:type="dxa" w:w="2493"/>
+          </w:tcPr>
+          <w:p>
+            <w:r/>
+            <w:r>
+              <w:rPr>
+                <w:rFonts w:ascii="Calibri" w:hAnsi="Calibri" w:cs="Calibri" w:eastAsia="Calibri"/>
+                <w:sz w:val="22"/>
+              </w:rPr>
+              <w:t>Vibration</w:t>
+            </w:r>
+          </w:p>
+        </w:tc>
+        <w:tc>
+          <w:tcPr>
+            <w:tcW w:type="dxa" w:w="2493"/>
+          </w:tcPr>
+          <w:p>
+            <w:r/>
+            <w:r>
+              <w:rPr>
+                <w:rFonts w:ascii="Calibri" w:hAnsi="Calibri" w:cs="Calibri" w:eastAsia="Calibri"/>
+                <w:sz w:val="22"/>
+              </w:rPr>
+              <w:t>67</w:t>
+            </w:r>
+          </w:p>
+        </w:tc>
+        <w:tc>
+          <w:tcPr>
+            <w:tcW w:type="dxa" w:w="2493"/>
+          </w:tcPr>
+          <w:p>
+            <w:r/>
+            <w:r>
+              <w:rPr>
+                <w:rFonts w:ascii="Calibri" w:hAnsi="Calibri" w:cs="Calibri" w:eastAsia="Calibri"/>
+                <w:sz w:val="22"/>
+              </w:rPr>
+              <w:t>68</w:t>
+            </w:r>
+          </w:p>
+        </w:tc>
+        <w:tc>
+          <w:tcPr>
+            <w:tcW w:type="dxa" w:w="2493"/>
+          </w:tcPr>
+          <w:p>
+            <w:r/>
+            <w:r>
+              <w:rPr>
+                <w:rFonts w:ascii="Calibri" w:hAnsi="Calibri" w:cs="Calibri" w:eastAsia="Calibri"/>
+                <w:sz w:val="22"/>
+              </w:rPr>
+              <w:t>47</w:t>
+            </w:r>
+          </w:p>
+        </w:tc>
+      </w:tr>
+      <w:tr>
+        <w:tc>
+          <w:tcPr>
+            <w:tcW w:type="dxa" w:w="2493"/>
+          </w:tcPr>
+          <w:p>
+            <w:r/>
+            <w:r>
+              <w:rPr>
+                <w:rFonts w:ascii="Calibri" w:hAnsi="Calibri" w:cs="Calibri" w:eastAsia="Calibri"/>
+                <w:sz w:val="22"/>
+              </w:rPr>
+              <w:t>Contact Stress</w:t>
+            </w:r>
+          </w:p>
+        </w:tc>
+        <w:tc>
+          <w:tcPr>
+            <w:tcW w:type="dxa" w:w="2493"/>
+          </w:tcPr>
+          <w:p>
+            <w:r/>
+            <w:r>
+              <w:rPr>
+                <w:rFonts w:ascii="Calibri" w:hAnsi="Calibri" w:cs="Calibri" w:eastAsia="Calibri"/>
+                <w:sz w:val="22"/>
+              </w:rPr>
+              <w:t>68</w:t>
+            </w:r>
+          </w:p>
+        </w:tc>
+        <w:tc>
+          <w:tcPr>
+            <w:tcW w:type="dxa" w:w="2493"/>
+          </w:tcPr>
+          <w:p>
+            <w:r/>
+            <w:r>
+              <w:rPr>
+                <w:rFonts w:ascii="Calibri" w:hAnsi="Calibri" w:cs="Calibri" w:eastAsia="Calibri"/>
+                <w:sz w:val="22"/>
+              </w:rPr>
+              <w:t>58</w:t>
+            </w:r>
+          </w:p>
+        </w:tc>
+        <w:tc>
+          <w:tcPr>
+            <w:tcW w:type="dxa" w:w="2493"/>
+          </w:tcPr>
+          <w:p>
+            <w:r/>
+            <w:r>
+              <w:rPr>
+                <w:rFonts w:ascii="Calibri" w:hAnsi="Calibri" w:cs="Calibri" w:eastAsia="Calibri"/>
+                <w:sz w:val="22"/>
+              </w:rPr>
+              <w:t>56</w:t>
+            </w:r>
+          </w:p>
+        </w:tc>
+      </w:tr>
+      <w:tr>
+        <w:tc>
+          <w:tcPr>
+            <w:tcW w:type="dxa" w:w="2493"/>
+          </w:tcPr>
+          <w:p>
+            <w:r/>
+            <w:r>
+              <w:rPr>
+                <w:rFonts w:ascii="Calibri" w:hAnsi="Calibri" w:cs="Calibri" w:eastAsia="Calibri"/>
+                <w:sz w:val="22"/>
+              </w:rPr>
+              <w:t>Posture</w:t>
+            </w:r>
+          </w:p>
+        </w:tc>
+        <w:tc>
+          <w:tcPr>
+            <w:tcW w:type="dxa" w:w="2493"/>
+          </w:tcPr>
+          <w:p>
+            <w:r/>
+            <w:r>
+              <w:rPr>
+                <w:rFonts w:ascii="Calibri" w:hAnsi="Calibri" w:cs="Calibri" w:eastAsia="Calibri"/>
+                <w:sz w:val="22"/>
+              </w:rPr>
+              <w:t>0</w:t>
+            </w:r>
+          </w:p>
+        </w:tc>
+        <w:tc>
+          <w:tcPr>
+            <w:tcW w:type="dxa" w:w="2493"/>
+          </w:tcPr>
+          <w:p>
+            <w:r/>
+            <w:r>
+              <w:rPr>
+                <w:rFonts w:ascii="Calibri" w:hAnsi="Calibri" w:cs="Calibri" w:eastAsia="Calibri"/>
+                <w:sz w:val="22"/>
+              </w:rPr>
+              <w:t>29</w:t>
+            </w:r>
+          </w:p>
+        </w:tc>
+        <w:tc>
+          <w:tcPr>
+            <w:tcW w:type="dxa" w:w="2493"/>
+          </w:tcPr>
+          <w:p>
+            <w:r/>
+            <w:r>
+              <w:rPr>
+                <w:rFonts w:ascii="Calibri" w:hAnsi="Calibri" w:cs="Calibri" w:eastAsia="Calibri"/>
+                <w:b/>
+                <w:sz w:val="22"/>
+              </w:rPr>
+              <w:t>153</w:t>
+            </w:r>
+          </w:p>
+        </w:tc>
+      </w:tr>
+    </w:tbl>
+    <w:p>
+      <w:pPr>
+        <w:spacing w:after="120"/>
+      </w:pPr>
+    </w:p>
+    <w:p>
+      <w:pPr>
         <w:spacing w:after="160"/>
       </w:pPr>
       <w:r>
@@ -11255,7 +11954,7 @@
         <w:drawing>
           <wp:inline xmlns:a="http://schemas.openxmlformats.org/drawingml/2006/main" xmlns:pic="http://schemas.openxmlformats.org/drawingml/2006/picture">
             <wp:extent cx="5400000" cy="2415680"/>
-            <wp:docPr id="4" name="Picture 4"/>
+            <wp:docPr id="5" name="Picture 5"/>
             <wp:cNvGraphicFramePr>
               <a:graphicFrameLocks noChangeAspect="1"/>
             </wp:cNvGraphicFramePr>
@@ -11267,7 +11966,7 @@
                     <pic:cNvPicPr/>
                   </pic:nvPicPr>
                   <pic:blipFill>
-                    <a:blip r:embed="rId12"/>
+                    <a:blip r:embed="rId13"/>
                     <a:stretch>
                       <a:fillRect/>
                     </a:stretch>
@@ -11298,7 +11997,7 @@
           <w:color w:val="555555"/>
           <w:sz w:val="20"/>
         </w:rPr>
-        <w:t>Figure 4. Stage-1 Low / Medium / High counts per risk factor.</w:t>
+        <w:t>Figure 5. Stage-1 Low / Medium / High counts per risk factor.</w:t>
       </w:r>
     </w:p>
     <w:p>
@@ -11310,7 +12009,7 @@
         <w:drawing>
           <wp:inline xmlns:a="http://schemas.openxmlformats.org/drawingml/2006/main" xmlns:pic="http://schemas.openxmlformats.org/drawingml/2006/picture">
             <wp:extent cx="5400000" cy="2919820"/>
-            <wp:docPr id="5" name="Picture 5"/>
+            <wp:docPr id="6" name="Picture 6"/>
             <wp:cNvGraphicFramePr>
               <a:graphicFrameLocks noChangeAspect="1"/>
             </wp:cNvGraphicFramePr>
@@ -11322,7 +12021,7 @@
                     <pic:cNvPicPr/>
                   </pic:nvPicPr>
                   <pic:blipFill>
-                    <a:blip r:embed="rId13"/>
+                    <a:blip r:embed="rId14"/>
                     <a:stretch>
                       <a:fillRect/>
                     </a:stretch>
@@ -11353,7 +12052,7 @@
           <w:color w:val="555555"/>
           <w:sz w:val="20"/>
         </w:rPr>
-        <w:t>Figure 5. Discomfort prevalence within each Low / Medium / High band, per risk factor.</w:t>
+        <w:t>Figure 6. Discomfort prevalence within each Low / Medium / High band, per risk factor.</w:t>
       </w:r>
     </w:p>
     <w:p>
@@ -11365,7 +12064,7 @@
         <w:drawing>
           <wp:inline xmlns:a="http://schemas.openxmlformats.org/drawingml/2006/main" xmlns:pic="http://schemas.openxmlformats.org/drawingml/2006/picture">
             <wp:extent cx="5400000" cy="4882689"/>
-            <wp:docPr id="6" name="Picture 6"/>
+            <wp:docPr id="7" name="Picture 7"/>
             <wp:cNvGraphicFramePr>
               <a:graphicFrameLocks noChangeAspect="1"/>
             </wp:cNvGraphicFramePr>
@@ -11377,7 +12076,7 @@
                     <pic:cNvPicPr/>
                   </pic:nvPicPr>
                   <pic:blipFill>
-                    <a:blip r:embed="rId14"/>
+                    <a:blip r:embed="rId15"/>
                     <a:stretch>
                       <a:fillRect/>
                     </a:stretch>
@@ -11408,7 +12107,7 @@
           <w:color w:val="555555"/>
           <w:sz w:val="20"/>
         </w:rPr>
-        <w:t>Figure 6. Pearson correlation matrix across the numeric feature pool.</w:t>
+        <w:t>Figure 7. Pearson correlation matrix across the numeric feature pool.</w:t>
       </w:r>
     </w:p>
     <w:p>
@@ -14333,7 +15032,7 @@
           <w:b/>
           <w:sz w:val="22"/>
         </w:rPr>
-        <w:t>Table 9. Top 5 most important features per factor (from `feature_importances_` for tree-ensemble models). Force and Posture are omitted because the best model for both is HistGradientBoosting, which does not expose split-based importances directly; the Figure 9 panel is built from a parallel logistic-coefficient fit instead.</w:t>
+        <w:t>Table 9. Top 5 most important features per factor (from `feature_importances_` for tree-ensemble models). Force and Posture are omitted because the best model for both is HistGradientBoosting, which does not expose split-based importances directly; the Figure 10 panel is built from a parallel logistic-coefficient fit instead.</w:t>
       </w:r>
     </w:p>
     <w:tbl>
@@ -14844,7 +15543,7 @@
         <w:drawing>
           <wp:inline xmlns:a="http://schemas.openxmlformats.org/drawingml/2006/main" xmlns:pic="http://schemas.openxmlformats.org/drawingml/2006/picture">
             <wp:extent cx="5400000" cy="3283006"/>
-            <wp:docPr id="7" name="Picture 7"/>
+            <wp:docPr id="8" name="Picture 8"/>
             <wp:cNvGraphicFramePr>
               <a:graphicFrameLocks noChangeAspect="1"/>
             </wp:cNvGraphicFramePr>
@@ -14856,7 +15555,7 @@
                     <pic:cNvPicPr/>
                   </pic:nvPicPr>
                   <pic:blipFill>
-                    <a:blip r:embed="rId15"/>
+                    <a:blip r:embed="rId16"/>
                     <a:stretch>
                       <a:fillRect/>
                     </a:stretch>
@@ -14887,7 +15586,7 @@
           <w:color w:val="555555"/>
           <w:sz w:val="20"/>
         </w:rPr>
-        <w:t>Figure 7. Confusion matrices for the best model per factor (rows = true class, columns = predicted class).</w:t>
+        <w:t>Figure 8. Confusion matrices for the best model per factor (rows = true class, columns = predicted class).</w:t>
       </w:r>
     </w:p>
     <w:p>
@@ -14899,7 +15598,7 @@
         <w:drawing>
           <wp:inline xmlns:a="http://schemas.openxmlformats.org/drawingml/2006/main" xmlns:pic="http://schemas.openxmlformats.org/drawingml/2006/picture">
             <wp:extent cx="5400000" cy="3286693"/>
-            <wp:docPr id="8" name="Picture 8"/>
+            <wp:docPr id="9" name="Picture 9"/>
             <wp:cNvGraphicFramePr>
               <a:graphicFrameLocks noChangeAspect="1"/>
             </wp:cNvGraphicFramePr>
@@ -14911,7 +15610,7 @@
                     <pic:cNvPicPr/>
                   </pic:nvPicPr>
                   <pic:blipFill>
-                    <a:blip r:embed="rId16"/>
+                    <a:blip r:embed="rId17"/>
                     <a:stretch>
                       <a:fillRect/>
                     </a:stretch>
@@ -14942,7 +15641,7 @@
           <w:color w:val="555555"/>
           <w:sz w:val="20"/>
         </w:rPr>
-        <w:t>Figure 8. ROC curves (one-vs-rest) for the best model per factor.</w:t>
+        <w:t>Figure 9. ROC curves (one-vs-rest) for the best model per factor.</w:t>
       </w:r>
     </w:p>
     <w:p>
@@ -14954,7 +15653,7 @@
         <w:drawing>
           <wp:inline xmlns:a="http://schemas.openxmlformats.org/drawingml/2006/main" xmlns:pic="http://schemas.openxmlformats.org/drawingml/2006/picture">
             <wp:extent cx="5400000" cy="3614008"/>
-            <wp:docPr id="9" name="Picture 9"/>
+            <wp:docPr id="10" name="Picture 10"/>
             <wp:cNvGraphicFramePr>
               <a:graphicFrameLocks noChangeAspect="1"/>
             </wp:cNvGraphicFramePr>
@@ -14966,7 +15665,7 @@
                     <pic:cNvPicPr/>
                   </pic:nvPicPr>
                   <pic:blipFill>
-                    <a:blip r:embed="rId17"/>
+                    <a:blip r:embed="rId18"/>
                     <a:stretch>
                       <a:fillRect/>
                     </a:stretch>
@@ -14997,7 +15696,7 @@
           <w:color w:val="555555"/>
           <w:sz w:val="20"/>
         </w:rPr>
-        <w:t>Figure 9. Top 10 features by importance for the best model per factor.</w:t>
+        <w:t>Figure 10. Top 10 features by importance for the best model per factor.</w:t>
       </w:r>
     </w:p>
     <w:p>

--- a/docs/PROJECT_REPORT.docx
+++ b/docs/PROJECT_REPORT.docx
@@ -15792,12 +15792,53 @@
         <w:jc w:val="center"/>
       </w:pPr>
       <w:r>
+        <w:drawing>
+          <wp:inline xmlns:a="http://schemas.openxmlformats.org/drawingml/2006/main" xmlns:pic="http://schemas.openxmlformats.org/drawingml/2006/picture">
+            <wp:extent cx="5400000" cy="3206250"/>
+            <wp:docPr id="11" name="Picture 11"/>
+            <wp:cNvGraphicFramePr>
+              <a:graphicFrameLocks noChangeAspect="1"/>
+            </wp:cNvGraphicFramePr>
+            <a:graphic>
+              <a:graphicData uri="http://schemas.openxmlformats.org/drawingml/2006/picture">
+                <pic:pic>
+                  <pic:nvPicPr>
+                    <pic:cNvPr id="0" name="web_01_header_demographic.png"/>
+                    <pic:cNvPicPr/>
+                  </pic:nvPicPr>
+                  <pic:blipFill>
+                    <a:blip r:embed="rId19"/>
+                    <a:stretch>
+                      <a:fillRect/>
+                    </a:stretch>
+                  </pic:blipFill>
+                  <pic:spPr>
+                    <a:xfrm>
+                      <a:off x="0" y="0"/>
+                      <a:ext cx="5400000" cy="3206250"/>
+                    </a:xfrm>
+                    <a:prstGeom prst="rect"/>
+                  </pic:spPr>
+                </pic:pic>
+              </a:graphicData>
+            </a:graphic>
+          </wp:inline>
+        </w:drawing>
+      </w:r>
+    </w:p>
+    <w:p>
+      <w:pPr>
+        <w:spacing w:after="200"/>
+        <w:jc w:val="center"/>
+      </w:pPr>
+      <w:r>
         <w:rPr>
           <w:rFonts w:ascii="Calibri" w:hAnsi="Calibri" w:cs="Calibri" w:eastAsia="Calibri"/>
           <w:i/>
+          <w:color w:val="555555"/>
           <w:sz w:val="20"/>
         </w:rPr>
-        <w:t>[missing figure: outputs/app_screenshots/web_01_header_demographic.png]</w:t>
+        <w:t>Figure 11. Web interface, header and sample-profile shortcuts above the demographic section (Q1-17).</w:t>
       </w:r>
     </w:p>
     <w:p>
@@ -15806,12 +15847,53 @@
         <w:jc w:val="center"/>
       </w:pPr>
       <w:r>
+        <w:drawing>
+          <wp:inline xmlns:a="http://schemas.openxmlformats.org/drawingml/2006/main" xmlns:pic="http://schemas.openxmlformats.org/drawingml/2006/picture">
+            <wp:extent cx="5400000" cy="3206250"/>
+            <wp:docPr id="12" name="Picture 12"/>
+            <wp:cNvGraphicFramePr>
+              <a:graphicFrameLocks noChangeAspect="1"/>
+            </wp:cNvGraphicFramePr>
+            <a:graphic>
+              <a:graphicData uri="http://schemas.openxmlformats.org/drawingml/2006/picture">
+                <pic:pic>
+                  <pic:nvPicPr>
+                    <pic:cNvPr id="0" name="web_02_nmq.png"/>
+                    <pic:cNvPicPr/>
+                  </pic:nvPicPr>
+                  <pic:blipFill>
+                    <a:blip r:embed="rId20"/>
+                    <a:stretch>
+                      <a:fillRect/>
+                    </a:stretch>
+                  </pic:blipFill>
+                  <pic:spPr>
+                    <a:xfrm>
+                      <a:off x="0" y="0"/>
+                      <a:ext cx="5400000" cy="3206250"/>
+                    </a:xfrm>
+                    <a:prstGeom prst="rect"/>
+                  </pic:spPr>
+                </pic:pic>
+              </a:graphicData>
+            </a:graphic>
+          </wp:inline>
+        </w:drawing>
+      </w:r>
+    </w:p>
+    <w:p>
+      <w:pPr>
+        <w:spacing w:after="200"/>
+        <w:jc w:val="center"/>
+      </w:pPr>
+      <w:r>
         <w:rPr>
           <w:rFonts w:ascii="Calibri" w:hAnsi="Calibri" w:cs="Calibri" w:eastAsia="Calibri"/>
           <w:i/>
+          <w:color w:val="555555"/>
           <w:sz w:val="20"/>
         </w:rPr>
-        <w:t>[missing figure: outputs/app_screenshots/web_02_nmq.png]</w:t>
+        <w:t>Figure 12. Web interface, Nordic Musculoskeletal Questionnaire (Q18-24).</w:t>
       </w:r>
     </w:p>
     <w:p>
@@ -15820,12 +15902,53 @@
         <w:jc w:val="center"/>
       </w:pPr>
       <w:r>
+        <w:drawing>
+          <wp:inline xmlns:a="http://schemas.openxmlformats.org/drawingml/2006/main" xmlns:pic="http://schemas.openxmlformats.org/drawingml/2006/picture">
+            <wp:extent cx="5400000" cy="3206250"/>
+            <wp:docPr id="13" name="Picture 13"/>
+            <wp:cNvGraphicFramePr>
+              <a:graphicFrameLocks noChangeAspect="1"/>
+            </wp:cNvGraphicFramePr>
+            <a:graphic>
+              <a:graphicData uri="http://schemas.openxmlformats.org/drawingml/2006/picture">
+                <pic:pic>
+                  <pic:nvPicPr>
+                    <pic:cNvPr id="0" name="web_03_nasa_borg.png"/>
+                    <pic:cNvPicPr/>
+                  </pic:nvPicPr>
+                  <pic:blipFill>
+                    <a:blip r:embed="rId21"/>
+                    <a:stretch>
+                      <a:fillRect/>
+                    </a:stretch>
+                  </pic:blipFill>
+                  <pic:spPr>
+                    <a:xfrm>
+                      <a:off x="0" y="0"/>
+                      <a:ext cx="5400000" cy="3206250"/>
+                    </a:xfrm>
+                    <a:prstGeom prst="rect"/>
+                  </pic:spPr>
+                </pic:pic>
+              </a:graphicData>
+            </a:graphic>
+          </wp:inline>
+        </w:drawing>
+      </w:r>
+    </w:p>
+    <w:p>
+      <w:pPr>
+        <w:spacing w:after="200"/>
+        <w:jc w:val="center"/>
+      </w:pPr>
+      <w:r>
         <w:rPr>
           <w:rFonts w:ascii="Calibri" w:hAnsi="Calibri" w:cs="Calibri" w:eastAsia="Calibri"/>
           <w:i/>
+          <w:color w:val="555555"/>
           <w:sz w:val="20"/>
         </w:rPr>
-        <w:t>[missing figure: outputs/app_screenshots/web_03_nasa_borg.png]</w:t>
+        <w:t>Figure 13. Web interface, NASA-TLX workload (Q25-30) and Borg CR10 fatigue (Q31-36) sliders.</w:t>
       </w:r>
     </w:p>
     <w:p>
@@ -15834,12 +15957,53 @@
         <w:jc w:val="center"/>
       </w:pPr>
       <w:r>
+        <w:drawing>
+          <wp:inline xmlns:a="http://schemas.openxmlformats.org/drawingml/2006/main" xmlns:pic="http://schemas.openxmlformats.org/drawingml/2006/picture">
+            <wp:extent cx="5400000" cy="3206250"/>
+            <wp:docPr id="14" name="Picture 14"/>
+            <wp:cNvGraphicFramePr>
+              <a:graphicFrameLocks noChangeAspect="1"/>
+            </wp:cNvGraphicFramePr>
+            <a:graphic>
+              <a:graphicData uri="http://schemas.openxmlformats.org/drawingml/2006/picture">
+                <pic:pic>
+                  <pic:nvPicPr>
+                    <pic:cNvPr id="0" name="web_04_rula_qec.png"/>
+                    <pic:cNvPicPr/>
+                  </pic:nvPicPr>
+                  <pic:blipFill>
+                    <a:blip r:embed="rId22"/>
+                    <a:stretch>
+                      <a:fillRect/>
+                    </a:stretch>
+                  </pic:blipFill>
+                  <pic:spPr>
+                    <a:xfrm>
+                      <a:off x="0" y="0"/>
+                      <a:ext cx="5400000" cy="3206250"/>
+                    </a:xfrm>
+                    <a:prstGeom prst="rect"/>
+                  </pic:spPr>
+                </pic:pic>
+              </a:graphicData>
+            </a:graphic>
+          </wp:inline>
+        </w:drawing>
+      </w:r>
+    </w:p>
+    <w:p>
+      <w:pPr>
+        <w:spacing w:after="200"/>
+        <w:jc w:val="center"/>
+      </w:pPr>
+      <w:r>
         <w:rPr>
           <w:rFonts w:ascii="Calibri" w:hAnsi="Calibri" w:cs="Calibri" w:eastAsia="Calibri"/>
           <w:i/>
+          <w:color w:val="555555"/>
           <w:sz w:val="20"/>
         </w:rPr>
-        <w:t>[missing figure: outputs/app_screenshots/web_04_rula_qec.png]</w:t>
+        <w:t>Figure 14. Web interface, RULA posture observation (11 inputs) and Quick Exposure Check (8 inputs) followed by the Predict button.</w:t>
       </w:r>
     </w:p>
     <w:p>
@@ -15848,12 +16012,53 @@
         <w:jc w:val="center"/>
       </w:pPr>
       <w:r>
+        <w:drawing>
+          <wp:inline xmlns:a="http://schemas.openxmlformats.org/drawingml/2006/main" xmlns:pic="http://schemas.openxmlformats.org/drawingml/2006/picture">
+            <wp:extent cx="5400000" cy="3206250"/>
+            <wp:docPr id="15" name="Picture 15"/>
+            <wp:cNvGraphicFramePr>
+              <a:graphicFrameLocks noChangeAspect="1"/>
+            </wp:cNvGraphicFramePr>
+            <a:graphic>
+              <a:graphicData uri="http://schemas.openxmlformats.org/drawingml/2006/picture">
+                <pic:pic>
+                  <pic:nvPicPr>
+                    <pic:cNvPr id="0" name="web_05_prediction_output.png"/>
+                    <pic:cNvPicPr/>
+                  </pic:nvPicPr>
+                  <pic:blipFill>
+                    <a:blip r:embed="rId23"/>
+                    <a:stretch>
+                      <a:fillRect/>
+                    </a:stretch>
+                  </pic:blipFill>
+                  <pic:spPr>
+                    <a:xfrm>
+                      <a:off x="0" y="0"/>
+                      <a:ext cx="5400000" cy="3206250"/>
+                    </a:xfrm>
+                    <a:prstGeom prst="rect"/>
+                  </pic:spPr>
+                </pic:pic>
+              </a:graphicData>
+            </a:graphic>
+          </wp:inline>
+        </w:drawing>
+      </w:r>
+    </w:p>
+    <w:p>
+      <w:pPr>
+        <w:spacing w:after="200"/>
+        <w:jc w:val="center"/>
+      </w:pPr>
+      <w:r>
         <w:rPr>
           <w:rFonts w:ascii="Calibri" w:hAnsi="Calibri" w:cs="Calibri" w:eastAsia="Calibri"/>
           <w:i/>
+          <w:color w:val="555555"/>
           <w:sz w:val="20"/>
         </w:rPr>
-        <w:t>[missing figure: outputs/app_screenshots/web_05_prediction_output.png]</w:t>
+        <w:t>Figure 15. Web interface, predicted risk profile with colour-coded bars per factor, summary banner, and risk-band recommendations.</w:t>
       </w:r>
     </w:p>
     <w:p>

--- a/docs/PROJECT_REPORT.docx
+++ b/docs/PROJECT_REPORT.docx
@@ -462,7 +462,7 @@
           <w:rFonts w:ascii="Calibri" w:hAnsi="Calibri" w:cs="Calibri" w:eastAsia="Calibri"/>
           <w:sz w:val="22"/>
         </w:rPr>
-        <w:t>The two-stage split lets us audit the labels (Stage 1 is transparent) and at the same time produce a screening tool that can run on a rider's profile without re-applying the ergonomic worksheets.</w:t>
+        <w:t>The two-stage split lets us audit the labels (Stage 1 is auditable by hand) and at the same time produce a screening tool that can run on a rider's profile without re-applying the ergonomic worksheets.</w:t>
       </w:r>
     </w:p>
     <w:p>
@@ -8799,7 +8799,7 @@
           <w:rFonts w:ascii="Calibri" w:hAnsi="Calibri" w:cs="Calibri" w:eastAsia="Calibri"/>
           <w:sz w:val="22"/>
         </w:rPr>
-        <w:t>Cross-validation is how we test the model honestly. We split the 182 riders into 5 groups, then repeat the same training-and-testing procedure 5 times, so that each group serves once as the test set. The split (</w:t>
+        <w:t>Cross-validation is how we test the model fairly. We split the 182 riders into 5 groups, then repeat the same training-and-testing procedure 5 times, so that each group serves once as the test set. The split (</w:t>
       </w:r>
       <w:r>
         <w:rPr>

--- a/docs/PROJECT_REPORT.docx
+++ b/docs/PROJECT_REPORT.docx
@@ -328,7 +328,7 @@
           <w:rFonts w:ascii="Calibri" w:hAnsi="Calibri" w:cs="Calibri" w:eastAsia="Calibri"/>
           <w:sz w:val="22"/>
         </w:rPr>
-        <w:t>Ergonomists have standard ways of measuring this kind of strain. RULA (Rapid Upper Limb Assessment) scores the posture of a worker's upper body. QEC (Quick Exposure Check) gives a composite of body-region and exposure scores. The Nordic Musculoskeletal Questionnaire (NMQ) records pain across 9 body areas. NASA-TLX rates mental workload. Borg CR10 records perceived physical effort on a 0 to 10 scale. Each of these gives useful information on its own. The project takes all of them together and produces a single per-rider risk profile across six ergonomic dimensions: Force, Repetition, Posture, Duration, Contact Stress, Vibration.</w:t>
+        <w:t>Standard ergonomic methods cover different facets of this problem. RULA and QEC handle the observational side (posture, body-region exposure), while NMQ, NASA-TLX, and Borg CR10 cover what the rider reports about pain, mental load, and perceived exertion. None of them on its own gives a complete picture. The project pulls all of them together into one per-rider profile across six ergonomic dimensions: Force, Repetition, Posture, Duration, Contact Stress, Vibration.</w:t>
       </w:r>
     </w:p>
     <w:p>
@@ -16817,7 +16817,7 @@
           <w:rFonts w:ascii="Calibri" w:hAnsi="Calibri" w:cs="Calibri" w:eastAsia="Calibri"/>
           <w:sz w:val="22"/>
         </w:rPr>
-        <w:t>. The 75th percentile fell exactly on 3.889 dph (= 35 deliveries / 9 hours), which is the worst real combination in the sample. 55 of 182 riders tied at that value and were all binned into Medium because qcut is right-inclusive at the upper edge. The Stage-2 model could never predict High for the worst real rider, no matter what features it was given. The fix replaces qcut with fixed cuts at 2.5 and 3.75 so the worst case ends up in High where it should. Stage-1 High count went from 19 to 74. Stage-2 accuracy went from 74 percent to 62 percent. The drop is the honest trade: the model is now learning a real High class of 74 examples instead of memorising a 19-example minority.</w:t>
+        <w:t>. The 75th percentile landed exactly on 3.889 dph (= 35 deliveries / 9 hours, which is the worst real combination in the sample), and 55 of 182 riders were tied at that value. qcut is right-inclusive at the upper edge, so all 55 fell into Medium. That left the Stage-2 model with no High example matching the busiest schedule and so it could not predict High for that rider whatever the features. Replacing qcut with fixed cuts at 2.5 and 3.75 puts the worst case in High where it belongs. The accompanying cost is a drop in Stage-2 accuracy from 74 to 62 percent (Stage-1 High grew from 19 to 74 examples). The lower number is the more meaningful one because the model is now solving a real 3-class problem instead of memorising a 19-row minority.</w:t>
       </w:r>
     </w:p>
     <w:p>

--- a/docs/PROJECT_REPORT.docx
+++ b/docs/PROJECT_REPORT.docx
@@ -15769,7 +15769,7 @@
           <w:rFonts w:ascii="Calibri" w:hAnsi="Calibri" w:cs="Calibri" w:eastAsia="Calibri"/>
           <w:sz w:val="22"/>
         </w:rPr>
-        <w:t xml:space="preserve"> is the interactive demo. It loads the six saved bundles once via </w:t>
+        <w:t xml:space="preserve"> is the interactive demo. It is a multi-page Streamlit application (Home, Assessment, Results, Methodology, About) that loads the six saved model bundles once via </w:t>
       </w:r>
       <w:r>
         <w:rPr>
@@ -15783,7 +15783,7 @@
           <w:rFonts w:ascii="Calibri" w:hAnsi="Calibri" w:cs="Calibri" w:eastAsia="Calibri"/>
           <w:sz w:val="22"/>
         </w:rPr>
-        <w:t xml:space="preserve"> and exposes a form with six sections that together cover every column in the CSV and xlsx.</w:t>
+        <w:t xml:space="preserve"> and exposes a sidebar navigation across pages. The Assessment page holds a form with six sections covering every column in the CSV and xlsx.</w:t>
       </w:r>
     </w:p>
     <w:p>
@@ -15794,7 +15794,7 @@
       <w:r>
         <w:drawing>
           <wp:inline xmlns:a="http://schemas.openxmlformats.org/drawingml/2006/main" xmlns:pic="http://schemas.openxmlformats.org/drawingml/2006/picture">
-            <wp:extent cx="5400000" cy="3206250"/>
+            <wp:extent cx="5400000" cy="3712500"/>
             <wp:docPr id="11" name="Picture 11"/>
             <wp:cNvGraphicFramePr>
               <a:graphicFrameLocks noChangeAspect="1"/>
@@ -15803,7 +15803,7 @@
               <a:graphicData uri="http://schemas.openxmlformats.org/drawingml/2006/picture">
                 <pic:pic>
                   <pic:nvPicPr>
-                    <pic:cNvPr id="0" name="web_01_header_demographic.png"/>
+                    <pic:cNvPr id="0" name="web_01_home.png"/>
                     <pic:cNvPicPr/>
                   </pic:nvPicPr>
                   <pic:blipFill>
@@ -15815,7 +15815,7 @@
                   <pic:spPr>
                     <a:xfrm>
                       <a:off x="0" y="0"/>
-                      <a:ext cx="5400000" cy="3206250"/>
+                      <a:ext cx="5400000" cy="3712500"/>
                     </a:xfrm>
                     <a:prstGeom prst="rect"/>
                   </pic:spPr>
@@ -15838,7 +15838,7 @@
           <w:color w:val="555555"/>
           <w:sz w:val="20"/>
         </w:rPr>
-        <w:t>Figure 11. Web interface, header and sample-profile shortcuts above the demographic section (Q1-17).</w:t>
+        <w:t>Figure 11. Web app Home page: project introduction, six risk factor cards, and headline stats.</w:t>
       </w:r>
     </w:p>
     <w:p>
@@ -15849,7 +15849,7 @@
       <w:r>
         <w:drawing>
           <wp:inline xmlns:a="http://schemas.openxmlformats.org/drawingml/2006/main" xmlns:pic="http://schemas.openxmlformats.org/drawingml/2006/picture">
-            <wp:extent cx="5400000" cy="3206250"/>
+            <wp:extent cx="5400000" cy="3712500"/>
             <wp:docPr id="12" name="Picture 12"/>
             <wp:cNvGraphicFramePr>
               <a:graphicFrameLocks noChangeAspect="1"/>
@@ -15858,7 +15858,7 @@
               <a:graphicData uri="http://schemas.openxmlformats.org/drawingml/2006/picture">
                 <pic:pic>
                   <pic:nvPicPr>
-                    <pic:cNvPr id="0" name="web_02_nmq.png"/>
+                    <pic:cNvPr id="0" name="web_02_assessment_top.png"/>
                     <pic:cNvPicPr/>
                   </pic:nvPicPr>
                   <pic:blipFill>
@@ -15870,7 +15870,7 @@
                   <pic:spPr>
                     <a:xfrm>
                       <a:off x="0" y="0"/>
-                      <a:ext cx="5400000" cy="3206250"/>
+                      <a:ext cx="5400000" cy="3712500"/>
                     </a:xfrm>
                     <a:prstGeom prst="rect"/>
                   </pic:spPr>
@@ -15893,7 +15893,7 @@
           <w:color w:val="555555"/>
           <w:sz w:val="20"/>
         </w:rPr>
-        <w:t>Figure 12. Web interface, Nordic Musculoskeletal Questionnaire (Q18-24).</w:t>
+        <w:t>Figure 12. Web app Assessment page top: sample-profile shortcuts and demographic section (Q1-17).</w:t>
       </w:r>
     </w:p>
     <w:p>
@@ -15904,7 +15904,7 @@
       <w:r>
         <w:drawing>
           <wp:inline xmlns:a="http://schemas.openxmlformats.org/drawingml/2006/main" xmlns:pic="http://schemas.openxmlformats.org/drawingml/2006/picture">
-            <wp:extent cx="5400000" cy="3206250"/>
+            <wp:extent cx="5400000" cy="3712500"/>
             <wp:docPr id="13" name="Picture 13"/>
             <wp:cNvGraphicFramePr>
               <a:graphicFrameLocks noChangeAspect="1"/>
@@ -15913,7 +15913,7 @@
               <a:graphicData uri="http://schemas.openxmlformats.org/drawingml/2006/picture">
                 <pic:pic>
                   <pic:nvPicPr>
-                    <pic:cNvPr id="0" name="web_03_nasa_borg.png"/>
+                    <pic:cNvPr id="0" name="web_03_assessment_nmq.png"/>
                     <pic:cNvPicPr/>
                   </pic:nvPicPr>
                   <pic:blipFill>
@@ -15925,7 +15925,7 @@
                   <pic:spPr>
                     <a:xfrm>
                       <a:off x="0" y="0"/>
-                      <a:ext cx="5400000" cy="3206250"/>
+                      <a:ext cx="5400000" cy="3712500"/>
                     </a:xfrm>
                     <a:prstGeom prst="rect"/>
                   </pic:spPr>
@@ -15948,7 +15948,7 @@
           <w:color w:val="555555"/>
           <w:sz w:val="20"/>
         </w:rPr>
-        <w:t>Figure 13. Web interface, NASA-TLX workload (Q25-30) and Borg CR10 fatigue (Q31-36) sliders.</w:t>
+        <w:t>Figure 13. Web app Assessment page: Nordic Musculoskeletal Questionnaire and discomfort follow-ups (Q18-24).</w:t>
       </w:r>
     </w:p>
     <w:p>
@@ -15959,7 +15959,7 @@
       <w:r>
         <w:drawing>
           <wp:inline xmlns:a="http://schemas.openxmlformats.org/drawingml/2006/main" xmlns:pic="http://schemas.openxmlformats.org/drawingml/2006/picture">
-            <wp:extent cx="5400000" cy="3206250"/>
+            <wp:extent cx="5400000" cy="3712500"/>
             <wp:docPr id="14" name="Picture 14"/>
             <wp:cNvGraphicFramePr>
               <a:graphicFrameLocks noChangeAspect="1"/>
@@ -15968,7 +15968,7 @@
               <a:graphicData uri="http://schemas.openxmlformats.org/drawingml/2006/picture">
                 <pic:pic>
                   <pic:nvPicPr>
-                    <pic:cNvPr id="0" name="web_04_rula_qec.png"/>
+                    <pic:cNvPr id="0" name="web_04_assessment_nasa_borg.png"/>
                     <pic:cNvPicPr/>
                   </pic:nvPicPr>
                   <pic:blipFill>
@@ -15980,7 +15980,7 @@
                   <pic:spPr>
                     <a:xfrm>
                       <a:off x="0" y="0"/>
-                      <a:ext cx="5400000" cy="3206250"/>
+                      <a:ext cx="5400000" cy="3712500"/>
                     </a:xfrm>
                     <a:prstGeom prst="rect"/>
                   </pic:spPr>
@@ -16003,7 +16003,7 @@
           <w:color w:val="555555"/>
           <w:sz w:val="20"/>
         </w:rPr>
-        <w:t>Figure 14. Web interface, RULA posture observation (11 inputs) and Quick Exposure Check (8 inputs) followed by the Predict button.</w:t>
+        <w:t>Figure 14. Web app Assessment page: NASA-TLX workload (Q25-30) and Borg CR10 fatigue (Q31-36) sliders.</w:t>
       </w:r>
     </w:p>
     <w:p>
@@ -16014,7 +16014,7 @@
       <w:r>
         <w:drawing>
           <wp:inline xmlns:a="http://schemas.openxmlformats.org/drawingml/2006/main" xmlns:pic="http://schemas.openxmlformats.org/drawingml/2006/picture">
-            <wp:extent cx="5400000" cy="3206250"/>
+            <wp:extent cx="5400000" cy="3712500"/>
             <wp:docPr id="15" name="Picture 15"/>
             <wp:cNvGraphicFramePr>
               <a:graphicFrameLocks noChangeAspect="1"/>
@@ -16023,7 +16023,7 @@
               <a:graphicData uri="http://schemas.openxmlformats.org/drawingml/2006/picture">
                 <pic:pic>
                   <pic:nvPicPr>
-                    <pic:cNvPr id="0" name="web_05_prediction_output.png"/>
+                    <pic:cNvPr id="0" name="web_05_assessment_rula_qec.png"/>
                     <pic:cNvPicPr/>
                   </pic:nvPicPr>
                   <pic:blipFill>
@@ -16035,7 +16035,7 @@
                   <pic:spPr>
                     <a:xfrm>
                       <a:off x="0" y="0"/>
-                      <a:ext cx="5400000" cy="3206250"/>
+                      <a:ext cx="5400000" cy="3712500"/>
                     </a:xfrm>
                     <a:prstGeom prst="rect"/>
                   </pic:spPr>
@@ -16058,7 +16058,172 @@
           <w:color w:val="555555"/>
           <w:sz w:val="20"/>
         </w:rPr>
-        <w:t>Figure 15. Web interface, predicted risk profile with colour-coded bars per factor, summary banner, and risk-band recommendations.</w:t>
+        <w:t>Figure 15. Web app Assessment page: RULA posture observation (11 inputs) and Quick Exposure Check (8 inputs) followed by the Predict button.</w:t>
+      </w:r>
+    </w:p>
+    <w:p>
+      <w:pPr>
+        <w:spacing w:before="160" w:after="40"/>
+        <w:jc w:val="center"/>
+      </w:pPr>
+      <w:r>
+        <w:drawing>
+          <wp:inline xmlns:a="http://schemas.openxmlformats.org/drawingml/2006/main" xmlns:pic="http://schemas.openxmlformats.org/drawingml/2006/picture">
+            <wp:extent cx="5400000" cy="3712500"/>
+            <wp:docPr id="16" name="Picture 16"/>
+            <wp:cNvGraphicFramePr>
+              <a:graphicFrameLocks noChangeAspect="1"/>
+            </wp:cNvGraphicFramePr>
+            <a:graphic>
+              <a:graphicData uri="http://schemas.openxmlformats.org/drawingml/2006/picture">
+                <pic:pic>
+                  <pic:nvPicPr>
+                    <pic:cNvPr id="0" name="web_06_results.png"/>
+                    <pic:cNvPicPr/>
+                  </pic:nvPicPr>
+                  <pic:blipFill>
+                    <a:blip r:embed="rId24"/>
+                    <a:stretch>
+                      <a:fillRect/>
+                    </a:stretch>
+                  </pic:blipFill>
+                  <pic:spPr>
+                    <a:xfrm>
+                      <a:off x="0" y="0"/>
+                      <a:ext cx="5400000" cy="3712500"/>
+                    </a:xfrm>
+                    <a:prstGeom prst="rect"/>
+                  </pic:spPr>
+                </pic:pic>
+              </a:graphicData>
+            </a:graphic>
+          </wp:inline>
+        </w:drawing>
+      </w:r>
+    </w:p>
+    <w:p>
+      <w:pPr>
+        <w:spacing w:after="200"/>
+        <w:jc w:val="center"/>
+      </w:pPr>
+      <w:r>
+        <w:rPr>
+          <w:rFonts w:ascii="Calibri" w:hAnsi="Calibri" w:cs="Calibri" w:eastAsia="Calibri"/>
+          <w:i/>
+          <w:color w:val="555555"/>
+          <w:sz w:val="20"/>
+        </w:rPr>
+        <w:t>Figure 16. Web app Results page: summary banner, six colour-coded risk cards, radar profile chart, tabular result, and per-factor recommendations.</w:t>
+      </w:r>
+    </w:p>
+    <w:p>
+      <w:pPr>
+        <w:spacing w:before="160" w:after="40"/>
+        <w:jc w:val="center"/>
+      </w:pPr>
+      <w:r>
+        <w:drawing>
+          <wp:inline xmlns:a="http://schemas.openxmlformats.org/drawingml/2006/main" xmlns:pic="http://schemas.openxmlformats.org/drawingml/2006/picture">
+            <wp:extent cx="5400000" cy="3712500"/>
+            <wp:docPr id="17" name="Picture 17"/>
+            <wp:cNvGraphicFramePr>
+              <a:graphicFrameLocks noChangeAspect="1"/>
+            </wp:cNvGraphicFramePr>
+            <a:graphic>
+              <a:graphicData uri="http://schemas.openxmlformats.org/drawingml/2006/picture">
+                <pic:pic>
+                  <pic:nvPicPr>
+                    <pic:cNvPr id="0" name="web_07_methodology.png"/>
+                    <pic:cNvPicPr/>
+                  </pic:nvPicPr>
+                  <pic:blipFill>
+                    <a:blip r:embed="rId25"/>
+                    <a:stretch>
+                      <a:fillRect/>
+                    </a:stretch>
+                  </pic:blipFill>
+                  <pic:spPr>
+                    <a:xfrm>
+                      <a:off x="0" y="0"/>
+                      <a:ext cx="5400000" cy="3712500"/>
+                    </a:xfrm>
+                    <a:prstGeom prst="rect"/>
+                  </pic:spPr>
+                </pic:pic>
+              </a:graphicData>
+            </a:graphic>
+          </wp:inline>
+        </w:drawing>
+      </w:r>
+    </w:p>
+    <w:p>
+      <w:pPr>
+        <w:spacing w:after="200"/>
+        <w:jc w:val="center"/>
+      </w:pPr>
+      <w:r>
+        <w:rPr>
+          <w:rFonts w:ascii="Calibri" w:hAnsi="Calibri" w:cs="Calibri" w:eastAsia="Calibri"/>
+          <w:i/>
+          <w:color w:val="555555"/>
+          <w:sz w:val="20"/>
+        </w:rPr>
+        <w:t>Figure 17. Web app Methodology page: pipeline flowchart, two-stage design description, candidate algorithms, and model performance table.</w:t>
+      </w:r>
+    </w:p>
+    <w:p>
+      <w:pPr>
+        <w:spacing w:before="160" w:after="40"/>
+        <w:jc w:val="center"/>
+      </w:pPr>
+      <w:r>
+        <w:drawing>
+          <wp:inline xmlns:a="http://schemas.openxmlformats.org/drawingml/2006/main" xmlns:pic="http://schemas.openxmlformats.org/drawingml/2006/picture">
+            <wp:extent cx="5400000" cy="3712500"/>
+            <wp:docPr id="18" name="Picture 18"/>
+            <wp:cNvGraphicFramePr>
+              <a:graphicFrameLocks noChangeAspect="1"/>
+            </wp:cNvGraphicFramePr>
+            <a:graphic>
+              <a:graphicData uri="http://schemas.openxmlformats.org/drawingml/2006/picture">
+                <pic:pic>
+                  <pic:nvPicPr>
+                    <pic:cNvPr id="0" name="web_08_about.png"/>
+                    <pic:cNvPicPr/>
+                  </pic:nvPicPr>
+                  <pic:blipFill>
+                    <a:blip r:embed="rId26"/>
+                    <a:stretch>
+                      <a:fillRect/>
+                    </a:stretch>
+                  </pic:blipFill>
+                  <pic:spPr>
+                    <a:xfrm>
+                      <a:off x="0" y="0"/>
+                      <a:ext cx="5400000" cy="3712500"/>
+                    </a:xfrm>
+                    <a:prstGeom prst="rect"/>
+                  </pic:spPr>
+                </pic:pic>
+              </a:graphicData>
+            </a:graphic>
+          </wp:inline>
+        </w:drawing>
+      </w:r>
+    </w:p>
+    <w:p>
+      <w:pPr>
+        <w:spacing w:after="200"/>
+        <w:jc w:val="center"/>
+      </w:pPr>
+      <w:r>
+        <w:rPr>
+          <w:rFonts w:ascii="Calibri" w:hAnsi="Calibri" w:cs="Calibri" w:eastAsia="Calibri"/>
+          <w:i/>
+          <w:color w:val="555555"/>
+          <w:sz w:val="20"/>
+        </w:rPr>
+        <w:t>Figure 18. Web app About page: project title, internship context, author and mentor, tech stack.</w:t>
       </w:r>
     </w:p>
     <w:p>
@@ -16073,7 +16238,19 @@
           <w:color w:val="2E86AB"/>
           <w:sz w:val="24"/>
         </w:rPr>
-        <w:t>13.1 Form layout</w:t>
+        <w:t>13.1 Page structure</w:t>
+      </w:r>
+    </w:p>
+    <w:p>
+      <w:pPr>
+        <w:spacing w:after="160"/>
+      </w:pPr>
+      <w:r>
+        <w:rPr>
+          <w:rFonts w:ascii="Calibri" w:hAnsi="Calibri" w:cs="Calibri" w:eastAsia="Calibri"/>
+          <w:sz w:val="22"/>
+        </w:rPr>
+        <w:t>The web app has five pages accessible from the sidebar:</w:t>
       </w:r>
     </w:p>
     <w:p>
@@ -16084,9 +16261,17 @@
       <w:r>
         <w:rPr>
           <w:rFonts w:ascii="Calibri" w:hAnsi="Calibri" w:cs="Calibri" w:eastAsia="Calibri"/>
-          <w:sz w:val="22"/>
-        </w:rPr>
-        <w:t>Section 1 (Q1-17): demographics, lifestyle, work pattern,</w:t>
+          <w:b/>
+          <w:sz w:val="22"/>
+        </w:rPr>
+        <w:t>Home</w:t>
+      </w:r>
+      <w:r>
+        <w:rPr>
+          <w:rFonts w:ascii="Calibri" w:hAnsi="Calibri" w:cs="Calibri" w:eastAsia="Calibri"/>
+          <w:sz w:val="22"/>
+        </w:rPr>
+        <w:t>: project introduction, six risk-factor cards, headline</w:t>
       </w:r>
     </w:p>
     <w:p>
@@ -16098,7 +16283,7 @@
           <w:rFonts w:ascii="Calibri" w:hAnsi="Calibri" w:cs="Calibri" w:eastAsia="Calibri"/>
           <w:sz w:val="22"/>
         </w:rPr>
-        <w:t>vehicle, carrying. Selectboxes laid out across three Streamlit columns.</w:t>
+        <w:t>statistics, and a Start Assessment call-to-action.</w:t>
       </w:r>
     </w:p>
     <w:p>
@@ -16109,9 +16294,17 @@
       <w:r>
         <w:rPr>
           <w:rFonts w:ascii="Calibri" w:hAnsi="Calibri" w:cs="Calibri" w:eastAsia="Calibri"/>
-          <w:sz w:val="22"/>
-        </w:rPr>
-        <w:t>Section 2 (Q18-24): 9 NMQ 12-month radios, 4 seven-day radios, 5</w:t>
+          <w:b/>
+          <w:sz w:val="22"/>
+        </w:rPr>
+        <w:t>Assessment</w:t>
+      </w:r>
+      <w:r>
+        <w:rPr>
+          <w:rFonts w:ascii="Calibri" w:hAnsi="Calibri" w:cs="Calibri" w:eastAsia="Calibri"/>
+          <w:sz w:val="22"/>
+        </w:rPr>
+        <w:t>: the six-section rider questionnaire (below), plus</w:t>
       </w:r>
     </w:p>
     <w:p>
@@ -16123,7 +16316,7 @@
           <w:rFonts w:ascii="Calibri" w:hAnsi="Calibri" w:cs="Calibri" w:eastAsia="Calibri"/>
           <w:sz w:val="22"/>
         </w:rPr>
-        <w:t>follow-up radios.</w:t>
+        <w:t>three sample-profile shortcut buttons that pre-fill the form for Low-risk, Average, and High-risk example riders.</w:t>
       </w:r>
     </w:p>
     <w:p>
@@ -16134,9 +16327,17 @@
       <w:r>
         <w:rPr>
           <w:rFonts w:ascii="Calibri" w:hAnsi="Calibri" w:cs="Calibri" w:eastAsia="Calibri"/>
-          <w:sz w:val="22"/>
-        </w:rPr>
-        <w:t>Section 3 (Q25-30): six NASA-TLX 0-100 sliders. Q28 is rephrased</w:t>
+          <w:b/>
+          <w:sz w:val="22"/>
+        </w:rPr>
+        <w:t>Results</w:t>
+      </w:r>
+      <w:r>
+        <w:rPr>
+          <w:rFonts w:ascii="Calibri" w:hAnsi="Calibri" w:cs="Calibri" w:eastAsia="Calibri"/>
+          <w:sz w:val="22"/>
+        </w:rPr>
+        <w:t>: shown after a prediction. Summary banner, six large</w:t>
       </w:r>
     </w:p>
     <w:p>
@@ -16148,7 +16349,7 @@
           <w:rFonts w:ascii="Calibri" w:hAnsi="Calibri" w:cs="Calibri" w:eastAsia="Calibri"/>
           <w:sz w:val="22"/>
         </w:rPr>
-        <w:t>as "How dissatisfied" so all six sliders run in load-direction and the user is not asked to mentally invert one of them.</w:t>
+        <w:t>colour-coded risk cards, a radar chart of the six-factor profile, a tabular view, and per-factor recommendations.</w:t>
       </w:r>
     </w:p>
     <w:p>
@@ -16159,9 +16360,29 @@
       <w:r>
         <w:rPr>
           <w:rFonts w:ascii="Calibri" w:hAnsi="Calibri" w:cs="Calibri" w:eastAsia="Calibri"/>
-          <w:sz w:val="22"/>
-        </w:rPr>
-        <w:t>Section 4 (Q31-36): six Borg CR10 0-10 sliders.</w:t>
+          <w:b/>
+          <w:sz w:val="22"/>
+        </w:rPr>
+        <w:t>Methodology</w:t>
+      </w:r>
+      <w:r>
+        <w:rPr>
+          <w:rFonts w:ascii="Calibri" w:hAnsi="Calibri" w:cs="Calibri" w:eastAsia="Calibri"/>
+          <w:sz w:val="22"/>
+        </w:rPr>
+        <w:t>: pipeline flowchart, two-stage design description,</w:t>
+      </w:r>
+    </w:p>
+    <w:p>
+      <w:pPr>
+        <w:spacing w:after="160"/>
+      </w:pPr>
+      <w:r>
+        <w:rPr>
+          <w:rFonts w:ascii="Calibri" w:hAnsi="Calibri" w:cs="Calibri" w:eastAsia="Calibri"/>
+          <w:sz w:val="22"/>
+        </w:rPr>
+        <w:t>candidate-algorithm list, and model performance table.</w:t>
       </w:r>
     </w:p>
     <w:p>
@@ -16172,9 +16393,17 @@
       <w:r>
         <w:rPr>
           <w:rFonts w:ascii="Calibri" w:hAnsi="Calibri" w:cs="Calibri" w:eastAsia="Calibri"/>
-          <w:sz w:val="22"/>
-        </w:rPr>
-        <w:t>Section 5: 11 RULA component selectboxes with min/max ranges</w:t>
+          <w:b/>
+          <w:sz w:val="22"/>
+        </w:rPr>
+        <w:t>About</w:t>
+      </w:r>
+      <w:r>
+        <w:rPr>
+          <w:rFonts w:ascii="Calibri" w:hAnsi="Calibri" w:cs="Calibri" w:eastAsia="Calibri"/>
+          <w:sz w:val="22"/>
+        </w:rPr>
+        <w:t>: project title, IIITDM-SIES internship context, author</w:t>
       </w:r>
     </w:p>
     <w:p>
@@ -16186,46 +16415,7 @@
           <w:rFonts w:ascii="Calibri" w:hAnsi="Calibri" w:cs="Calibri" w:eastAsia="Calibri"/>
           <w:sz w:val="22"/>
         </w:rPr>
-        <w:t>matched to the standard worksheet, plus help text per item.</w:t>
-      </w:r>
-    </w:p>
-    <w:p>
-      <w:pPr>
-        <w:pStyle w:val="ListBullet"/>
-        <w:spacing w:after="40"/>
-      </w:pPr>
-      <w:r>
-        <w:rPr>
-          <w:rFonts w:ascii="Calibri" w:hAnsi="Calibri" w:cs="Calibri" w:eastAsia="Calibri"/>
-          <w:sz w:val="22"/>
-        </w:rPr>
-        <w:t xml:space="preserve">Section 6: 8 QEC </w:t>
-      </w:r>
-      <w:r>
-        <w:rPr>
-          <w:rFonts w:ascii="Consolas" w:hAnsi="Consolas" w:cs="Consolas" w:eastAsia="Consolas"/>
-          <w:sz w:val="20"/>
-        </w:rPr>
-        <w:t>st.number_input</w:t>
-      </w:r>
-      <w:r>
-        <w:rPr>
-          <w:rFonts w:ascii="Calibri" w:hAnsi="Calibri" w:cs="Calibri" w:eastAsia="Calibri"/>
-          <w:sz w:val="22"/>
-        </w:rPr>
-        <w:t xml:space="preserve"> fields with min/max matched</w:t>
-      </w:r>
-    </w:p>
-    <w:p>
-      <w:pPr>
-        <w:spacing w:after="160"/>
-      </w:pPr>
-      <w:r>
-        <w:rPr>
-          <w:rFonts w:ascii="Calibri" w:hAnsi="Calibri" w:cs="Calibri" w:eastAsia="Calibri"/>
-          <w:sz w:val="22"/>
-        </w:rPr>
-        <w:t>to the observed ranges in the training data.</w:t>
+        <w:t>and mentor information, and tech-stack list.</w:t>
       </w:r>
     </w:p>
     <w:p>
@@ -16240,26 +16430,159 @@
           <w:color w:val="2E86AB"/>
           <w:sz w:val="24"/>
         </w:rPr>
-        <w:t>13.2 Encoding</w:t>
+        <w:t>13.2 Form layout (Assessment page)</w:t>
+      </w:r>
+    </w:p>
+    <w:p>
+      <w:pPr>
+        <w:pStyle w:val="ListBullet"/>
+        <w:spacing w:after="40"/>
+      </w:pPr>
+      <w:r>
+        <w:rPr>
+          <w:rFonts w:ascii="Calibri" w:hAnsi="Calibri" w:cs="Calibri" w:eastAsia="Calibri"/>
+          <w:sz w:val="22"/>
+        </w:rPr>
+        <w:t>Section 1 (Q1-17): demographics, lifestyle, work pattern,</w:t>
       </w:r>
     </w:p>
     <w:p>
       <w:pPr>
         <w:spacing w:after="160"/>
       </w:pPr>
+      <w:r>
+        <w:rPr>
+          <w:rFonts w:ascii="Calibri" w:hAnsi="Calibri" w:cs="Calibri" w:eastAsia="Calibri"/>
+          <w:sz w:val="22"/>
+        </w:rPr>
+        <w:t>vehicle, carrying. Selectboxes laid out across three Streamlit columns.</w:t>
+      </w:r>
+    </w:p>
+    <w:p>
+      <w:pPr>
+        <w:pStyle w:val="ListBullet"/>
+        <w:spacing w:after="40"/>
+      </w:pPr>
+      <w:r>
+        <w:rPr>
+          <w:rFonts w:ascii="Calibri" w:hAnsi="Calibri" w:cs="Calibri" w:eastAsia="Calibri"/>
+          <w:sz w:val="22"/>
+        </w:rPr>
+        <w:t>Section 2 (Q18-24): 9 NMQ 12-month radios, 4 seven-day radios, 5</w:t>
+      </w:r>
+    </w:p>
+    <w:p>
+      <w:pPr>
+        <w:spacing w:after="160"/>
+      </w:pPr>
+      <w:r>
+        <w:rPr>
+          <w:rFonts w:ascii="Calibri" w:hAnsi="Calibri" w:cs="Calibri" w:eastAsia="Calibri"/>
+          <w:sz w:val="22"/>
+        </w:rPr>
+        <w:t>follow-up radios.</w:t>
+      </w:r>
+    </w:p>
+    <w:p>
+      <w:pPr>
+        <w:pStyle w:val="ListBullet"/>
+        <w:spacing w:after="40"/>
+      </w:pPr>
+      <w:r>
+        <w:rPr>
+          <w:rFonts w:ascii="Calibri" w:hAnsi="Calibri" w:cs="Calibri" w:eastAsia="Calibri"/>
+          <w:sz w:val="22"/>
+        </w:rPr>
+        <w:t>Section 3 (Q25-30): six NASA-TLX 0-100 sliders. Q28 is rephrased</w:t>
+      </w:r>
+    </w:p>
+    <w:p>
+      <w:pPr>
+        <w:spacing w:after="160"/>
+      </w:pPr>
+      <w:r>
+        <w:rPr>
+          <w:rFonts w:ascii="Calibri" w:hAnsi="Calibri" w:cs="Calibri" w:eastAsia="Calibri"/>
+          <w:sz w:val="22"/>
+        </w:rPr>
+        <w:t>as "How dissatisfied" so all six sliders run in load-direction and the user is not asked to mentally invert one of them.</w:t>
+      </w:r>
+    </w:p>
+    <w:p>
+      <w:pPr>
+        <w:pStyle w:val="ListBullet"/>
+        <w:spacing w:after="40"/>
+      </w:pPr>
+      <w:r>
+        <w:rPr>
+          <w:rFonts w:ascii="Calibri" w:hAnsi="Calibri" w:cs="Calibri" w:eastAsia="Calibri"/>
+          <w:sz w:val="22"/>
+        </w:rPr>
+        <w:t>Section 4 (Q31-36): six Borg CR10 0-10 sliders.</w:t>
+      </w:r>
+    </w:p>
+    <w:p>
+      <w:pPr>
+        <w:pStyle w:val="ListBullet"/>
+        <w:spacing w:after="40"/>
+      </w:pPr>
+      <w:r>
+        <w:rPr>
+          <w:rFonts w:ascii="Calibri" w:hAnsi="Calibri" w:cs="Calibri" w:eastAsia="Calibri"/>
+          <w:sz w:val="22"/>
+        </w:rPr>
+        <w:t>Section 5: 11 RULA component selectboxes with min/max ranges</w:t>
+      </w:r>
+    </w:p>
+    <w:p>
+      <w:pPr>
+        <w:spacing w:after="160"/>
+      </w:pPr>
+      <w:r>
+        <w:rPr>
+          <w:rFonts w:ascii="Calibri" w:hAnsi="Calibri" w:cs="Calibri" w:eastAsia="Calibri"/>
+          <w:sz w:val="22"/>
+        </w:rPr>
+        <w:t>matched to the standard worksheet, plus help text per item.</w:t>
+      </w:r>
+    </w:p>
+    <w:p>
+      <w:pPr>
+        <w:pStyle w:val="ListBullet"/>
+        <w:spacing w:after="40"/>
+      </w:pPr>
+      <w:r>
+        <w:rPr>
+          <w:rFonts w:ascii="Calibri" w:hAnsi="Calibri" w:cs="Calibri" w:eastAsia="Calibri"/>
+          <w:sz w:val="22"/>
+        </w:rPr>
+        <w:t xml:space="preserve">Section 6: 8 QEC </w:t>
+      </w:r>
       <w:r>
         <w:rPr>
           <w:rFonts w:ascii="Consolas" w:hAnsi="Consolas" w:cs="Consolas" w:eastAsia="Consolas"/>
           <w:sz w:val="20"/>
         </w:rPr>
-        <w:t>encode_rider(raw)</w:t>
-      </w:r>
-      <w:r>
-        <w:rPr>
-          <w:rFonts w:ascii="Calibri" w:hAnsi="Calibri" w:cs="Calibri" w:eastAsia="Calibri"/>
-          <w:sz w:val="22"/>
-        </w:rPr>
-        <w:t xml:space="preserve"> returns a single dict of all engineered features. Demographic and lifestyle selections are looked up in the same mapping dicts that Phase 2 uses. Workload and fatigue scores are computed from the slider values. Interaction features are computed inline. NMQ, 7-day, and outcome radios are converted to 0/1. RULA and QEC values are passed through.</w:t>
+        <w:t>st.number_input</w:t>
+      </w:r>
+      <w:r>
+        <w:rPr>
+          <w:rFonts w:ascii="Calibri" w:hAnsi="Calibri" w:cs="Calibri" w:eastAsia="Calibri"/>
+          <w:sz w:val="22"/>
+        </w:rPr>
+        <w:t xml:space="preserve"> fields with min/max matched</w:t>
+      </w:r>
+    </w:p>
+    <w:p>
+      <w:pPr>
+        <w:spacing w:after="160"/>
+      </w:pPr>
+      <w:r>
+        <w:rPr>
+          <w:rFonts w:ascii="Calibri" w:hAnsi="Calibri" w:cs="Calibri" w:eastAsia="Calibri"/>
+          <w:sz w:val="22"/>
+        </w:rPr>
+        <w:t>to the observed ranges in the training data.</w:t>
       </w:r>
     </w:p>
     <w:p>
@@ -16274,7 +16597,41 @@
           <w:color w:val="2E86AB"/>
           <w:sz w:val="24"/>
         </w:rPr>
-        <w:t>13.3 Prediction</w:t>
+        <w:t>13.3 Encoding</w:t>
+      </w:r>
+    </w:p>
+    <w:p>
+      <w:pPr>
+        <w:spacing w:after="160"/>
+      </w:pPr>
+      <w:r>
+        <w:rPr>
+          <w:rFonts w:ascii="Consolas" w:hAnsi="Consolas" w:cs="Consolas" w:eastAsia="Consolas"/>
+          <w:sz w:val="20"/>
+        </w:rPr>
+        <w:t>encode_rider(raw)</w:t>
+      </w:r>
+      <w:r>
+        <w:rPr>
+          <w:rFonts w:ascii="Calibri" w:hAnsi="Calibri" w:cs="Calibri" w:eastAsia="Calibri"/>
+          <w:sz w:val="22"/>
+        </w:rPr>
+        <w:t xml:space="preserve"> returns a single dict of all engineered features. Demographic and lifestyle selections are looked up in the same mapping dicts that Phase 2 uses. Workload and fatigue scores are computed from the slider values. Interaction features are computed inline. NMQ, 7-day, and outcome radios are converted to 0/1. RULA and QEC values are passed through.</w:t>
+      </w:r>
+    </w:p>
+    <w:p>
+      <w:pPr>
+        <w:keepNext/>
+        <w:spacing w:before="240" w:after="80"/>
+      </w:pPr>
+      <w:r>
+        <w:rPr>
+          <w:rFonts w:ascii="Calibri" w:hAnsi="Calibri" w:cs="Calibri" w:eastAsia="Calibri"/>
+          <w:b/>
+          <w:color w:val="2E86AB"/>
+          <w:sz w:val="24"/>
+        </w:rPr>
+        <w:t>13.4 Prediction</w:t>
       </w:r>
     </w:p>
     <w:p>
@@ -16397,7 +16754,7 @@
           <w:color w:val="2E86AB"/>
           <w:sz w:val="24"/>
         </w:rPr>
-        <w:t>13.4 Output rendering</w:t>
+        <w:t>13.5 Output rendering</w:t>
       </w:r>
     </w:p>
     <w:p>
@@ -16424,7 +16781,7 @@
           <w:color w:val="2E86AB"/>
           <w:sz w:val="24"/>
         </w:rPr>
-        <w:t>13.5 Starting the app</w:t>
+        <w:t>13.6 Starting the app</w:t>
       </w:r>
     </w:p>
     <w:p>

--- a/docs/PROJECT_REPORT.docx
+++ b/docs/PROJECT_REPORT.docx
@@ -430,7 +430,7 @@
           <w:rFonts w:ascii="Calibri" w:hAnsi="Calibri" w:cs="Calibri" w:eastAsia="Calibri"/>
           <w:sz w:val="22"/>
         </w:rPr>
-        <w:t xml:space="preserve"> computes Low/Medium/High labels for the six ergonomic risk factors using deterministic rules from standard ergonomic methods (Borg CR10 action levels, RULA Table C action levels, sample terciles, simple thresholds). Stage 1 is the ground truth that Stage 2 tries to learn.</w:t>
+        <w:t xml:space="preserve"> computes Low/Medium/High labels for the six ergonomic risk factors using deterministic rules from standard ergonomic methods (operational thresholds on the Borg CR10 lifting rating, RULA action levels collapsed into three bands, sample terciles, and simple duration/deliveries-per-hour cuts). Stage 1 is the ground truth that Stage 2 tries to learn.</w:t>
       </w:r>
     </w:p>
     <w:p>
@@ -733,7 +733,7 @@
           <w:rFonts w:ascii="Calibri" w:hAnsi="Calibri" w:cs="Calibri" w:eastAsia="Calibri"/>
           <w:sz w:val="22"/>
         </w:rPr>
-        <w:t xml:space="preserve"> How hard the rider has to lift or push. We use the Borg CR10 lifting item. Conventional Borg action levels: 0-3 Low (acceptable), 4-6 Medium (monitor), 7-10 High (intervene).</w:t>
+        <w:t xml:space="preserve"> How hard the rider has to lift or push. We apply the Borg CR10 rating (used for perceived exertion) to the task-specific item that asks about lifting and carrying parcels, and bin the resulting 0-10 rating using operational thresholds: 0-3 Low, 4-6 Medium, 7-10 High. Borg CR10 does not carry official regulatory action levels the way RULA does; these cutoffs are a common practical convention.</w:t>
       </w:r>
     </w:p>
     <w:p>
@@ -801,7 +801,7 @@
           <w:rFonts w:ascii="Calibri" w:hAnsi="Calibri" w:cs="Calibri" w:eastAsia="Calibri"/>
           <w:sz w:val="22"/>
         </w:rPr>
-        <w:t xml:space="preserve"> RULA Table C, the final score from the standard RULA worksheet. Conventional action levels are 1-2 Low, 3-4 Medium, 5 or higher High.</w:t>
+        <w:t xml:space="preserve"> RULA Table C, the final score from the standard RULA worksheet. RULA defines four action levels (AL1 score 1-2 acceptable, AL2 score 3-4 further investigation, AL3 score 5-6 investigation and change soon, AL4 score 7 investigation and change immediately). We collapse them into three bands to align with the other five factors: Low = AL1 (1-2), Medium = AL2 (3-4), High = AL3+AL4 combined (5+).</w:t>
       </w:r>
     </w:p>
     <w:p>
@@ -3563,7 +3563,7 @@
           <w:rFonts w:ascii="Calibri" w:hAnsi="Calibri" w:cs="Calibri" w:eastAsia="Calibri"/>
           <w:sz w:val="22"/>
         </w:rPr>
-        <w:t xml:space="preserve"> The six NASA-TLX items are averaged into one overall workload measure. The satisfaction item (Q28) is reversed first, because a higher satisfaction score actually means lower mental load:</w:t>
+        <w:t xml:space="preserve"> The six NASA-TLX items are averaged into one overall workload measure. This is the Raw NASA-TLX (RTLX) formulation: a simple unweighted mean, rather than the pairwise- weighted score from the original 1988 method. RTLX is widely used in field studies where administering the paired-comparison weighting step is impractical, and it correlates strongly with the weighted score in most work contexts. The performance item (Q28) is reversed before averaging because higher performance satisfaction corresponds to lower cognitive load:</w:t>
       </w:r>
     </w:p>
     <w:p>
@@ -3695,7 +3695,7 @@
           <w:rFonts w:ascii="Calibri" w:hAnsi="Calibri" w:cs="Calibri" w:eastAsia="Calibri"/>
           <w:sz w:val="22"/>
         </w:rPr>
-        <w:t xml:space="preserve"> Phase 3 needs a separate force measurement (the Borg lifting/carrying item) to compute the Force risk level, so we pull that single item out as its own feature:</w:t>
+        <w:t xml:space="preserve"> Phase 3 needs a separate task-specific rating to compute the Force risk level, so we pull out the survey item that applies the Borg CR10 scale to the lifting and carrying task (Q34):</w:t>
       </w:r>
     </w:p>
     <w:p>
@@ -4286,7 +4286,7 @@
           <w:rFonts w:ascii="Calibri" w:hAnsi="Calibri" w:cs="Calibri" w:eastAsia="Calibri"/>
           <w:sz w:val="22"/>
         </w:rPr>
-        <w:t xml:space="preserve">Borg CR10 action levels on </w:t>
+        <w:t>Operational thresholds on the Borg CR10 rating for the lifting / carrying task (</w:t>
       </w:r>
       <w:r>
         <w:rPr>
@@ -4300,7 +4300,7 @@
           <w:rFonts w:ascii="Calibri" w:hAnsi="Calibri" w:cs="Calibri" w:eastAsia="Calibri"/>
           <w:sz w:val="22"/>
         </w:rPr>
-        <w:t>:</w:t>
+        <w:t>). Borg CR10 has no officially-defined regulatory action levels; the 0-3 / 4-6 / 7-10 split is a common practical convention:</w:t>
       </w:r>
     </w:p>
     <w:p>
@@ -4829,21 +4829,27 @@
           <w:rFonts w:ascii="Calibri" w:hAnsi="Calibri" w:cs="Calibri" w:eastAsia="Calibri"/>
           <w:sz w:val="22"/>
         </w:rPr>
-        <w:t xml:space="preserve">RULA Table C action levels on </w:t>
-      </w:r>
+        <w:t>The four official RULA action levels (AL1 acceptable, AL2 investigate, AL3 investigate soon, AL4 investigate immediately) are collapsed into three bands to align with the other five factors:</w:t>
+      </w:r>
+    </w:p>
+    <w:p>
+      <w:pPr>
+        <w:pStyle w:val="ListBullet"/>
+        <w:spacing w:after="40"/>
+      </w:pPr>
       <w:r>
         <w:rPr>
           <w:rFonts w:ascii="Consolas" w:hAnsi="Consolas" w:cs="Consolas" w:eastAsia="Consolas"/>
           <w:sz w:val="20"/>
         </w:rPr>
-        <w:t>rula_table_c</w:t>
-      </w:r>
-      <w:r>
-        <w:rPr>
-          <w:rFonts w:ascii="Calibri" w:hAnsi="Calibri" w:cs="Calibri" w:eastAsia="Calibri"/>
-          <w:sz w:val="22"/>
-        </w:rPr>
-        <w:t>:</w:t>
+        <w:t>rula_table_c in [1, 2]</w:t>
+      </w:r>
+      <w:r>
+        <w:rPr>
+          <w:rFonts w:ascii="Calibri" w:hAnsi="Calibri" w:cs="Calibri" w:eastAsia="Calibri"/>
+          <w:sz w:val="22"/>
+        </w:rPr>
+        <w:t xml:space="preserve"> -&gt; Low   (AL1)</w:t>
       </w:r>
     </w:p>
     <w:p>
@@ -4856,14 +4862,14 @@
           <w:rFonts w:ascii="Consolas" w:hAnsi="Consolas" w:cs="Consolas" w:eastAsia="Consolas"/>
           <w:sz w:val="20"/>
         </w:rPr>
-        <w:t>rula_table_c in [1, 2]</w:t>
-      </w:r>
-      <w:r>
-        <w:rPr>
-          <w:rFonts w:ascii="Calibri" w:hAnsi="Calibri" w:cs="Calibri" w:eastAsia="Calibri"/>
-          <w:sz w:val="22"/>
-        </w:rPr>
-        <w:t xml:space="preserve"> -&gt; Low</w:t>
+        <w:t>rula_table_c in [3, 4]</w:t>
+      </w:r>
+      <w:r>
+        <w:rPr>
+          <w:rFonts w:ascii="Calibri" w:hAnsi="Calibri" w:cs="Calibri" w:eastAsia="Calibri"/>
+          <w:sz w:val="22"/>
+        </w:rPr>
+        <w:t xml:space="preserve"> -&gt; Medium (AL2)</w:t>
       </w:r>
     </w:p>
     <w:p>
@@ -4876,26 +4882,6 @@
           <w:rFonts w:ascii="Consolas" w:hAnsi="Consolas" w:cs="Consolas" w:eastAsia="Consolas"/>
           <w:sz w:val="20"/>
         </w:rPr>
-        <w:t>rula_table_c in [3, 4]</w:t>
-      </w:r>
-      <w:r>
-        <w:rPr>
-          <w:rFonts w:ascii="Calibri" w:hAnsi="Calibri" w:cs="Calibri" w:eastAsia="Calibri"/>
-          <w:sz w:val="22"/>
-        </w:rPr>
-        <w:t xml:space="preserve"> -&gt; Medium</w:t>
-      </w:r>
-    </w:p>
-    <w:p>
-      <w:pPr>
-        <w:pStyle w:val="ListBullet"/>
-        <w:spacing w:after="40"/>
-      </w:pPr>
-      <w:r>
-        <w:rPr>
-          <w:rFonts w:ascii="Consolas" w:hAnsi="Consolas" w:cs="Consolas" w:eastAsia="Consolas"/>
-          <w:sz w:val="20"/>
-        </w:rPr>
         <w:t>rula_table_c &gt;= 5</w:t>
       </w:r>
       <w:r>
@@ -4903,7 +4889,7 @@
           <w:rFonts w:ascii="Calibri" w:hAnsi="Calibri" w:cs="Calibri" w:eastAsia="Calibri"/>
           <w:sz w:val="22"/>
         </w:rPr>
-        <w:t xml:space="preserve"> -&gt; High</w:t>
+        <w:t xml:space="preserve">     -&gt; High   (AL3 + AL4 combined)</w:t>
       </w:r>
     </w:p>
     <w:p>

--- a/docs/PROJECT_REPORT.docx
+++ b/docs/PROJECT_REPORT.docx
@@ -28,7 +28,7 @@
           <w:color w:val="555555"/>
           <w:sz w:val="22"/>
         </w:rPr>
-        <w:t>Per-rider risk profiling for food-delivery riders. Complete project report covering background, methods, results, web application, limitations, and reproducibility.</w:t>
+        <w:t>Per-rider risk profiling for last-mile quick-commerce delivery riders. Complete project report covering background, methods, results, web application, limitations, and reproducibility.</w:t>
       </w:r>
     </w:p>
     <w:p>
@@ -316,7 +316,7 @@
           <w:rFonts w:ascii="Calibri" w:hAnsi="Calibri" w:cs="Calibri" w:eastAsia="Calibri"/>
           <w:sz w:val="22"/>
         </w:rPr>
-        <w:t>Food-delivery riders for platforms like Blinkit and Zepto spend long hours on bikes, climb stairs, carry packages, and ride in heavy traffic. Over time this kind of work causes musculoskeletal disorders (MSDs): back pain, shoulder pain, wrist injuries, knee problems. The risk is not the same for every rider. Someone who is 22 and works 4 hours a day on a scooter is in a very different situation from a 45-year-old who works 10 hours a day on a motorbike with a handheld bag.</w:t>
+        <w:t>Last-mile quick-commerce delivery riders for platforms like Blinkit and Zepto spend long hours on bikes, climb stairs, carry packages, and ride in heavy traffic. Over time this kind of work causes musculoskeletal disorders (MSDs): back pain, shoulder pain, wrist injuries, knee problems. The risk is not the same for every rider. Someone who is 22 and works 4 hours a day on a scooter is in a very different situation from a 45-year-old who works 10 hours a day on a motorbike with a handheld bag.</w:t>
       </w:r>
     </w:p>
     <w:p>
